--- a/Manual de Implementacion.docx
+++ b/Manual de Implementacion.docx
@@ -5,7 +5,7 @@
     <w:p>
       <w:pPr>
         <w:pStyle w:val="Ttulo1"/>
-        <w:spacing w:line="360" w:lineRule="auto"/>
+        <w:spacing w:line="276" w:lineRule="auto"/>
         <w:jc w:val="center"/>
         <w:rPr>
           <w:rFonts w:ascii="Arial" w:hAnsi="Arial" w:cs="Arial"/>
@@ -29,7 +29,7 @@
     <w:p>
       <w:pPr>
         <w:pStyle w:val="Ttulo2"/>
-        <w:spacing w:line="360" w:lineRule="auto"/>
+        <w:spacing w:line="276" w:lineRule="auto"/>
         <w:jc w:val="center"/>
         <w:rPr>
           <w:rFonts w:ascii="Arial" w:hAnsi="Arial" w:cs="Arial"/>
@@ -52,7 +52,7 @@
     </w:p>
     <w:p>
       <w:pPr>
-        <w:spacing w:line="360" w:lineRule="auto"/>
+        <w:spacing w:line="276" w:lineRule="auto"/>
         <w:jc w:val="both"/>
         <w:rPr>
           <w:rFonts w:ascii="Arial" w:hAnsi="Arial" w:cs="Arial"/>
@@ -64,7 +64,7 @@
     </w:p>
     <w:p>
       <w:pPr>
-        <w:spacing w:line="360" w:lineRule="auto"/>
+        <w:spacing w:line="276" w:lineRule="auto"/>
         <w:jc w:val="both"/>
         <w:rPr>
           <w:rFonts w:ascii="Arial" w:hAnsi="Arial" w:cs="Arial"/>
@@ -85,7 +85,7 @@
     </w:p>
     <w:p>
       <w:pPr>
-        <w:spacing w:line="360" w:lineRule="auto"/>
+        <w:spacing w:line="276" w:lineRule="auto"/>
         <w:jc w:val="both"/>
         <w:rPr>
           <w:rFonts w:ascii="Arial" w:hAnsi="Arial" w:cs="Arial"/>
@@ -135,7 +135,7 @@
           <w:sz w:val="24"/>
           <w:szCs w:val="24"/>
         </w:rPr>
-        <w:t>miércoles, 11 de marzo de 2026</w:t>
+        <w:t>miércoles, 29 de abril de 2026</w:t>
       </w:r>
       <w:r>
         <w:rPr>
@@ -149,7 +149,7 @@
     </w:p>
     <w:p>
       <w:pPr>
-        <w:spacing w:line="360" w:lineRule="auto"/>
+        <w:spacing w:line="276" w:lineRule="auto"/>
         <w:rPr>
           <w:rFonts w:ascii="Arial" w:hAnsi="Arial" w:cs="Arial"/>
           <w:sz w:val="24"/>
@@ -160,7 +160,7 @@
     <w:p>
       <w:pPr>
         <w:pStyle w:val="Ttulo3"/>
-        <w:spacing w:line="360" w:lineRule="auto"/>
+        <w:spacing w:line="276" w:lineRule="auto"/>
         <w:jc w:val="both"/>
         <w:rPr>
           <w:rFonts w:ascii="Arial" w:hAnsi="Arial" w:cs="Arial"/>
@@ -181,7 +181,7 @@
     </w:p>
     <w:p>
       <w:pPr>
-        <w:spacing w:line="360" w:lineRule="auto"/>
+        <w:spacing w:line="276" w:lineRule="auto"/>
         <w:jc w:val="both"/>
         <w:rPr>
           <w:rFonts w:ascii="Arial" w:hAnsi="Arial" w:cs="Arial"/>
@@ -200,17 +200,17 @@
     </w:p>
     <w:p>
       <w:pPr>
-        <w:spacing w:line="360" w:lineRule="auto"/>
-        <w:rPr>
-          <w:rFonts w:ascii="Arial" w:hAnsi="Arial" w:cs="Arial"/>
-          <w:sz w:val="24"/>
-          <w:szCs w:val="24"/>
-        </w:rPr>
-      </w:pPr>
-    </w:p>
-    <w:p>
-      <w:pPr>
-        <w:spacing w:line="360" w:lineRule="auto"/>
+        <w:spacing w:line="276" w:lineRule="auto"/>
+        <w:rPr>
+          <w:rFonts w:ascii="Arial" w:hAnsi="Arial" w:cs="Arial"/>
+          <w:sz w:val="24"/>
+          <w:szCs w:val="24"/>
+        </w:rPr>
+      </w:pPr>
+    </w:p>
+    <w:p>
+      <w:pPr>
+        <w:spacing w:line="276" w:lineRule="auto"/>
         <w:jc w:val="both"/>
         <w:rPr>
           <w:rFonts w:ascii="Arial" w:hAnsi="Arial" w:cs="Arial"/>
@@ -229,7 +229,7 @@
     </w:p>
     <w:p>
       <w:pPr>
-        <w:spacing w:line="360" w:lineRule="auto"/>
+        <w:spacing w:line="276" w:lineRule="auto"/>
         <w:rPr>
           <w:rFonts w:ascii="Arial" w:hAnsi="Arial" w:cs="Arial"/>
           <w:sz w:val="24"/>
@@ -248,7 +248,7 @@
     <w:p>
       <w:pPr>
         <w:pStyle w:val="Ttulo2"/>
-        <w:spacing w:line="360" w:lineRule="auto"/>
+        <w:spacing w:line="276" w:lineRule="auto"/>
         <w:jc w:val="both"/>
         <w:rPr>
           <w:rFonts w:ascii="Arial" w:hAnsi="Arial" w:cs="Arial"/>
@@ -271,7 +271,7 @@
     </w:p>
     <w:p>
       <w:pPr>
-        <w:spacing w:line="360" w:lineRule="auto"/>
+        <w:spacing w:line="276" w:lineRule="auto"/>
         <w:jc w:val="both"/>
         <w:rPr>
           <w:lang w:val="es-ES"/>
@@ -280,7 +280,7 @@
     </w:p>
     <w:p>
       <w:pPr>
-        <w:spacing w:line="360" w:lineRule="auto"/>
+        <w:spacing w:line="276" w:lineRule="auto"/>
         <w:jc w:val="both"/>
         <w:rPr>
           <w:rFonts w:ascii="Arial" w:hAnsi="Arial" w:cs="Arial"/>
@@ -310,7 +310,7 @@
     </w:p>
     <w:p>
       <w:pPr>
-        <w:spacing w:line="360" w:lineRule="auto"/>
+        <w:spacing w:line="276" w:lineRule="auto"/>
         <w:jc w:val="both"/>
         <w:rPr>
           <w:rFonts w:ascii="Arial" w:hAnsi="Arial" w:cs="Arial"/>
@@ -331,7 +331,7 @@
     </w:p>
     <w:p>
       <w:pPr>
-        <w:spacing w:line="360" w:lineRule="auto"/>
+        <w:spacing w:line="276" w:lineRule="auto"/>
         <w:jc w:val="both"/>
         <w:rPr>
           <w:rFonts w:ascii="Arial" w:hAnsi="Arial" w:cs="Arial"/>
@@ -344,7 +344,7 @@
     <w:p>
       <w:pPr>
         <w:pStyle w:val="Ttulo3"/>
-        <w:spacing w:line="360" w:lineRule="auto"/>
+        <w:spacing w:line="276" w:lineRule="auto"/>
         <w:rPr>
           <w:rFonts w:ascii="Arial" w:hAnsi="Arial" w:cs="Arial"/>
           <w:b/>
@@ -366,7 +366,7 @@
     </w:p>
     <w:p>
       <w:pPr>
-        <w:spacing w:line="360" w:lineRule="auto"/>
+        <w:spacing w:line="276" w:lineRule="auto"/>
         <w:jc w:val="both"/>
         <w:rPr>
           <w:rFonts w:ascii="Arial" w:hAnsi="Arial" w:cs="Arial"/>
@@ -410,7 +410,7 @@
                     </pic:cNvPicPr>
                   </pic:nvPicPr>
                   <pic:blipFill>
-                    <a:blip r:embed="rId6" cstate="print">
+                    <a:blip r:embed="rId7" cstate="print">
                       <a:extLst>
                         <a:ext uri="{28A0092B-C50C-407E-A947-70E740481C1C}">
                           <a14:useLocalDpi xmlns:a14="http://schemas.microsoft.com/office/drawing/2010/main" val="0"/>
@@ -479,7 +479,7 @@
                     </pic:cNvPicPr>
                   </pic:nvPicPr>
                   <pic:blipFill>
-                    <a:blip r:embed="rId7" cstate="print">
+                    <a:blip r:embed="rId8" cstate="print">
                       <a:extLst>
                         <a:ext uri="{28A0092B-C50C-407E-A947-70E740481C1C}">
                           <a14:useLocalDpi xmlns:a14="http://schemas.microsoft.com/office/drawing/2010/main" val="0"/>
@@ -547,7 +547,7 @@
                     </pic:cNvPicPr>
                   </pic:nvPicPr>
                   <pic:blipFill>
-                    <a:blip r:embed="rId8">
+                    <a:blip r:embed="rId9">
                       <a:extLst>
                         <a:ext uri="{28A0092B-C50C-407E-A947-70E740481C1C}">
                           <a14:useLocalDpi xmlns:a14="http://schemas.microsoft.com/office/drawing/2010/main" val="0"/>
@@ -609,7 +609,7 @@
                     </pic:cNvPicPr>
                   </pic:nvPicPr>
                   <pic:blipFill>
-                    <a:blip r:embed="rId9">
+                    <a:blip r:embed="rId10">
                       <a:extLst>
                         <a:ext uri="{28A0092B-C50C-407E-A947-70E740481C1C}">
                           <a14:useLocalDpi xmlns:a14="http://schemas.microsoft.com/office/drawing/2010/main" val="0"/>
@@ -655,7 +655,7 @@
     </w:p>
     <w:p>
       <w:pPr>
-        <w:spacing w:line="360" w:lineRule="auto"/>
+        <w:spacing w:line="276" w:lineRule="auto"/>
         <w:jc w:val="both"/>
         <w:rPr>
           <w:rFonts w:ascii="Arial" w:hAnsi="Arial" w:cs="Arial"/>
@@ -667,7 +667,7 @@
     </w:p>
     <w:p>
       <w:pPr>
-        <w:spacing w:line="360" w:lineRule="auto"/>
+        <w:spacing w:line="276" w:lineRule="auto"/>
         <w:rPr>
           <w:rFonts w:ascii="Arial" w:hAnsi="Arial" w:cs="Arial"/>
           <w:sz w:val="24"/>
@@ -688,7 +688,7 @@
     <w:p>
       <w:pPr>
         <w:pStyle w:val="Ttulo2"/>
-        <w:spacing w:line="360" w:lineRule="auto"/>
+        <w:spacing w:line="276" w:lineRule="auto"/>
         <w:rPr>
           <w:rFonts w:ascii="Arial" w:hAnsi="Arial" w:cs="Arial"/>
           <w:b/>
@@ -708,16 +708,309 @@
         <w:lastRenderedPageBreak/>
         <w:t>Menú Principal</w:t>
       </w:r>
+    </w:p>
+    <w:p>
+      <w:pPr>
+        <w:pStyle w:val="Ttulo3"/>
+        <w:spacing w:line="276" w:lineRule="auto"/>
+        <w:rPr>
+          <w:rFonts w:ascii="Arial" w:hAnsi="Arial" w:cs="Arial"/>
+          <w:sz w:val="28"/>
+          <w:szCs w:val="28"/>
+        </w:rPr>
+      </w:pPr>
+      <w:r>
+        <w:rPr>
+          <w:rFonts w:ascii="Arial" w:hAnsi="Arial" w:cs="Arial"/>
+          <w:sz w:val="28"/>
+          <w:szCs w:val="28"/>
+          <w:lang w:val="es-ES"/>
+        </w:rPr>
+        <w:drawing>
+          <wp:anchor distT="0" distB="0" distL="114300" distR="114300" simplePos="0" relativeHeight="251662336" behindDoc="1" locked="0" layoutInCell="1" allowOverlap="1" wp14:anchorId="373F1413" wp14:editId="09F1E643">
+            <wp:simplePos x="0" y="0"/>
+            <wp:positionH relativeFrom="margin">
+              <wp:align>left</wp:align>
+            </wp:positionH>
+            <wp:positionV relativeFrom="paragraph">
+              <wp:posOffset>71120</wp:posOffset>
+            </wp:positionV>
+            <wp:extent cx="3239770" cy="4043045"/>
+            <wp:effectExtent l="0" t="0" r="0" b="0"/>
+            <wp:wrapTight wrapText="bothSides">
+              <wp:wrapPolygon edited="0">
+                <wp:start x="0" y="0"/>
+                <wp:lineTo x="0" y="21474"/>
+                <wp:lineTo x="21465" y="21474"/>
+                <wp:lineTo x="21465" y="0"/>
+                <wp:lineTo x="0" y="0"/>
+              </wp:wrapPolygon>
+            </wp:wrapTight>
+            <wp:docPr id="1" name="Imagen 1"/>
+            <wp:cNvGraphicFramePr>
+              <a:graphicFrameLocks xmlns:a="http://schemas.openxmlformats.org/drawingml/2006/main" noChangeAspect="1"/>
+            </wp:cNvGraphicFramePr>
+            <a:graphic xmlns:a="http://schemas.openxmlformats.org/drawingml/2006/main">
+              <a:graphicData uri="http://schemas.openxmlformats.org/drawingml/2006/picture">
+                <pic:pic xmlns:pic="http://schemas.openxmlformats.org/drawingml/2006/picture">
+                  <pic:nvPicPr>
+                    <pic:cNvPr id="1" name=""/>
+                    <pic:cNvPicPr/>
+                  </pic:nvPicPr>
+                  <pic:blipFill>
+                    <a:blip r:embed="rId11">
+                      <a:extLst>
+                        <a:ext uri="{28A0092B-C50C-407E-A947-70E740481C1C}">
+                          <a14:useLocalDpi xmlns:a14="http://schemas.microsoft.com/office/drawing/2010/main" val="0"/>
+                        </a:ext>
+                      </a:extLst>
+                    </a:blip>
+                    <a:stretch>
+                      <a:fillRect/>
+                    </a:stretch>
+                  </pic:blipFill>
+                  <pic:spPr>
+                    <a:xfrm>
+                      <a:off x="0" y="0"/>
+                      <a:ext cx="3239770" cy="4043045"/>
+                    </a:xfrm>
+                    <a:prstGeom prst="rect">
+                      <a:avLst/>
+                    </a:prstGeom>
+                  </pic:spPr>
+                </pic:pic>
+              </a:graphicData>
+            </a:graphic>
+            <wp14:sizeRelH relativeFrom="margin">
+              <wp14:pctWidth>0</wp14:pctWidth>
+            </wp14:sizeRelH>
+            <wp14:sizeRelV relativeFrom="margin">
+              <wp14:pctHeight>0</wp14:pctHeight>
+            </wp14:sizeRelV>
+          </wp:anchor>
+        </w:drawing>
+      </w:r>
+      <w:r>
+        <w:rPr>
+          <w:rStyle w:val="Textoennegrita"/>
+          <w:rFonts w:ascii="Arial" w:hAnsi="Arial" w:cs="Arial"/>
+          <w:bCs w:val="0"/>
+          <w:sz w:val="28"/>
+          <w:szCs w:val="28"/>
+        </w:rPr>
+        <w:t>Pantalla Principal</w:t>
+      </w:r>
+    </w:p>
+    <w:p>
+      <w:pPr>
+        <w:pStyle w:val="NormalWeb"/>
+        <w:spacing w:line="276" w:lineRule="auto"/>
+        <w:jc w:val="both"/>
+        <w:rPr>
+          <w:rFonts w:ascii="Arial" w:hAnsi="Arial" w:cs="Arial"/>
+        </w:rPr>
+      </w:pPr>
+      <w:r>
+        <w:rPr>
+          <w:rFonts w:ascii="Arial" w:hAnsi="Arial" w:cs="Arial"/>
+        </w:rPr>
+        <w:t xml:space="preserve">La pantalla principal del sistema </w:t>
+      </w:r>
+      <w:r>
+        <w:rPr>
+          <w:rStyle w:val="Textoennegrita"/>
+          <w:rFonts w:ascii="Arial" w:hAnsi="Arial" w:cs="Arial"/>
+        </w:rPr>
+        <w:t>DJ Software – Punto de Venta</w:t>
+      </w:r>
+      <w:r>
+        <w:rPr>
+          <w:rFonts w:ascii="Arial" w:hAnsi="Arial" w:cs="Arial"/>
+        </w:rPr>
+        <w:t xml:space="preserve"> constituye el punto de acceso inicial para el usuario. Su diseño presenta una interfaz moderna con fondo degradado en tonos morados y el logotipo del sistema ubicado en la parte superior central, lo que permite una identificación visual rápida del software.</w:t>
+      </w:r>
       <w:bookmarkStart w:id="0" w:name="_GoBack"/>
       <w:bookmarkEnd w:id="0"/>
     </w:p>
+    <w:p>
+      <w:pPr>
+        <w:pStyle w:val="NormalWeb"/>
+        <w:spacing w:line="276" w:lineRule="auto"/>
+        <w:jc w:val="both"/>
+        <w:rPr>
+          <w:rFonts w:ascii="Arial" w:hAnsi="Arial" w:cs="Arial"/>
+        </w:rPr>
+      </w:pPr>
+      <w:r>
+        <w:rPr>
+          <w:rFonts w:ascii="Arial" w:hAnsi="Arial" w:cs="Arial"/>
+        </w:rPr>
+        <w:t>En la parte central inferior se encuentran los botones principales de navegación, diseñados con fondo negro y texto en color blanco para facilitar su visibilidad. Cada botón dirige al usuario a las distintas funcionalidades del sistema:</w:t>
+      </w:r>
+    </w:p>
+    <w:p>
+      <w:pPr>
+        <w:numPr>
+          <w:ilvl w:val="0"/>
+          <w:numId w:val="1"/>
+        </w:numPr>
+        <w:spacing w:before="100" w:beforeAutospacing="1" w:after="100" w:afterAutospacing="1" w:line="276" w:lineRule="auto"/>
+        <w:jc w:val="both"/>
+        <w:rPr>
+          <w:rFonts w:ascii="Arial" w:hAnsi="Arial" w:cs="Arial"/>
+          <w:sz w:val="24"/>
+          <w:szCs w:val="24"/>
+        </w:rPr>
+      </w:pPr>
+      <w:r>
+        <w:rPr>
+          <w:rStyle w:val="Textoennegrita"/>
+          <w:rFonts w:ascii="Arial" w:hAnsi="Arial" w:cs="Arial"/>
+          <w:sz w:val="24"/>
+          <w:szCs w:val="24"/>
+        </w:rPr>
+        <w:t>Registro de Productos:</w:t>
+      </w:r>
+      <w:r>
+        <w:rPr>
+          <w:rFonts w:ascii="Arial" w:hAnsi="Arial" w:cs="Arial"/>
+          <w:sz w:val="24"/>
+          <w:szCs w:val="24"/>
+        </w:rPr>
+        <w:t xml:space="preserve"> Permite agregar, editar y gestionar la información de los productos disponibles en el sistema. </w:t>
+      </w:r>
+    </w:p>
+    <w:p>
+      <w:pPr>
+        <w:numPr>
+          <w:ilvl w:val="0"/>
+          <w:numId w:val="1"/>
+        </w:numPr>
+        <w:spacing w:before="100" w:beforeAutospacing="1" w:after="100" w:afterAutospacing="1" w:line="276" w:lineRule="auto"/>
+        <w:jc w:val="both"/>
+        <w:rPr>
+          <w:rFonts w:ascii="Arial" w:hAnsi="Arial" w:cs="Arial"/>
+          <w:sz w:val="24"/>
+          <w:szCs w:val="24"/>
+        </w:rPr>
+      </w:pPr>
+      <w:r>
+        <w:rPr>
+          <w:rStyle w:val="Textoennegrita"/>
+          <w:rFonts w:ascii="Arial" w:hAnsi="Arial" w:cs="Arial"/>
+          <w:sz w:val="24"/>
+          <w:szCs w:val="24"/>
+        </w:rPr>
+        <w:t>Registro de Ventas:</w:t>
+      </w:r>
+      <w:r>
+        <w:rPr>
+          <w:rFonts w:ascii="Arial" w:hAnsi="Arial" w:cs="Arial"/>
+          <w:sz w:val="24"/>
+          <w:szCs w:val="24"/>
+        </w:rPr>
+        <w:t xml:space="preserve"> Facilita la realización y control de las transacciones de venta. </w:t>
+      </w:r>
+    </w:p>
+    <w:p>
+      <w:pPr>
+        <w:numPr>
+          <w:ilvl w:val="0"/>
+          <w:numId w:val="1"/>
+        </w:numPr>
+        <w:spacing w:before="100" w:beforeAutospacing="1" w:after="100" w:afterAutospacing="1" w:line="276" w:lineRule="auto"/>
+        <w:jc w:val="both"/>
+        <w:rPr>
+          <w:rFonts w:ascii="Arial" w:hAnsi="Arial" w:cs="Arial"/>
+          <w:sz w:val="24"/>
+          <w:szCs w:val="24"/>
+        </w:rPr>
+      </w:pPr>
+      <w:r>
+        <w:rPr>
+          <w:rStyle w:val="Textoennegrita"/>
+          <w:rFonts w:ascii="Arial" w:hAnsi="Arial" w:cs="Arial"/>
+          <w:sz w:val="24"/>
+          <w:szCs w:val="24"/>
+        </w:rPr>
+        <w:t>Reportes:</w:t>
+      </w:r>
+      <w:r>
+        <w:rPr>
+          <w:rFonts w:ascii="Arial" w:hAnsi="Arial" w:cs="Arial"/>
+          <w:sz w:val="24"/>
+          <w:szCs w:val="24"/>
+        </w:rPr>
+        <w:t xml:space="preserve"> Proporciona acceso a la generación y consulta de reportes relacionados con ventas y productos. </w:t>
+      </w:r>
+    </w:p>
+    <w:p>
+      <w:pPr>
+        <w:numPr>
+          <w:ilvl w:val="0"/>
+          <w:numId w:val="1"/>
+        </w:numPr>
+        <w:spacing w:before="100" w:beforeAutospacing="1" w:after="100" w:afterAutospacing="1" w:line="276" w:lineRule="auto"/>
+        <w:jc w:val="both"/>
+        <w:rPr>
+          <w:rFonts w:ascii="Arial" w:hAnsi="Arial" w:cs="Arial"/>
+          <w:sz w:val="24"/>
+          <w:szCs w:val="24"/>
+        </w:rPr>
+      </w:pPr>
+      <w:r>
+        <w:rPr>
+          <w:rStyle w:val="Textoennegrita"/>
+          <w:rFonts w:ascii="Arial" w:hAnsi="Arial" w:cs="Arial"/>
+          <w:sz w:val="24"/>
+          <w:szCs w:val="24"/>
+        </w:rPr>
+        <w:t>Acerca de:</w:t>
+      </w:r>
+      <w:r>
+        <w:rPr>
+          <w:rFonts w:ascii="Arial" w:hAnsi="Arial" w:cs="Arial"/>
+          <w:sz w:val="24"/>
+          <w:szCs w:val="24"/>
+        </w:rPr>
+        <w:t xml:space="preserve"> Muestra información general sobre el sistema, como su propósito, versión y desarrollador. </w:t>
+      </w:r>
+    </w:p>
+    <w:p>
+      <w:pPr>
+        <w:pStyle w:val="NormalWeb"/>
+        <w:spacing w:line="276" w:lineRule="auto"/>
+        <w:jc w:val="both"/>
+        <w:rPr>
+          <w:rFonts w:ascii="Arial" w:hAnsi="Arial" w:cs="Arial"/>
+        </w:rPr>
+      </w:pPr>
+      <w:r>
+        <w:rPr>
+          <w:rFonts w:ascii="Arial" w:hAnsi="Arial" w:cs="Arial"/>
+        </w:rPr>
+        <w:t>Esta pantalla está diseñada para ser intuitiva y de fácil uso, permitiendo al usuario acceder rápidamente a las funciones principales del sistema sin necesidad de configuraciones adicionales.</w:t>
+      </w:r>
+    </w:p>
+    <w:p>
+      <w:pPr>
+        <w:spacing w:line="276" w:lineRule="auto"/>
+        <w:jc w:val="both"/>
+        <w:rPr>
+          <w:rFonts w:ascii="Arial" w:hAnsi="Arial" w:cs="Arial"/>
+          <w:sz w:val="24"/>
+          <w:szCs w:val="24"/>
+          <w:lang w:val="es-ES"/>
+        </w:rPr>
+      </w:pPr>
+    </w:p>
     <w:sectPr>
-      <w:headerReference w:type="even" r:id="rId10"/>
-      <w:headerReference w:type="default" r:id="rId11"/>
-      <w:footerReference w:type="even" r:id="rId12"/>
-      <w:footerReference w:type="default" r:id="rId13"/>
-      <w:headerReference w:type="first" r:id="rId14"/>
-      <w:footerReference w:type="first" r:id="rId15"/>
+      <w:headerReference w:type="even" r:id="rId12"/>
+      <w:headerReference w:type="default" r:id="rId13"/>
+      <w:footerReference w:type="even" r:id="rId14"/>
+      <w:footerReference w:type="default" r:id="rId15"/>
+      <w:headerReference w:type="first" r:id="rId16"/>
+      <w:footerReference w:type="first" r:id="rId17"/>
       <w:pgSz w:w="12240" w:h="15840"/>
       <w:pgMar w:top="1417" w:right="1701" w:bottom="1417" w:left="1701" w:header="708" w:footer="708" w:gutter="0"/>
       <w:cols w:space="708"/>
@@ -810,6 +1103,7 @@
             <w:dataBinding w:prefixMappings="xmlns:ns0='http://purl.org/dc/elements/1.1/' xmlns:ns1='http://schemas.openxmlformats.org/package/2006/metadata/core-properties' " w:xpath="/ns1:coreProperties[1]/ns0:creator[1]" w:storeItemID="{6C3C8BC8-F283-45AE-878A-BAB7291924A1}"/>
             <w:text/>
           </w:sdtPr>
+          <w:sdtEndPr/>
           <w:sdtContent>
             <w:p>
               <w:pPr>
@@ -959,7 +1253,8 @@
           <o:lock v:ext="edit" aspectratio="t"/>
         </v:shapetype>
         <v:shape id="WordPictureWatermark3702829" o:spid="_x0000_s2053" type="#_x0000_t75" style="position:absolute;margin-left:0;margin-top:0;width:441.35pt;height:294.2pt;z-index:-251657216;mso-position-horizontal:center;mso-position-horizontal-relative:margin;mso-position-vertical:center;mso-position-vertical-relative:margin" o:allowincell="f">
-          <v:imagedata r:id="rId1" o:title="Flag_of_Peru_(state).svg" gain="19661f" blacklevel="22938f"/>
+          <v:imagedata r:id="rId1" o:title="Flag_of_Peru_(state)" gain="19661f" blacklevel="22938f"/>
+          <w10:wrap anchorx="margin" anchory="margin"/>
         </v:shape>
       </w:pict>
     </w:r>
@@ -1070,7 +1365,8 @@
           <o:lock v:ext="edit" aspectratio="t"/>
         </v:shapetype>
         <v:shape id="WordPictureWatermark3702830" o:spid="_x0000_s2054" type="#_x0000_t75" style="position:absolute;margin-left:0;margin-top:0;width:441.35pt;height:294.2pt;z-index:-251656192;mso-position-horizontal:center;mso-position-horizontal-relative:margin;mso-position-vertical:center;mso-position-vertical-relative:margin" o:allowincell="f">
-          <v:imagedata r:id="rId1" o:title="Flag_of_Peru_(state).svg" gain="19661f" blacklevel="22938f"/>
+          <v:imagedata r:id="rId1" o:title="Flag_of_Peru_(state)" gain="19661f" blacklevel="22938f"/>
+          <w10:wrap anchorx="margin" anchory="margin"/>
         </v:shape>
       </w:pict>
     </w:r>
@@ -1110,12 +1406,170 @@
           <o:lock v:ext="edit" aspectratio="t"/>
         </v:shapetype>
         <v:shape id="WordPictureWatermark3702828" o:spid="_x0000_s2052" type="#_x0000_t75" style="position:absolute;margin-left:0;margin-top:0;width:441.35pt;height:294.2pt;z-index:-251658240;mso-position-horizontal:center;mso-position-horizontal-relative:margin;mso-position-vertical:center;mso-position-vertical-relative:margin" o:allowincell="f">
-          <v:imagedata r:id="rId1" o:title="Flag_of_Peru_(state).svg" gain="19661f" blacklevel="22938f"/>
+          <v:imagedata r:id="rId1" o:title="Flag_of_Peru_(state)" gain="19661f" blacklevel="22938f"/>
+          <w10:wrap anchorx="margin" anchory="margin"/>
         </v:shape>
       </w:pict>
     </w:r>
   </w:p>
 </w:hdr>
+</file>
+
+<file path=word/numbering.xml><?xml version="1.0" encoding="utf-8"?>
+<w:numbering xmlns:wpc="http://schemas.microsoft.com/office/word/2010/wordprocessingCanvas" xmlns:cx="http://schemas.microsoft.com/office/drawing/2014/chartex" xmlns:mc="http://schemas.openxmlformats.org/markup-compatibility/2006" xmlns:o="urn:schemas-microsoft-com:office:office" xmlns:r="http://schemas.openxmlformats.org/officeDocument/2006/relationships" xmlns:m="http://schemas.openxmlformats.org/officeDocument/2006/math" xmlns:v="urn:schemas-microsoft-com:vml" xmlns:wp14="http://schemas.microsoft.com/office/word/2010/wordprocessingDrawing" xmlns:wp="http://schemas.openxmlformats.org/drawingml/2006/wordprocessingDrawing" xmlns:w10="urn:schemas-microsoft-com:office:word" xmlns:w="http://schemas.openxmlformats.org/wordprocessingml/2006/main" xmlns:w14="http://schemas.microsoft.com/office/word/2010/wordml" xmlns:w15="http://schemas.microsoft.com/office/word/2012/wordml" xmlns:w16se="http://schemas.microsoft.com/office/word/2015/wordml/symex" xmlns:wpg="http://schemas.microsoft.com/office/word/2010/wordprocessingGroup" xmlns:wpi="http://schemas.microsoft.com/office/word/2010/wordprocessingInk" xmlns:wne="http://schemas.microsoft.com/office/word/2006/wordml" xmlns:wps="http://schemas.microsoft.com/office/word/2010/wordprocessingShape" mc:Ignorable="w14 w15 w16se wp14">
+  <w:abstractNum w:abstractNumId="0" w15:restartNumberingAfterBreak="0">
+    <w:nsid w:val="6DCD300A"/>
+    <w:multiLevelType w:val="multilevel"/>
+    <w:tmpl w:val="45DA2F38"/>
+    <w:lvl w:ilvl="0">
+      <w:start w:val="1"/>
+      <w:numFmt w:val="bullet"/>
+      <w:lvlText w:val=""/>
+      <w:lvlJc w:val="left"/>
+      <w:pPr>
+        <w:tabs>
+          <w:tab w:val="num" w:pos="720"/>
+        </w:tabs>
+        <w:ind w:left="720" w:hanging="360"/>
+      </w:pPr>
+      <w:rPr>
+        <w:rFonts w:ascii="Symbol" w:hAnsi="Symbol" w:hint="default"/>
+        <w:sz w:val="20"/>
+      </w:rPr>
+    </w:lvl>
+    <w:lvl w:ilvl="1" w:tentative="1">
+      <w:start w:val="1"/>
+      <w:numFmt w:val="bullet"/>
+      <w:lvlText w:val="o"/>
+      <w:lvlJc w:val="left"/>
+      <w:pPr>
+        <w:tabs>
+          <w:tab w:val="num" w:pos="1440"/>
+        </w:tabs>
+        <w:ind w:left="1440" w:hanging="360"/>
+      </w:pPr>
+      <w:rPr>
+        <w:rFonts w:ascii="Courier New" w:hAnsi="Courier New" w:hint="default"/>
+        <w:sz w:val="20"/>
+      </w:rPr>
+    </w:lvl>
+    <w:lvl w:ilvl="2" w:tentative="1">
+      <w:start w:val="1"/>
+      <w:numFmt w:val="bullet"/>
+      <w:lvlText w:val=""/>
+      <w:lvlJc w:val="left"/>
+      <w:pPr>
+        <w:tabs>
+          <w:tab w:val="num" w:pos="2160"/>
+        </w:tabs>
+        <w:ind w:left="2160" w:hanging="360"/>
+      </w:pPr>
+      <w:rPr>
+        <w:rFonts w:ascii="Wingdings" w:hAnsi="Wingdings" w:hint="default"/>
+        <w:sz w:val="20"/>
+      </w:rPr>
+    </w:lvl>
+    <w:lvl w:ilvl="3" w:tentative="1">
+      <w:start w:val="1"/>
+      <w:numFmt w:val="bullet"/>
+      <w:lvlText w:val=""/>
+      <w:lvlJc w:val="left"/>
+      <w:pPr>
+        <w:tabs>
+          <w:tab w:val="num" w:pos="2880"/>
+        </w:tabs>
+        <w:ind w:left="2880" w:hanging="360"/>
+      </w:pPr>
+      <w:rPr>
+        <w:rFonts w:ascii="Wingdings" w:hAnsi="Wingdings" w:hint="default"/>
+        <w:sz w:val="20"/>
+      </w:rPr>
+    </w:lvl>
+    <w:lvl w:ilvl="4" w:tentative="1">
+      <w:start w:val="1"/>
+      <w:numFmt w:val="bullet"/>
+      <w:lvlText w:val=""/>
+      <w:lvlJc w:val="left"/>
+      <w:pPr>
+        <w:tabs>
+          <w:tab w:val="num" w:pos="3600"/>
+        </w:tabs>
+        <w:ind w:left="3600" w:hanging="360"/>
+      </w:pPr>
+      <w:rPr>
+        <w:rFonts w:ascii="Wingdings" w:hAnsi="Wingdings" w:hint="default"/>
+        <w:sz w:val="20"/>
+      </w:rPr>
+    </w:lvl>
+    <w:lvl w:ilvl="5" w:tentative="1">
+      <w:start w:val="1"/>
+      <w:numFmt w:val="bullet"/>
+      <w:lvlText w:val=""/>
+      <w:lvlJc w:val="left"/>
+      <w:pPr>
+        <w:tabs>
+          <w:tab w:val="num" w:pos="4320"/>
+        </w:tabs>
+        <w:ind w:left="4320" w:hanging="360"/>
+      </w:pPr>
+      <w:rPr>
+        <w:rFonts w:ascii="Wingdings" w:hAnsi="Wingdings" w:hint="default"/>
+        <w:sz w:val="20"/>
+      </w:rPr>
+    </w:lvl>
+    <w:lvl w:ilvl="6" w:tentative="1">
+      <w:start w:val="1"/>
+      <w:numFmt w:val="bullet"/>
+      <w:lvlText w:val=""/>
+      <w:lvlJc w:val="left"/>
+      <w:pPr>
+        <w:tabs>
+          <w:tab w:val="num" w:pos="5040"/>
+        </w:tabs>
+        <w:ind w:left="5040" w:hanging="360"/>
+      </w:pPr>
+      <w:rPr>
+        <w:rFonts w:ascii="Wingdings" w:hAnsi="Wingdings" w:hint="default"/>
+        <w:sz w:val="20"/>
+      </w:rPr>
+    </w:lvl>
+    <w:lvl w:ilvl="7" w:tentative="1">
+      <w:start w:val="1"/>
+      <w:numFmt w:val="bullet"/>
+      <w:lvlText w:val=""/>
+      <w:lvlJc w:val="left"/>
+      <w:pPr>
+        <w:tabs>
+          <w:tab w:val="num" w:pos="5760"/>
+        </w:tabs>
+        <w:ind w:left="5760" w:hanging="360"/>
+      </w:pPr>
+      <w:rPr>
+        <w:rFonts w:ascii="Wingdings" w:hAnsi="Wingdings" w:hint="default"/>
+        <w:sz w:val="20"/>
+      </w:rPr>
+    </w:lvl>
+    <w:lvl w:ilvl="8" w:tentative="1">
+      <w:start w:val="1"/>
+      <w:numFmt w:val="bullet"/>
+      <w:lvlText w:val=""/>
+      <w:lvlJc w:val="left"/>
+      <w:pPr>
+        <w:tabs>
+          <w:tab w:val="num" w:pos="6480"/>
+        </w:tabs>
+        <w:ind w:left="6480" w:hanging="360"/>
+      </w:pPr>
+      <w:rPr>
+        <w:rFonts w:ascii="Wingdings" w:hAnsi="Wingdings" w:hint="default"/>
+        <w:sz w:val="20"/>
+      </w:rPr>
+    </w:lvl>
+  </w:abstractNum>
+  <w:num w:numId="1">
+    <w:abstractNumId w:val="0"/>
+  </w:num>
+</w:numbering>
 </file>
 
 <file path=word/styles.xml><?xml version="1.0" encoding="utf-8"?>
@@ -1687,6 +2141,34 @@
       <w:szCs w:val="24"/>
     </w:rPr>
   </w:style>
+  <w:style w:type="character" w:styleId="Textoennegrita">
+    <w:name w:val="Strong"/>
+    <w:basedOn w:val="Fuentedeprrafopredeter"/>
+    <w:uiPriority w:val="22"/>
+    <w:qFormat/>
+    <w:rsid w:val="00FE03CE"/>
+    <w:rPr>
+      <w:b/>
+      <w:bCs/>
+    </w:rPr>
+  </w:style>
+  <w:style w:type="paragraph" w:styleId="NormalWeb">
+    <w:name w:val="Normal (Web)"/>
+    <w:basedOn w:val="Normal"/>
+    <w:uiPriority w:val="99"/>
+    <w:semiHidden/>
+    <w:unhideWhenUsed/>
+    <w:rsid w:val="00FE03CE"/>
+    <w:pPr>
+      <w:spacing w:before="100" w:beforeAutospacing="1" w:after="100" w:afterAutospacing="1" w:line="240" w:lineRule="auto"/>
+    </w:pPr>
+    <w:rPr>
+      <w:rFonts w:ascii="Times New Roman" w:eastAsia="Times New Roman" w:hAnsi="Times New Roman" w:cs="Times New Roman"/>
+      <w:sz w:val="24"/>
+      <w:szCs w:val="24"/>
+      <w:lang w:eastAsia="es-MX"/>
+    </w:rPr>
+  </w:style>
 </w:styles>
 </file>
 
@@ -1730,33 +2212,54 @@
 
 <file path=word/glossary/fontTable.xml><?xml version="1.0" encoding="utf-8"?>
 <w:fonts xmlns:mc="http://schemas.openxmlformats.org/markup-compatibility/2006" xmlns:r="http://schemas.openxmlformats.org/officeDocument/2006/relationships" xmlns:w="http://schemas.openxmlformats.org/wordprocessingml/2006/main" xmlns:w14="http://schemas.microsoft.com/office/word/2010/wordml" xmlns:w15="http://schemas.microsoft.com/office/word/2012/wordml" xmlns:w16se="http://schemas.microsoft.com/office/word/2015/wordml/symex" mc:Ignorable="w14 w15 w16se">
-  <w:font w:name="Calibri">
-    <w:panose1 w:val="020F0502020204030204"/>
-    <w:charset w:val="00"/>
-    <w:family w:val="swiss"/>
+  <w:font w:name="Symbol">
+    <w:panose1 w:val="05050102010706020507"/>
+    <w:charset w:val="02"/>
+    <w:family w:val="roman"/>
     <w:pitch w:val="variable"/>
-    <w:sig w:usb0="E1002AFF" w:usb1="4000ACFF" w:usb2="00000009" w:usb3="00000000" w:csb0="000001FF" w:csb1="00000000"/>
+    <w:sig w:usb0="00000000" w:usb1="10000000" w:usb2="00000000" w:usb3="00000000" w:csb0="80000000" w:csb1="00000000"/>
   </w:font>
   <w:font w:name="Times New Roman">
     <w:panose1 w:val="02020603050405020304"/>
     <w:charset w:val="00"/>
     <w:family w:val="roman"/>
     <w:pitch w:val="variable"/>
-    <w:sig w:usb0="E0002AFF" w:usb1="C0007841" w:usb2="00000009" w:usb3="00000000" w:csb0="000001FF" w:csb1="00000000"/>
+    <w:sig w:usb0="E0002EFF" w:usb1="C000785B" w:usb2="00000009" w:usb3="00000000" w:csb0="000001FF" w:csb1="00000000"/>
+  </w:font>
+  <w:font w:name="Courier New">
+    <w:panose1 w:val="02070309020205020404"/>
+    <w:charset w:val="00"/>
+    <w:family w:val="modern"/>
+    <w:pitch w:val="fixed"/>
+    <w:sig w:usb0="E0002EFF" w:usb1="C0007843" w:usb2="00000009" w:usb3="00000000" w:csb0="000001FF" w:csb1="00000000"/>
+  </w:font>
+  <w:font w:name="Wingdings">
+    <w:panose1 w:val="05000000000000000000"/>
+    <w:charset w:val="02"/>
+    <w:family w:val="auto"/>
+    <w:pitch w:val="variable"/>
+    <w:sig w:usb0="00000000" w:usb1="10000000" w:usb2="00000000" w:usb3="00000000" w:csb0="80000000" w:csb1="00000000"/>
+  </w:font>
+  <w:font w:name="Calibri">
+    <w:panose1 w:val="020F0502020204030204"/>
+    <w:charset w:val="00"/>
+    <w:family w:val="swiss"/>
+    <w:pitch w:val="variable"/>
+    <w:sig w:usb0="E4002EFF" w:usb1="C000247B" w:usb2="00000009" w:usb3="00000000" w:csb0="000001FF" w:csb1="00000000"/>
   </w:font>
   <w:font w:name="Calibri Light">
     <w:panose1 w:val="020F0302020204030204"/>
     <w:charset w:val="00"/>
     <w:family w:val="swiss"/>
     <w:pitch w:val="variable"/>
-    <w:sig w:usb0="A0002AEF" w:usb1="4000207B" w:usb2="00000000" w:usb3="00000000" w:csb0="000001FF" w:csb1="00000000"/>
+    <w:sig w:usb0="E4002EFF" w:usb1="C000247B" w:usb2="00000009" w:usb3="00000000" w:csb0="000001FF" w:csb1="00000000"/>
   </w:font>
   <w:font w:name="Arial">
     <w:panose1 w:val="020B0604020202020204"/>
     <w:charset w:val="00"/>
     <w:family w:val="swiss"/>
     <w:pitch w:val="variable"/>
-    <w:sig w:usb0="E0002AFF" w:usb1="C0007843" w:usb2="00000009" w:usb3="00000000" w:csb0="000001FF" w:csb1="00000000"/>
+    <w:sig w:usb0="E0002EFF" w:usb1="C000785B" w:usb2="00000009" w:usb3="00000000" w:csb0="000001FF" w:csb1="00000000"/>
   </w:font>
 </w:fonts>
 </file>
@@ -1777,7 +2280,9 @@
   </w:compat>
   <w:rsids>
     <w:rsidRoot w:val="00D50C9B"/>
+    <w:rsid w:val="009E0D1A"/>
     <w:rsid w:val="00D50C9B"/>
+    <w:rsid w:val="00FE1C07"/>
   </w:rsids>
   <m:mathPr>
     <m:mathFont m:val="Cambria Math"/>

--- a/Manual de Implementacion.docx
+++ b/Manual de Implementacion.docx
@@ -1,6 +1,6 @@
 
 <file path=word/document.xml><?xml version="1.0" encoding="utf-8"?>
-<w:document xmlns:wpc="http://schemas.microsoft.com/office/word/2010/wordprocessingCanvas" xmlns:cx="http://schemas.microsoft.com/office/drawing/2014/chartex" xmlns:mc="http://schemas.openxmlformats.org/markup-compatibility/2006" xmlns:o="urn:schemas-microsoft-com:office:office" xmlns:r="http://schemas.openxmlformats.org/officeDocument/2006/relationships" xmlns:m="http://schemas.openxmlformats.org/officeDocument/2006/math" xmlns:v="urn:schemas-microsoft-com:vml" xmlns:wp14="http://schemas.microsoft.com/office/word/2010/wordprocessingDrawing" xmlns:wp="http://schemas.openxmlformats.org/drawingml/2006/wordprocessingDrawing" xmlns:w10="urn:schemas-microsoft-com:office:word" xmlns:w="http://schemas.openxmlformats.org/wordprocessingml/2006/main" xmlns:w14="http://schemas.microsoft.com/office/word/2010/wordml" xmlns:w15="http://schemas.microsoft.com/office/word/2012/wordml" xmlns:w16se="http://schemas.microsoft.com/office/word/2015/wordml/symex" xmlns:wpg="http://schemas.microsoft.com/office/word/2010/wordprocessingGroup" xmlns:wpi="http://schemas.microsoft.com/office/word/2010/wordprocessingInk" xmlns:wne="http://schemas.microsoft.com/office/word/2006/wordml" xmlns:wps="http://schemas.microsoft.com/office/word/2010/wordprocessingShape" mc:Ignorable="w14 w15 w16se wp14">
+<w:document xmlns:wpc="http://schemas.microsoft.com/office/word/2010/wordprocessingCanvas" xmlns:cx="http://schemas.microsoft.com/office/drawing/2014/chartex" xmlns:cx1="http://schemas.microsoft.com/office/drawing/2015/9/8/chartex" xmlns:cx2="http://schemas.microsoft.com/office/drawing/2015/10/21/chartex" xmlns:cx3="http://schemas.microsoft.com/office/drawing/2016/5/9/chartex" xmlns:cx4="http://schemas.microsoft.com/office/drawing/2016/5/10/chartex" xmlns:cx5="http://schemas.microsoft.com/office/drawing/2016/5/11/chartex" xmlns:cx6="http://schemas.microsoft.com/office/drawing/2016/5/12/chartex" xmlns:cx7="http://schemas.microsoft.com/office/drawing/2016/5/13/chartex" xmlns:cx8="http://schemas.microsoft.com/office/drawing/2016/5/14/chartex" xmlns:mc="http://schemas.openxmlformats.org/markup-compatibility/2006" xmlns:aink="http://schemas.microsoft.com/office/drawing/2016/ink" xmlns:am3d="http://schemas.microsoft.com/office/drawing/2017/model3d" xmlns:o="urn:schemas-microsoft-com:office:office" xmlns:oel="http://schemas.microsoft.com/office/2019/extlst" xmlns:r="http://schemas.openxmlformats.org/officeDocument/2006/relationships" xmlns:m="http://schemas.openxmlformats.org/officeDocument/2006/math" xmlns:v="urn:schemas-microsoft-com:vml" xmlns:wp14="http://schemas.microsoft.com/office/word/2010/wordprocessingDrawing" xmlns:wp="http://schemas.openxmlformats.org/drawingml/2006/wordprocessingDrawing" xmlns:w10="urn:schemas-microsoft-com:office:word" xmlns:w="http://schemas.openxmlformats.org/wordprocessingml/2006/main" xmlns:w14="http://schemas.microsoft.com/office/word/2010/wordml" xmlns:w15="http://schemas.microsoft.com/office/word/2012/wordml" xmlns:w16cex="http://schemas.microsoft.com/office/word/2018/wordml/cex" xmlns:w16cid="http://schemas.microsoft.com/office/word/2016/wordml/cid" xmlns:w16="http://schemas.microsoft.com/office/word/2018/wordml" xmlns:w16du="http://schemas.microsoft.com/office/word/2023/wordml/word16du" xmlns:w16sdtdh="http://schemas.microsoft.com/office/word/2020/wordml/sdtdatahash" xmlns:w16sdtfl="http://schemas.microsoft.com/office/word/2024/wordml/sdtformatlock" xmlns:w16se="http://schemas.microsoft.com/office/word/2015/wordml/symex" xmlns:wpg="http://schemas.microsoft.com/office/word/2010/wordprocessingGroup" xmlns:wpi="http://schemas.microsoft.com/office/word/2010/wordprocessingInk" xmlns:wne="http://schemas.microsoft.com/office/word/2006/wordml" xmlns:wps="http://schemas.microsoft.com/office/word/2010/wordprocessingShape" mc:Ignorable="w14 w15 w16se w16cid w16 w16cex w16sdtdh w16sdtfl w16du wp14">
   <w:body>
     <w:p>
       <w:pPr>
@@ -82,6 +82,15 @@
         </w:rPr>
         <w:t>Creado por: Dante H. Sánchez</w:t>
       </w:r>
+      <w:r>
+        <w:rPr>
+          <w:rFonts w:ascii="Arial" w:hAnsi="Arial" w:cs="Arial"/>
+          <w:sz w:val="24"/>
+          <w:szCs w:val="24"/>
+          <w:lang w:val="es-ES"/>
+        </w:rPr>
+        <w:t xml:space="preserve"> y Josué S. Vázquez</w:t>
+      </w:r>
     </w:p>
     <w:p>
       <w:pPr>
@@ -135,7 +144,7 @@
           <w:sz w:val="24"/>
           <w:szCs w:val="24"/>
         </w:rPr>
-        <w:t>miércoles, 29 de abril de 2026</w:t>
+        <w:t>jueves, 30 de abril de 2026</w:t>
       </w:r>
       <w:r>
         <w:rPr>
@@ -722,6 +731,7 @@
       <w:r>
         <w:rPr>
           <w:rFonts w:ascii="Arial" w:hAnsi="Arial" w:cs="Arial"/>
+          <w:noProof/>
           <w:sz w:val="28"/>
           <w:szCs w:val="28"/>
           <w:lang w:val="es-ES"/>
@@ -792,7 +802,7 @@
       </w:r>
       <w:r>
         <w:rPr>
-          <w:rStyle w:val="Textoennegrita"/>
+          <w:rStyle w:val="Fuerte"/>
           <w:rFonts w:ascii="Arial" w:hAnsi="Arial" w:cs="Arial"/>
           <w:bCs w:val="0"/>
           <w:sz w:val="28"/>
@@ -818,7 +828,7 @@
       </w:r>
       <w:r>
         <w:rPr>
-          <w:rStyle w:val="Textoennegrita"/>
+          <w:rStyle w:val="Fuerte"/>
           <w:rFonts w:ascii="Arial" w:hAnsi="Arial" w:cs="Arial"/>
         </w:rPr>
         <w:t>DJ Software – Punto de Venta</w:t>
@@ -829,8 +839,6 @@
         </w:rPr>
         <w:t xml:space="preserve"> constituye el punto de acceso inicial para el usuario. Su diseño presenta una interfaz moderna con fondo degradado en tonos morados y el logotipo del sistema ubicado en la parte superior central, lo que permite una identificación visual rápida del software.</w:t>
       </w:r>
-      <w:bookmarkStart w:id="0" w:name="_GoBack"/>
-      <w:bookmarkEnd w:id="0"/>
     </w:p>
     <w:p>
       <w:pPr>
@@ -864,7 +872,7 @@
       </w:pPr>
       <w:r>
         <w:rPr>
-          <w:rStyle w:val="Textoennegrita"/>
+          <w:rStyle w:val="Fuerte"/>
           <w:rFonts w:ascii="Arial" w:hAnsi="Arial" w:cs="Arial"/>
           <w:sz w:val="24"/>
           <w:szCs w:val="24"/>
@@ -896,7 +904,7 @@
       </w:pPr>
       <w:r>
         <w:rPr>
-          <w:rStyle w:val="Textoennegrita"/>
+          <w:rStyle w:val="Fuerte"/>
           <w:rFonts w:ascii="Arial" w:hAnsi="Arial" w:cs="Arial"/>
           <w:sz w:val="24"/>
           <w:szCs w:val="24"/>
@@ -928,7 +936,7 @@
       </w:pPr>
       <w:r>
         <w:rPr>
-          <w:rStyle w:val="Textoennegrita"/>
+          <w:rStyle w:val="Fuerte"/>
           <w:rFonts w:ascii="Arial" w:hAnsi="Arial" w:cs="Arial"/>
           <w:sz w:val="24"/>
           <w:szCs w:val="24"/>
@@ -960,7 +968,7 @@
       </w:pPr>
       <w:r>
         <w:rPr>
-          <w:rStyle w:val="Textoennegrita"/>
+          <w:rStyle w:val="Fuerte"/>
           <w:rFonts w:ascii="Arial" w:hAnsi="Arial" w:cs="Arial"/>
           <w:sz w:val="24"/>
           <w:szCs w:val="24"/>
@@ -1021,7 +1029,7 @@
 </file>
 
 <file path=word/endnotes.xml><?xml version="1.0" encoding="utf-8"?>
-<w:endnotes xmlns:wpc="http://schemas.microsoft.com/office/word/2010/wordprocessingCanvas" xmlns:cx="http://schemas.microsoft.com/office/drawing/2014/chartex" xmlns:mc="http://schemas.openxmlformats.org/markup-compatibility/2006" xmlns:o="urn:schemas-microsoft-com:office:office" xmlns:r="http://schemas.openxmlformats.org/officeDocument/2006/relationships" xmlns:m="http://schemas.openxmlformats.org/officeDocument/2006/math" xmlns:v="urn:schemas-microsoft-com:vml" xmlns:wp14="http://schemas.microsoft.com/office/word/2010/wordprocessingDrawing" xmlns:wp="http://schemas.openxmlformats.org/drawingml/2006/wordprocessingDrawing" xmlns:w10="urn:schemas-microsoft-com:office:word" xmlns:w="http://schemas.openxmlformats.org/wordprocessingml/2006/main" xmlns:w14="http://schemas.microsoft.com/office/word/2010/wordml" xmlns:w15="http://schemas.microsoft.com/office/word/2012/wordml" xmlns:w16se="http://schemas.microsoft.com/office/word/2015/wordml/symex" xmlns:wpg="http://schemas.microsoft.com/office/word/2010/wordprocessingGroup" xmlns:wpi="http://schemas.microsoft.com/office/word/2010/wordprocessingInk" xmlns:wne="http://schemas.microsoft.com/office/word/2006/wordml" xmlns:wps="http://schemas.microsoft.com/office/word/2010/wordprocessingShape" mc:Ignorable="w14 w15 w16se wp14">
+<w:endnotes xmlns:wpc="http://schemas.microsoft.com/office/word/2010/wordprocessingCanvas" xmlns:cx="http://schemas.microsoft.com/office/drawing/2014/chartex" xmlns:cx1="http://schemas.microsoft.com/office/drawing/2015/9/8/chartex" xmlns:cx2="http://schemas.microsoft.com/office/drawing/2015/10/21/chartex" xmlns:cx3="http://schemas.microsoft.com/office/drawing/2016/5/9/chartex" xmlns:cx4="http://schemas.microsoft.com/office/drawing/2016/5/10/chartex" xmlns:cx5="http://schemas.microsoft.com/office/drawing/2016/5/11/chartex" xmlns:cx6="http://schemas.microsoft.com/office/drawing/2016/5/12/chartex" xmlns:cx7="http://schemas.microsoft.com/office/drawing/2016/5/13/chartex" xmlns:cx8="http://schemas.microsoft.com/office/drawing/2016/5/14/chartex" xmlns:mc="http://schemas.openxmlformats.org/markup-compatibility/2006" xmlns:aink="http://schemas.microsoft.com/office/drawing/2016/ink" xmlns:am3d="http://schemas.microsoft.com/office/drawing/2017/model3d" xmlns:o="urn:schemas-microsoft-com:office:office" xmlns:oel="http://schemas.microsoft.com/office/2019/extlst" xmlns:r="http://schemas.openxmlformats.org/officeDocument/2006/relationships" xmlns:m="http://schemas.openxmlformats.org/officeDocument/2006/math" xmlns:v="urn:schemas-microsoft-com:vml" xmlns:wp14="http://schemas.microsoft.com/office/word/2010/wordprocessingDrawing" xmlns:wp="http://schemas.openxmlformats.org/drawingml/2006/wordprocessingDrawing" xmlns:w10="urn:schemas-microsoft-com:office:word" xmlns:w="http://schemas.openxmlformats.org/wordprocessingml/2006/main" xmlns:w14="http://schemas.microsoft.com/office/word/2010/wordml" xmlns:w15="http://schemas.microsoft.com/office/word/2012/wordml" xmlns:w16cex="http://schemas.microsoft.com/office/word/2018/wordml/cex" xmlns:w16cid="http://schemas.microsoft.com/office/word/2016/wordml/cid" xmlns:w16="http://schemas.microsoft.com/office/word/2018/wordml" xmlns:w16du="http://schemas.microsoft.com/office/word/2023/wordml/word16du" xmlns:w16sdtdh="http://schemas.microsoft.com/office/word/2020/wordml/sdtdatahash" xmlns:w16sdtfl="http://schemas.microsoft.com/office/word/2024/wordml/sdtformatlock" xmlns:w16se="http://schemas.microsoft.com/office/word/2015/wordml/symex" xmlns:wpg="http://schemas.microsoft.com/office/word/2010/wordprocessingGroup" xmlns:wpi="http://schemas.microsoft.com/office/word/2010/wordprocessingInk" xmlns:wne="http://schemas.microsoft.com/office/word/2006/wordml" xmlns:wps="http://schemas.microsoft.com/office/word/2010/wordprocessingShape" mc:Ignorable="w14 w15 w16se w16cid w16 w16cex w16sdtdh w16sdtfl w16du wp14">
   <w:endnote w:type="separator" w:id="-1">
     <w:p>
       <w:pPr>
@@ -1046,7 +1054,7 @@
 </file>
 
 <file path=word/footer1.xml><?xml version="1.0" encoding="utf-8"?>
-<w:ftr xmlns:wpc="http://schemas.microsoft.com/office/word/2010/wordprocessingCanvas" xmlns:cx="http://schemas.microsoft.com/office/drawing/2014/chartex" xmlns:mc="http://schemas.openxmlformats.org/markup-compatibility/2006" xmlns:o="urn:schemas-microsoft-com:office:office" xmlns:r="http://schemas.openxmlformats.org/officeDocument/2006/relationships" xmlns:m="http://schemas.openxmlformats.org/officeDocument/2006/math" xmlns:v="urn:schemas-microsoft-com:vml" xmlns:wp14="http://schemas.microsoft.com/office/word/2010/wordprocessingDrawing" xmlns:wp="http://schemas.openxmlformats.org/drawingml/2006/wordprocessingDrawing" xmlns:w10="urn:schemas-microsoft-com:office:word" xmlns:w="http://schemas.openxmlformats.org/wordprocessingml/2006/main" xmlns:w14="http://schemas.microsoft.com/office/word/2010/wordml" xmlns:w15="http://schemas.microsoft.com/office/word/2012/wordml" xmlns:w16se="http://schemas.microsoft.com/office/word/2015/wordml/symex" xmlns:wpg="http://schemas.microsoft.com/office/word/2010/wordprocessingGroup" xmlns:wpi="http://schemas.microsoft.com/office/word/2010/wordprocessingInk" xmlns:wne="http://schemas.microsoft.com/office/word/2006/wordml" xmlns:wps="http://schemas.microsoft.com/office/word/2010/wordprocessingShape" mc:Ignorable="w14 w15 w16se wp14">
+<w:ftr xmlns:wpc="http://schemas.microsoft.com/office/word/2010/wordprocessingCanvas" xmlns:cx="http://schemas.microsoft.com/office/drawing/2014/chartex" xmlns:cx1="http://schemas.microsoft.com/office/drawing/2015/9/8/chartex" xmlns:cx2="http://schemas.microsoft.com/office/drawing/2015/10/21/chartex" xmlns:cx3="http://schemas.microsoft.com/office/drawing/2016/5/9/chartex" xmlns:cx4="http://schemas.microsoft.com/office/drawing/2016/5/10/chartex" xmlns:cx5="http://schemas.microsoft.com/office/drawing/2016/5/11/chartex" xmlns:cx6="http://schemas.microsoft.com/office/drawing/2016/5/12/chartex" xmlns:cx7="http://schemas.microsoft.com/office/drawing/2016/5/13/chartex" xmlns:cx8="http://schemas.microsoft.com/office/drawing/2016/5/14/chartex" xmlns:mc="http://schemas.openxmlformats.org/markup-compatibility/2006" xmlns:aink="http://schemas.microsoft.com/office/drawing/2016/ink" xmlns:am3d="http://schemas.microsoft.com/office/drawing/2017/model3d" xmlns:o="urn:schemas-microsoft-com:office:office" xmlns:oel="http://schemas.microsoft.com/office/2019/extlst" xmlns:r="http://schemas.openxmlformats.org/officeDocument/2006/relationships" xmlns:m="http://schemas.openxmlformats.org/officeDocument/2006/math" xmlns:v="urn:schemas-microsoft-com:vml" xmlns:wp14="http://schemas.microsoft.com/office/word/2010/wordprocessingDrawing" xmlns:wp="http://schemas.openxmlformats.org/drawingml/2006/wordprocessingDrawing" xmlns:w10="urn:schemas-microsoft-com:office:word" xmlns:w="http://schemas.openxmlformats.org/wordprocessingml/2006/main" xmlns:w14="http://schemas.microsoft.com/office/word/2010/wordml" xmlns:w15="http://schemas.microsoft.com/office/word/2012/wordml" xmlns:w16cex="http://schemas.microsoft.com/office/word/2018/wordml/cex" xmlns:w16cid="http://schemas.microsoft.com/office/word/2016/wordml/cid" xmlns:w16="http://schemas.microsoft.com/office/word/2018/wordml" xmlns:w16du="http://schemas.microsoft.com/office/word/2023/wordml/word16du" xmlns:w16sdtdh="http://schemas.microsoft.com/office/word/2020/wordml/sdtdatahash" xmlns:w16sdtfl="http://schemas.microsoft.com/office/word/2024/wordml/sdtformatlock" xmlns:w16se="http://schemas.microsoft.com/office/word/2015/wordml/symex" xmlns:wpg="http://schemas.microsoft.com/office/word/2010/wordprocessingGroup" xmlns:wpi="http://schemas.microsoft.com/office/word/2010/wordprocessingInk" xmlns:wne="http://schemas.microsoft.com/office/word/2006/wordml" xmlns:wps="http://schemas.microsoft.com/office/word/2010/wordprocessingShape" mc:Ignorable="w14 w15 w16se w16cid w16 w16cex w16sdtdh w16sdtfl w16du wp14">
   <w:p>
     <w:pPr>
       <w:pStyle w:val="Piedepgina"/>
@@ -1056,7 +1064,7 @@
 </file>
 
 <file path=word/footer2.xml><?xml version="1.0" encoding="utf-8"?>
-<w:ftr xmlns:wpc="http://schemas.microsoft.com/office/word/2010/wordprocessingCanvas" xmlns:cx="http://schemas.microsoft.com/office/drawing/2014/chartex" xmlns:mc="http://schemas.openxmlformats.org/markup-compatibility/2006" xmlns:o="urn:schemas-microsoft-com:office:office" xmlns:r="http://schemas.openxmlformats.org/officeDocument/2006/relationships" xmlns:m="http://schemas.openxmlformats.org/officeDocument/2006/math" xmlns:v="urn:schemas-microsoft-com:vml" xmlns:wp14="http://schemas.microsoft.com/office/word/2010/wordprocessingDrawing" xmlns:wp="http://schemas.openxmlformats.org/drawingml/2006/wordprocessingDrawing" xmlns:w10="urn:schemas-microsoft-com:office:word" xmlns:w="http://schemas.openxmlformats.org/wordprocessingml/2006/main" xmlns:w14="http://schemas.microsoft.com/office/word/2010/wordml" xmlns:w15="http://schemas.microsoft.com/office/word/2012/wordml" xmlns:w16se="http://schemas.microsoft.com/office/word/2015/wordml/symex" xmlns:wpg="http://schemas.microsoft.com/office/word/2010/wordprocessingGroup" xmlns:wpi="http://schemas.microsoft.com/office/word/2010/wordprocessingInk" xmlns:wne="http://schemas.microsoft.com/office/word/2006/wordml" xmlns:wps="http://schemas.microsoft.com/office/word/2010/wordprocessingShape" mc:Ignorable="w14 w15 w16se wp14">
+<w:ftr xmlns:wpc="http://schemas.microsoft.com/office/word/2010/wordprocessingCanvas" xmlns:cx="http://schemas.microsoft.com/office/drawing/2014/chartex" xmlns:cx1="http://schemas.microsoft.com/office/drawing/2015/9/8/chartex" xmlns:cx2="http://schemas.microsoft.com/office/drawing/2015/10/21/chartex" xmlns:cx3="http://schemas.microsoft.com/office/drawing/2016/5/9/chartex" xmlns:cx4="http://schemas.microsoft.com/office/drawing/2016/5/10/chartex" xmlns:cx5="http://schemas.microsoft.com/office/drawing/2016/5/11/chartex" xmlns:cx6="http://schemas.microsoft.com/office/drawing/2016/5/12/chartex" xmlns:cx7="http://schemas.microsoft.com/office/drawing/2016/5/13/chartex" xmlns:cx8="http://schemas.microsoft.com/office/drawing/2016/5/14/chartex" xmlns:mc="http://schemas.openxmlformats.org/markup-compatibility/2006" xmlns:aink="http://schemas.microsoft.com/office/drawing/2016/ink" xmlns:am3d="http://schemas.microsoft.com/office/drawing/2017/model3d" xmlns:o="urn:schemas-microsoft-com:office:office" xmlns:oel="http://schemas.microsoft.com/office/2019/extlst" xmlns:r="http://schemas.openxmlformats.org/officeDocument/2006/relationships" xmlns:m="http://schemas.openxmlformats.org/officeDocument/2006/math" xmlns:v="urn:schemas-microsoft-com:vml" xmlns:wp14="http://schemas.microsoft.com/office/word/2010/wordprocessingDrawing" xmlns:wp="http://schemas.openxmlformats.org/drawingml/2006/wordprocessingDrawing" xmlns:w10="urn:schemas-microsoft-com:office:word" xmlns:w="http://schemas.openxmlformats.org/wordprocessingml/2006/main" xmlns:w14="http://schemas.microsoft.com/office/word/2010/wordml" xmlns:w15="http://schemas.microsoft.com/office/word/2012/wordml" xmlns:w16cex="http://schemas.microsoft.com/office/word/2018/wordml/cex" xmlns:w16cid="http://schemas.microsoft.com/office/word/2016/wordml/cid" xmlns:w16="http://schemas.microsoft.com/office/word/2018/wordml" xmlns:w16du="http://schemas.microsoft.com/office/word/2023/wordml/word16du" xmlns:w16sdtdh="http://schemas.microsoft.com/office/word/2020/wordml/sdtdatahash" xmlns:w16sdtfl="http://schemas.microsoft.com/office/word/2024/wordml/sdtformatlock" xmlns:w16se="http://schemas.microsoft.com/office/word/2015/wordml/symex" xmlns:wpg="http://schemas.microsoft.com/office/word/2010/wordprocessingGroup" xmlns:wpi="http://schemas.microsoft.com/office/word/2010/wordprocessingInk" xmlns:wne="http://schemas.microsoft.com/office/word/2006/wordml" xmlns:wps="http://schemas.microsoft.com/office/word/2010/wordprocessingShape" mc:Ignorable="w14 w15 w16se w16cid w16 w16cex w16sdtdh w16sdtfl w16du wp14">
   <w:tbl>
     <w:tblPr>
       <w:tblW w:w="5000" w:type="pct"/>
@@ -1103,7 +1111,6 @@
             <w:dataBinding w:prefixMappings="xmlns:ns0='http://purl.org/dc/elements/1.1/' xmlns:ns1='http://schemas.openxmlformats.org/package/2006/metadata/core-properties' " w:xpath="/ns1:coreProperties[1]/ns0:creator[1]" w:storeItemID="{6C3C8BC8-F283-45AE-878A-BAB7291924A1}"/>
             <w:text/>
           </w:sdtPr>
-          <w:sdtEndPr/>
           <w:sdtContent>
             <w:p>
               <w:pPr>
@@ -1187,7 +1194,7 @@
 </file>
 
 <file path=word/footer3.xml><?xml version="1.0" encoding="utf-8"?>
-<w:ftr xmlns:wpc="http://schemas.microsoft.com/office/word/2010/wordprocessingCanvas" xmlns:cx="http://schemas.microsoft.com/office/drawing/2014/chartex" xmlns:mc="http://schemas.openxmlformats.org/markup-compatibility/2006" xmlns:o="urn:schemas-microsoft-com:office:office" xmlns:r="http://schemas.openxmlformats.org/officeDocument/2006/relationships" xmlns:m="http://schemas.openxmlformats.org/officeDocument/2006/math" xmlns:v="urn:schemas-microsoft-com:vml" xmlns:wp14="http://schemas.microsoft.com/office/word/2010/wordprocessingDrawing" xmlns:wp="http://schemas.openxmlformats.org/drawingml/2006/wordprocessingDrawing" xmlns:w10="urn:schemas-microsoft-com:office:word" xmlns:w="http://schemas.openxmlformats.org/wordprocessingml/2006/main" xmlns:w14="http://schemas.microsoft.com/office/word/2010/wordml" xmlns:w15="http://schemas.microsoft.com/office/word/2012/wordml" xmlns:w16se="http://schemas.microsoft.com/office/word/2015/wordml/symex" xmlns:wpg="http://schemas.microsoft.com/office/word/2010/wordprocessingGroup" xmlns:wpi="http://schemas.microsoft.com/office/word/2010/wordprocessingInk" xmlns:wne="http://schemas.microsoft.com/office/word/2006/wordml" xmlns:wps="http://schemas.microsoft.com/office/word/2010/wordprocessingShape" mc:Ignorable="w14 w15 w16se wp14">
+<w:ftr xmlns:wpc="http://schemas.microsoft.com/office/word/2010/wordprocessingCanvas" xmlns:cx="http://schemas.microsoft.com/office/drawing/2014/chartex" xmlns:cx1="http://schemas.microsoft.com/office/drawing/2015/9/8/chartex" xmlns:cx2="http://schemas.microsoft.com/office/drawing/2015/10/21/chartex" xmlns:cx3="http://schemas.microsoft.com/office/drawing/2016/5/9/chartex" xmlns:cx4="http://schemas.microsoft.com/office/drawing/2016/5/10/chartex" xmlns:cx5="http://schemas.microsoft.com/office/drawing/2016/5/11/chartex" xmlns:cx6="http://schemas.microsoft.com/office/drawing/2016/5/12/chartex" xmlns:cx7="http://schemas.microsoft.com/office/drawing/2016/5/13/chartex" xmlns:cx8="http://schemas.microsoft.com/office/drawing/2016/5/14/chartex" xmlns:mc="http://schemas.openxmlformats.org/markup-compatibility/2006" xmlns:aink="http://schemas.microsoft.com/office/drawing/2016/ink" xmlns:am3d="http://schemas.microsoft.com/office/drawing/2017/model3d" xmlns:o="urn:schemas-microsoft-com:office:office" xmlns:oel="http://schemas.microsoft.com/office/2019/extlst" xmlns:r="http://schemas.openxmlformats.org/officeDocument/2006/relationships" xmlns:m="http://schemas.openxmlformats.org/officeDocument/2006/math" xmlns:v="urn:schemas-microsoft-com:vml" xmlns:wp14="http://schemas.microsoft.com/office/word/2010/wordprocessingDrawing" xmlns:wp="http://schemas.openxmlformats.org/drawingml/2006/wordprocessingDrawing" xmlns:w10="urn:schemas-microsoft-com:office:word" xmlns:w="http://schemas.openxmlformats.org/wordprocessingml/2006/main" xmlns:w14="http://schemas.microsoft.com/office/word/2010/wordml" xmlns:w15="http://schemas.microsoft.com/office/word/2012/wordml" xmlns:w16cex="http://schemas.microsoft.com/office/word/2018/wordml/cex" xmlns:w16cid="http://schemas.microsoft.com/office/word/2016/wordml/cid" xmlns:w16="http://schemas.microsoft.com/office/word/2018/wordml" xmlns:w16du="http://schemas.microsoft.com/office/word/2023/wordml/word16du" xmlns:w16sdtdh="http://schemas.microsoft.com/office/word/2020/wordml/sdtdatahash" xmlns:w16sdtfl="http://schemas.microsoft.com/office/word/2024/wordml/sdtformatlock" xmlns:w16se="http://schemas.microsoft.com/office/word/2015/wordml/symex" xmlns:wpg="http://schemas.microsoft.com/office/word/2010/wordprocessingGroup" xmlns:wpi="http://schemas.microsoft.com/office/word/2010/wordprocessingInk" xmlns:wne="http://schemas.microsoft.com/office/word/2006/wordml" xmlns:wps="http://schemas.microsoft.com/office/word/2010/wordprocessingShape" mc:Ignorable="w14 w15 w16se w16cid w16 w16cex w16sdtdh w16sdtfl w16du wp14">
   <w:p>
     <w:pPr>
       <w:pStyle w:val="Piedepgina"/>
@@ -1197,7 +1204,7 @@
 </file>
 
 <file path=word/footnotes.xml><?xml version="1.0" encoding="utf-8"?>
-<w:footnotes xmlns:wpc="http://schemas.microsoft.com/office/word/2010/wordprocessingCanvas" xmlns:cx="http://schemas.microsoft.com/office/drawing/2014/chartex" xmlns:mc="http://schemas.openxmlformats.org/markup-compatibility/2006" xmlns:o="urn:schemas-microsoft-com:office:office" xmlns:r="http://schemas.openxmlformats.org/officeDocument/2006/relationships" xmlns:m="http://schemas.openxmlformats.org/officeDocument/2006/math" xmlns:v="urn:schemas-microsoft-com:vml" xmlns:wp14="http://schemas.microsoft.com/office/word/2010/wordprocessingDrawing" xmlns:wp="http://schemas.openxmlformats.org/drawingml/2006/wordprocessingDrawing" xmlns:w10="urn:schemas-microsoft-com:office:word" xmlns:w="http://schemas.openxmlformats.org/wordprocessingml/2006/main" xmlns:w14="http://schemas.microsoft.com/office/word/2010/wordml" xmlns:w15="http://schemas.microsoft.com/office/word/2012/wordml" xmlns:w16se="http://schemas.microsoft.com/office/word/2015/wordml/symex" xmlns:wpg="http://schemas.microsoft.com/office/word/2010/wordprocessingGroup" xmlns:wpi="http://schemas.microsoft.com/office/word/2010/wordprocessingInk" xmlns:wne="http://schemas.microsoft.com/office/word/2006/wordml" xmlns:wps="http://schemas.microsoft.com/office/word/2010/wordprocessingShape" mc:Ignorable="w14 w15 w16se wp14">
+<w:footnotes xmlns:wpc="http://schemas.microsoft.com/office/word/2010/wordprocessingCanvas" xmlns:cx="http://schemas.microsoft.com/office/drawing/2014/chartex" xmlns:cx1="http://schemas.microsoft.com/office/drawing/2015/9/8/chartex" xmlns:cx2="http://schemas.microsoft.com/office/drawing/2015/10/21/chartex" xmlns:cx3="http://schemas.microsoft.com/office/drawing/2016/5/9/chartex" xmlns:cx4="http://schemas.microsoft.com/office/drawing/2016/5/10/chartex" xmlns:cx5="http://schemas.microsoft.com/office/drawing/2016/5/11/chartex" xmlns:cx6="http://schemas.microsoft.com/office/drawing/2016/5/12/chartex" xmlns:cx7="http://schemas.microsoft.com/office/drawing/2016/5/13/chartex" xmlns:cx8="http://schemas.microsoft.com/office/drawing/2016/5/14/chartex" xmlns:mc="http://schemas.openxmlformats.org/markup-compatibility/2006" xmlns:aink="http://schemas.microsoft.com/office/drawing/2016/ink" xmlns:am3d="http://schemas.microsoft.com/office/drawing/2017/model3d" xmlns:o="urn:schemas-microsoft-com:office:office" xmlns:oel="http://schemas.microsoft.com/office/2019/extlst" xmlns:r="http://schemas.openxmlformats.org/officeDocument/2006/relationships" xmlns:m="http://schemas.openxmlformats.org/officeDocument/2006/math" xmlns:v="urn:schemas-microsoft-com:vml" xmlns:wp14="http://schemas.microsoft.com/office/word/2010/wordprocessingDrawing" xmlns:wp="http://schemas.openxmlformats.org/drawingml/2006/wordprocessingDrawing" xmlns:w10="urn:schemas-microsoft-com:office:word" xmlns:w="http://schemas.openxmlformats.org/wordprocessingml/2006/main" xmlns:w14="http://schemas.microsoft.com/office/word/2010/wordml" xmlns:w15="http://schemas.microsoft.com/office/word/2012/wordml" xmlns:w16cex="http://schemas.microsoft.com/office/word/2018/wordml/cex" xmlns:w16cid="http://schemas.microsoft.com/office/word/2016/wordml/cid" xmlns:w16="http://schemas.microsoft.com/office/word/2018/wordml" xmlns:w16du="http://schemas.microsoft.com/office/word/2023/wordml/word16du" xmlns:w16sdtdh="http://schemas.microsoft.com/office/word/2020/wordml/sdtdatahash" xmlns:w16sdtfl="http://schemas.microsoft.com/office/word/2024/wordml/sdtformatlock" xmlns:w16se="http://schemas.microsoft.com/office/word/2015/wordml/symex" xmlns:wpg="http://schemas.microsoft.com/office/word/2010/wordprocessingGroup" xmlns:wpi="http://schemas.microsoft.com/office/word/2010/wordprocessingInk" xmlns:wne="http://schemas.microsoft.com/office/word/2006/wordml" xmlns:wps="http://schemas.microsoft.com/office/word/2010/wordprocessingShape" mc:Ignorable="w14 w15 w16se w16cid w16 w16cex w16sdtdh w16sdtfl w16du wp14">
   <w:footnote w:type="separator" w:id="-1">
     <w:p>
       <w:pPr>
@@ -1222,7 +1229,7 @@
 </file>
 
 <file path=word/header1.xml><?xml version="1.0" encoding="utf-8"?>
-<w:hdr xmlns:wpc="http://schemas.microsoft.com/office/word/2010/wordprocessingCanvas" xmlns:cx="http://schemas.microsoft.com/office/drawing/2014/chartex" xmlns:mc="http://schemas.openxmlformats.org/markup-compatibility/2006" xmlns:o="urn:schemas-microsoft-com:office:office" xmlns:r="http://schemas.openxmlformats.org/officeDocument/2006/relationships" xmlns:m="http://schemas.openxmlformats.org/officeDocument/2006/math" xmlns:v="urn:schemas-microsoft-com:vml" xmlns:wp14="http://schemas.microsoft.com/office/word/2010/wordprocessingDrawing" xmlns:wp="http://schemas.openxmlformats.org/drawingml/2006/wordprocessingDrawing" xmlns:w10="urn:schemas-microsoft-com:office:word" xmlns:w="http://schemas.openxmlformats.org/wordprocessingml/2006/main" xmlns:w14="http://schemas.microsoft.com/office/word/2010/wordml" xmlns:w15="http://schemas.microsoft.com/office/word/2012/wordml" xmlns:w16se="http://schemas.microsoft.com/office/word/2015/wordml/symex" xmlns:wpg="http://schemas.microsoft.com/office/word/2010/wordprocessingGroup" xmlns:wpi="http://schemas.microsoft.com/office/word/2010/wordprocessingInk" xmlns:wne="http://schemas.microsoft.com/office/word/2006/wordml" xmlns:wps="http://schemas.microsoft.com/office/word/2010/wordprocessingShape" mc:Ignorable="w14 w15 w16se wp14">
+<w:hdr xmlns:wpc="http://schemas.microsoft.com/office/word/2010/wordprocessingCanvas" xmlns:cx="http://schemas.microsoft.com/office/drawing/2014/chartex" xmlns:cx1="http://schemas.microsoft.com/office/drawing/2015/9/8/chartex" xmlns:cx2="http://schemas.microsoft.com/office/drawing/2015/10/21/chartex" xmlns:cx3="http://schemas.microsoft.com/office/drawing/2016/5/9/chartex" xmlns:cx4="http://schemas.microsoft.com/office/drawing/2016/5/10/chartex" xmlns:cx5="http://schemas.microsoft.com/office/drawing/2016/5/11/chartex" xmlns:cx6="http://schemas.microsoft.com/office/drawing/2016/5/12/chartex" xmlns:cx7="http://schemas.microsoft.com/office/drawing/2016/5/13/chartex" xmlns:cx8="http://schemas.microsoft.com/office/drawing/2016/5/14/chartex" xmlns:mc="http://schemas.openxmlformats.org/markup-compatibility/2006" xmlns:aink="http://schemas.microsoft.com/office/drawing/2016/ink" xmlns:am3d="http://schemas.microsoft.com/office/drawing/2017/model3d" xmlns:o="urn:schemas-microsoft-com:office:office" xmlns:oel="http://schemas.microsoft.com/office/2019/extlst" xmlns:r="http://schemas.openxmlformats.org/officeDocument/2006/relationships" xmlns:m="http://schemas.openxmlformats.org/officeDocument/2006/math" xmlns:v="urn:schemas-microsoft-com:vml" xmlns:wp14="http://schemas.microsoft.com/office/word/2010/wordprocessingDrawing" xmlns:wp="http://schemas.openxmlformats.org/drawingml/2006/wordprocessingDrawing" xmlns:w10="urn:schemas-microsoft-com:office:word" xmlns:w="http://schemas.openxmlformats.org/wordprocessingml/2006/main" xmlns:w14="http://schemas.microsoft.com/office/word/2010/wordml" xmlns:w15="http://schemas.microsoft.com/office/word/2012/wordml" xmlns:w16cex="http://schemas.microsoft.com/office/word/2018/wordml/cex" xmlns:w16cid="http://schemas.microsoft.com/office/word/2016/wordml/cid" xmlns:w16="http://schemas.microsoft.com/office/word/2018/wordml" xmlns:w16du="http://schemas.microsoft.com/office/word/2023/wordml/word16du" xmlns:w16sdtdh="http://schemas.microsoft.com/office/word/2020/wordml/sdtdatahash" xmlns:w16sdtfl="http://schemas.microsoft.com/office/word/2024/wordml/sdtformatlock" xmlns:w16se="http://schemas.microsoft.com/office/word/2015/wordml/symex" xmlns:wpg="http://schemas.microsoft.com/office/word/2010/wordprocessingGroup" xmlns:wpi="http://schemas.microsoft.com/office/word/2010/wordprocessingInk" xmlns:wne="http://schemas.microsoft.com/office/word/2006/wordml" xmlns:wps="http://schemas.microsoft.com/office/word/2010/wordprocessingShape" mc:Ignorable="w14 w15 w16se w16cid w16 w16cex w16sdtdh w16sdtfl w16du wp14">
   <w:p>
     <w:pPr>
       <w:pStyle w:val="Encabezado"/>
@@ -1232,7 +1239,7 @@
         <w:noProof/>
         <w:lang w:eastAsia="es-MX"/>
       </w:rPr>
-      <w:pict>
+      <w:pict w14:anchorId="5B4CD7A4">
         <v:shapetype id="_x0000_t75" coordsize="21600,21600" o:spt="75" o:preferrelative="t" path="m@4@5l@4@11@9@11@9@5xe" filled="f" stroked="f">
           <v:stroke joinstyle="miter"/>
           <v:formulas>
@@ -1252,7 +1259,7 @@
           <v:path o:extrusionok="f" gradientshapeok="t" o:connecttype="rect"/>
           <o:lock v:ext="edit" aspectratio="t"/>
         </v:shapetype>
-        <v:shape id="WordPictureWatermark3702829" o:spid="_x0000_s2053" type="#_x0000_t75" style="position:absolute;margin-left:0;margin-top:0;width:441.35pt;height:294.2pt;z-index:-251657216;mso-position-horizontal:center;mso-position-horizontal-relative:margin;mso-position-vertical:center;mso-position-vertical-relative:margin" o:allowincell="f">
+        <v:shape id="WordPictureWatermark3702829" o:spid="_x0000_s1029" type="#_x0000_t75" style="position:absolute;margin-left:0;margin-top:0;width:441.35pt;height:294.2pt;z-index:-251657216;mso-position-horizontal:center;mso-position-horizontal-relative:margin;mso-position-vertical:center;mso-position-vertical-relative:margin" o:allowincell="f">
           <v:imagedata r:id="rId1" o:title="Flag_of_Peru_(state)" gain="19661f" blacklevel="22938f"/>
           <w10:wrap anchorx="margin" anchory="margin"/>
         </v:shape>
@@ -1263,7 +1270,7 @@
 </file>
 
 <file path=word/header2.xml><?xml version="1.0" encoding="utf-8"?>
-<w:hdr xmlns:wpc="http://schemas.microsoft.com/office/word/2010/wordprocessingCanvas" xmlns:cx="http://schemas.microsoft.com/office/drawing/2014/chartex" xmlns:mc="http://schemas.openxmlformats.org/markup-compatibility/2006" xmlns:o="urn:schemas-microsoft-com:office:office" xmlns:r="http://schemas.openxmlformats.org/officeDocument/2006/relationships" xmlns:m="http://schemas.openxmlformats.org/officeDocument/2006/math" xmlns:v="urn:schemas-microsoft-com:vml" xmlns:wp14="http://schemas.microsoft.com/office/word/2010/wordprocessingDrawing" xmlns:wp="http://schemas.openxmlformats.org/drawingml/2006/wordprocessingDrawing" xmlns:w10="urn:schemas-microsoft-com:office:word" xmlns:w="http://schemas.openxmlformats.org/wordprocessingml/2006/main" xmlns:w14="http://schemas.microsoft.com/office/word/2010/wordml" xmlns:w15="http://schemas.microsoft.com/office/word/2012/wordml" xmlns:w16se="http://schemas.microsoft.com/office/word/2015/wordml/symex" xmlns:wpg="http://schemas.microsoft.com/office/word/2010/wordprocessingGroup" xmlns:wpi="http://schemas.microsoft.com/office/word/2010/wordprocessingInk" xmlns:wne="http://schemas.microsoft.com/office/word/2006/wordml" xmlns:wps="http://schemas.microsoft.com/office/word/2010/wordprocessingShape" mc:Ignorable="w14 w15 w16se wp14">
+<w:hdr xmlns:wpc="http://schemas.microsoft.com/office/word/2010/wordprocessingCanvas" xmlns:cx="http://schemas.microsoft.com/office/drawing/2014/chartex" xmlns:cx1="http://schemas.microsoft.com/office/drawing/2015/9/8/chartex" xmlns:cx2="http://schemas.microsoft.com/office/drawing/2015/10/21/chartex" xmlns:cx3="http://schemas.microsoft.com/office/drawing/2016/5/9/chartex" xmlns:cx4="http://schemas.microsoft.com/office/drawing/2016/5/10/chartex" xmlns:cx5="http://schemas.microsoft.com/office/drawing/2016/5/11/chartex" xmlns:cx6="http://schemas.microsoft.com/office/drawing/2016/5/12/chartex" xmlns:cx7="http://schemas.microsoft.com/office/drawing/2016/5/13/chartex" xmlns:cx8="http://schemas.microsoft.com/office/drawing/2016/5/14/chartex" xmlns:mc="http://schemas.openxmlformats.org/markup-compatibility/2006" xmlns:aink="http://schemas.microsoft.com/office/drawing/2016/ink" xmlns:am3d="http://schemas.microsoft.com/office/drawing/2017/model3d" xmlns:o="urn:schemas-microsoft-com:office:office" xmlns:oel="http://schemas.microsoft.com/office/2019/extlst" xmlns:r="http://schemas.openxmlformats.org/officeDocument/2006/relationships" xmlns:m="http://schemas.openxmlformats.org/officeDocument/2006/math" xmlns:v="urn:schemas-microsoft-com:vml" xmlns:wp14="http://schemas.microsoft.com/office/word/2010/wordprocessingDrawing" xmlns:wp="http://schemas.openxmlformats.org/drawingml/2006/wordprocessingDrawing" xmlns:w10="urn:schemas-microsoft-com:office:word" xmlns:w="http://schemas.openxmlformats.org/wordprocessingml/2006/main" xmlns:w14="http://schemas.microsoft.com/office/word/2010/wordml" xmlns:w15="http://schemas.microsoft.com/office/word/2012/wordml" xmlns:w16cex="http://schemas.microsoft.com/office/word/2018/wordml/cex" xmlns:w16cid="http://schemas.microsoft.com/office/word/2016/wordml/cid" xmlns:w16="http://schemas.microsoft.com/office/word/2018/wordml" xmlns:w16du="http://schemas.microsoft.com/office/word/2023/wordml/word16du" xmlns:w16sdtdh="http://schemas.microsoft.com/office/word/2020/wordml/sdtdatahash" xmlns:w16sdtfl="http://schemas.microsoft.com/office/word/2024/wordml/sdtformatlock" xmlns:w16se="http://schemas.microsoft.com/office/word/2015/wordml/symex" xmlns:wpg="http://schemas.microsoft.com/office/word/2010/wordprocessingGroup" xmlns:wpi="http://schemas.microsoft.com/office/word/2010/wordprocessingInk" xmlns:wne="http://schemas.microsoft.com/office/word/2006/wordml" xmlns:wps="http://schemas.microsoft.com/office/word/2010/wordprocessingShape" mc:Ignorable="w14 w15 w16se w16cid w16 w16cex w16sdtdh w16sdtfl w16du wp14">
   <w:tbl>
     <w:tblPr>
       <w:tblW w:w="5000" w:type="pct"/>
@@ -1344,7 +1351,7 @@
         <w:noProof/>
         <w:lang w:eastAsia="es-MX"/>
       </w:rPr>
-      <w:pict>
+      <w:pict w14:anchorId="2DF9A797">
         <v:shapetype id="_x0000_t75" coordsize="21600,21600" o:spt="75" o:preferrelative="t" path="m@4@5l@4@11@9@11@9@5xe" filled="f" stroked="f">
           <v:stroke joinstyle="miter"/>
           <v:formulas>
@@ -1364,7 +1371,7 @@
           <v:path o:extrusionok="f" gradientshapeok="t" o:connecttype="rect"/>
           <o:lock v:ext="edit" aspectratio="t"/>
         </v:shapetype>
-        <v:shape id="WordPictureWatermark3702830" o:spid="_x0000_s2054" type="#_x0000_t75" style="position:absolute;margin-left:0;margin-top:0;width:441.35pt;height:294.2pt;z-index:-251656192;mso-position-horizontal:center;mso-position-horizontal-relative:margin;mso-position-vertical:center;mso-position-vertical-relative:margin" o:allowincell="f">
+        <v:shape id="WordPictureWatermark3702830" o:spid="_x0000_s1030" type="#_x0000_t75" style="position:absolute;margin-left:0;margin-top:0;width:441.35pt;height:294.2pt;z-index:-251656192;mso-position-horizontal:center;mso-position-horizontal-relative:margin;mso-position-vertical:center;mso-position-vertical-relative:margin" o:allowincell="f">
           <v:imagedata r:id="rId1" o:title="Flag_of_Peru_(state)" gain="19661f" blacklevel="22938f"/>
           <w10:wrap anchorx="margin" anchory="margin"/>
         </v:shape>
@@ -1375,7 +1382,7 @@
 </file>
 
 <file path=word/header3.xml><?xml version="1.0" encoding="utf-8"?>
-<w:hdr xmlns:wpc="http://schemas.microsoft.com/office/word/2010/wordprocessingCanvas" xmlns:cx="http://schemas.microsoft.com/office/drawing/2014/chartex" xmlns:mc="http://schemas.openxmlformats.org/markup-compatibility/2006" xmlns:o="urn:schemas-microsoft-com:office:office" xmlns:r="http://schemas.openxmlformats.org/officeDocument/2006/relationships" xmlns:m="http://schemas.openxmlformats.org/officeDocument/2006/math" xmlns:v="urn:schemas-microsoft-com:vml" xmlns:wp14="http://schemas.microsoft.com/office/word/2010/wordprocessingDrawing" xmlns:wp="http://schemas.openxmlformats.org/drawingml/2006/wordprocessingDrawing" xmlns:w10="urn:schemas-microsoft-com:office:word" xmlns:w="http://schemas.openxmlformats.org/wordprocessingml/2006/main" xmlns:w14="http://schemas.microsoft.com/office/word/2010/wordml" xmlns:w15="http://schemas.microsoft.com/office/word/2012/wordml" xmlns:w16se="http://schemas.microsoft.com/office/word/2015/wordml/symex" xmlns:wpg="http://schemas.microsoft.com/office/word/2010/wordprocessingGroup" xmlns:wpi="http://schemas.microsoft.com/office/word/2010/wordprocessingInk" xmlns:wne="http://schemas.microsoft.com/office/word/2006/wordml" xmlns:wps="http://schemas.microsoft.com/office/word/2010/wordprocessingShape" mc:Ignorable="w14 w15 w16se wp14">
+<w:hdr xmlns:wpc="http://schemas.microsoft.com/office/word/2010/wordprocessingCanvas" xmlns:cx="http://schemas.microsoft.com/office/drawing/2014/chartex" xmlns:cx1="http://schemas.microsoft.com/office/drawing/2015/9/8/chartex" xmlns:cx2="http://schemas.microsoft.com/office/drawing/2015/10/21/chartex" xmlns:cx3="http://schemas.microsoft.com/office/drawing/2016/5/9/chartex" xmlns:cx4="http://schemas.microsoft.com/office/drawing/2016/5/10/chartex" xmlns:cx5="http://schemas.microsoft.com/office/drawing/2016/5/11/chartex" xmlns:cx6="http://schemas.microsoft.com/office/drawing/2016/5/12/chartex" xmlns:cx7="http://schemas.microsoft.com/office/drawing/2016/5/13/chartex" xmlns:cx8="http://schemas.microsoft.com/office/drawing/2016/5/14/chartex" xmlns:mc="http://schemas.openxmlformats.org/markup-compatibility/2006" xmlns:aink="http://schemas.microsoft.com/office/drawing/2016/ink" xmlns:am3d="http://schemas.microsoft.com/office/drawing/2017/model3d" xmlns:o="urn:schemas-microsoft-com:office:office" xmlns:oel="http://schemas.microsoft.com/office/2019/extlst" xmlns:r="http://schemas.openxmlformats.org/officeDocument/2006/relationships" xmlns:m="http://schemas.openxmlformats.org/officeDocument/2006/math" xmlns:v="urn:schemas-microsoft-com:vml" xmlns:wp14="http://schemas.microsoft.com/office/word/2010/wordprocessingDrawing" xmlns:wp="http://schemas.openxmlformats.org/drawingml/2006/wordprocessingDrawing" xmlns:w10="urn:schemas-microsoft-com:office:word" xmlns:w="http://schemas.openxmlformats.org/wordprocessingml/2006/main" xmlns:w14="http://schemas.microsoft.com/office/word/2010/wordml" xmlns:w15="http://schemas.microsoft.com/office/word/2012/wordml" xmlns:w16cex="http://schemas.microsoft.com/office/word/2018/wordml/cex" xmlns:w16cid="http://schemas.microsoft.com/office/word/2016/wordml/cid" xmlns:w16="http://schemas.microsoft.com/office/word/2018/wordml" xmlns:w16du="http://schemas.microsoft.com/office/word/2023/wordml/word16du" xmlns:w16sdtdh="http://schemas.microsoft.com/office/word/2020/wordml/sdtdatahash" xmlns:w16sdtfl="http://schemas.microsoft.com/office/word/2024/wordml/sdtformatlock" xmlns:w16se="http://schemas.microsoft.com/office/word/2015/wordml/symex" xmlns:wpg="http://schemas.microsoft.com/office/word/2010/wordprocessingGroup" xmlns:wpi="http://schemas.microsoft.com/office/word/2010/wordprocessingInk" xmlns:wne="http://schemas.microsoft.com/office/word/2006/wordml" xmlns:wps="http://schemas.microsoft.com/office/word/2010/wordprocessingShape" mc:Ignorable="w14 w15 w16se w16cid w16 w16cex w16sdtdh w16sdtfl w16du wp14">
   <w:p>
     <w:pPr>
       <w:pStyle w:val="Encabezado"/>
@@ -1385,7 +1392,7 @@
         <w:noProof/>
         <w:lang w:eastAsia="es-MX"/>
       </w:rPr>
-      <w:pict>
+      <w:pict w14:anchorId="5D9F0CBE">
         <v:shapetype id="_x0000_t75" coordsize="21600,21600" o:spt="75" o:preferrelative="t" path="m@4@5l@4@11@9@11@9@5xe" filled="f" stroked="f">
           <v:stroke joinstyle="miter"/>
           <v:formulas>
@@ -1405,7 +1412,7 @@
           <v:path o:extrusionok="f" gradientshapeok="t" o:connecttype="rect"/>
           <o:lock v:ext="edit" aspectratio="t"/>
         </v:shapetype>
-        <v:shape id="WordPictureWatermark3702828" o:spid="_x0000_s2052" type="#_x0000_t75" style="position:absolute;margin-left:0;margin-top:0;width:441.35pt;height:294.2pt;z-index:-251658240;mso-position-horizontal:center;mso-position-horizontal-relative:margin;mso-position-vertical:center;mso-position-vertical-relative:margin" o:allowincell="f">
+        <v:shape id="WordPictureWatermark3702828" o:spid="_x0000_s1028" type="#_x0000_t75" style="position:absolute;margin-left:0;margin-top:0;width:441.35pt;height:294.2pt;z-index:-251658240;mso-position-horizontal:center;mso-position-horizontal-relative:margin;mso-position-vertical:center;mso-position-vertical-relative:margin" o:allowincell="f">
           <v:imagedata r:id="rId1" o:title="Flag_of_Peru_(state)" gain="19661f" blacklevel="22938f"/>
           <w10:wrap anchorx="margin" anchory="margin"/>
         </v:shape>
@@ -1416,7 +1423,7 @@
 </file>
 
 <file path=word/numbering.xml><?xml version="1.0" encoding="utf-8"?>
-<w:numbering xmlns:wpc="http://schemas.microsoft.com/office/word/2010/wordprocessingCanvas" xmlns:cx="http://schemas.microsoft.com/office/drawing/2014/chartex" xmlns:mc="http://schemas.openxmlformats.org/markup-compatibility/2006" xmlns:o="urn:schemas-microsoft-com:office:office" xmlns:r="http://schemas.openxmlformats.org/officeDocument/2006/relationships" xmlns:m="http://schemas.openxmlformats.org/officeDocument/2006/math" xmlns:v="urn:schemas-microsoft-com:vml" xmlns:wp14="http://schemas.microsoft.com/office/word/2010/wordprocessingDrawing" xmlns:wp="http://schemas.openxmlformats.org/drawingml/2006/wordprocessingDrawing" xmlns:w10="urn:schemas-microsoft-com:office:word" xmlns:w="http://schemas.openxmlformats.org/wordprocessingml/2006/main" xmlns:w14="http://schemas.microsoft.com/office/word/2010/wordml" xmlns:w15="http://schemas.microsoft.com/office/word/2012/wordml" xmlns:w16se="http://schemas.microsoft.com/office/word/2015/wordml/symex" xmlns:wpg="http://schemas.microsoft.com/office/word/2010/wordprocessingGroup" xmlns:wpi="http://schemas.microsoft.com/office/word/2010/wordprocessingInk" xmlns:wne="http://schemas.microsoft.com/office/word/2006/wordml" xmlns:wps="http://schemas.microsoft.com/office/word/2010/wordprocessingShape" mc:Ignorable="w14 w15 w16se wp14">
+<w:numbering xmlns:wpc="http://schemas.microsoft.com/office/word/2010/wordprocessingCanvas" xmlns:cx="http://schemas.microsoft.com/office/drawing/2014/chartex" xmlns:cx1="http://schemas.microsoft.com/office/drawing/2015/9/8/chartex" xmlns:cx2="http://schemas.microsoft.com/office/drawing/2015/10/21/chartex" xmlns:cx3="http://schemas.microsoft.com/office/drawing/2016/5/9/chartex" xmlns:cx4="http://schemas.microsoft.com/office/drawing/2016/5/10/chartex" xmlns:cx5="http://schemas.microsoft.com/office/drawing/2016/5/11/chartex" xmlns:cx6="http://schemas.microsoft.com/office/drawing/2016/5/12/chartex" xmlns:cx7="http://schemas.microsoft.com/office/drawing/2016/5/13/chartex" xmlns:cx8="http://schemas.microsoft.com/office/drawing/2016/5/14/chartex" xmlns:mc="http://schemas.openxmlformats.org/markup-compatibility/2006" xmlns:aink="http://schemas.microsoft.com/office/drawing/2016/ink" xmlns:am3d="http://schemas.microsoft.com/office/drawing/2017/model3d" xmlns:o="urn:schemas-microsoft-com:office:office" xmlns:oel="http://schemas.microsoft.com/office/2019/extlst" xmlns:r="http://schemas.openxmlformats.org/officeDocument/2006/relationships" xmlns:m="http://schemas.openxmlformats.org/officeDocument/2006/math" xmlns:v="urn:schemas-microsoft-com:vml" xmlns:wp14="http://schemas.microsoft.com/office/word/2010/wordprocessingDrawing" xmlns:wp="http://schemas.openxmlformats.org/drawingml/2006/wordprocessingDrawing" xmlns:w10="urn:schemas-microsoft-com:office:word" xmlns:w="http://schemas.openxmlformats.org/wordprocessingml/2006/main" xmlns:w14="http://schemas.microsoft.com/office/word/2010/wordml" xmlns:w15="http://schemas.microsoft.com/office/word/2012/wordml" xmlns:w16cex="http://schemas.microsoft.com/office/word/2018/wordml/cex" xmlns:w16cid="http://schemas.microsoft.com/office/word/2016/wordml/cid" xmlns:w16="http://schemas.microsoft.com/office/word/2018/wordml" xmlns:w16du="http://schemas.microsoft.com/office/word/2023/wordml/word16du" xmlns:w16sdtdh="http://schemas.microsoft.com/office/word/2020/wordml/sdtdatahash" xmlns:w16sdtfl="http://schemas.microsoft.com/office/word/2024/wordml/sdtformatlock" xmlns:w16se="http://schemas.microsoft.com/office/word/2015/wordml/symex" xmlns:wpg="http://schemas.microsoft.com/office/word/2010/wordprocessingGroup" xmlns:wpi="http://schemas.microsoft.com/office/word/2010/wordprocessingInk" xmlns:wne="http://schemas.microsoft.com/office/word/2006/wordml" xmlns:wps="http://schemas.microsoft.com/office/word/2010/wordprocessingShape" mc:Ignorable="w14 w15 w16se w16cid w16 w16cex w16sdtdh w16sdtfl w16du wp14">
   <w:abstractNum w:abstractNumId="0" w15:restartNumberingAfterBreak="0">
     <w:nsid w:val="6DCD300A"/>
     <w:multiLevelType w:val="multilevel"/>
@@ -1566,14 +1573,14 @@
       </w:rPr>
     </w:lvl>
   </w:abstractNum>
-  <w:num w:numId="1">
+  <w:num w:numId="1" w16cid:durableId="1880509043">
     <w:abstractNumId w:val="0"/>
   </w:num>
 </w:numbering>
 </file>
 
 <file path=word/styles.xml><?xml version="1.0" encoding="utf-8"?>
-<w:styles xmlns:mc="http://schemas.openxmlformats.org/markup-compatibility/2006" xmlns:r="http://schemas.openxmlformats.org/officeDocument/2006/relationships" xmlns:w="http://schemas.openxmlformats.org/wordprocessingml/2006/main" xmlns:w14="http://schemas.microsoft.com/office/word/2010/wordml" xmlns:w15="http://schemas.microsoft.com/office/word/2012/wordml" xmlns:w16se="http://schemas.microsoft.com/office/word/2015/wordml/symex" mc:Ignorable="w14 w15 w16se">
+<w:styles xmlns:mc="http://schemas.openxmlformats.org/markup-compatibility/2006" xmlns:r="http://schemas.openxmlformats.org/officeDocument/2006/relationships" xmlns:w="http://schemas.openxmlformats.org/wordprocessingml/2006/main" xmlns:w14="http://schemas.microsoft.com/office/word/2010/wordml" xmlns:w15="http://schemas.microsoft.com/office/word/2012/wordml" xmlns:w16cex="http://schemas.microsoft.com/office/word/2018/wordml/cex" xmlns:w16cid="http://schemas.microsoft.com/office/word/2016/wordml/cid" xmlns:w16="http://schemas.microsoft.com/office/word/2018/wordml" xmlns:w16du="http://schemas.microsoft.com/office/word/2023/wordml/word16du" xmlns:w16sdtdh="http://schemas.microsoft.com/office/word/2020/wordml/sdtdatahash" xmlns:w16sdtfl="http://schemas.microsoft.com/office/word/2024/wordml/sdtformatlock" xmlns:w16se="http://schemas.microsoft.com/office/word/2015/wordml/symex" mc:Ignorable="w14 w15 w16se w16cid w16 w16cex w16sdtdh w16sdtfl w16du">
   <w:docDefaults>
     <w:rPrDefault>
       <w:rPr>
@@ -1589,7 +1596,7 @@
       </w:pPr>
     </w:pPrDefault>
   </w:docDefaults>
-  <w:latentStyles w:defLockedState="0" w:defUIPriority="99" w:defSemiHidden="0" w:defUnhideWhenUsed="0" w:defQFormat="0" w:count="371">
+  <w:latentStyles w:defLockedState="0" w:defUIPriority="99" w:defSemiHidden="0" w:defUnhideWhenUsed="0" w:defQFormat="0" w:count="376">
     <w:lsdException w:name="Normal" w:uiPriority="0" w:qFormat="1"/>
     <w:lsdException w:name="heading 1" w:uiPriority="9" w:qFormat="1"/>
     <w:lsdException w:name="heading 2" w:semiHidden="1" w:uiPriority="9" w:unhideWhenUsed="1" w:qFormat="1"/>
@@ -1961,6 +1968,11 @@
     <w:lsdException w:name="List Table 5 Dark Accent 6" w:uiPriority="50"/>
     <w:lsdException w:name="List Table 6 Colorful Accent 6" w:uiPriority="51"/>
     <w:lsdException w:name="List Table 7 Colorful Accent 6" w:uiPriority="52"/>
+    <w:lsdException w:name="Mention" w:semiHidden="1" w:unhideWhenUsed="1"/>
+    <w:lsdException w:name="Smart Hyperlink" w:semiHidden="1" w:unhideWhenUsed="1"/>
+    <w:lsdException w:name="Hashtag" w:semiHidden="1" w:unhideWhenUsed="1"/>
+    <w:lsdException w:name="Unresolved Mention" w:semiHidden="1" w:unhideWhenUsed="1"/>
+    <w:lsdException w:name="Smart Link" w:semiHidden="1" w:unhideWhenUsed="1"/>
   </w:latentStyles>
   <w:style w:type="paragraph" w:default="1" w:styleId="Normal">
     <w:name w:val="Normal"/>
@@ -2141,7 +2153,7 @@
       <w:szCs w:val="24"/>
     </w:rPr>
   </w:style>
-  <w:style w:type="character" w:styleId="Textoennegrita">
+  <w:style w:type="character" w:styleId="Fuerte">
     <w:name w:val="Strong"/>
     <w:basedOn w:val="Fuentedeprrafopredeter"/>
     <w:uiPriority w:val="22"/>
@@ -2173,7 +2185,7 @@
 </file>
 
 <file path=word/glossary/document.xml><?xml version="1.0" encoding="utf-8"?>
-<w:glossaryDocument xmlns:wpc="http://schemas.microsoft.com/office/word/2010/wordprocessingCanvas" xmlns:cx="http://schemas.microsoft.com/office/drawing/2014/chartex" xmlns:mc="http://schemas.openxmlformats.org/markup-compatibility/2006" xmlns:o="urn:schemas-microsoft-com:office:office" xmlns:r="http://schemas.openxmlformats.org/officeDocument/2006/relationships" xmlns:m="http://schemas.openxmlformats.org/officeDocument/2006/math" xmlns:v="urn:schemas-microsoft-com:vml" xmlns:wp14="http://schemas.microsoft.com/office/word/2010/wordprocessingDrawing" xmlns:wp="http://schemas.openxmlformats.org/drawingml/2006/wordprocessingDrawing" xmlns:w10="urn:schemas-microsoft-com:office:word" xmlns:w="http://schemas.openxmlformats.org/wordprocessingml/2006/main" xmlns:w14="http://schemas.microsoft.com/office/word/2010/wordml" xmlns:w15="http://schemas.microsoft.com/office/word/2012/wordml" xmlns:w16se="http://schemas.microsoft.com/office/word/2015/wordml/symex" xmlns:wpg="http://schemas.microsoft.com/office/word/2010/wordprocessingGroup" xmlns:wpi="http://schemas.microsoft.com/office/word/2010/wordprocessingInk" xmlns:wne="http://schemas.microsoft.com/office/word/2006/wordml" xmlns:wps="http://schemas.microsoft.com/office/word/2010/wordprocessingShape" mc:Ignorable="w14 w15 w16se wp14">
+<w:glossaryDocument xmlns:wpc="http://schemas.microsoft.com/office/word/2010/wordprocessingCanvas" xmlns:cx="http://schemas.microsoft.com/office/drawing/2014/chartex" xmlns:cx1="http://schemas.microsoft.com/office/drawing/2015/9/8/chartex" xmlns:cx2="http://schemas.microsoft.com/office/drawing/2015/10/21/chartex" xmlns:cx3="http://schemas.microsoft.com/office/drawing/2016/5/9/chartex" xmlns:cx4="http://schemas.microsoft.com/office/drawing/2016/5/10/chartex" xmlns:cx5="http://schemas.microsoft.com/office/drawing/2016/5/11/chartex" xmlns:cx6="http://schemas.microsoft.com/office/drawing/2016/5/12/chartex" xmlns:cx7="http://schemas.microsoft.com/office/drawing/2016/5/13/chartex" xmlns:cx8="http://schemas.microsoft.com/office/drawing/2016/5/14/chartex" xmlns:mc="http://schemas.openxmlformats.org/markup-compatibility/2006" xmlns:aink="http://schemas.microsoft.com/office/drawing/2016/ink" xmlns:am3d="http://schemas.microsoft.com/office/drawing/2017/model3d" xmlns:o="urn:schemas-microsoft-com:office:office" xmlns:oel="http://schemas.microsoft.com/office/2019/extlst" xmlns:r="http://schemas.openxmlformats.org/officeDocument/2006/relationships" xmlns:m="http://schemas.openxmlformats.org/officeDocument/2006/math" xmlns:v="urn:schemas-microsoft-com:vml" xmlns:wp14="http://schemas.microsoft.com/office/word/2010/wordprocessingDrawing" xmlns:wp="http://schemas.openxmlformats.org/drawingml/2006/wordprocessingDrawing" xmlns:w10="urn:schemas-microsoft-com:office:word" xmlns:w="http://schemas.openxmlformats.org/wordprocessingml/2006/main" xmlns:w14="http://schemas.microsoft.com/office/word/2010/wordml" xmlns:w15="http://schemas.microsoft.com/office/word/2012/wordml" xmlns:w16cex="http://schemas.microsoft.com/office/word/2018/wordml/cex" xmlns:w16cid="http://schemas.microsoft.com/office/word/2016/wordml/cid" xmlns:w16="http://schemas.microsoft.com/office/word/2018/wordml" xmlns:w16du="http://schemas.microsoft.com/office/word/2023/wordml/word16du" xmlns:w16sdtdh="http://schemas.microsoft.com/office/word/2020/wordml/sdtdatahash" xmlns:w16sdtfl="http://schemas.microsoft.com/office/word/2024/wordml/sdtformatlock" xmlns:w16se="http://schemas.microsoft.com/office/word/2015/wordml/symex" xmlns:wpg="http://schemas.microsoft.com/office/word/2010/wordprocessingGroup" xmlns:wpi="http://schemas.microsoft.com/office/word/2010/wordprocessingInk" xmlns:wne="http://schemas.microsoft.com/office/word/2006/wordml" xmlns:wps="http://schemas.microsoft.com/office/word/2010/wordprocessingShape" mc:Ignorable="w14 w15 w16se w16cid w16 w16cex w16sdtdh w16sdtfl w16du wp14">
   <w:docParts>
     <w:docPart>
       <w:docPartPr>
@@ -2211,7 +2223,7 @@
 </file>
 
 <file path=word/glossary/fontTable.xml><?xml version="1.0" encoding="utf-8"?>
-<w:fonts xmlns:mc="http://schemas.openxmlformats.org/markup-compatibility/2006" xmlns:r="http://schemas.openxmlformats.org/officeDocument/2006/relationships" xmlns:w="http://schemas.openxmlformats.org/wordprocessingml/2006/main" xmlns:w14="http://schemas.microsoft.com/office/word/2010/wordml" xmlns:w15="http://schemas.microsoft.com/office/word/2012/wordml" xmlns:w16se="http://schemas.microsoft.com/office/word/2015/wordml/symex" mc:Ignorable="w14 w15 w16se">
+<w:fonts xmlns:mc="http://schemas.openxmlformats.org/markup-compatibility/2006" xmlns:r="http://schemas.openxmlformats.org/officeDocument/2006/relationships" xmlns:w="http://schemas.openxmlformats.org/wordprocessingml/2006/main" xmlns:w14="http://schemas.microsoft.com/office/word/2010/wordml" xmlns:w15="http://schemas.microsoft.com/office/word/2012/wordml" xmlns:w16cex="http://schemas.microsoft.com/office/word/2018/wordml/cex" xmlns:w16cid="http://schemas.microsoft.com/office/word/2016/wordml/cid" xmlns:w16="http://schemas.microsoft.com/office/word/2018/wordml" xmlns:w16du="http://schemas.microsoft.com/office/word/2023/wordml/word16du" xmlns:w16sdtdh="http://schemas.microsoft.com/office/word/2020/wordml/sdtdatahash" xmlns:w16sdtfl="http://schemas.microsoft.com/office/word/2024/wordml/sdtformatlock" xmlns:w16se="http://schemas.microsoft.com/office/word/2015/wordml/symex" mc:Ignorable="w14 w15 w16se w16cid w16 w16cex w16sdtdh w16sdtfl w16du">
   <w:font w:name="Symbol">
     <w:panose1 w:val="05050102010706020507"/>
     <w:charset w:val="02"/>
@@ -2265,7 +2277,7 @@
 </file>
 
 <file path=word/glossary/settings.xml><?xml version="1.0" encoding="utf-8"?>
-<w:settings xmlns:mc="http://schemas.openxmlformats.org/markup-compatibility/2006" xmlns:o="urn:schemas-microsoft-com:office:office" xmlns:r="http://schemas.openxmlformats.org/officeDocument/2006/relationships" xmlns:m="http://schemas.openxmlformats.org/officeDocument/2006/math" xmlns:v="urn:schemas-microsoft-com:vml" xmlns:w10="urn:schemas-microsoft-com:office:word" xmlns:w="http://schemas.openxmlformats.org/wordprocessingml/2006/main" xmlns:w14="http://schemas.microsoft.com/office/word/2010/wordml" xmlns:w15="http://schemas.microsoft.com/office/word/2012/wordml" xmlns:w16se="http://schemas.microsoft.com/office/word/2015/wordml/symex" xmlns:sl="http://schemas.openxmlformats.org/schemaLibrary/2006/main" mc:Ignorable="w14 w15 w16se">
+<w:settings xmlns:mc="http://schemas.openxmlformats.org/markup-compatibility/2006" xmlns:o="urn:schemas-microsoft-com:office:office" xmlns:r="http://schemas.openxmlformats.org/officeDocument/2006/relationships" xmlns:m="http://schemas.openxmlformats.org/officeDocument/2006/math" xmlns:v="urn:schemas-microsoft-com:vml" xmlns:w10="urn:schemas-microsoft-com:office:word" xmlns:w="http://schemas.openxmlformats.org/wordprocessingml/2006/main" xmlns:w14="http://schemas.microsoft.com/office/word/2010/wordml" xmlns:w15="http://schemas.microsoft.com/office/word/2012/wordml" xmlns:w16cex="http://schemas.microsoft.com/office/word/2018/wordml/cex" xmlns:w16cid="http://schemas.microsoft.com/office/word/2016/wordml/cid" xmlns:w16="http://schemas.microsoft.com/office/word/2018/wordml" xmlns:w16du="http://schemas.microsoft.com/office/word/2023/wordml/word16du" xmlns:w16sdtdh="http://schemas.microsoft.com/office/word/2020/wordml/sdtdatahash" xmlns:w16sdtfl="http://schemas.microsoft.com/office/word/2024/wordml/sdtformatlock" xmlns:w16se="http://schemas.microsoft.com/office/word/2015/wordml/symex" xmlns:sl="http://schemas.openxmlformats.org/schemaLibrary/2006/main" mc:Ignorable="w14 w15 w16se w16cid w16 w16cex w16sdtdh w16sdtfl w16du">
   <w:view w:val="normal"/>
   <w:defaultTabStop w:val="708"/>
   <w:hyphenationZone w:val="425"/>
@@ -2277,9 +2289,12 @@
     <w:compatSetting w:name="enableOpenTypeFeatures" w:uri="http://schemas.microsoft.com/office/word" w:val="1"/>
     <w:compatSetting w:name="doNotFlipMirrorIndents" w:uri="http://schemas.microsoft.com/office/word" w:val="1"/>
     <w:compatSetting w:name="differentiateMultirowTableHeaders" w:uri="http://schemas.microsoft.com/office/word" w:val="1"/>
+    <w:compatSetting w:name="useWord2013TrackBottomHyphenation" w:uri="http://schemas.microsoft.com/office/word" w:val="1"/>
   </w:compat>
   <w:rsids>
     <w:rsidRoot w:val="00D50C9B"/>
+    <w:rsid w:val="002B2E7F"/>
+    <w:rsid w:val="00465703"/>
     <w:rsid w:val="009E0D1A"/>
     <w:rsid w:val="00D50C9B"/>
     <w:rsid w:val="00FE1C07"/>
@@ -2306,7 +2321,7 @@
 </file>
 
 <file path=word/glossary/styles.xml><?xml version="1.0" encoding="utf-8"?>
-<w:styles xmlns:mc="http://schemas.openxmlformats.org/markup-compatibility/2006" xmlns:r="http://schemas.openxmlformats.org/officeDocument/2006/relationships" xmlns:w="http://schemas.openxmlformats.org/wordprocessingml/2006/main" xmlns:w14="http://schemas.microsoft.com/office/word/2010/wordml" xmlns:w15="http://schemas.microsoft.com/office/word/2012/wordml" xmlns:w16se="http://schemas.microsoft.com/office/word/2015/wordml/symex" mc:Ignorable="w14 w15 w16se">
+<w:styles xmlns:mc="http://schemas.openxmlformats.org/markup-compatibility/2006" xmlns:r="http://schemas.openxmlformats.org/officeDocument/2006/relationships" xmlns:w="http://schemas.openxmlformats.org/wordprocessingml/2006/main" xmlns:w14="http://schemas.microsoft.com/office/word/2010/wordml" xmlns:w15="http://schemas.microsoft.com/office/word/2012/wordml" xmlns:w16cex="http://schemas.microsoft.com/office/word/2018/wordml/cex" xmlns:w16cid="http://schemas.microsoft.com/office/word/2016/wordml/cid" xmlns:w16="http://schemas.microsoft.com/office/word/2018/wordml" xmlns:w16du="http://schemas.microsoft.com/office/word/2023/wordml/word16du" xmlns:w16sdtdh="http://schemas.microsoft.com/office/word/2020/wordml/sdtdatahash" xmlns:w16sdtfl="http://schemas.microsoft.com/office/word/2024/wordml/sdtformatlock" xmlns:w16se="http://schemas.microsoft.com/office/word/2015/wordml/symex" mc:Ignorable="w14 w15 w16se w16cid w16 w16cex w16sdtdh w16sdtfl w16du">
   <w:docDefaults>
     <w:rPrDefault>
       <w:rPr>
@@ -2322,7 +2337,7 @@
       </w:pPr>
     </w:pPrDefault>
   </w:docDefaults>
-  <w:latentStyles w:defLockedState="0" w:defUIPriority="99" w:defSemiHidden="0" w:defUnhideWhenUsed="0" w:defQFormat="0" w:count="371">
+  <w:latentStyles w:defLockedState="0" w:defUIPriority="99" w:defSemiHidden="0" w:defUnhideWhenUsed="0" w:defQFormat="0" w:count="376">
     <w:lsdException w:name="Normal" w:uiPriority="0" w:qFormat="1"/>
     <w:lsdException w:name="heading 1" w:uiPriority="9" w:qFormat="1"/>
     <w:lsdException w:name="heading 2" w:semiHidden="1" w:uiPriority="9" w:unhideWhenUsed="1" w:qFormat="1"/>
@@ -2694,6 +2709,11 @@
     <w:lsdException w:name="List Table 5 Dark Accent 6" w:uiPriority="50"/>
     <w:lsdException w:name="List Table 6 Colorful Accent 6" w:uiPriority="51"/>
     <w:lsdException w:name="List Table 7 Colorful Accent 6" w:uiPriority="52"/>
+    <w:lsdException w:name="Mention" w:semiHidden="1" w:unhideWhenUsed="1"/>
+    <w:lsdException w:name="Smart Hyperlink" w:semiHidden="1" w:unhideWhenUsed="1"/>
+    <w:lsdException w:name="Hashtag" w:semiHidden="1" w:unhideWhenUsed="1"/>
+    <w:lsdException w:name="Unresolved Mention" w:semiHidden="1" w:unhideWhenUsed="1"/>
+    <w:lsdException w:name="Smart Link" w:semiHidden="1" w:unhideWhenUsed="1"/>
   </w:latentStyles>
   <w:style w:type="paragraph" w:default="1" w:styleId="Normal">
     <w:name w:val="Normal"/>
@@ -2726,14 +2746,6 @@
     <w:semiHidden/>
     <w:unhideWhenUsed/>
   </w:style>
-  <w:style w:type="paragraph" w:customStyle="1" w:styleId="CBA4C1E67D9140798D36AB6C7A211415">
-    <w:name w:val="CBA4C1E67D9140798D36AB6C7A211415"/>
-    <w:rsid w:val="00D50C9B"/>
-  </w:style>
-  <w:style w:type="paragraph" w:customStyle="1" w:styleId="8725A42821F54D3A8A5309A1709317DB">
-    <w:name w:val="8725A42821F54D3A8A5309A1709317DB"/>
-    <w:rsid w:val="00D50C9B"/>
-  </w:style>
   <w:style w:type="paragraph" w:customStyle="1" w:styleId="3DA6D8A6B0CD4DD1B2B93EFD2ABE4E4E">
     <w:name w:val="3DA6D8A6B0CD4DD1B2B93EFD2ABE4E4E"/>
     <w:rsid w:val="00D50C9B"/>
@@ -2742,7 +2754,7 @@
 </file>
 
 <file path=word/glossary/webSettings.xml><?xml version="1.0" encoding="utf-8"?>
-<w:webSettings xmlns:mc="http://schemas.openxmlformats.org/markup-compatibility/2006" xmlns:r="http://schemas.openxmlformats.org/officeDocument/2006/relationships" xmlns:w="http://schemas.openxmlformats.org/wordprocessingml/2006/main" xmlns:w14="http://schemas.microsoft.com/office/word/2010/wordml" xmlns:w15="http://schemas.microsoft.com/office/word/2012/wordml" xmlns:w16se="http://schemas.microsoft.com/office/word/2015/wordml/symex" mc:Ignorable="w14 w15 w16se">
+<w:webSettings xmlns:mc="http://schemas.openxmlformats.org/markup-compatibility/2006" xmlns:r="http://schemas.openxmlformats.org/officeDocument/2006/relationships" xmlns:w="http://schemas.openxmlformats.org/wordprocessingml/2006/main" xmlns:w14="http://schemas.microsoft.com/office/word/2010/wordml" xmlns:w15="http://schemas.microsoft.com/office/word/2012/wordml" xmlns:w16cex="http://schemas.microsoft.com/office/word/2018/wordml/cex" xmlns:w16cid="http://schemas.microsoft.com/office/word/2016/wordml/cid" xmlns:w16="http://schemas.microsoft.com/office/word/2018/wordml" xmlns:w16du="http://schemas.microsoft.com/office/word/2023/wordml/word16du" xmlns:w16sdtdh="http://schemas.microsoft.com/office/word/2020/wordml/sdtdatahash" xmlns:w16sdtfl="http://schemas.microsoft.com/office/word/2024/wordml/sdtformatlock" xmlns:w16se="http://schemas.microsoft.com/office/word/2015/wordml/symex" mc:Ignorable="w14 w15 w16se w16cid w16 w16cex w16sdtdh w16sdtfl w16du">
   <w:optimizeForBrowser/>
   <w:allowPNG/>
 </w:webSettings>

--- a/Manual de Implementacion.docx
+++ b/Manual de Implementacion.docx
@@ -720,12 +720,11 @@
     </w:p>
     <w:p>
       <w:pPr>
-        <w:pStyle w:val="Ttulo3"/>
+        <w:pStyle w:val="NormalWeb"/>
         <w:spacing w:line="276" w:lineRule="auto"/>
-        <w:rPr>
-          <w:rFonts w:ascii="Arial" w:hAnsi="Arial" w:cs="Arial"/>
-          <w:sz w:val="28"/>
-          <w:szCs w:val="28"/>
+        <w:jc w:val="both"/>
+        <w:rPr>
+          <w:rFonts w:ascii="Arial" w:hAnsi="Arial" w:cs="Arial"/>
         </w:rPr>
       </w:pPr>
       <w:r>
@@ -737,13 +736,13 @@
           <w:lang w:val="es-ES"/>
         </w:rPr>
         <w:drawing>
-          <wp:anchor distT="0" distB="0" distL="114300" distR="114300" simplePos="0" relativeHeight="251662336" behindDoc="1" locked="0" layoutInCell="1" allowOverlap="1" wp14:anchorId="373F1413" wp14:editId="09F1E643">
+          <wp:anchor distT="0" distB="0" distL="114300" distR="114300" simplePos="0" relativeHeight="251662336" behindDoc="1" locked="0" layoutInCell="1" allowOverlap="1" wp14:anchorId="373F1413" wp14:editId="5E85400F">
             <wp:simplePos x="0" y="0"/>
             <wp:positionH relativeFrom="margin">
               <wp:align>left</wp:align>
             </wp:positionH>
             <wp:positionV relativeFrom="paragraph">
-              <wp:posOffset>71120</wp:posOffset>
+              <wp:posOffset>140970</wp:posOffset>
             </wp:positionV>
             <wp:extent cx="3239770" cy="4043045"/>
             <wp:effectExtent l="0" t="0" r="0" b="0"/>
@@ -800,26 +799,6 @@
           </wp:anchor>
         </w:drawing>
       </w:r>
-      <w:r>
-        <w:rPr>
-          <w:rStyle w:val="Fuerte"/>
-          <w:rFonts w:ascii="Arial" w:hAnsi="Arial" w:cs="Arial"/>
-          <w:bCs w:val="0"/>
-          <w:sz w:val="28"/>
-          <w:szCs w:val="28"/>
-        </w:rPr>
-        <w:t>Pantalla Principal</w:t>
-      </w:r>
-    </w:p>
-    <w:p>
-      <w:pPr>
-        <w:pStyle w:val="NormalWeb"/>
-        <w:spacing w:line="276" w:lineRule="auto"/>
-        <w:jc w:val="both"/>
-        <w:rPr>
-          <w:rFonts w:ascii="Arial" w:hAnsi="Arial" w:cs="Arial"/>
-        </w:rPr>
-      </w:pPr>
       <w:r>
         <w:rPr>
           <w:rFonts w:ascii="Arial" w:hAnsi="Arial" w:cs="Arial"/>
@@ -2294,7 +2273,9 @@
   <w:rsids>
     <w:rsidRoot w:val="00D50C9B"/>
     <w:rsid w:val="002B2E7F"/>
+    <w:rsid w:val="00312085"/>
     <w:rsid w:val="00465703"/>
+    <w:rsid w:val="008865C0"/>
     <w:rsid w:val="009E0D1A"/>
     <w:rsid w:val="00D50C9B"/>
     <w:rsid w:val="00FE1C07"/>

--- a/Manual de Implementacion.docx
+++ b/Manual de Implementacion.docx
@@ -144,7 +144,7 @@
           <w:sz w:val="24"/>
           <w:szCs w:val="24"/>
         </w:rPr>
-        <w:t>jueves, 30 de abril de 2026</w:t>
+        <w:t>miércoles, 6 de mayo de 2026</w:t>
       </w:r>
       <w:r>
         <w:rPr>
@@ -977,6 +977,264 @@
           <w:rFonts w:ascii="Arial" w:hAnsi="Arial" w:cs="Arial"/>
         </w:rPr>
         <w:t>Esta pantalla está diseñada para ser intuitiva y de fácil uso, permitiendo al usuario acceder rápidamente a las funciones principales del sistema sin necesidad de configuraciones adicionales.</w:t>
+      </w:r>
+    </w:p>
+    <w:p>
+      <w:pPr>
+        <w:spacing w:line="276" w:lineRule="auto"/>
+        <w:rPr>
+          <w:rFonts w:ascii="Arial" w:eastAsia="Times New Roman" w:hAnsi="Arial" w:cs="Arial"/>
+          <w:sz w:val="24"/>
+          <w:szCs w:val="24"/>
+          <w:lang w:eastAsia="es-MX"/>
+        </w:rPr>
+      </w:pPr>
+      <w:r>
+        <w:rPr>
+          <w:rFonts w:ascii="Arial" w:hAnsi="Arial" w:cs="Arial"/>
+        </w:rPr>
+        <w:br w:type="page"/>
+      </w:r>
+    </w:p>
+    <w:p>
+      <w:pPr>
+        <w:pStyle w:val="Ttulo2"/>
+        <w:spacing w:line="276" w:lineRule="auto"/>
+        <w:rPr>
+          <w:rFonts w:ascii="Arial" w:hAnsi="Arial" w:cs="Arial"/>
+          <w:b/>
+          <w:bCs/>
+          <w:color w:val="00B050"/>
+          <w:sz w:val="28"/>
+          <w:szCs w:val="28"/>
+        </w:rPr>
+      </w:pPr>
+      <w:r>
+        <w:rPr>
+          <w:rFonts w:ascii="Arial" w:hAnsi="Arial" w:cs="Arial"/>
+          <w:b/>
+          <w:bCs/>
+          <w:color w:val="00B050"/>
+          <w:sz w:val="28"/>
+          <w:szCs w:val="28"/>
+        </w:rPr>
+        <w:lastRenderedPageBreak/>
+        <w:t>Registro de Productos</w:t>
+      </w:r>
+    </w:p>
+    <w:p>
+      <w:pPr>
+        <w:pStyle w:val="NormalWeb"/>
+        <w:spacing w:line="276" w:lineRule="auto"/>
+        <w:jc w:val="both"/>
+        <w:rPr>
+          <w:rFonts w:ascii="Arial" w:hAnsi="Arial" w:cs="Arial"/>
+        </w:rPr>
+      </w:pPr>
+      <w:r>
+        <w:rPr>
+          <w:rFonts w:ascii="Arial" w:hAnsi="Arial" w:cs="Arial"/>
+        </w:rPr>
+        <w:t xml:space="preserve">En este apartado se dan de alta los registros de los productos que usa el sistema. Para poder efectuar ventas, es necesario que exista un catalogo para poder elegir que se vaya a adquirir por parte del cliente. Y si el sistema se cierra, los productos quedan guardados para usarse la próxima vez que se active el mismo, se necesita una </w:t>
+      </w:r>
+      <w:r>
+        <w:rPr>
+          <w:rFonts w:ascii="Arial" w:hAnsi="Arial" w:cs="Arial"/>
+          <w:b/>
+          <w:bCs/>
+        </w:rPr>
+        <w:t>BASE DE DATOS</w:t>
+      </w:r>
+      <w:r>
+        <w:rPr>
+          <w:rFonts w:ascii="Arial" w:hAnsi="Arial" w:cs="Arial"/>
+        </w:rPr>
+        <w:t>.</w:t>
+      </w:r>
+    </w:p>
+    <w:p>
+      <w:pPr>
+        <w:pStyle w:val="NormalWeb"/>
+        <w:spacing w:line="276" w:lineRule="auto"/>
+        <w:jc w:val="both"/>
+        <w:rPr>
+          <w:rFonts w:ascii="Arial" w:hAnsi="Arial" w:cs="Arial"/>
+        </w:rPr>
+      </w:pPr>
+    </w:p>
+    <w:p>
+      <w:pPr>
+        <w:pStyle w:val="NormalWeb"/>
+        <w:spacing w:line="276" w:lineRule="auto"/>
+        <w:jc w:val="both"/>
+        <w:rPr>
+          <w:rFonts w:ascii="Arial" w:hAnsi="Arial" w:cs="Arial"/>
+          <w:b/>
+          <w:bCs/>
+          <w:color w:val="00B050"/>
+          <w:sz w:val="28"/>
+          <w:szCs w:val="28"/>
+        </w:rPr>
+      </w:pPr>
+      <w:r>
+        <w:rPr>
+          <w:rFonts w:ascii="Arial" w:hAnsi="Arial" w:cs="Arial"/>
+          <w:b/>
+          <w:bCs/>
+          <w:color w:val="00B050"/>
+          <w:sz w:val="28"/>
+          <w:szCs w:val="28"/>
+        </w:rPr>
+        <w:t>¿Qué es una base de datos?</w:t>
+      </w:r>
+    </w:p>
+    <w:p>
+      <w:pPr>
+        <w:pStyle w:val="NormalWeb"/>
+        <w:spacing w:line="276" w:lineRule="auto"/>
+        <w:jc w:val="both"/>
+        <w:rPr>
+          <w:rFonts w:ascii="Arial" w:hAnsi="Arial" w:cs="Arial"/>
+          <w:color w:val="000000" w:themeColor="text1"/>
+        </w:rPr>
+      </w:pPr>
+      <w:r>
+        <w:rPr>
+          <w:rFonts w:ascii="Arial" w:hAnsi="Arial" w:cs="Arial"/>
+          <w:color w:val="000000" w:themeColor="text1"/>
+        </w:rPr>
+        <w:t>Es un conjunto de datos que están estructurados en forma correcta y secuencial. Contiene la información que usan los sistemas para su correcto uso. Estos datos pueden ser de tipo: texto, numéricos, objetos, enlaces y cualquier tipo de dato almacenable.</w:t>
+      </w:r>
+    </w:p>
+    <w:p>
+      <w:pPr>
+        <w:pStyle w:val="NormalWeb"/>
+        <w:spacing w:line="276" w:lineRule="auto"/>
+        <w:jc w:val="both"/>
+        <w:rPr>
+          <w:rFonts w:ascii="Arial" w:hAnsi="Arial" w:cs="Arial"/>
+          <w:color w:val="000000" w:themeColor="text1"/>
+        </w:rPr>
+      </w:pPr>
+      <w:r>
+        <w:rPr>
+          <w:rFonts w:ascii="Arial" w:hAnsi="Arial" w:cs="Arial"/>
+          <w:color w:val="000000" w:themeColor="text1"/>
+        </w:rPr>
+        <w:t>Una base de datos se conforma de tablas, cada tabla tiene registros y los registros se conforma de campos. A continuación, se describe cada elemento:</w:t>
+      </w:r>
+    </w:p>
+    <w:p>
+      <w:pPr>
+        <w:pStyle w:val="NormalWeb"/>
+        <w:numPr>
+          <w:ilvl w:val="0"/>
+          <w:numId w:val="2"/>
+        </w:numPr>
+        <w:spacing w:line="276" w:lineRule="auto"/>
+        <w:jc w:val="both"/>
+        <w:rPr>
+          <w:rFonts w:ascii="Arial" w:hAnsi="Arial" w:cs="Arial"/>
+          <w:color w:val="000000" w:themeColor="text1"/>
+        </w:rPr>
+      </w:pPr>
+      <w:r>
+        <w:rPr>
+          <w:rFonts w:ascii="Arial" w:hAnsi="Arial" w:cs="Arial"/>
+          <w:b/>
+          <w:bCs/>
+          <w:color w:val="000000" w:themeColor="text1"/>
+        </w:rPr>
+        <w:t>Tablas:</w:t>
+      </w:r>
+      <w:r>
+        <w:rPr>
+          <w:rFonts w:ascii="Arial" w:hAnsi="Arial" w:cs="Arial"/>
+          <w:color w:val="000000" w:themeColor="text1"/>
+        </w:rPr>
+        <w:t xml:space="preserve"> Son los contenedores de información</w:t>
+      </w:r>
+      <w:r>
+        <w:rPr>
+          <w:rFonts w:ascii="Arial" w:hAnsi="Arial" w:cs="Arial"/>
+          <w:color w:val="000000" w:themeColor="text1"/>
+        </w:rPr>
+        <w:t>. Son únicos y guardan los datos de un mismo tipo, por ejemplo: Productos, Clientes, Alumnos, Calificaciones, Ventas y Proveedores.</w:t>
+      </w:r>
+    </w:p>
+    <w:p>
+      <w:pPr>
+        <w:pStyle w:val="NormalWeb"/>
+        <w:numPr>
+          <w:ilvl w:val="0"/>
+          <w:numId w:val="2"/>
+        </w:numPr>
+        <w:spacing w:line="276" w:lineRule="auto"/>
+        <w:jc w:val="both"/>
+        <w:rPr>
+          <w:rFonts w:ascii="Arial" w:hAnsi="Arial" w:cs="Arial"/>
+          <w:b/>
+          <w:bCs/>
+          <w:color w:val="000000" w:themeColor="text1"/>
+        </w:rPr>
+      </w:pPr>
+      <w:r>
+        <w:rPr>
+          <w:rFonts w:ascii="Arial" w:hAnsi="Arial" w:cs="Arial"/>
+          <w:b/>
+          <w:bCs/>
+          <w:color w:val="000000" w:themeColor="text1"/>
+        </w:rPr>
+        <w:t>Registro:</w:t>
+      </w:r>
+      <w:r>
+        <w:rPr>
+          <w:rFonts w:ascii="Arial" w:hAnsi="Arial" w:cs="Arial"/>
+          <w:b/>
+          <w:bCs/>
+          <w:color w:val="000000" w:themeColor="text1"/>
+        </w:rPr>
+        <w:t xml:space="preserve"> </w:t>
+      </w:r>
+      <w:r>
+        <w:rPr>
+          <w:rFonts w:ascii="Arial" w:hAnsi="Arial" w:cs="Arial"/>
+          <w:color w:val="000000" w:themeColor="text1"/>
+        </w:rPr>
+        <w:t>Es un conjunto de datos o campos correspondientes a un tipo de información, Ejemplo: en una tabla de alumnos, un registro seria: Clave del Alumno, Nombre, Carrera, Grado, Grupo y Edad.</w:t>
+      </w:r>
+    </w:p>
+    <w:p>
+      <w:pPr>
+        <w:pStyle w:val="NormalWeb"/>
+        <w:numPr>
+          <w:ilvl w:val="0"/>
+          <w:numId w:val="2"/>
+        </w:numPr>
+        <w:spacing w:line="276" w:lineRule="auto"/>
+        <w:jc w:val="both"/>
+        <w:rPr>
+          <w:rFonts w:ascii="Arial" w:hAnsi="Arial" w:cs="Arial"/>
+          <w:b/>
+          <w:bCs/>
+          <w:color w:val="000000" w:themeColor="text1"/>
+        </w:rPr>
+      </w:pPr>
+      <w:r>
+        <w:rPr>
+          <w:rFonts w:ascii="Arial" w:hAnsi="Arial" w:cs="Arial"/>
+          <w:b/>
+          <w:bCs/>
+          <w:color w:val="000000" w:themeColor="text1"/>
+        </w:rPr>
+        <w:t xml:space="preserve">Campo: </w:t>
+      </w:r>
+      <w:r>
+        <w:rPr>
+          <w:rFonts w:ascii="Arial" w:hAnsi="Arial" w:cs="Arial"/>
+          <w:color w:val="000000" w:themeColor="text1"/>
+        </w:rPr>
+        <w:t>Es un dato único que por si mismo no da mucha información. Necesita de otros datos para saber que información es. Ejemplos: Nombre, Edad, Precio, Observaciones.</w:t>
       </w:r>
     </w:p>
     <w:p>
@@ -1552,8 +1810,124 @@
       </w:rPr>
     </w:lvl>
   </w:abstractNum>
+  <w:abstractNum w:abstractNumId="1" w15:restartNumberingAfterBreak="0">
+    <w:nsid w:val="76445172"/>
+    <w:multiLevelType w:val="hybridMultilevel"/>
+    <w:tmpl w:val="AE4C0D72"/>
+    <w:lvl w:ilvl="0" w:tplc="080A0001">
+      <w:start w:val="1"/>
+      <w:numFmt w:val="bullet"/>
+      <w:lvlText w:val=""/>
+      <w:lvlJc w:val="left"/>
+      <w:pPr>
+        <w:ind w:left="720" w:hanging="360"/>
+      </w:pPr>
+      <w:rPr>
+        <w:rFonts w:ascii="Symbol" w:hAnsi="Symbol" w:hint="default"/>
+      </w:rPr>
+    </w:lvl>
+    <w:lvl w:ilvl="1" w:tplc="080A0003" w:tentative="1">
+      <w:start w:val="1"/>
+      <w:numFmt w:val="bullet"/>
+      <w:lvlText w:val="o"/>
+      <w:lvlJc w:val="left"/>
+      <w:pPr>
+        <w:ind w:left="1440" w:hanging="360"/>
+      </w:pPr>
+      <w:rPr>
+        <w:rFonts w:ascii="Courier New" w:hAnsi="Courier New" w:cs="Courier New" w:hint="default"/>
+      </w:rPr>
+    </w:lvl>
+    <w:lvl w:ilvl="2" w:tplc="080A0005" w:tentative="1">
+      <w:start w:val="1"/>
+      <w:numFmt w:val="bullet"/>
+      <w:lvlText w:val=""/>
+      <w:lvlJc w:val="left"/>
+      <w:pPr>
+        <w:ind w:left="2160" w:hanging="360"/>
+      </w:pPr>
+      <w:rPr>
+        <w:rFonts w:ascii="Wingdings" w:hAnsi="Wingdings" w:hint="default"/>
+      </w:rPr>
+    </w:lvl>
+    <w:lvl w:ilvl="3" w:tplc="080A0001" w:tentative="1">
+      <w:start w:val="1"/>
+      <w:numFmt w:val="bullet"/>
+      <w:lvlText w:val=""/>
+      <w:lvlJc w:val="left"/>
+      <w:pPr>
+        <w:ind w:left="2880" w:hanging="360"/>
+      </w:pPr>
+      <w:rPr>
+        <w:rFonts w:ascii="Symbol" w:hAnsi="Symbol" w:hint="default"/>
+      </w:rPr>
+    </w:lvl>
+    <w:lvl w:ilvl="4" w:tplc="080A0003" w:tentative="1">
+      <w:start w:val="1"/>
+      <w:numFmt w:val="bullet"/>
+      <w:lvlText w:val="o"/>
+      <w:lvlJc w:val="left"/>
+      <w:pPr>
+        <w:ind w:left="3600" w:hanging="360"/>
+      </w:pPr>
+      <w:rPr>
+        <w:rFonts w:ascii="Courier New" w:hAnsi="Courier New" w:cs="Courier New" w:hint="default"/>
+      </w:rPr>
+    </w:lvl>
+    <w:lvl w:ilvl="5" w:tplc="080A0005" w:tentative="1">
+      <w:start w:val="1"/>
+      <w:numFmt w:val="bullet"/>
+      <w:lvlText w:val=""/>
+      <w:lvlJc w:val="left"/>
+      <w:pPr>
+        <w:ind w:left="4320" w:hanging="360"/>
+      </w:pPr>
+      <w:rPr>
+        <w:rFonts w:ascii="Wingdings" w:hAnsi="Wingdings" w:hint="default"/>
+      </w:rPr>
+    </w:lvl>
+    <w:lvl w:ilvl="6" w:tplc="080A0001" w:tentative="1">
+      <w:start w:val="1"/>
+      <w:numFmt w:val="bullet"/>
+      <w:lvlText w:val=""/>
+      <w:lvlJc w:val="left"/>
+      <w:pPr>
+        <w:ind w:left="5040" w:hanging="360"/>
+      </w:pPr>
+      <w:rPr>
+        <w:rFonts w:ascii="Symbol" w:hAnsi="Symbol" w:hint="default"/>
+      </w:rPr>
+    </w:lvl>
+    <w:lvl w:ilvl="7" w:tplc="080A0003" w:tentative="1">
+      <w:start w:val="1"/>
+      <w:numFmt w:val="bullet"/>
+      <w:lvlText w:val="o"/>
+      <w:lvlJc w:val="left"/>
+      <w:pPr>
+        <w:ind w:left="5760" w:hanging="360"/>
+      </w:pPr>
+      <w:rPr>
+        <w:rFonts w:ascii="Courier New" w:hAnsi="Courier New" w:cs="Courier New" w:hint="default"/>
+      </w:rPr>
+    </w:lvl>
+    <w:lvl w:ilvl="8" w:tplc="080A0005" w:tentative="1">
+      <w:start w:val="1"/>
+      <w:numFmt w:val="bullet"/>
+      <w:lvlText w:val=""/>
+      <w:lvlJc w:val="left"/>
+      <w:pPr>
+        <w:ind w:left="6480" w:hanging="360"/>
+      </w:pPr>
+      <w:rPr>
+        <w:rFonts w:ascii="Wingdings" w:hAnsi="Wingdings" w:hint="default"/>
+      </w:rPr>
+    </w:lvl>
+  </w:abstractNum>
   <w:num w:numId="1" w16cid:durableId="1880509043">
     <w:abstractNumId w:val="0"/>
+  </w:num>
+  <w:num w:numId="2" w16cid:durableId="163785957">
+    <w:abstractNumId w:val="1"/>
   </w:num>
 </w:numbering>
 </file>
@@ -2272,11 +2646,13 @@
   </w:compat>
   <w:rsids>
     <w:rsidRoot w:val="00D50C9B"/>
+    <w:rsid w:val="00203F1C"/>
     <w:rsid w:val="002B2E7F"/>
     <w:rsid w:val="00312085"/>
     <w:rsid w:val="00465703"/>
     <w:rsid w:val="008865C0"/>
     <w:rsid w:val="009E0D1A"/>
+    <w:rsid w:val="00CE53C7"/>
     <w:rsid w:val="00D50C9B"/>
     <w:rsid w:val="00FE1C07"/>
   </w:rsids>

--- a/Manual de Implementacion.docx
+++ b/Manual de Implementacion.docx
@@ -1,6 +1,6 @@
 
 <file path=word/document.xml><?xml version="1.0" encoding="utf-8"?>
-<w:document xmlns:wpc="http://schemas.microsoft.com/office/word/2010/wordprocessingCanvas" xmlns:cx="http://schemas.microsoft.com/office/drawing/2014/chartex" xmlns:cx1="http://schemas.microsoft.com/office/drawing/2015/9/8/chartex" xmlns:cx2="http://schemas.microsoft.com/office/drawing/2015/10/21/chartex" xmlns:cx3="http://schemas.microsoft.com/office/drawing/2016/5/9/chartex" xmlns:cx4="http://schemas.microsoft.com/office/drawing/2016/5/10/chartex" xmlns:cx5="http://schemas.microsoft.com/office/drawing/2016/5/11/chartex" xmlns:cx6="http://schemas.microsoft.com/office/drawing/2016/5/12/chartex" xmlns:cx7="http://schemas.microsoft.com/office/drawing/2016/5/13/chartex" xmlns:cx8="http://schemas.microsoft.com/office/drawing/2016/5/14/chartex" xmlns:mc="http://schemas.openxmlformats.org/markup-compatibility/2006" xmlns:aink="http://schemas.microsoft.com/office/drawing/2016/ink" xmlns:am3d="http://schemas.microsoft.com/office/drawing/2017/model3d" xmlns:o="urn:schemas-microsoft-com:office:office" xmlns:oel="http://schemas.microsoft.com/office/2019/extlst" xmlns:r="http://schemas.openxmlformats.org/officeDocument/2006/relationships" xmlns:m="http://schemas.openxmlformats.org/officeDocument/2006/math" xmlns:v="urn:schemas-microsoft-com:vml" xmlns:wp14="http://schemas.microsoft.com/office/word/2010/wordprocessingDrawing" xmlns:wp="http://schemas.openxmlformats.org/drawingml/2006/wordprocessingDrawing" xmlns:w10="urn:schemas-microsoft-com:office:word" xmlns:w="http://schemas.openxmlformats.org/wordprocessingml/2006/main" xmlns:w14="http://schemas.microsoft.com/office/word/2010/wordml" xmlns:w15="http://schemas.microsoft.com/office/word/2012/wordml" xmlns:w16cex="http://schemas.microsoft.com/office/word/2018/wordml/cex" xmlns:w16cid="http://schemas.microsoft.com/office/word/2016/wordml/cid" xmlns:w16="http://schemas.microsoft.com/office/word/2018/wordml" xmlns:w16du="http://schemas.microsoft.com/office/word/2023/wordml/word16du" xmlns:w16sdtdh="http://schemas.microsoft.com/office/word/2020/wordml/sdtdatahash" xmlns:w16sdtfl="http://schemas.microsoft.com/office/word/2024/wordml/sdtformatlock" xmlns:w16se="http://schemas.microsoft.com/office/word/2015/wordml/symex" xmlns:wpg="http://schemas.microsoft.com/office/word/2010/wordprocessingGroup" xmlns:wpi="http://schemas.microsoft.com/office/word/2010/wordprocessingInk" xmlns:wne="http://schemas.microsoft.com/office/word/2006/wordml" xmlns:wps="http://schemas.microsoft.com/office/word/2010/wordprocessingShape" mc:Ignorable="w14 w15 w16se w16cid w16 w16cex w16sdtdh w16sdtfl w16du wp14">
+<w:document xmlns:wpc="http://schemas.microsoft.com/office/word/2010/wordprocessingCanvas" xmlns:cx="http://schemas.microsoft.com/office/drawing/2014/chartex" xmlns:mc="http://schemas.openxmlformats.org/markup-compatibility/2006" xmlns:o="urn:schemas-microsoft-com:office:office" xmlns:r="http://schemas.openxmlformats.org/officeDocument/2006/relationships" xmlns:m="http://schemas.openxmlformats.org/officeDocument/2006/math" xmlns:v="urn:schemas-microsoft-com:vml" xmlns:wp14="http://schemas.microsoft.com/office/word/2010/wordprocessingDrawing" xmlns:wp="http://schemas.openxmlformats.org/drawingml/2006/wordprocessingDrawing" xmlns:w10="urn:schemas-microsoft-com:office:word" xmlns:w="http://schemas.openxmlformats.org/wordprocessingml/2006/main" xmlns:w14="http://schemas.microsoft.com/office/word/2010/wordml" xmlns:w15="http://schemas.microsoft.com/office/word/2012/wordml" xmlns:w16se="http://schemas.microsoft.com/office/word/2015/wordml/symex" xmlns:wpg="http://schemas.microsoft.com/office/word/2010/wordprocessingGroup" xmlns:wpi="http://schemas.microsoft.com/office/word/2010/wordprocessingInk" xmlns:wne="http://schemas.microsoft.com/office/word/2006/wordml" xmlns:wps="http://schemas.microsoft.com/office/word/2010/wordprocessingShape" mc:Ignorable="w14 w15 w16se wp14">
   <w:body>
     <w:p>
       <w:pPr>
@@ -354,6 +354,7 @@
       <w:pPr>
         <w:pStyle w:val="Ttulo3"/>
         <w:spacing w:line="276" w:lineRule="auto"/>
+        <w:jc w:val="both"/>
         <w:rPr>
           <w:rFonts w:ascii="Arial" w:hAnsi="Arial" w:cs="Arial"/>
           <w:b/>
@@ -698,6 +699,7 @@
       <w:pPr>
         <w:pStyle w:val="Ttulo2"/>
         <w:spacing w:line="276" w:lineRule="auto"/>
+        <w:jc w:val="center"/>
         <w:rPr>
           <w:rFonts w:ascii="Arial" w:hAnsi="Arial" w:cs="Arial"/>
           <w:b/>
@@ -733,7 +735,6 @@
           <w:noProof/>
           <w:sz w:val="28"/>
           <w:szCs w:val="28"/>
-          <w:lang w:val="es-ES"/>
         </w:rPr>
         <w:drawing>
           <wp:anchor distT="0" distB="0" distL="114300" distR="114300" simplePos="0" relativeHeight="251662336" behindDoc="1" locked="0" layoutInCell="1" allowOverlap="1" wp14:anchorId="373F1413" wp14:editId="5E85400F">
@@ -807,7 +808,7 @@
       </w:r>
       <w:r>
         <w:rPr>
-          <w:rStyle w:val="Fuerte"/>
+          <w:rStyle w:val="Textoennegrita"/>
           <w:rFonts w:ascii="Arial" w:hAnsi="Arial" w:cs="Arial"/>
         </w:rPr>
         <w:t>DJ Software – Punto de Venta</w:t>
@@ -851,7 +852,7 @@
       </w:pPr>
       <w:r>
         <w:rPr>
-          <w:rStyle w:val="Fuerte"/>
+          <w:rStyle w:val="Textoennegrita"/>
           <w:rFonts w:ascii="Arial" w:hAnsi="Arial" w:cs="Arial"/>
           <w:sz w:val="24"/>
           <w:szCs w:val="24"/>
@@ -883,7 +884,7 @@
       </w:pPr>
       <w:r>
         <w:rPr>
-          <w:rStyle w:val="Fuerte"/>
+          <w:rStyle w:val="Textoennegrita"/>
           <w:rFonts w:ascii="Arial" w:hAnsi="Arial" w:cs="Arial"/>
           <w:sz w:val="24"/>
           <w:szCs w:val="24"/>
@@ -915,7 +916,7 @@
       </w:pPr>
       <w:r>
         <w:rPr>
-          <w:rStyle w:val="Fuerte"/>
+          <w:rStyle w:val="Textoennegrita"/>
           <w:rFonts w:ascii="Arial" w:hAnsi="Arial" w:cs="Arial"/>
           <w:sz w:val="24"/>
           <w:szCs w:val="24"/>
@@ -947,7 +948,7 @@
       </w:pPr>
       <w:r>
         <w:rPr>
-          <w:rStyle w:val="Fuerte"/>
+          <w:rStyle w:val="Textoennegrita"/>
           <w:rFonts w:ascii="Arial" w:hAnsi="Arial" w:cs="Arial"/>
           <w:sz w:val="24"/>
           <w:szCs w:val="24"/>
@@ -1249,13 +1250,751 @@
         </w:rPr>
       </w:pPr>
     </w:p>
+    <w:p>
+      <w:pPr>
+        <w:spacing w:line="276" w:lineRule="auto"/>
+        <w:rPr>
+          <w:rFonts w:ascii="Arial" w:hAnsi="Arial" w:cs="Arial"/>
+          <w:sz w:val="24"/>
+          <w:szCs w:val="24"/>
+          <w:lang w:val="es-ES"/>
+        </w:rPr>
+      </w:pPr>
+      <w:r>
+        <w:rPr>
+          <w:rFonts w:ascii="Arial" w:hAnsi="Arial" w:cs="Arial"/>
+          <w:sz w:val="24"/>
+          <w:szCs w:val="24"/>
+          <w:lang w:val="es-ES"/>
+        </w:rPr>
+        <w:br w:type="page"/>
+      </w:r>
+    </w:p>
+    <w:p>
+      <w:pPr>
+        <w:pStyle w:val="Ttulo2"/>
+        <w:spacing w:line="276" w:lineRule="auto"/>
+        <w:jc w:val="center"/>
+        <w:rPr>
+          <w:rFonts w:ascii="Arial" w:hAnsi="Arial" w:cs="Arial"/>
+          <w:b/>
+          <w:sz w:val="28"/>
+          <w:lang w:val="es-ES"/>
+        </w:rPr>
+      </w:pPr>
+      <w:r>
+        <w:rPr>
+          <w:rFonts w:ascii="Arial" w:hAnsi="Arial" w:cs="Arial"/>
+          <w:b/>
+          <w:noProof/>
+          <w:sz w:val="24"/>
+          <w:szCs w:val="24"/>
+          <w:lang w:eastAsia="es-MX"/>
+        </w:rPr>
+        <w:lastRenderedPageBreak/>
+        <w:drawing>
+          <wp:anchor distT="0" distB="0" distL="114300" distR="114300" simplePos="0" relativeHeight="251663360" behindDoc="1" locked="0" layoutInCell="1" allowOverlap="1" wp14:anchorId="2124FEF4" wp14:editId="35E7638C">
+            <wp:simplePos x="0" y="0"/>
+            <wp:positionH relativeFrom="margin">
+              <wp:align>center</wp:align>
+            </wp:positionH>
+            <wp:positionV relativeFrom="paragraph">
+              <wp:posOffset>257175</wp:posOffset>
+            </wp:positionV>
+            <wp:extent cx="2844165" cy="3295650"/>
+            <wp:effectExtent l="0" t="0" r="0" b="0"/>
+            <wp:wrapTopAndBottom/>
+            <wp:docPr id="6" name="Imagen 6"/>
+            <wp:cNvGraphicFramePr>
+              <a:graphicFrameLocks xmlns:a="http://schemas.openxmlformats.org/drawingml/2006/main" noChangeAspect="1"/>
+            </wp:cNvGraphicFramePr>
+            <a:graphic xmlns:a="http://schemas.openxmlformats.org/drawingml/2006/main">
+              <a:graphicData uri="http://schemas.openxmlformats.org/drawingml/2006/picture">
+                <pic:pic xmlns:pic="http://schemas.openxmlformats.org/drawingml/2006/picture">
+                  <pic:nvPicPr>
+                    <pic:cNvPr id="1" name=""/>
+                    <pic:cNvPicPr/>
+                  </pic:nvPicPr>
+                  <pic:blipFill>
+                    <a:blip r:embed="rId12">
+                      <a:extLst>
+                        <a:ext uri="{28A0092B-C50C-407E-A947-70E740481C1C}">
+                          <a14:useLocalDpi xmlns:a14="http://schemas.microsoft.com/office/drawing/2010/main" val="0"/>
+                        </a:ext>
+                      </a:extLst>
+                    </a:blip>
+                    <a:stretch>
+                      <a:fillRect/>
+                    </a:stretch>
+                  </pic:blipFill>
+                  <pic:spPr>
+                    <a:xfrm>
+                      <a:off x="0" y="0"/>
+                      <a:ext cx="2844165" cy="3295650"/>
+                    </a:xfrm>
+                    <a:prstGeom prst="rect">
+                      <a:avLst/>
+                    </a:prstGeom>
+                  </pic:spPr>
+                </pic:pic>
+              </a:graphicData>
+            </a:graphic>
+            <wp14:sizeRelH relativeFrom="margin">
+              <wp14:pctWidth>0</wp14:pctWidth>
+            </wp14:sizeRelH>
+            <wp14:sizeRelV relativeFrom="margin">
+              <wp14:pctHeight>0</wp14:pctHeight>
+            </wp14:sizeRelV>
+          </wp:anchor>
+        </w:drawing>
+      </w:r>
+      <w:r>
+        <w:rPr>
+          <w:rFonts w:ascii="Arial" w:hAnsi="Arial" w:cs="Arial"/>
+          <w:b/>
+          <w:sz w:val="28"/>
+          <w:lang w:val="es-ES"/>
+        </w:rPr>
+        <w:t>Registros de Productos</w:t>
+      </w:r>
+    </w:p>
+    <w:p>
+      <w:pPr>
+        <w:pStyle w:val="NormalWeb"/>
+        <w:spacing w:line="276" w:lineRule="auto"/>
+        <w:jc w:val="both"/>
+        <w:rPr>
+          <w:rFonts w:ascii="Arial" w:hAnsi="Arial" w:cs="Arial"/>
+        </w:rPr>
+      </w:pPr>
+      <w:r>
+        <w:rPr>
+          <w:rFonts w:ascii="Arial" w:hAnsi="Arial" w:cs="Arial"/>
+        </w:rPr>
+        <w:t xml:space="preserve">El módulo </w:t>
+      </w:r>
+      <w:r>
+        <w:rPr>
+          <w:rStyle w:val="Textoennegrita"/>
+          <w:rFonts w:ascii="Arial" w:hAnsi="Arial" w:cs="Arial"/>
+        </w:rPr>
+        <w:t>Registro de Productos</w:t>
+      </w:r>
+      <w:r>
+        <w:rPr>
+          <w:rFonts w:ascii="Arial" w:hAnsi="Arial" w:cs="Arial"/>
+        </w:rPr>
+        <w:t xml:space="preserve"> es una aplicación desarrollada en Python que tiene como objetivo facilitar el almacenamiento y la administración de productos dentro de un sistema de inventario. La interfaz gráfica fue diseñada para ser intuitiva, organizada y fácil de utilizar, permitiendo al usuario ingresar información de manera rápida y eficiente.</w:t>
+      </w:r>
+    </w:p>
+    <w:p>
+      <w:pPr>
+        <w:spacing w:line="276" w:lineRule="auto"/>
+        <w:jc w:val="both"/>
+        <w:rPr>
+          <w:rFonts w:ascii="Arial" w:hAnsi="Arial" w:cs="Arial"/>
+          <w:b/>
+          <w:color w:val="000000" w:themeColor="text1"/>
+          <w:sz w:val="24"/>
+          <w:szCs w:val="24"/>
+        </w:rPr>
+      </w:pPr>
+      <w:r>
+        <w:rPr>
+          <w:rFonts w:ascii="Arial" w:hAnsi="Arial" w:cs="Arial"/>
+          <w:b/>
+          <w:color w:val="000000" w:themeColor="text1"/>
+          <w:sz w:val="24"/>
+          <w:szCs w:val="24"/>
+        </w:rPr>
+        <w:t>Objetivo del Sistema</w:t>
+      </w:r>
+      <w:r>
+        <w:rPr>
+          <w:rFonts w:ascii="Arial" w:hAnsi="Arial" w:cs="Arial"/>
+          <w:b/>
+          <w:color w:val="000000" w:themeColor="text1"/>
+          <w:sz w:val="24"/>
+          <w:szCs w:val="24"/>
+        </w:rPr>
+        <w:t>:</w:t>
+      </w:r>
+    </w:p>
+    <w:p>
+      <w:pPr>
+        <w:pStyle w:val="NormalWeb"/>
+        <w:spacing w:line="276" w:lineRule="auto"/>
+        <w:jc w:val="both"/>
+        <w:rPr>
+          <w:rFonts w:ascii="Arial" w:hAnsi="Arial" w:cs="Arial"/>
+        </w:rPr>
+      </w:pPr>
+      <w:r>
+        <w:rPr>
+          <w:rFonts w:ascii="Arial" w:hAnsi="Arial" w:cs="Arial"/>
+        </w:rPr>
+        <w:t>El propósito principal de este módulo es registrar productos mediante un formulario que recopila información básica y necesaria para el control de inventario. Esto permite mantener un mejor orden y gestión de los productos almacenados en el sistema.</w:t>
+      </w:r>
+    </w:p>
+    <w:p>
+      <w:pPr>
+        <w:spacing w:line="276" w:lineRule="auto"/>
+        <w:jc w:val="both"/>
+        <w:rPr>
+          <w:rFonts w:ascii="Arial" w:hAnsi="Arial" w:cs="Arial"/>
+          <w:b/>
+          <w:color w:val="000000" w:themeColor="text1"/>
+          <w:sz w:val="24"/>
+          <w:szCs w:val="24"/>
+        </w:rPr>
+      </w:pPr>
+      <w:r>
+        <w:rPr>
+          <w:rFonts w:ascii="Arial" w:hAnsi="Arial" w:cs="Arial"/>
+          <w:b/>
+          <w:color w:val="000000" w:themeColor="text1"/>
+          <w:sz w:val="24"/>
+          <w:szCs w:val="24"/>
+        </w:rPr>
+        <w:t>Descripción de la Interfaz</w:t>
+      </w:r>
+      <w:r>
+        <w:rPr>
+          <w:rFonts w:ascii="Arial" w:hAnsi="Arial" w:cs="Arial"/>
+          <w:b/>
+          <w:color w:val="000000" w:themeColor="text1"/>
+          <w:sz w:val="24"/>
+          <w:szCs w:val="24"/>
+        </w:rPr>
+        <w:t>:</w:t>
+      </w:r>
+    </w:p>
+    <w:p>
+      <w:pPr>
+        <w:pStyle w:val="NormalWeb"/>
+        <w:spacing w:line="276" w:lineRule="auto"/>
+        <w:jc w:val="both"/>
+        <w:rPr>
+          <w:rFonts w:ascii="Arial" w:hAnsi="Arial" w:cs="Arial"/>
+        </w:rPr>
+      </w:pPr>
+      <w:r>
+        <w:rPr>
+          <w:rFonts w:ascii="Arial" w:hAnsi="Arial" w:cs="Arial"/>
+        </w:rPr>
+        <w:t xml:space="preserve">La ventana principal muestra el título </w:t>
+      </w:r>
+      <w:r>
+        <w:rPr>
+          <w:rStyle w:val="Textoennegrita"/>
+          <w:rFonts w:ascii="Arial" w:hAnsi="Arial" w:cs="Arial"/>
+        </w:rPr>
+        <w:t>“Registro de Productos”</w:t>
+      </w:r>
+      <w:r>
+        <w:rPr>
+          <w:rFonts w:ascii="Arial" w:hAnsi="Arial" w:cs="Arial"/>
+        </w:rPr>
+        <w:t>, el cual identifica claramente la función del sistema. Debajo del encabezado se encuentran los campos de entrada donde el usuario puede escribir los datos correspondientes de cada producto.</w:t>
+      </w:r>
+    </w:p>
+    <w:p>
+      <w:pPr>
+        <w:pStyle w:val="NormalWeb"/>
+        <w:spacing w:line="276" w:lineRule="auto"/>
+        <w:jc w:val="both"/>
+        <w:rPr>
+          <w:rFonts w:ascii="Arial" w:hAnsi="Arial" w:cs="Arial"/>
+        </w:rPr>
+      </w:pPr>
+      <w:r>
+        <w:rPr>
+          <w:rFonts w:ascii="Arial" w:hAnsi="Arial" w:cs="Arial"/>
+        </w:rPr>
+        <w:t>La interfaz mantiene una distribución ordenada y un diseño visual atractivo con tonos morados y violetas, ofreciendo una experiencia agradable para el usuario.</w:t>
+      </w:r>
+    </w:p>
+    <w:p>
+      <w:pPr>
+        <w:spacing w:line="276" w:lineRule="auto"/>
+        <w:jc w:val="center"/>
+        <w:rPr>
+          <w:rFonts w:ascii="Arial" w:hAnsi="Arial" w:cs="Arial"/>
+          <w:b/>
+          <w:color w:val="0070C0"/>
+          <w:sz w:val="28"/>
+          <w:szCs w:val="28"/>
+        </w:rPr>
+      </w:pPr>
+      <w:r>
+        <w:rPr>
+          <w:rFonts w:ascii="Arial" w:hAnsi="Arial" w:cs="Arial"/>
+          <w:b/>
+          <w:color w:val="0070C0"/>
+          <w:sz w:val="28"/>
+          <w:szCs w:val="28"/>
+        </w:rPr>
+        <w:lastRenderedPageBreak/>
+        <w:t>Campos del Formulario</w:t>
+      </w:r>
+    </w:p>
+    <w:p>
+      <w:pPr>
+        <w:spacing w:line="276" w:lineRule="auto"/>
+        <w:jc w:val="both"/>
+        <w:rPr>
+          <w:rFonts w:ascii="Arial" w:hAnsi="Arial" w:cs="Arial"/>
+          <w:b/>
+          <w:color w:val="0070C0"/>
+          <w:sz w:val="28"/>
+          <w:szCs w:val="28"/>
+        </w:rPr>
+      </w:pPr>
+    </w:p>
+    <w:p>
+      <w:pPr>
+        <w:pStyle w:val="Prrafodelista"/>
+        <w:numPr>
+          <w:ilvl w:val="0"/>
+          <w:numId w:val="3"/>
+        </w:numPr>
+        <w:spacing w:line="276" w:lineRule="auto"/>
+        <w:jc w:val="both"/>
+        <w:rPr>
+          <w:rFonts w:ascii="Arial" w:hAnsi="Arial" w:cs="Arial"/>
+          <w:b/>
+          <w:color w:val="000000" w:themeColor="text1"/>
+          <w:sz w:val="24"/>
+          <w:szCs w:val="24"/>
+        </w:rPr>
+      </w:pPr>
+      <w:r>
+        <w:rPr>
+          <w:rFonts w:ascii="Arial" w:hAnsi="Arial" w:cs="Arial"/>
+          <w:b/>
+          <w:color w:val="000000" w:themeColor="text1"/>
+          <w:sz w:val="24"/>
+          <w:szCs w:val="24"/>
+        </w:rPr>
+        <w:t>ID del Producto</w:t>
+      </w:r>
+      <w:r>
+        <w:rPr>
+          <w:rFonts w:ascii="Arial" w:hAnsi="Arial" w:cs="Arial"/>
+          <w:b/>
+          <w:color w:val="000000" w:themeColor="text1"/>
+          <w:sz w:val="24"/>
+          <w:szCs w:val="24"/>
+        </w:rPr>
+        <w:t>:</w:t>
+      </w:r>
+      <w:r>
+        <w:rPr>
+          <w:rFonts w:ascii="Arial" w:hAnsi="Arial" w:cs="Arial"/>
+          <w:b/>
+          <w:color w:val="000000" w:themeColor="text1"/>
+          <w:sz w:val="24"/>
+          <w:szCs w:val="24"/>
+        </w:rPr>
+        <w:t xml:space="preserve"> </w:t>
+      </w:r>
+      <w:r>
+        <w:rPr>
+          <w:rFonts w:ascii="Arial" w:hAnsi="Arial" w:cs="Arial"/>
+        </w:rPr>
+        <w:t>Este campo permite ingresar un identificador único para cada producto. Su función es facilitar la búsqueda, organización y control de los artículos registrados.</w:t>
+      </w:r>
+    </w:p>
+    <w:p>
+      <w:pPr>
+        <w:pStyle w:val="Prrafodelista"/>
+        <w:spacing w:line="276" w:lineRule="auto"/>
+        <w:jc w:val="both"/>
+        <w:rPr>
+          <w:rFonts w:ascii="Arial" w:hAnsi="Arial" w:cs="Arial"/>
+          <w:b/>
+          <w:color w:val="000000" w:themeColor="text1"/>
+          <w:sz w:val="24"/>
+          <w:szCs w:val="24"/>
+        </w:rPr>
+      </w:pPr>
+    </w:p>
+    <w:p>
+      <w:pPr>
+        <w:pStyle w:val="Prrafodelista"/>
+        <w:numPr>
+          <w:ilvl w:val="0"/>
+          <w:numId w:val="3"/>
+        </w:numPr>
+        <w:spacing w:line="276" w:lineRule="auto"/>
+        <w:jc w:val="both"/>
+        <w:rPr>
+          <w:rFonts w:ascii="Arial" w:hAnsi="Arial" w:cs="Arial"/>
+          <w:b/>
+          <w:color w:val="000000" w:themeColor="text1"/>
+          <w:sz w:val="24"/>
+          <w:szCs w:val="24"/>
+        </w:rPr>
+      </w:pPr>
+      <w:r>
+        <w:rPr>
+          <w:rFonts w:ascii="Arial" w:hAnsi="Arial" w:cs="Arial"/>
+          <w:b/>
+          <w:color w:val="000000" w:themeColor="text1"/>
+          <w:sz w:val="24"/>
+          <w:szCs w:val="24"/>
+        </w:rPr>
+        <w:t>Descripción</w:t>
+      </w:r>
+      <w:r>
+        <w:rPr>
+          <w:rFonts w:ascii="Arial" w:hAnsi="Arial" w:cs="Arial"/>
+          <w:b/>
+          <w:color w:val="000000" w:themeColor="text1"/>
+          <w:sz w:val="24"/>
+          <w:szCs w:val="24"/>
+        </w:rPr>
+        <w:t>:</w:t>
+      </w:r>
+      <w:r>
+        <w:rPr>
+          <w:rFonts w:ascii="Arial" w:hAnsi="Arial" w:cs="Arial"/>
+          <w:b/>
+          <w:color w:val="000000" w:themeColor="text1"/>
+          <w:sz w:val="24"/>
+          <w:szCs w:val="24"/>
+        </w:rPr>
+        <w:t xml:space="preserve"> </w:t>
+      </w:r>
+      <w:r>
+        <w:rPr>
+          <w:rFonts w:ascii="Arial" w:hAnsi="Arial" w:cs="Arial"/>
+        </w:rPr>
+        <w:t>En este apartado se escribe el nombre o las características principales del producto, proporcionando información descriptiva sobre el artículo registrado.</w:t>
+      </w:r>
+    </w:p>
+    <w:p>
+      <w:pPr>
+        <w:pStyle w:val="Prrafodelista"/>
+        <w:rPr>
+          <w:rFonts w:ascii="Arial" w:hAnsi="Arial" w:cs="Arial"/>
+          <w:b/>
+          <w:color w:val="000000" w:themeColor="text1"/>
+          <w:sz w:val="24"/>
+          <w:szCs w:val="24"/>
+        </w:rPr>
+      </w:pPr>
+    </w:p>
+    <w:p>
+      <w:pPr>
+        <w:pStyle w:val="Prrafodelista"/>
+        <w:spacing w:line="276" w:lineRule="auto"/>
+        <w:jc w:val="both"/>
+        <w:rPr>
+          <w:rFonts w:ascii="Arial" w:hAnsi="Arial" w:cs="Arial"/>
+          <w:b/>
+          <w:color w:val="000000" w:themeColor="text1"/>
+          <w:sz w:val="24"/>
+          <w:szCs w:val="24"/>
+        </w:rPr>
+      </w:pPr>
+    </w:p>
+    <w:p>
+      <w:pPr>
+        <w:pStyle w:val="Prrafodelista"/>
+        <w:numPr>
+          <w:ilvl w:val="0"/>
+          <w:numId w:val="3"/>
+        </w:numPr>
+        <w:spacing w:line="276" w:lineRule="auto"/>
+        <w:jc w:val="both"/>
+        <w:rPr>
+          <w:rFonts w:ascii="Arial" w:hAnsi="Arial" w:cs="Arial"/>
+          <w:b/>
+          <w:color w:val="000000" w:themeColor="text1"/>
+          <w:sz w:val="24"/>
+          <w:szCs w:val="24"/>
+        </w:rPr>
+      </w:pPr>
+      <w:r>
+        <w:rPr>
+          <w:rFonts w:ascii="Arial" w:hAnsi="Arial" w:cs="Arial"/>
+          <w:b/>
+          <w:color w:val="000000" w:themeColor="text1"/>
+          <w:sz w:val="24"/>
+          <w:szCs w:val="24"/>
+        </w:rPr>
+        <w:t>Precio</w:t>
+      </w:r>
+      <w:r>
+        <w:rPr>
+          <w:rFonts w:ascii="Arial" w:hAnsi="Arial" w:cs="Arial"/>
+          <w:b/>
+          <w:color w:val="000000" w:themeColor="text1"/>
+          <w:sz w:val="24"/>
+          <w:szCs w:val="24"/>
+        </w:rPr>
+        <w:t>:</w:t>
+      </w:r>
+      <w:r>
+        <w:rPr>
+          <w:rFonts w:ascii="Arial" w:hAnsi="Arial" w:cs="Arial"/>
+          <w:b/>
+          <w:color w:val="000000" w:themeColor="text1"/>
+          <w:sz w:val="24"/>
+          <w:szCs w:val="24"/>
+        </w:rPr>
+        <w:t xml:space="preserve"> </w:t>
+      </w:r>
+      <w:r>
+        <w:rPr>
+          <w:rFonts w:ascii="Arial" w:hAnsi="Arial" w:cs="Arial"/>
+        </w:rPr>
+        <w:t>El campo de precio almacena el valor económico del producto, permitiendo llevar un control de costos y ventas dentro del sistema.</w:t>
+      </w:r>
+    </w:p>
+    <w:p>
+      <w:pPr>
+        <w:pStyle w:val="Prrafodelista"/>
+        <w:spacing w:line="276" w:lineRule="auto"/>
+        <w:jc w:val="both"/>
+        <w:rPr>
+          <w:rFonts w:ascii="Arial" w:hAnsi="Arial" w:cs="Arial"/>
+          <w:b/>
+          <w:color w:val="000000" w:themeColor="text1"/>
+          <w:sz w:val="24"/>
+          <w:szCs w:val="24"/>
+        </w:rPr>
+      </w:pPr>
+    </w:p>
+    <w:p>
+      <w:pPr>
+        <w:pStyle w:val="Prrafodelista"/>
+        <w:numPr>
+          <w:ilvl w:val="0"/>
+          <w:numId w:val="3"/>
+        </w:numPr>
+        <w:spacing w:line="276" w:lineRule="auto"/>
+        <w:jc w:val="both"/>
+        <w:rPr>
+          <w:rFonts w:ascii="Arial" w:hAnsi="Arial" w:cs="Arial"/>
+          <w:b/>
+          <w:color w:val="000000" w:themeColor="text1"/>
+          <w:sz w:val="24"/>
+          <w:szCs w:val="24"/>
+        </w:rPr>
+      </w:pPr>
+      <w:r>
+        <w:rPr>
+          <w:rFonts w:ascii="Arial" w:hAnsi="Arial" w:cs="Arial"/>
+          <w:b/>
+          <w:color w:val="000000" w:themeColor="text1"/>
+          <w:sz w:val="24"/>
+          <w:szCs w:val="24"/>
+        </w:rPr>
+        <w:t>Categoría</w:t>
+      </w:r>
+      <w:r>
+        <w:rPr>
+          <w:rFonts w:ascii="Arial" w:hAnsi="Arial" w:cs="Arial"/>
+          <w:b/>
+          <w:color w:val="000000" w:themeColor="text1"/>
+          <w:sz w:val="24"/>
+          <w:szCs w:val="24"/>
+        </w:rPr>
+        <w:t>:</w:t>
+      </w:r>
+      <w:r>
+        <w:rPr>
+          <w:rFonts w:ascii="Arial" w:hAnsi="Arial" w:cs="Arial"/>
+          <w:b/>
+          <w:color w:val="000000" w:themeColor="text1"/>
+          <w:sz w:val="24"/>
+          <w:szCs w:val="24"/>
+        </w:rPr>
+        <w:t xml:space="preserve"> </w:t>
+      </w:r>
+      <w:r>
+        <w:rPr>
+          <w:rFonts w:ascii="Arial" w:hAnsi="Arial" w:cs="Arial"/>
+        </w:rPr>
+        <w:t>Este campo sirve para clasificar los productos según su tipo o área, ayudando a mantener una mejor organización del inventario.</w:t>
+      </w:r>
+    </w:p>
+    <w:p>
+      <w:pPr>
+        <w:spacing w:line="276" w:lineRule="auto"/>
+        <w:jc w:val="both"/>
+        <w:rPr>
+          <w:rFonts w:ascii="Arial" w:hAnsi="Arial" w:cs="Arial"/>
+          <w:sz w:val="24"/>
+          <w:szCs w:val="24"/>
+        </w:rPr>
+      </w:pPr>
+      <w:r>
+        <w:rPr>
+          <w:rFonts w:ascii="Arial" w:hAnsi="Arial" w:cs="Arial"/>
+          <w:sz w:val="24"/>
+          <w:szCs w:val="24"/>
+        </w:rPr>
+        <w:pict w14:anchorId="57061BEA">
+          <v:rect id="_x0000_i1026" style="width:0;height:1.5pt" o:hralign="center" o:hrstd="t" o:hr="t" fillcolor="#a0a0a0" stroked="f"/>
+        </w:pict>
+      </w:r>
+    </w:p>
+    <w:p>
+      <w:pPr>
+        <w:spacing w:line="276" w:lineRule="auto"/>
+        <w:jc w:val="both"/>
+        <w:rPr>
+          <w:rFonts w:ascii="Arial" w:hAnsi="Arial" w:cs="Arial"/>
+          <w:b/>
+          <w:color w:val="000000" w:themeColor="text1"/>
+          <w:sz w:val="24"/>
+          <w:szCs w:val="24"/>
+        </w:rPr>
+      </w:pPr>
+      <w:r>
+        <w:rPr>
+          <w:rFonts w:ascii="Arial" w:hAnsi="Arial" w:cs="Arial"/>
+          <w:b/>
+          <w:color w:val="000000" w:themeColor="text1"/>
+          <w:sz w:val="24"/>
+          <w:szCs w:val="24"/>
+        </w:rPr>
+        <w:t>Función del Botón “Guardar Producto”</w:t>
+      </w:r>
+      <w:r>
+        <w:rPr>
+          <w:rFonts w:ascii="Arial" w:hAnsi="Arial" w:cs="Arial"/>
+          <w:b/>
+          <w:color w:val="000000" w:themeColor="text1"/>
+          <w:sz w:val="24"/>
+          <w:szCs w:val="24"/>
+        </w:rPr>
+        <w:t>:</w:t>
+      </w:r>
+    </w:p>
+    <w:p>
+      <w:pPr>
+        <w:pStyle w:val="NormalWeb"/>
+        <w:spacing w:line="276" w:lineRule="auto"/>
+        <w:jc w:val="both"/>
+        <w:rPr>
+          <w:rFonts w:ascii="Arial" w:hAnsi="Arial" w:cs="Arial"/>
+        </w:rPr>
+      </w:pPr>
+      <w:r>
+        <w:rPr>
+          <w:rFonts w:ascii="Arial" w:hAnsi="Arial" w:cs="Arial"/>
+        </w:rPr>
+        <w:t xml:space="preserve">En la parte inferior de la interfaz se encuentra el botón </w:t>
+      </w:r>
+      <w:r>
+        <w:rPr>
+          <w:rStyle w:val="Textoennegrita"/>
+          <w:rFonts w:ascii="Arial" w:hAnsi="Arial" w:cs="Arial"/>
+        </w:rPr>
+        <w:t>“Guardar Producto”</w:t>
+      </w:r>
+      <w:r>
+        <w:rPr>
+          <w:rFonts w:ascii="Arial" w:hAnsi="Arial" w:cs="Arial"/>
+        </w:rPr>
+        <w:t>. Su función principal es almacenar la información ingresada por el usuario, permitiendo registrar nuevos productos dentro del sistema de manera rápida y segura.</w:t>
+      </w:r>
+    </w:p>
+    <w:p>
+      <w:pPr>
+        <w:spacing w:line="276" w:lineRule="auto"/>
+        <w:jc w:val="both"/>
+        <w:rPr>
+          <w:rFonts w:ascii="Arial" w:hAnsi="Arial" w:cs="Arial"/>
+          <w:sz w:val="24"/>
+          <w:szCs w:val="24"/>
+        </w:rPr>
+      </w:pPr>
+      <w:r>
+        <w:rPr>
+          <w:rFonts w:ascii="Arial" w:hAnsi="Arial" w:cs="Arial"/>
+          <w:sz w:val="24"/>
+          <w:szCs w:val="24"/>
+        </w:rPr>
+        <w:pict w14:anchorId="2069C28A">
+          <v:rect id="_x0000_i1027" style="width:0;height:1.5pt" o:hralign="center" o:hrstd="t" o:hr="t" fillcolor="#a0a0a0" stroked="f"/>
+        </w:pict>
+      </w:r>
+    </w:p>
+    <w:p>
+      <w:pPr>
+        <w:spacing w:line="276" w:lineRule="auto"/>
+        <w:jc w:val="both"/>
+        <w:rPr>
+          <w:rFonts w:ascii="Arial" w:hAnsi="Arial" w:cs="Arial"/>
+          <w:b/>
+          <w:color w:val="000000" w:themeColor="text1"/>
+          <w:sz w:val="24"/>
+          <w:szCs w:val="24"/>
+        </w:rPr>
+      </w:pPr>
+      <w:r>
+        <w:rPr>
+          <w:rFonts w:ascii="Arial" w:hAnsi="Arial" w:cs="Arial"/>
+          <w:b/>
+          <w:color w:val="000000" w:themeColor="text1"/>
+          <w:sz w:val="24"/>
+          <w:szCs w:val="24"/>
+        </w:rPr>
+        <w:t>Diseño y Apariencia</w:t>
+      </w:r>
+      <w:r>
+        <w:rPr>
+          <w:rFonts w:ascii="Arial" w:hAnsi="Arial" w:cs="Arial"/>
+          <w:b/>
+          <w:color w:val="000000" w:themeColor="text1"/>
+          <w:sz w:val="24"/>
+          <w:szCs w:val="24"/>
+        </w:rPr>
+        <w:t>:</w:t>
+      </w:r>
+    </w:p>
+    <w:p>
+      <w:pPr>
+        <w:pStyle w:val="NormalWeb"/>
+        <w:spacing w:line="276" w:lineRule="auto"/>
+        <w:jc w:val="both"/>
+        <w:rPr>
+          <w:rFonts w:ascii="Arial" w:hAnsi="Arial" w:cs="Arial"/>
+        </w:rPr>
+      </w:pPr>
+      <w:r>
+        <w:rPr>
+          <w:rFonts w:ascii="Arial" w:hAnsi="Arial" w:cs="Arial"/>
+        </w:rPr>
+        <w:t>El sistema utiliza una combinación de colores morados y violetas que proporcionan una apariencia moderna y profesional. Además, la distribución centrada de los elementos facilita la navegación y mejora la experiencia del usuario.</w:t>
+      </w:r>
+    </w:p>
+    <w:p>
+      <w:pPr>
+        <w:spacing w:line="276" w:lineRule="auto"/>
+        <w:jc w:val="both"/>
+        <w:rPr>
+          <w:rFonts w:ascii="Arial" w:hAnsi="Arial" w:cs="Arial"/>
+          <w:sz w:val="24"/>
+          <w:szCs w:val="24"/>
+          <w:lang w:val="es-ES"/>
+        </w:rPr>
+      </w:pPr>
+      <w:bookmarkStart w:id="0" w:name="_GoBack"/>
+      <w:bookmarkEnd w:id="0"/>
+    </w:p>
     <w:sectPr>
-      <w:headerReference w:type="even" r:id="rId12"/>
-      <w:headerReference w:type="default" r:id="rId13"/>
-      <w:footerReference w:type="even" r:id="rId14"/>
-      <w:footerReference w:type="default" r:id="rId15"/>
-      <w:headerReference w:type="first" r:id="rId16"/>
-      <w:footerReference w:type="first" r:id="rId17"/>
+      <w:headerReference w:type="even" r:id="rId13"/>
+      <w:headerReference w:type="default" r:id="rId14"/>
+      <w:footerReference w:type="even" r:id="rId15"/>
+      <w:footerReference w:type="default" r:id="rId16"/>
+      <w:headerReference w:type="first" r:id="rId17"/>
+      <w:footerReference w:type="first" r:id="rId18"/>
       <w:pgSz w:w="12240" w:h="15840"/>
       <w:pgMar w:top="1417" w:right="1701" w:bottom="1417" w:left="1701" w:header="708" w:footer="708" w:gutter="0"/>
       <w:cols w:space="708"/>
@@ -1266,7 +2005,7 @@
 </file>
 
 <file path=word/endnotes.xml><?xml version="1.0" encoding="utf-8"?>
-<w:endnotes xmlns:wpc="http://schemas.microsoft.com/office/word/2010/wordprocessingCanvas" xmlns:cx="http://schemas.microsoft.com/office/drawing/2014/chartex" xmlns:cx1="http://schemas.microsoft.com/office/drawing/2015/9/8/chartex" xmlns:cx2="http://schemas.microsoft.com/office/drawing/2015/10/21/chartex" xmlns:cx3="http://schemas.microsoft.com/office/drawing/2016/5/9/chartex" xmlns:cx4="http://schemas.microsoft.com/office/drawing/2016/5/10/chartex" xmlns:cx5="http://schemas.microsoft.com/office/drawing/2016/5/11/chartex" xmlns:cx6="http://schemas.microsoft.com/office/drawing/2016/5/12/chartex" xmlns:cx7="http://schemas.microsoft.com/office/drawing/2016/5/13/chartex" xmlns:cx8="http://schemas.microsoft.com/office/drawing/2016/5/14/chartex" xmlns:mc="http://schemas.openxmlformats.org/markup-compatibility/2006" xmlns:aink="http://schemas.microsoft.com/office/drawing/2016/ink" xmlns:am3d="http://schemas.microsoft.com/office/drawing/2017/model3d" xmlns:o="urn:schemas-microsoft-com:office:office" xmlns:oel="http://schemas.microsoft.com/office/2019/extlst" xmlns:r="http://schemas.openxmlformats.org/officeDocument/2006/relationships" xmlns:m="http://schemas.openxmlformats.org/officeDocument/2006/math" xmlns:v="urn:schemas-microsoft-com:vml" xmlns:wp14="http://schemas.microsoft.com/office/word/2010/wordprocessingDrawing" xmlns:wp="http://schemas.openxmlformats.org/drawingml/2006/wordprocessingDrawing" xmlns:w10="urn:schemas-microsoft-com:office:word" xmlns:w="http://schemas.openxmlformats.org/wordprocessingml/2006/main" xmlns:w14="http://schemas.microsoft.com/office/word/2010/wordml" xmlns:w15="http://schemas.microsoft.com/office/word/2012/wordml" xmlns:w16cex="http://schemas.microsoft.com/office/word/2018/wordml/cex" xmlns:w16cid="http://schemas.microsoft.com/office/word/2016/wordml/cid" xmlns:w16="http://schemas.microsoft.com/office/word/2018/wordml" xmlns:w16du="http://schemas.microsoft.com/office/word/2023/wordml/word16du" xmlns:w16sdtdh="http://schemas.microsoft.com/office/word/2020/wordml/sdtdatahash" xmlns:w16sdtfl="http://schemas.microsoft.com/office/word/2024/wordml/sdtformatlock" xmlns:w16se="http://schemas.microsoft.com/office/word/2015/wordml/symex" xmlns:wpg="http://schemas.microsoft.com/office/word/2010/wordprocessingGroup" xmlns:wpi="http://schemas.microsoft.com/office/word/2010/wordprocessingInk" xmlns:wne="http://schemas.microsoft.com/office/word/2006/wordml" xmlns:wps="http://schemas.microsoft.com/office/word/2010/wordprocessingShape" mc:Ignorable="w14 w15 w16se w16cid w16 w16cex w16sdtdh w16sdtfl w16du wp14">
+<w:endnotes xmlns:wpc="http://schemas.microsoft.com/office/word/2010/wordprocessingCanvas" xmlns:cx="http://schemas.microsoft.com/office/drawing/2014/chartex" xmlns:mc="http://schemas.openxmlformats.org/markup-compatibility/2006" xmlns:o="urn:schemas-microsoft-com:office:office" xmlns:r="http://schemas.openxmlformats.org/officeDocument/2006/relationships" xmlns:m="http://schemas.openxmlformats.org/officeDocument/2006/math" xmlns:v="urn:schemas-microsoft-com:vml" xmlns:wp14="http://schemas.microsoft.com/office/word/2010/wordprocessingDrawing" xmlns:wp="http://schemas.openxmlformats.org/drawingml/2006/wordprocessingDrawing" xmlns:w10="urn:schemas-microsoft-com:office:word" xmlns:w="http://schemas.openxmlformats.org/wordprocessingml/2006/main" xmlns:w14="http://schemas.microsoft.com/office/word/2010/wordml" xmlns:w15="http://schemas.microsoft.com/office/word/2012/wordml" xmlns:w16se="http://schemas.microsoft.com/office/word/2015/wordml/symex" xmlns:wpg="http://schemas.microsoft.com/office/word/2010/wordprocessingGroup" xmlns:wpi="http://schemas.microsoft.com/office/word/2010/wordprocessingInk" xmlns:wne="http://schemas.microsoft.com/office/word/2006/wordml" xmlns:wps="http://schemas.microsoft.com/office/word/2010/wordprocessingShape" mc:Ignorable="w14 w15 w16se wp14">
   <w:endnote w:type="separator" w:id="-1">
     <w:p>
       <w:pPr>
@@ -1291,7 +2030,7 @@
 </file>
 
 <file path=word/footer1.xml><?xml version="1.0" encoding="utf-8"?>
-<w:ftr xmlns:wpc="http://schemas.microsoft.com/office/word/2010/wordprocessingCanvas" xmlns:cx="http://schemas.microsoft.com/office/drawing/2014/chartex" xmlns:cx1="http://schemas.microsoft.com/office/drawing/2015/9/8/chartex" xmlns:cx2="http://schemas.microsoft.com/office/drawing/2015/10/21/chartex" xmlns:cx3="http://schemas.microsoft.com/office/drawing/2016/5/9/chartex" xmlns:cx4="http://schemas.microsoft.com/office/drawing/2016/5/10/chartex" xmlns:cx5="http://schemas.microsoft.com/office/drawing/2016/5/11/chartex" xmlns:cx6="http://schemas.microsoft.com/office/drawing/2016/5/12/chartex" xmlns:cx7="http://schemas.microsoft.com/office/drawing/2016/5/13/chartex" xmlns:cx8="http://schemas.microsoft.com/office/drawing/2016/5/14/chartex" xmlns:mc="http://schemas.openxmlformats.org/markup-compatibility/2006" xmlns:aink="http://schemas.microsoft.com/office/drawing/2016/ink" xmlns:am3d="http://schemas.microsoft.com/office/drawing/2017/model3d" xmlns:o="urn:schemas-microsoft-com:office:office" xmlns:oel="http://schemas.microsoft.com/office/2019/extlst" xmlns:r="http://schemas.openxmlformats.org/officeDocument/2006/relationships" xmlns:m="http://schemas.openxmlformats.org/officeDocument/2006/math" xmlns:v="urn:schemas-microsoft-com:vml" xmlns:wp14="http://schemas.microsoft.com/office/word/2010/wordprocessingDrawing" xmlns:wp="http://schemas.openxmlformats.org/drawingml/2006/wordprocessingDrawing" xmlns:w10="urn:schemas-microsoft-com:office:word" xmlns:w="http://schemas.openxmlformats.org/wordprocessingml/2006/main" xmlns:w14="http://schemas.microsoft.com/office/word/2010/wordml" xmlns:w15="http://schemas.microsoft.com/office/word/2012/wordml" xmlns:w16cex="http://schemas.microsoft.com/office/word/2018/wordml/cex" xmlns:w16cid="http://schemas.microsoft.com/office/word/2016/wordml/cid" xmlns:w16="http://schemas.microsoft.com/office/word/2018/wordml" xmlns:w16du="http://schemas.microsoft.com/office/word/2023/wordml/word16du" xmlns:w16sdtdh="http://schemas.microsoft.com/office/word/2020/wordml/sdtdatahash" xmlns:w16sdtfl="http://schemas.microsoft.com/office/word/2024/wordml/sdtformatlock" xmlns:w16se="http://schemas.microsoft.com/office/word/2015/wordml/symex" xmlns:wpg="http://schemas.microsoft.com/office/word/2010/wordprocessingGroup" xmlns:wpi="http://schemas.microsoft.com/office/word/2010/wordprocessingInk" xmlns:wne="http://schemas.microsoft.com/office/word/2006/wordml" xmlns:wps="http://schemas.microsoft.com/office/word/2010/wordprocessingShape" mc:Ignorable="w14 w15 w16se w16cid w16 w16cex w16sdtdh w16sdtfl w16du wp14">
+<w:ftr xmlns:wpc="http://schemas.microsoft.com/office/word/2010/wordprocessingCanvas" xmlns:cx="http://schemas.microsoft.com/office/drawing/2014/chartex" xmlns:mc="http://schemas.openxmlformats.org/markup-compatibility/2006" xmlns:o="urn:schemas-microsoft-com:office:office" xmlns:r="http://schemas.openxmlformats.org/officeDocument/2006/relationships" xmlns:m="http://schemas.openxmlformats.org/officeDocument/2006/math" xmlns:v="urn:schemas-microsoft-com:vml" xmlns:wp14="http://schemas.microsoft.com/office/word/2010/wordprocessingDrawing" xmlns:wp="http://schemas.openxmlformats.org/drawingml/2006/wordprocessingDrawing" xmlns:w10="urn:schemas-microsoft-com:office:word" xmlns:w="http://schemas.openxmlformats.org/wordprocessingml/2006/main" xmlns:w14="http://schemas.microsoft.com/office/word/2010/wordml" xmlns:w15="http://schemas.microsoft.com/office/word/2012/wordml" xmlns:w16se="http://schemas.microsoft.com/office/word/2015/wordml/symex" xmlns:wpg="http://schemas.microsoft.com/office/word/2010/wordprocessingGroup" xmlns:wpi="http://schemas.microsoft.com/office/word/2010/wordprocessingInk" xmlns:wne="http://schemas.microsoft.com/office/word/2006/wordml" xmlns:wps="http://schemas.microsoft.com/office/word/2010/wordprocessingShape" mc:Ignorable="w14 w15 w16se wp14">
   <w:p>
     <w:pPr>
       <w:pStyle w:val="Piedepgina"/>
@@ -1301,7 +2040,7 @@
 </file>
 
 <file path=word/footer2.xml><?xml version="1.0" encoding="utf-8"?>
-<w:ftr xmlns:wpc="http://schemas.microsoft.com/office/word/2010/wordprocessingCanvas" xmlns:cx="http://schemas.microsoft.com/office/drawing/2014/chartex" xmlns:cx1="http://schemas.microsoft.com/office/drawing/2015/9/8/chartex" xmlns:cx2="http://schemas.microsoft.com/office/drawing/2015/10/21/chartex" xmlns:cx3="http://schemas.microsoft.com/office/drawing/2016/5/9/chartex" xmlns:cx4="http://schemas.microsoft.com/office/drawing/2016/5/10/chartex" xmlns:cx5="http://schemas.microsoft.com/office/drawing/2016/5/11/chartex" xmlns:cx6="http://schemas.microsoft.com/office/drawing/2016/5/12/chartex" xmlns:cx7="http://schemas.microsoft.com/office/drawing/2016/5/13/chartex" xmlns:cx8="http://schemas.microsoft.com/office/drawing/2016/5/14/chartex" xmlns:mc="http://schemas.openxmlformats.org/markup-compatibility/2006" xmlns:aink="http://schemas.microsoft.com/office/drawing/2016/ink" xmlns:am3d="http://schemas.microsoft.com/office/drawing/2017/model3d" xmlns:o="urn:schemas-microsoft-com:office:office" xmlns:oel="http://schemas.microsoft.com/office/2019/extlst" xmlns:r="http://schemas.openxmlformats.org/officeDocument/2006/relationships" xmlns:m="http://schemas.openxmlformats.org/officeDocument/2006/math" xmlns:v="urn:schemas-microsoft-com:vml" xmlns:wp14="http://schemas.microsoft.com/office/word/2010/wordprocessingDrawing" xmlns:wp="http://schemas.openxmlformats.org/drawingml/2006/wordprocessingDrawing" xmlns:w10="urn:schemas-microsoft-com:office:word" xmlns:w="http://schemas.openxmlformats.org/wordprocessingml/2006/main" xmlns:w14="http://schemas.microsoft.com/office/word/2010/wordml" xmlns:w15="http://schemas.microsoft.com/office/word/2012/wordml" xmlns:w16cex="http://schemas.microsoft.com/office/word/2018/wordml/cex" xmlns:w16cid="http://schemas.microsoft.com/office/word/2016/wordml/cid" xmlns:w16="http://schemas.microsoft.com/office/word/2018/wordml" xmlns:w16du="http://schemas.microsoft.com/office/word/2023/wordml/word16du" xmlns:w16sdtdh="http://schemas.microsoft.com/office/word/2020/wordml/sdtdatahash" xmlns:w16sdtfl="http://schemas.microsoft.com/office/word/2024/wordml/sdtformatlock" xmlns:w16se="http://schemas.microsoft.com/office/word/2015/wordml/symex" xmlns:wpg="http://schemas.microsoft.com/office/word/2010/wordprocessingGroup" xmlns:wpi="http://schemas.microsoft.com/office/word/2010/wordprocessingInk" xmlns:wne="http://schemas.microsoft.com/office/word/2006/wordml" xmlns:wps="http://schemas.microsoft.com/office/word/2010/wordprocessingShape" mc:Ignorable="w14 w15 w16se w16cid w16 w16cex w16sdtdh w16sdtfl w16du wp14">
+<w:ftr xmlns:wpc="http://schemas.microsoft.com/office/word/2010/wordprocessingCanvas" xmlns:cx="http://schemas.microsoft.com/office/drawing/2014/chartex" xmlns:mc="http://schemas.openxmlformats.org/markup-compatibility/2006" xmlns:o="urn:schemas-microsoft-com:office:office" xmlns:r="http://schemas.openxmlformats.org/officeDocument/2006/relationships" xmlns:m="http://schemas.openxmlformats.org/officeDocument/2006/math" xmlns:v="urn:schemas-microsoft-com:vml" xmlns:wp14="http://schemas.microsoft.com/office/word/2010/wordprocessingDrawing" xmlns:wp="http://schemas.openxmlformats.org/drawingml/2006/wordprocessingDrawing" xmlns:w10="urn:schemas-microsoft-com:office:word" xmlns:w="http://schemas.openxmlformats.org/wordprocessingml/2006/main" xmlns:w14="http://schemas.microsoft.com/office/word/2010/wordml" xmlns:w15="http://schemas.microsoft.com/office/word/2012/wordml" xmlns:w16se="http://schemas.microsoft.com/office/word/2015/wordml/symex" xmlns:wpg="http://schemas.microsoft.com/office/word/2010/wordprocessingGroup" xmlns:wpi="http://schemas.microsoft.com/office/word/2010/wordprocessingInk" xmlns:wne="http://schemas.microsoft.com/office/word/2006/wordml" xmlns:wps="http://schemas.microsoft.com/office/word/2010/wordprocessingShape" mc:Ignorable="w14 w15 w16se wp14">
   <w:tbl>
     <w:tblPr>
       <w:tblW w:w="5000" w:type="pct"/>
@@ -1348,6 +2087,7 @@
             <w:dataBinding w:prefixMappings="xmlns:ns0='http://purl.org/dc/elements/1.1/' xmlns:ns1='http://schemas.openxmlformats.org/package/2006/metadata/core-properties' " w:xpath="/ns1:coreProperties[1]/ns0:creator[1]" w:storeItemID="{6C3C8BC8-F283-45AE-878A-BAB7291924A1}"/>
             <w:text/>
           </w:sdtPr>
+          <w:sdtEndPr/>
           <w:sdtContent>
             <w:p>
               <w:pPr>
@@ -1410,7 +2150,7 @@
               <w:color w:val="FFFFFF" w:themeColor="background1"/>
               <w:lang w:val="es-ES"/>
             </w:rPr>
-            <w:t>3</w:t>
+            <w:t>6</w:t>
           </w:r>
           <w:r>
             <w:rPr>
@@ -1431,7 +2171,7 @@
 </file>
 
 <file path=word/footer3.xml><?xml version="1.0" encoding="utf-8"?>
-<w:ftr xmlns:wpc="http://schemas.microsoft.com/office/word/2010/wordprocessingCanvas" xmlns:cx="http://schemas.microsoft.com/office/drawing/2014/chartex" xmlns:cx1="http://schemas.microsoft.com/office/drawing/2015/9/8/chartex" xmlns:cx2="http://schemas.microsoft.com/office/drawing/2015/10/21/chartex" xmlns:cx3="http://schemas.microsoft.com/office/drawing/2016/5/9/chartex" xmlns:cx4="http://schemas.microsoft.com/office/drawing/2016/5/10/chartex" xmlns:cx5="http://schemas.microsoft.com/office/drawing/2016/5/11/chartex" xmlns:cx6="http://schemas.microsoft.com/office/drawing/2016/5/12/chartex" xmlns:cx7="http://schemas.microsoft.com/office/drawing/2016/5/13/chartex" xmlns:cx8="http://schemas.microsoft.com/office/drawing/2016/5/14/chartex" xmlns:mc="http://schemas.openxmlformats.org/markup-compatibility/2006" xmlns:aink="http://schemas.microsoft.com/office/drawing/2016/ink" xmlns:am3d="http://schemas.microsoft.com/office/drawing/2017/model3d" xmlns:o="urn:schemas-microsoft-com:office:office" xmlns:oel="http://schemas.microsoft.com/office/2019/extlst" xmlns:r="http://schemas.openxmlformats.org/officeDocument/2006/relationships" xmlns:m="http://schemas.openxmlformats.org/officeDocument/2006/math" xmlns:v="urn:schemas-microsoft-com:vml" xmlns:wp14="http://schemas.microsoft.com/office/word/2010/wordprocessingDrawing" xmlns:wp="http://schemas.openxmlformats.org/drawingml/2006/wordprocessingDrawing" xmlns:w10="urn:schemas-microsoft-com:office:word" xmlns:w="http://schemas.openxmlformats.org/wordprocessingml/2006/main" xmlns:w14="http://schemas.microsoft.com/office/word/2010/wordml" xmlns:w15="http://schemas.microsoft.com/office/word/2012/wordml" xmlns:w16cex="http://schemas.microsoft.com/office/word/2018/wordml/cex" xmlns:w16cid="http://schemas.microsoft.com/office/word/2016/wordml/cid" xmlns:w16="http://schemas.microsoft.com/office/word/2018/wordml" xmlns:w16du="http://schemas.microsoft.com/office/word/2023/wordml/word16du" xmlns:w16sdtdh="http://schemas.microsoft.com/office/word/2020/wordml/sdtdatahash" xmlns:w16sdtfl="http://schemas.microsoft.com/office/word/2024/wordml/sdtformatlock" xmlns:w16se="http://schemas.microsoft.com/office/word/2015/wordml/symex" xmlns:wpg="http://schemas.microsoft.com/office/word/2010/wordprocessingGroup" xmlns:wpi="http://schemas.microsoft.com/office/word/2010/wordprocessingInk" xmlns:wne="http://schemas.microsoft.com/office/word/2006/wordml" xmlns:wps="http://schemas.microsoft.com/office/word/2010/wordprocessingShape" mc:Ignorable="w14 w15 w16se w16cid w16 w16cex w16sdtdh w16sdtfl w16du wp14">
+<w:ftr xmlns:wpc="http://schemas.microsoft.com/office/word/2010/wordprocessingCanvas" xmlns:cx="http://schemas.microsoft.com/office/drawing/2014/chartex" xmlns:mc="http://schemas.openxmlformats.org/markup-compatibility/2006" xmlns:o="urn:schemas-microsoft-com:office:office" xmlns:r="http://schemas.openxmlformats.org/officeDocument/2006/relationships" xmlns:m="http://schemas.openxmlformats.org/officeDocument/2006/math" xmlns:v="urn:schemas-microsoft-com:vml" xmlns:wp14="http://schemas.microsoft.com/office/word/2010/wordprocessingDrawing" xmlns:wp="http://schemas.openxmlformats.org/drawingml/2006/wordprocessingDrawing" xmlns:w10="urn:schemas-microsoft-com:office:word" xmlns:w="http://schemas.openxmlformats.org/wordprocessingml/2006/main" xmlns:w14="http://schemas.microsoft.com/office/word/2010/wordml" xmlns:w15="http://schemas.microsoft.com/office/word/2012/wordml" xmlns:w16se="http://schemas.microsoft.com/office/word/2015/wordml/symex" xmlns:wpg="http://schemas.microsoft.com/office/word/2010/wordprocessingGroup" xmlns:wpi="http://schemas.microsoft.com/office/word/2010/wordprocessingInk" xmlns:wne="http://schemas.microsoft.com/office/word/2006/wordml" xmlns:wps="http://schemas.microsoft.com/office/word/2010/wordprocessingShape" mc:Ignorable="w14 w15 w16se wp14">
   <w:p>
     <w:pPr>
       <w:pStyle w:val="Piedepgina"/>
@@ -1441,7 +2181,7 @@
 </file>
 
 <file path=word/footnotes.xml><?xml version="1.0" encoding="utf-8"?>
-<w:footnotes xmlns:wpc="http://schemas.microsoft.com/office/word/2010/wordprocessingCanvas" xmlns:cx="http://schemas.microsoft.com/office/drawing/2014/chartex" xmlns:cx1="http://schemas.microsoft.com/office/drawing/2015/9/8/chartex" xmlns:cx2="http://schemas.microsoft.com/office/drawing/2015/10/21/chartex" xmlns:cx3="http://schemas.microsoft.com/office/drawing/2016/5/9/chartex" xmlns:cx4="http://schemas.microsoft.com/office/drawing/2016/5/10/chartex" xmlns:cx5="http://schemas.microsoft.com/office/drawing/2016/5/11/chartex" xmlns:cx6="http://schemas.microsoft.com/office/drawing/2016/5/12/chartex" xmlns:cx7="http://schemas.microsoft.com/office/drawing/2016/5/13/chartex" xmlns:cx8="http://schemas.microsoft.com/office/drawing/2016/5/14/chartex" xmlns:mc="http://schemas.openxmlformats.org/markup-compatibility/2006" xmlns:aink="http://schemas.microsoft.com/office/drawing/2016/ink" xmlns:am3d="http://schemas.microsoft.com/office/drawing/2017/model3d" xmlns:o="urn:schemas-microsoft-com:office:office" xmlns:oel="http://schemas.microsoft.com/office/2019/extlst" xmlns:r="http://schemas.openxmlformats.org/officeDocument/2006/relationships" xmlns:m="http://schemas.openxmlformats.org/officeDocument/2006/math" xmlns:v="urn:schemas-microsoft-com:vml" xmlns:wp14="http://schemas.microsoft.com/office/word/2010/wordprocessingDrawing" xmlns:wp="http://schemas.openxmlformats.org/drawingml/2006/wordprocessingDrawing" xmlns:w10="urn:schemas-microsoft-com:office:word" xmlns:w="http://schemas.openxmlformats.org/wordprocessingml/2006/main" xmlns:w14="http://schemas.microsoft.com/office/word/2010/wordml" xmlns:w15="http://schemas.microsoft.com/office/word/2012/wordml" xmlns:w16cex="http://schemas.microsoft.com/office/word/2018/wordml/cex" xmlns:w16cid="http://schemas.microsoft.com/office/word/2016/wordml/cid" xmlns:w16="http://schemas.microsoft.com/office/word/2018/wordml" xmlns:w16du="http://schemas.microsoft.com/office/word/2023/wordml/word16du" xmlns:w16sdtdh="http://schemas.microsoft.com/office/word/2020/wordml/sdtdatahash" xmlns:w16sdtfl="http://schemas.microsoft.com/office/word/2024/wordml/sdtformatlock" xmlns:w16se="http://schemas.microsoft.com/office/word/2015/wordml/symex" xmlns:wpg="http://schemas.microsoft.com/office/word/2010/wordprocessingGroup" xmlns:wpi="http://schemas.microsoft.com/office/word/2010/wordprocessingInk" xmlns:wne="http://schemas.microsoft.com/office/word/2006/wordml" xmlns:wps="http://schemas.microsoft.com/office/word/2010/wordprocessingShape" mc:Ignorable="w14 w15 w16se w16cid w16 w16cex w16sdtdh w16sdtfl w16du wp14">
+<w:footnotes xmlns:wpc="http://schemas.microsoft.com/office/word/2010/wordprocessingCanvas" xmlns:cx="http://schemas.microsoft.com/office/drawing/2014/chartex" xmlns:mc="http://schemas.openxmlformats.org/markup-compatibility/2006" xmlns:o="urn:schemas-microsoft-com:office:office" xmlns:r="http://schemas.openxmlformats.org/officeDocument/2006/relationships" xmlns:m="http://schemas.openxmlformats.org/officeDocument/2006/math" xmlns:v="urn:schemas-microsoft-com:vml" xmlns:wp14="http://schemas.microsoft.com/office/word/2010/wordprocessingDrawing" xmlns:wp="http://schemas.openxmlformats.org/drawingml/2006/wordprocessingDrawing" xmlns:w10="urn:schemas-microsoft-com:office:word" xmlns:w="http://schemas.openxmlformats.org/wordprocessingml/2006/main" xmlns:w14="http://schemas.microsoft.com/office/word/2010/wordml" xmlns:w15="http://schemas.microsoft.com/office/word/2012/wordml" xmlns:w16se="http://schemas.microsoft.com/office/word/2015/wordml/symex" xmlns:wpg="http://schemas.microsoft.com/office/word/2010/wordprocessingGroup" xmlns:wpi="http://schemas.microsoft.com/office/word/2010/wordprocessingInk" xmlns:wne="http://schemas.microsoft.com/office/word/2006/wordml" xmlns:wps="http://schemas.microsoft.com/office/word/2010/wordprocessingShape" mc:Ignorable="w14 w15 w16se wp14">
   <w:footnote w:type="separator" w:id="-1">
     <w:p>
       <w:pPr>
@@ -1466,7 +2206,7 @@
 </file>
 
 <file path=word/header1.xml><?xml version="1.0" encoding="utf-8"?>
-<w:hdr xmlns:wpc="http://schemas.microsoft.com/office/word/2010/wordprocessingCanvas" xmlns:cx="http://schemas.microsoft.com/office/drawing/2014/chartex" xmlns:cx1="http://schemas.microsoft.com/office/drawing/2015/9/8/chartex" xmlns:cx2="http://schemas.microsoft.com/office/drawing/2015/10/21/chartex" xmlns:cx3="http://schemas.microsoft.com/office/drawing/2016/5/9/chartex" xmlns:cx4="http://schemas.microsoft.com/office/drawing/2016/5/10/chartex" xmlns:cx5="http://schemas.microsoft.com/office/drawing/2016/5/11/chartex" xmlns:cx6="http://schemas.microsoft.com/office/drawing/2016/5/12/chartex" xmlns:cx7="http://schemas.microsoft.com/office/drawing/2016/5/13/chartex" xmlns:cx8="http://schemas.microsoft.com/office/drawing/2016/5/14/chartex" xmlns:mc="http://schemas.openxmlformats.org/markup-compatibility/2006" xmlns:aink="http://schemas.microsoft.com/office/drawing/2016/ink" xmlns:am3d="http://schemas.microsoft.com/office/drawing/2017/model3d" xmlns:o="urn:schemas-microsoft-com:office:office" xmlns:oel="http://schemas.microsoft.com/office/2019/extlst" xmlns:r="http://schemas.openxmlformats.org/officeDocument/2006/relationships" xmlns:m="http://schemas.openxmlformats.org/officeDocument/2006/math" xmlns:v="urn:schemas-microsoft-com:vml" xmlns:wp14="http://schemas.microsoft.com/office/word/2010/wordprocessingDrawing" xmlns:wp="http://schemas.openxmlformats.org/drawingml/2006/wordprocessingDrawing" xmlns:w10="urn:schemas-microsoft-com:office:word" xmlns:w="http://schemas.openxmlformats.org/wordprocessingml/2006/main" xmlns:w14="http://schemas.microsoft.com/office/word/2010/wordml" xmlns:w15="http://schemas.microsoft.com/office/word/2012/wordml" xmlns:w16cex="http://schemas.microsoft.com/office/word/2018/wordml/cex" xmlns:w16cid="http://schemas.microsoft.com/office/word/2016/wordml/cid" xmlns:w16="http://schemas.microsoft.com/office/word/2018/wordml" xmlns:w16du="http://schemas.microsoft.com/office/word/2023/wordml/word16du" xmlns:w16sdtdh="http://schemas.microsoft.com/office/word/2020/wordml/sdtdatahash" xmlns:w16sdtfl="http://schemas.microsoft.com/office/word/2024/wordml/sdtformatlock" xmlns:w16se="http://schemas.microsoft.com/office/word/2015/wordml/symex" xmlns:wpg="http://schemas.microsoft.com/office/word/2010/wordprocessingGroup" xmlns:wpi="http://schemas.microsoft.com/office/word/2010/wordprocessingInk" xmlns:wne="http://schemas.microsoft.com/office/word/2006/wordml" xmlns:wps="http://schemas.microsoft.com/office/word/2010/wordprocessingShape" mc:Ignorable="w14 w15 w16se w16cid w16 w16cex w16sdtdh w16sdtfl w16du wp14">
+<w:hdr xmlns:wpc="http://schemas.microsoft.com/office/word/2010/wordprocessingCanvas" xmlns:cx="http://schemas.microsoft.com/office/drawing/2014/chartex" xmlns:mc="http://schemas.openxmlformats.org/markup-compatibility/2006" xmlns:o="urn:schemas-microsoft-com:office:office" xmlns:r="http://schemas.openxmlformats.org/officeDocument/2006/relationships" xmlns:m="http://schemas.openxmlformats.org/officeDocument/2006/math" xmlns:v="urn:schemas-microsoft-com:vml" xmlns:wp14="http://schemas.microsoft.com/office/word/2010/wordprocessingDrawing" xmlns:wp="http://schemas.openxmlformats.org/drawingml/2006/wordprocessingDrawing" xmlns:w10="urn:schemas-microsoft-com:office:word" xmlns:w="http://schemas.openxmlformats.org/wordprocessingml/2006/main" xmlns:w14="http://schemas.microsoft.com/office/word/2010/wordml" xmlns:w15="http://schemas.microsoft.com/office/word/2012/wordml" xmlns:w16se="http://schemas.microsoft.com/office/word/2015/wordml/symex" xmlns:wpg="http://schemas.microsoft.com/office/word/2010/wordprocessingGroup" xmlns:wpi="http://schemas.microsoft.com/office/word/2010/wordprocessingInk" xmlns:wne="http://schemas.microsoft.com/office/word/2006/wordml" xmlns:wps="http://schemas.microsoft.com/office/word/2010/wordprocessingShape" mc:Ignorable="w14 w15 w16se wp14">
   <w:p>
     <w:pPr>
       <w:pStyle w:val="Encabezado"/>
@@ -1496,7 +2236,7 @@
           <v:path o:extrusionok="f" gradientshapeok="t" o:connecttype="rect"/>
           <o:lock v:ext="edit" aspectratio="t"/>
         </v:shapetype>
-        <v:shape id="WordPictureWatermark3702829" o:spid="_x0000_s1029" type="#_x0000_t75" style="position:absolute;margin-left:0;margin-top:0;width:441.35pt;height:294.2pt;z-index:-251657216;mso-position-horizontal:center;mso-position-horizontal-relative:margin;mso-position-vertical:center;mso-position-vertical-relative:margin" o:allowincell="f">
+        <v:shape id="WordPictureWatermark3702829" o:spid="_x0000_s2053" type="#_x0000_t75" style="position:absolute;margin-left:0;margin-top:0;width:441.35pt;height:294.2pt;z-index:-251657216;mso-position-horizontal:center;mso-position-horizontal-relative:margin;mso-position-vertical:center;mso-position-vertical-relative:margin" o:allowincell="f">
           <v:imagedata r:id="rId1" o:title="Flag_of_Peru_(state)" gain="19661f" blacklevel="22938f"/>
           <w10:wrap anchorx="margin" anchory="margin"/>
         </v:shape>
@@ -1507,7 +2247,7 @@
 </file>
 
 <file path=word/header2.xml><?xml version="1.0" encoding="utf-8"?>
-<w:hdr xmlns:wpc="http://schemas.microsoft.com/office/word/2010/wordprocessingCanvas" xmlns:cx="http://schemas.microsoft.com/office/drawing/2014/chartex" xmlns:cx1="http://schemas.microsoft.com/office/drawing/2015/9/8/chartex" xmlns:cx2="http://schemas.microsoft.com/office/drawing/2015/10/21/chartex" xmlns:cx3="http://schemas.microsoft.com/office/drawing/2016/5/9/chartex" xmlns:cx4="http://schemas.microsoft.com/office/drawing/2016/5/10/chartex" xmlns:cx5="http://schemas.microsoft.com/office/drawing/2016/5/11/chartex" xmlns:cx6="http://schemas.microsoft.com/office/drawing/2016/5/12/chartex" xmlns:cx7="http://schemas.microsoft.com/office/drawing/2016/5/13/chartex" xmlns:cx8="http://schemas.microsoft.com/office/drawing/2016/5/14/chartex" xmlns:mc="http://schemas.openxmlformats.org/markup-compatibility/2006" xmlns:aink="http://schemas.microsoft.com/office/drawing/2016/ink" xmlns:am3d="http://schemas.microsoft.com/office/drawing/2017/model3d" xmlns:o="urn:schemas-microsoft-com:office:office" xmlns:oel="http://schemas.microsoft.com/office/2019/extlst" xmlns:r="http://schemas.openxmlformats.org/officeDocument/2006/relationships" xmlns:m="http://schemas.openxmlformats.org/officeDocument/2006/math" xmlns:v="urn:schemas-microsoft-com:vml" xmlns:wp14="http://schemas.microsoft.com/office/word/2010/wordprocessingDrawing" xmlns:wp="http://schemas.openxmlformats.org/drawingml/2006/wordprocessingDrawing" xmlns:w10="urn:schemas-microsoft-com:office:word" xmlns:w="http://schemas.openxmlformats.org/wordprocessingml/2006/main" xmlns:w14="http://schemas.microsoft.com/office/word/2010/wordml" xmlns:w15="http://schemas.microsoft.com/office/word/2012/wordml" xmlns:w16cex="http://schemas.microsoft.com/office/word/2018/wordml/cex" xmlns:w16cid="http://schemas.microsoft.com/office/word/2016/wordml/cid" xmlns:w16="http://schemas.microsoft.com/office/word/2018/wordml" xmlns:w16du="http://schemas.microsoft.com/office/word/2023/wordml/word16du" xmlns:w16sdtdh="http://schemas.microsoft.com/office/word/2020/wordml/sdtdatahash" xmlns:w16sdtfl="http://schemas.microsoft.com/office/word/2024/wordml/sdtformatlock" xmlns:w16se="http://schemas.microsoft.com/office/word/2015/wordml/symex" xmlns:wpg="http://schemas.microsoft.com/office/word/2010/wordprocessingGroup" xmlns:wpi="http://schemas.microsoft.com/office/word/2010/wordprocessingInk" xmlns:wne="http://schemas.microsoft.com/office/word/2006/wordml" xmlns:wps="http://schemas.microsoft.com/office/word/2010/wordprocessingShape" mc:Ignorable="w14 w15 w16se w16cid w16 w16cex w16sdtdh w16sdtfl w16du wp14">
+<w:hdr xmlns:wpc="http://schemas.microsoft.com/office/word/2010/wordprocessingCanvas" xmlns:cx="http://schemas.microsoft.com/office/drawing/2014/chartex" xmlns:mc="http://schemas.openxmlformats.org/markup-compatibility/2006" xmlns:o="urn:schemas-microsoft-com:office:office" xmlns:r="http://schemas.openxmlformats.org/officeDocument/2006/relationships" xmlns:m="http://schemas.openxmlformats.org/officeDocument/2006/math" xmlns:v="urn:schemas-microsoft-com:vml" xmlns:wp14="http://schemas.microsoft.com/office/word/2010/wordprocessingDrawing" xmlns:wp="http://schemas.openxmlformats.org/drawingml/2006/wordprocessingDrawing" xmlns:w10="urn:schemas-microsoft-com:office:word" xmlns:w="http://schemas.openxmlformats.org/wordprocessingml/2006/main" xmlns:w14="http://schemas.microsoft.com/office/word/2010/wordml" xmlns:w15="http://schemas.microsoft.com/office/word/2012/wordml" xmlns:w16se="http://schemas.microsoft.com/office/word/2015/wordml/symex" xmlns:wpg="http://schemas.microsoft.com/office/word/2010/wordprocessingGroup" xmlns:wpi="http://schemas.microsoft.com/office/word/2010/wordprocessingInk" xmlns:wne="http://schemas.microsoft.com/office/word/2006/wordml" xmlns:wps="http://schemas.microsoft.com/office/word/2010/wordprocessingShape" mc:Ignorable="w14 w15 w16se wp14">
   <w:tbl>
     <w:tblPr>
       <w:tblW w:w="5000" w:type="pct"/>
@@ -1608,7 +2348,7 @@
           <v:path o:extrusionok="f" gradientshapeok="t" o:connecttype="rect"/>
           <o:lock v:ext="edit" aspectratio="t"/>
         </v:shapetype>
-        <v:shape id="WordPictureWatermark3702830" o:spid="_x0000_s1030" type="#_x0000_t75" style="position:absolute;margin-left:0;margin-top:0;width:441.35pt;height:294.2pt;z-index:-251656192;mso-position-horizontal:center;mso-position-horizontal-relative:margin;mso-position-vertical:center;mso-position-vertical-relative:margin" o:allowincell="f">
+        <v:shape id="WordPictureWatermark3702830" o:spid="_x0000_s2054" type="#_x0000_t75" style="position:absolute;margin-left:0;margin-top:0;width:441.35pt;height:294.2pt;z-index:-251656192;mso-position-horizontal:center;mso-position-horizontal-relative:margin;mso-position-vertical:center;mso-position-vertical-relative:margin" o:allowincell="f">
           <v:imagedata r:id="rId1" o:title="Flag_of_Peru_(state)" gain="19661f" blacklevel="22938f"/>
           <w10:wrap anchorx="margin" anchory="margin"/>
         </v:shape>
@@ -1619,7 +2359,7 @@
 </file>
 
 <file path=word/header3.xml><?xml version="1.0" encoding="utf-8"?>
-<w:hdr xmlns:wpc="http://schemas.microsoft.com/office/word/2010/wordprocessingCanvas" xmlns:cx="http://schemas.microsoft.com/office/drawing/2014/chartex" xmlns:cx1="http://schemas.microsoft.com/office/drawing/2015/9/8/chartex" xmlns:cx2="http://schemas.microsoft.com/office/drawing/2015/10/21/chartex" xmlns:cx3="http://schemas.microsoft.com/office/drawing/2016/5/9/chartex" xmlns:cx4="http://schemas.microsoft.com/office/drawing/2016/5/10/chartex" xmlns:cx5="http://schemas.microsoft.com/office/drawing/2016/5/11/chartex" xmlns:cx6="http://schemas.microsoft.com/office/drawing/2016/5/12/chartex" xmlns:cx7="http://schemas.microsoft.com/office/drawing/2016/5/13/chartex" xmlns:cx8="http://schemas.microsoft.com/office/drawing/2016/5/14/chartex" xmlns:mc="http://schemas.openxmlformats.org/markup-compatibility/2006" xmlns:aink="http://schemas.microsoft.com/office/drawing/2016/ink" xmlns:am3d="http://schemas.microsoft.com/office/drawing/2017/model3d" xmlns:o="urn:schemas-microsoft-com:office:office" xmlns:oel="http://schemas.microsoft.com/office/2019/extlst" xmlns:r="http://schemas.openxmlformats.org/officeDocument/2006/relationships" xmlns:m="http://schemas.openxmlformats.org/officeDocument/2006/math" xmlns:v="urn:schemas-microsoft-com:vml" xmlns:wp14="http://schemas.microsoft.com/office/word/2010/wordprocessingDrawing" xmlns:wp="http://schemas.openxmlformats.org/drawingml/2006/wordprocessingDrawing" xmlns:w10="urn:schemas-microsoft-com:office:word" xmlns:w="http://schemas.openxmlformats.org/wordprocessingml/2006/main" xmlns:w14="http://schemas.microsoft.com/office/word/2010/wordml" xmlns:w15="http://schemas.microsoft.com/office/word/2012/wordml" xmlns:w16cex="http://schemas.microsoft.com/office/word/2018/wordml/cex" xmlns:w16cid="http://schemas.microsoft.com/office/word/2016/wordml/cid" xmlns:w16="http://schemas.microsoft.com/office/word/2018/wordml" xmlns:w16du="http://schemas.microsoft.com/office/word/2023/wordml/word16du" xmlns:w16sdtdh="http://schemas.microsoft.com/office/word/2020/wordml/sdtdatahash" xmlns:w16sdtfl="http://schemas.microsoft.com/office/word/2024/wordml/sdtformatlock" xmlns:w16se="http://schemas.microsoft.com/office/word/2015/wordml/symex" xmlns:wpg="http://schemas.microsoft.com/office/word/2010/wordprocessingGroup" xmlns:wpi="http://schemas.microsoft.com/office/word/2010/wordprocessingInk" xmlns:wne="http://schemas.microsoft.com/office/word/2006/wordml" xmlns:wps="http://schemas.microsoft.com/office/word/2010/wordprocessingShape" mc:Ignorable="w14 w15 w16se w16cid w16 w16cex w16sdtdh w16sdtfl w16du wp14">
+<w:hdr xmlns:wpc="http://schemas.microsoft.com/office/word/2010/wordprocessingCanvas" xmlns:cx="http://schemas.microsoft.com/office/drawing/2014/chartex" xmlns:mc="http://schemas.openxmlformats.org/markup-compatibility/2006" xmlns:o="urn:schemas-microsoft-com:office:office" xmlns:r="http://schemas.openxmlformats.org/officeDocument/2006/relationships" xmlns:m="http://schemas.openxmlformats.org/officeDocument/2006/math" xmlns:v="urn:schemas-microsoft-com:vml" xmlns:wp14="http://schemas.microsoft.com/office/word/2010/wordprocessingDrawing" xmlns:wp="http://schemas.openxmlformats.org/drawingml/2006/wordprocessingDrawing" xmlns:w10="urn:schemas-microsoft-com:office:word" xmlns:w="http://schemas.openxmlformats.org/wordprocessingml/2006/main" xmlns:w14="http://schemas.microsoft.com/office/word/2010/wordml" xmlns:w15="http://schemas.microsoft.com/office/word/2012/wordml" xmlns:w16se="http://schemas.microsoft.com/office/word/2015/wordml/symex" xmlns:wpg="http://schemas.microsoft.com/office/word/2010/wordprocessingGroup" xmlns:wpi="http://schemas.microsoft.com/office/word/2010/wordprocessingInk" xmlns:wne="http://schemas.microsoft.com/office/word/2006/wordml" xmlns:wps="http://schemas.microsoft.com/office/word/2010/wordprocessingShape" mc:Ignorable="w14 w15 w16se wp14">
   <w:p>
     <w:pPr>
       <w:pStyle w:val="Encabezado"/>
@@ -1649,7 +2389,7 @@
           <v:path o:extrusionok="f" gradientshapeok="t" o:connecttype="rect"/>
           <o:lock v:ext="edit" aspectratio="t"/>
         </v:shapetype>
-        <v:shape id="WordPictureWatermark3702828" o:spid="_x0000_s1028" type="#_x0000_t75" style="position:absolute;margin-left:0;margin-top:0;width:441.35pt;height:294.2pt;z-index:-251658240;mso-position-horizontal:center;mso-position-horizontal-relative:margin;mso-position-vertical:center;mso-position-vertical-relative:margin" o:allowincell="f">
+        <v:shape id="WordPictureWatermark3702828" o:spid="_x0000_s2052" type="#_x0000_t75" style="position:absolute;margin-left:0;margin-top:0;width:441.35pt;height:294.2pt;z-index:-251658240;mso-position-horizontal:center;mso-position-horizontal-relative:margin;mso-position-vertical:center;mso-position-vertical-relative:margin" o:allowincell="f">
           <v:imagedata r:id="rId1" o:title="Flag_of_Peru_(state)" gain="19661f" blacklevel="22938f"/>
           <w10:wrap anchorx="margin" anchory="margin"/>
         </v:shape>
@@ -1660,8 +2400,121 @@
 </file>
 
 <file path=word/numbering.xml><?xml version="1.0" encoding="utf-8"?>
-<w:numbering xmlns:wpc="http://schemas.microsoft.com/office/word/2010/wordprocessingCanvas" xmlns:cx="http://schemas.microsoft.com/office/drawing/2014/chartex" xmlns:cx1="http://schemas.microsoft.com/office/drawing/2015/9/8/chartex" xmlns:cx2="http://schemas.microsoft.com/office/drawing/2015/10/21/chartex" xmlns:cx3="http://schemas.microsoft.com/office/drawing/2016/5/9/chartex" xmlns:cx4="http://schemas.microsoft.com/office/drawing/2016/5/10/chartex" xmlns:cx5="http://schemas.microsoft.com/office/drawing/2016/5/11/chartex" xmlns:cx6="http://schemas.microsoft.com/office/drawing/2016/5/12/chartex" xmlns:cx7="http://schemas.microsoft.com/office/drawing/2016/5/13/chartex" xmlns:cx8="http://schemas.microsoft.com/office/drawing/2016/5/14/chartex" xmlns:mc="http://schemas.openxmlformats.org/markup-compatibility/2006" xmlns:aink="http://schemas.microsoft.com/office/drawing/2016/ink" xmlns:am3d="http://schemas.microsoft.com/office/drawing/2017/model3d" xmlns:o="urn:schemas-microsoft-com:office:office" xmlns:oel="http://schemas.microsoft.com/office/2019/extlst" xmlns:r="http://schemas.openxmlformats.org/officeDocument/2006/relationships" xmlns:m="http://schemas.openxmlformats.org/officeDocument/2006/math" xmlns:v="urn:schemas-microsoft-com:vml" xmlns:wp14="http://schemas.microsoft.com/office/word/2010/wordprocessingDrawing" xmlns:wp="http://schemas.openxmlformats.org/drawingml/2006/wordprocessingDrawing" xmlns:w10="urn:schemas-microsoft-com:office:word" xmlns:w="http://schemas.openxmlformats.org/wordprocessingml/2006/main" xmlns:w14="http://schemas.microsoft.com/office/word/2010/wordml" xmlns:w15="http://schemas.microsoft.com/office/word/2012/wordml" xmlns:w16cex="http://schemas.microsoft.com/office/word/2018/wordml/cex" xmlns:w16cid="http://schemas.microsoft.com/office/word/2016/wordml/cid" xmlns:w16="http://schemas.microsoft.com/office/word/2018/wordml" xmlns:w16du="http://schemas.microsoft.com/office/word/2023/wordml/word16du" xmlns:w16sdtdh="http://schemas.microsoft.com/office/word/2020/wordml/sdtdatahash" xmlns:w16sdtfl="http://schemas.microsoft.com/office/word/2024/wordml/sdtformatlock" xmlns:w16se="http://schemas.microsoft.com/office/word/2015/wordml/symex" xmlns:wpg="http://schemas.microsoft.com/office/word/2010/wordprocessingGroup" xmlns:wpi="http://schemas.microsoft.com/office/word/2010/wordprocessingInk" xmlns:wne="http://schemas.microsoft.com/office/word/2006/wordml" xmlns:wps="http://schemas.microsoft.com/office/word/2010/wordprocessingShape" mc:Ignorable="w14 w15 w16se w16cid w16 w16cex w16sdtdh w16sdtfl w16du wp14">
+<w:numbering xmlns:wpc="http://schemas.microsoft.com/office/word/2010/wordprocessingCanvas" xmlns:cx="http://schemas.microsoft.com/office/drawing/2014/chartex" xmlns:mc="http://schemas.openxmlformats.org/markup-compatibility/2006" xmlns:o="urn:schemas-microsoft-com:office:office" xmlns:r="http://schemas.openxmlformats.org/officeDocument/2006/relationships" xmlns:m="http://schemas.openxmlformats.org/officeDocument/2006/math" xmlns:v="urn:schemas-microsoft-com:vml" xmlns:wp14="http://schemas.microsoft.com/office/word/2010/wordprocessingDrawing" xmlns:wp="http://schemas.openxmlformats.org/drawingml/2006/wordprocessingDrawing" xmlns:w10="urn:schemas-microsoft-com:office:word" xmlns:w="http://schemas.openxmlformats.org/wordprocessingml/2006/main" xmlns:w14="http://schemas.microsoft.com/office/word/2010/wordml" xmlns:w15="http://schemas.microsoft.com/office/word/2012/wordml" xmlns:w16se="http://schemas.microsoft.com/office/word/2015/wordml/symex" xmlns:wpg="http://schemas.microsoft.com/office/word/2010/wordprocessingGroup" xmlns:wpi="http://schemas.microsoft.com/office/word/2010/wordprocessingInk" xmlns:wne="http://schemas.microsoft.com/office/word/2006/wordml" xmlns:wps="http://schemas.microsoft.com/office/word/2010/wordprocessingShape" mc:Ignorable="w14 w15 w16se wp14">
   <w:abstractNum w:abstractNumId="0" w15:restartNumberingAfterBreak="0">
+    <w:nsid w:val="176B227F"/>
+    <w:multiLevelType w:val="hybridMultilevel"/>
+    <w:tmpl w:val="F2508DAC"/>
+    <w:lvl w:ilvl="0" w:tplc="080A0001">
+      <w:start w:val="1"/>
+      <w:numFmt w:val="bullet"/>
+      <w:lvlText w:val=""/>
+      <w:lvlJc w:val="left"/>
+      <w:pPr>
+        <w:ind w:left="720" w:hanging="360"/>
+      </w:pPr>
+      <w:rPr>
+        <w:rFonts w:ascii="Symbol" w:hAnsi="Symbol" w:hint="default"/>
+      </w:rPr>
+    </w:lvl>
+    <w:lvl w:ilvl="1" w:tplc="080A0003" w:tentative="1">
+      <w:start w:val="1"/>
+      <w:numFmt w:val="bullet"/>
+      <w:lvlText w:val="o"/>
+      <w:lvlJc w:val="left"/>
+      <w:pPr>
+        <w:ind w:left="1440" w:hanging="360"/>
+      </w:pPr>
+      <w:rPr>
+        <w:rFonts w:ascii="Courier New" w:hAnsi="Courier New" w:cs="Courier New" w:hint="default"/>
+      </w:rPr>
+    </w:lvl>
+    <w:lvl w:ilvl="2" w:tplc="080A0005" w:tentative="1">
+      <w:start w:val="1"/>
+      <w:numFmt w:val="bullet"/>
+      <w:lvlText w:val=""/>
+      <w:lvlJc w:val="left"/>
+      <w:pPr>
+        <w:ind w:left="2160" w:hanging="360"/>
+      </w:pPr>
+      <w:rPr>
+        <w:rFonts w:ascii="Wingdings" w:hAnsi="Wingdings" w:hint="default"/>
+      </w:rPr>
+    </w:lvl>
+    <w:lvl w:ilvl="3" w:tplc="080A0001" w:tentative="1">
+      <w:start w:val="1"/>
+      <w:numFmt w:val="bullet"/>
+      <w:lvlText w:val=""/>
+      <w:lvlJc w:val="left"/>
+      <w:pPr>
+        <w:ind w:left="2880" w:hanging="360"/>
+      </w:pPr>
+      <w:rPr>
+        <w:rFonts w:ascii="Symbol" w:hAnsi="Symbol" w:hint="default"/>
+      </w:rPr>
+    </w:lvl>
+    <w:lvl w:ilvl="4" w:tplc="080A0003" w:tentative="1">
+      <w:start w:val="1"/>
+      <w:numFmt w:val="bullet"/>
+      <w:lvlText w:val="o"/>
+      <w:lvlJc w:val="left"/>
+      <w:pPr>
+        <w:ind w:left="3600" w:hanging="360"/>
+      </w:pPr>
+      <w:rPr>
+        <w:rFonts w:ascii="Courier New" w:hAnsi="Courier New" w:cs="Courier New" w:hint="default"/>
+      </w:rPr>
+    </w:lvl>
+    <w:lvl w:ilvl="5" w:tplc="080A0005" w:tentative="1">
+      <w:start w:val="1"/>
+      <w:numFmt w:val="bullet"/>
+      <w:lvlText w:val=""/>
+      <w:lvlJc w:val="left"/>
+      <w:pPr>
+        <w:ind w:left="4320" w:hanging="360"/>
+      </w:pPr>
+      <w:rPr>
+        <w:rFonts w:ascii="Wingdings" w:hAnsi="Wingdings" w:hint="default"/>
+      </w:rPr>
+    </w:lvl>
+    <w:lvl w:ilvl="6" w:tplc="080A0001" w:tentative="1">
+      <w:start w:val="1"/>
+      <w:numFmt w:val="bullet"/>
+      <w:lvlText w:val=""/>
+      <w:lvlJc w:val="left"/>
+      <w:pPr>
+        <w:ind w:left="5040" w:hanging="360"/>
+      </w:pPr>
+      <w:rPr>
+        <w:rFonts w:ascii="Symbol" w:hAnsi="Symbol" w:hint="default"/>
+      </w:rPr>
+    </w:lvl>
+    <w:lvl w:ilvl="7" w:tplc="080A0003" w:tentative="1">
+      <w:start w:val="1"/>
+      <w:numFmt w:val="bullet"/>
+      <w:lvlText w:val="o"/>
+      <w:lvlJc w:val="left"/>
+      <w:pPr>
+        <w:ind w:left="5760" w:hanging="360"/>
+      </w:pPr>
+      <w:rPr>
+        <w:rFonts w:ascii="Courier New" w:hAnsi="Courier New" w:cs="Courier New" w:hint="default"/>
+      </w:rPr>
+    </w:lvl>
+    <w:lvl w:ilvl="8" w:tplc="080A0005" w:tentative="1">
+      <w:start w:val="1"/>
+      <w:numFmt w:val="bullet"/>
+      <w:lvlText w:val=""/>
+      <w:lvlJc w:val="left"/>
+      <w:pPr>
+        <w:ind w:left="6480" w:hanging="360"/>
+      </w:pPr>
+      <w:rPr>
+        <w:rFonts w:ascii="Wingdings" w:hAnsi="Wingdings" w:hint="default"/>
+      </w:rPr>
+    </w:lvl>
+  </w:abstractNum>
+  <w:abstractNum w:abstractNumId="1" w15:restartNumberingAfterBreak="0">
     <w:nsid w:val="6DCD300A"/>
     <w:multiLevelType w:val="multilevel"/>
     <w:tmpl w:val="45DA2F38"/>
@@ -1810,7 +2663,7 @@
       </w:rPr>
     </w:lvl>
   </w:abstractNum>
-  <w:abstractNum w:abstractNumId="1" w15:restartNumberingAfterBreak="0">
+  <w:abstractNum w:abstractNumId="2" w15:restartNumberingAfterBreak="0">
     <w:nsid w:val="76445172"/>
     <w:multiLevelType w:val="hybridMultilevel"/>
     <w:tmpl w:val="AE4C0D72"/>
@@ -1923,17 +2776,20 @@
       </w:rPr>
     </w:lvl>
   </w:abstractNum>
-  <w:num w:numId="1" w16cid:durableId="1880509043">
+  <w:num w:numId="1">
+    <w:abstractNumId w:val="1"/>
+  </w:num>
+  <w:num w:numId="2">
+    <w:abstractNumId w:val="2"/>
+  </w:num>
+  <w:num w:numId="3">
     <w:abstractNumId w:val="0"/>
-  </w:num>
-  <w:num w:numId="2" w16cid:durableId="163785957">
-    <w:abstractNumId w:val="1"/>
   </w:num>
 </w:numbering>
 </file>
 
 <file path=word/styles.xml><?xml version="1.0" encoding="utf-8"?>
-<w:styles xmlns:mc="http://schemas.openxmlformats.org/markup-compatibility/2006" xmlns:r="http://schemas.openxmlformats.org/officeDocument/2006/relationships" xmlns:w="http://schemas.openxmlformats.org/wordprocessingml/2006/main" xmlns:w14="http://schemas.microsoft.com/office/word/2010/wordml" xmlns:w15="http://schemas.microsoft.com/office/word/2012/wordml" xmlns:w16cex="http://schemas.microsoft.com/office/word/2018/wordml/cex" xmlns:w16cid="http://schemas.microsoft.com/office/word/2016/wordml/cid" xmlns:w16="http://schemas.microsoft.com/office/word/2018/wordml" xmlns:w16du="http://schemas.microsoft.com/office/word/2023/wordml/word16du" xmlns:w16sdtdh="http://schemas.microsoft.com/office/word/2020/wordml/sdtdatahash" xmlns:w16sdtfl="http://schemas.microsoft.com/office/word/2024/wordml/sdtformatlock" xmlns:w16se="http://schemas.microsoft.com/office/word/2015/wordml/symex" mc:Ignorable="w14 w15 w16se w16cid w16 w16cex w16sdtdh w16sdtfl w16du">
+<w:styles xmlns:mc="http://schemas.openxmlformats.org/markup-compatibility/2006" xmlns:r="http://schemas.openxmlformats.org/officeDocument/2006/relationships" xmlns:w="http://schemas.openxmlformats.org/wordprocessingml/2006/main" xmlns:w14="http://schemas.microsoft.com/office/word/2010/wordml" xmlns:w15="http://schemas.microsoft.com/office/word/2012/wordml" xmlns:w16se="http://schemas.microsoft.com/office/word/2015/wordml/symex" mc:Ignorable="w14 w15 w16se">
   <w:docDefaults>
     <w:rPrDefault>
       <w:rPr>
@@ -1949,7 +2805,7 @@
       </w:pPr>
     </w:pPrDefault>
   </w:docDefaults>
-  <w:latentStyles w:defLockedState="0" w:defUIPriority="99" w:defSemiHidden="0" w:defUnhideWhenUsed="0" w:defQFormat="0" w:count="376">
+  <w:latentStyles w:defLockedState="0" w:defUIPriority="99" w:defSemiHidden="0" w:defUnhideWhenUsed="0" w:defQFormat="0" w:count="371">
     <w:lsdException w:name="Normal" w:uiPriority="0" w:qFormat="1"/>
     <w:lsdException w:name="heading 1" w:uiPriority="9" w:qFormat="1"/>
     <w:lsdException w:name="heading 2" w:semiHidden="1" w:uiPriority="9" w:unhideWhenUsed="1" w:qFormat="1"/>
@@ -2321,11 +3177,6 @@
     <w:lsdException w:name="List Table 5 Dark Accent 6" w:uiPriority="50"/>
     <w:lsdException w:name="List Table 6 Colorful Accent 6" w:uiPriority="51"/>
     <w:lsdException w:name="List Table 7 Colorful Accent 6" w:uiPriority="52"/>
-    <w:lsdException w:name="Mention" w:semiHidden="1" w:unhideWhenUsed="1"/>
-    <w:lsdException w:name="Smart Hyperlink" w:semiHidden="1" w:unhideWhenUsed="1"/>
-    <w:lsdException w:name="Hashtag" w:semiHidden="1" w:unhideWhenUsed="1"/>
-    <w:lsdException w:name="Unresolved Mention" w:semiHidden="1" w:unhideWhenUsed="1"/>
-    <w:lsdException w:name="Smart Link" w:semiHidden="1" w:unhideWhenUsed="1"/>
   </w:latentStyles>
   <w:style w:type="paragraph" w:default="1" w:styleId="Normal">
     <w:name w:val="Normal"/>
@@ -2506,7 +3357,7 @@
       <w:szCs w:val="24"/>
     </w:rPr>
   </w:style>
-  <w:style w:type="character" w:styleId="Fuerte">
+  <w:style w:type="character" w:styleId="Textoennegrita">
     <w:name w:val="Strong"/>
     <w:basedOn w:val="Fuentedeprrafopredeter"/>
     <w:uiPriority w:val="22"/>
@@ -2521,7 +3372,6 @@
     <w:name w:val="Normal (Web)"/>
     <w:basedOn w:val="Normal"/>
     <w:uiPriority w:val="99"/>
-    <w:semiHidden/>
     <w:unhideWhenUsed/>
     <w:rsid w:val="00FE03CE"/>
     <w:pPr>
@@ -2534,11 +3384,22 @@
       <w:lang w:eastAsia="es-MX"/>
     </w:rPr>
   </w:style>
+  <w:style w:type="paragraph" w:styleId="Prrafodelista">
+    <w:name w:val="List Paragraph"/>
+    <w:basedOn w:val="Normal"/>
+    <w:uiPriority w:val="34"/>
+    <w:qFormat/>
+    <w:rsid w:val="000109FC"/>
+    <w:pPr>
+      <w:ind w:left="720"/>
+      <w:contextualSpacing/>
+    </w:pPr>
+  </w:style>
 </w:styles>
 </file>
 
 <file path=word/glossary/document.xml><?xml version="1.0" encoding="utf-8"?>
-<w:glossaryDocument xmlns:wpc="http://schemas.microsoft.com/office/word/2010/wordprocessingCanvas" xmlns:cx="http://schemas.microsoft.com/office/drawing/2014/chartex" xmlns:cx1="http://schemas.microsoft.com/office/drawing/2015/9/8/chartex" xmlns:cx2="http://schemas.microsoft.com/office/drawing/2015/10/21/chartex" xmlns:cx3="http://schemas.microsoft.com/office/drawing/2016/5/9/chartex" xmlns:cx4="http://schemas.microsoft.com/office/drawing/2016/5/10/chartex" xmlns:cx5="http://schemas.microsoft.com/office/drawing/2016/5/11/chartex" xmlns:cx6="http://schemas.microsoft.com/office/drawing/2016/5/12/chartex" xmlns:cx7="http://schemas.microsoft.com/office/drawing/2016/5/13/chartex" xmlns:cx8="http://schemas.microsoft.com/office/drawing/2016/5/14/chartex" xmlns:mc="http://schemas.openxmlformats.org/markup-compatibility/2006" xmlns:aink="http://schemas.microsoft.com/office/drawing/2016/ink" xmlns:am3d="http://schemas.microsoft.com/office/drawing/2017/model3d" xmlns:o="urn:schemas-microsoft-com:office:office" xmlns:oel="http://schemas.microsoft.com/office/2019/extlst" xmlns:r="http://schemas.openxmlformats.org/officeDocument/2006/relationships" xmlns:m="http://schemas.openxmlformats.org/officeDocument/2006/math" xmlns:v="urn:schemas-microsoft-com:vml" xmlns:wp14="http://schemas.microsoft.com/office/word/2010/wordprocessingDrawing" xmlns:wp="http://schemas.openxmlformats.org/drawingml/2006/wordprocessingDrawing" xmlns:w10="urn:schemas-microsoft-com:office:word" xmlns:w="http://schemas.openxmlformats.org/wordprocessingml/2006/main" xmlns:w14="http://schemas.microsoft.com/office/word/2010/wordml" xmlns:w15="http://schemas.microsoft.com/office/word/2012/wordml" xmlns:w16cex="http://schemas.microsoft.com/office/word/2018/wordml/cex" xmlns:w16cid="http://schemas.microsoft.com/office/word/2016/wordml/cid" xmlns:w16="http://schemas.microsoft.com/office/word/2018/wordml" xmlns:w16du="http://schemas.microsoft.com/office/word/2023/wordml/word16du" xmlns:w16sdtdh="http://schemas.microsoft.com/office/word/2020/wordml/sdtdatahash" xmlns:w16sdtfl="http://schemas.microsoft.com/office/word/2024/wordml/sdtformatlock" xmlns:w16se="http://schemas.microsoft.com/office/word/2015/wordml/symex" xmlns:wpg="http://schemas.microsoft.com/office/word/2010/wordprocessingGroup" xmlns:wpi="http://schemas.microsoft.com/office/word/2010/wordprocessingInk" xmlns:wne="http://schemas.microsoft.com/office/word/2006/wordml" xmlns:wps="http://schemas.microsoft.com/office/word/2010/wordprocessingShape" mc:Ignorable="w14 w15 w16se w16cid w16 w16cex w16sdtdh w16sdtfl w16du wp14">
+<w:glossaryDocument xmlns:wpc="http://schemas.microsoft.com/office/word/2010/wordprocessingCanvas" xmlns:cx="http://schemas.microsoft.com/office/drawing/2014/chartex" xmlns:mc="http://schemas.openxmlformats.org/markup-compatibility/2006" xmlns:o="urn:schemas-microsoft-com:office:office" xmlns:r="http://schemas.openxmlformats.org/officeDocument/2006/relationships" xmlns:m="http://schemas.openxmlformats.org/officeDocument/2006/math" xmlns:v="urn:schemas-microsoft-com:vml" xmlns:wp14="http://schemas.microsoft.com/office/word/2010/wordprocessingDrawing" xmlns:wp="http://schemas.openxmlformats.org/drawingml/2006/wordprocessingDrawing" xmlns:w10="urn:schemas-microsoft-com:office:word" xmlns:w="http://schemas.openxmlformats.org/wordprocessingml/2006/main" xmlns:w14="http://schemas.microsoft.com/office/word/2010/wordml" xmlns:w15="http://schemas.microsoft.com/office/word/2012/wordml" xmlns:w16se="http://schemas.microsoft.com/office/word/2015/wordml/symex" xmlns:wpg="http://schemas.microsoft.com/office/word/2010/wordprocessingGroup" xmlns:wpi="http://schemas.microsoft.com/office/word/2010/wordprocessingInk" xmlns:wne="http://schemas.microsoft.com/office/word/2006/wordml" xmlns:wps="http://schemas.microsoft.com/office/word/2010/wordprocessingShape" mc:Ignorable="w14 w15 w16se wp14">
   <w:docParts>
     <w:docPart>
       <w:docPartPr>
@@ -2576,7 +3437,7 @@
 </file>
 
 <file path=word/glossary/fontTable.xml><?xml version="1.0" encoding="utf-8"?>
-<w:fonts xmlns:mc="http://schemas.openxmlformats.org/markup-compatibility/2006" xmlns:r="http://schemas.openxmlformats.org/officeDocument/2006/relationships" xmlns:w="http://schemas.openxmlformats.org/wordprocessingml/2006/main" xmlns:w14="http://schemas.microsoft.com/office/word/2010/wordml" xmlns:w15="http://schemas.microsoft.com/office/word/2012/wordml" xmlns:w16cex="http://schemas.microsoft.com/office/word/2018/wordml/cex" xmlns:w16cid="http://schemas.microsoft.com/office/word/2016/wordml/cid" xmlns:w16="http://schemas.microsoft.com/office/word/2018/wordml" xmlns:w16du="http://schemas.microsoft.com/office/word/2023/wordml/word16du" xmlns:w16sdtdh="http://schemas.microsoft.com/office/word/2020/wordml/sdtdatahash" xmlns:w16sdtfl="http://schemas.microsoft.com/office/word/2024/wordml/sdtformatlock" xmlns:w16se="http://schemas.microsoft.com/office/word/2015/wordml/symex" mc:Ignorable="w14 w15 w16se w16cid w16 w16cex w16sdtdh w16sdtfl w16du">
+<w:fonts xmlns:mc="http://schemas.openxmlformats.org/markup-compatibility/2006" xmlns:r="http://schemas.openxmlformats.org/officeDocument/2006/relationships" xmlns:w="http://schemas.openxmlformats.org/wordprocessingml/2006/main" xmlns:w14="http://schemas.microsoft.com/office/word/2010/wordml" xmlns:w15="http://schemas.microsoft.com/office/word/2012/wordml" xmlns:w16se="http://schemas.microsoft.com/office/word/2015/wordml/symex" mc:Ignorable="w14 w15 w16se">
   <w:font w:name="Symbol">
     <w:panose1 w:val="05050102010706020507"/>
     <w:charset w:val="02"/>
@@ -2630,7 +3491,7 @@
 </file>
 
 <file path=word/glossary/settings.xml><?xml version="1.0" encoding="utf-8"?>
-<w:settings xmlns:mc="http://schemas.openxmlformats.org/markup-compatibility/2006" xmlns:o="urn:schemas-microsoft-com:office:office" xmlns:r="http://schemas.openxmlformats.org/officeDocument/2006/relationships" xmlns:m="http://schemas.openxmlformats.org/officeDocument/2006/math" xmlns:v="urn:schemas-microsoft-com:vml" xmlns:w10="urn:schemas-microsoft-com:office:word" xmlns:w="http://schemas.openxmlformats.org/wordprocessingml/2006/main" xmlns:w14="http://schemas.microsoft.com/office/word/2010/wordml" xmlns:w15="http://schemas.microsoft.com/office/word/2012/wordml" xmlns:w16cex="http://schemas.microsoft.com/office/word/2018/wordml/cex" xmlns:w16cid="http://schemas.microsoft.com/office/word/2016/wordml/cid" xmlns:w16="http://schemas.microsoft.com/office/word/2018/wordml" xmlns:w16du="http://schemas.microsoft.com/office/word/2023/wordml/word16du" xmlns:w16sdtdh="http://schemas.microsoft.com/office/word/2020/wordml/sdtdatahash" xmlns:w16sdtfl="http://schemas.microsoft.com/office/word/2024/wordml/sdtformatlock" xmlns:w16se="http://schemas.microsoft.com/office/word/2015/wordml/symex" xmlns:sl="http://schemas.openxmlformats.org/schemaLibrary/2006/main" mc:Ignorable="w14 w15 w16se w16cid w16 w16cex w16sdtdh w16sdtfl w16du">
+<w:settings xmlns:mc="http://schemas.openxmlformats.org/markup-compatibility/2006" xmlns:o="urn:schemas-microsoft-com:office:office" xmlns:r="http://schemas.openxmlformats.org/officeDocument/2006/relationships" xmlns:m="http://schemas.openxmlformats.org/officeDocument/2006/math" xmlns:v="urn:schemas-microsoft-com:vml" xmlns:w10="urn:schemas-microsoft-com:office:word" xmlns:w="http://schemas.openxmlformats.org/wordprocessingml/2006/main" xmlns:w14="http://schemas.microsoft.com/office/word/2010/wordml" xmlns:w15="http://schemas.microsoft.com/office/word/2012/wordml" xmlns:w16se="http://schemas.microsoft.com/office/word/2015/wordml/symex" xmlns:sl="http://schemas.openxmlformats.org/schemaLibrary/2006/main" mc:Ignorable="w14 w15 w16se">
   <w:view w:val="normal"/>
   <w:defaultTabStop w:val="708"/>
   <w:hyphenationZone w:val="425"/>
@@ -2642,14 +3503,15 @@
     <w:compatSetting w:name="enableOpenTypeFeatures" w:uri="http://schemas.microsoft.com/office/word" w:val="1"/>
     <w:compatSetting w:name="doNotFlipMirrorIndents" w:uri="http://schemas.microsoft.com/office/word" w:val="1"/>
     <w:compatSetting w:name="differentiateMultirowTableHeaders" w:uri="http://schemas.microsoft.com/office/word" w:val="1"/>
-    <w:compatSetting w:name="useWord2013TrackBottomHyphenation" w:uri="http://schemas.microsoft.com/office/word" w:val="1"/>
   </w:compat>
   <w:rsids>
     <w:rsidRoot w:val="00D50C9B"/>
     <w:rsid w:val="00203F1C"/>
+    <w:rsid w:val="00281C68"/>
     <w:rsid w:val="002B2E7F"/>
     <w:rsid w:val="00312085"/>
     <w:rsid w:val="00465703"/>
+    <w:rsid w:val="00563AC0"/>
     <w:rsid w:val="008865C0"/>
     <w:rsid w:val="009E0D1A"/>
     <w:rsid w:val="00CE53C7"/>
@@ -2678,7 +3540,7 @@
 </file>
 
 <file path=word/glossary/styles.xml><?xml version="1.0" encoding="utf-8"?>
-<w:styles xmlns:mc="http://schemas.openxmlformats.org/markup-compatibility/2006" xmlns:r="http://schemas.openxmlformats.org/officeDocument/2006/relationships" xmlns:w="http://schemas.openxmlformats.org/wordprocessingml/2006/main" xmlns:w14="http://schemas.microsoft.com/office/word/2010/wordml" xmlns:w15="http://schemas.microsoft.com/office/word/2012/wordml" xmlns:w16cex="http://schemas.microsoft.com/office/word/2018/wordml/cex" xmlns:w16cid="http://schemas.microsoft.com/office/word/2016/wordml/cid" xmlns:w16="http://schemas.microsoft.com/office/word/2018/wordml" xmlns:w16du="http://schemas.microsoft.com/office/word/2023/wordml/word16du" xmlns:w16sdtdh="http://schemas.microsoft.com/office/word/2020/wordml/sdtdatahash" xmlns:w16sdtfl="http://schemas.microsoft.com/office/word/2024/wordml/sdtformatlock" xmlns:w16se="http://schemas.microsoft.com/office/word/2015/wordml/symex" mc:Ignorable="w14 w15 w16se w16cid w16 w16cex w16sdtdh w16sdtfl w16du">
+<w:styles xmlns:mc="http://schemas.openxmlformats.org/markup-compatibility/2006" xmlns:r="http://schemas.openxmlformats.org/officeDocument/2006/relationships" xmlns:w="http://schemas.openxmlformats.org/wordprocessingml/2006/main" xmlns:w14="http://schemas.microsoft.com/office/word/2010/wordml" xmlns:w15="http://schemas.microsoft.com/office/word/2012/wordml" xmlns:w16se="http://schemas.microsoft.com/office/word/2015/wordml/symex" mc:Ignorable="w14 w15 w16se">
   <w:docDefaults>
     <w:rPrDefault>
       <w:rPr>
@@ -2694,7 +3556,7 @@
       </w:pPr>
     </w:pPrDefault>
   </w:docDefaults>
-  <w:latentStyles w:defLockedState="0" w:defUIPriority="99" w:defSemiHidden="0" w:defUnhideWhenUsed="0" w:defQFormat="0" w:count="376">
+  <w:latentStyles w:defLockedState="0" w:defUIPriority="99" w:defSemiHidden="0" w:defUnhideWhenUsed="0" w:defQFormat="0" w:count="371">
     <w:lsdException w:name="Normal" w:uiPriority="0" w:qFormat="1"/>
     <w:lsdException w:name="heading 1" w:uiPriority="9" w:qFormat="1"/>
     <w:lsdException w:name="heading 2" w:semiHidden="1" w:uiPriority="9" w:unhideWhenUsed="1" w:qFormat="1"/>
@@ -3066,11 +3928,6 @@
     <w:lsdException w:name="List Table 5 Dark Accent 6" w:uiPriority="50"/>
     <w:lsdException w:name="List Table 6 Colorful Accent 6" w:uiPriority="51"/>
     <w:lsdException w:name="List Table 7 Colorful Accent 6" w:uiPriority="52"/>
-    <w:lsdException w:name="Mention" w:semiHidden="1" w:unhideWhenUsed="1"/>
-    <w:lsdException w:name="Smart Hyperlink" w:semiHidden="1" w:unhideWhenUsed="1"/>
-    <w:lsdException w:name="Hashtag" w:semiHidden="1" w:unhideWhenUsed="1"/>
-    <w:lsdException w:name="Unresolved Mention" w:semiHidden="1" w:unhideWhenUsed="1"/>
-    <w:lsdException w:name="Smart Link" w:semiHidden="1" w:unhideWhenUsed="1"/>
   </w:latentStyles>
   <w:style w:type="paragraph" w:default="1" w:styleId="Normal">
     <w:name w:val="Normal"/>
@@ -3111,7 +3968,7 @@
 </file>
 
 <file path=word/glossary/webSettings.xml><?xml version="1.0" encoding="utf-8"?>
-<w:webSettings xmlns:mc="http://schemas.openxmlformats.org/markup-compatibility/2006" xmlns:r="http://schemas.openxmlformats.org/officeDocument/2006/relationships" xmlns:w="http://schemas.openxmlformats.org/wordprocessingml/2006/main" xmlns:w14="http://schemas.microsoft.com/office/word/2010/wordml" xmlns:w15="http://schemas.microsoft.com/office/word/2012/wordml" xmlns:w16cex="http://schemas.microsoft.com/office/word/2018/wordml/cex" xmlns:w16cid="http://schemas.microsoft.com/office/word/2016/wordml/cid" xmlns:w16="http://schemas.microsoft.com/office/word/2018/wordml" xmlns:w16du="http://schemas.microsoft.com/office/word/2023/wordml/word16du" xmlns:w16sdtdh="http://schemas.microsoft.com/office/word/2020/wordml/sdtdatahash" xmlns:w16sdtfl="http://schemas.microsoft.com/office/word/2024/wordml/sdtformatlock" xmlns:w16se="http://schemas.microsoft.com/office/word/2015/wordml/symex" mc:Ignorable="w14 w15 w16se w16cid w16 w16cex w16sdtdh w16sdtfl w16du">
+<w:webSettings xmlns:mc="http://schemas.openxmlformats.org/markup-compatibility/2006" xmlns:r="http://schemas.openxmlformats.org/officeDocument/2006/relationships" xmlns:w="http://schemas.openxmlformats.org/wordprocessingml/2006/main" xmlns:w14="http://schemas.microsoft.com/office/word/2010/wordml" xmlns:w15="http://schemas.microsoft.com/office/word/2012/wordml" xmlns:w16se="http://schemas.microsoft.com/office/word/2015/wordml/symex" mc:Ignorable="w14 w15 w16se">
   <w:optimizeForBrowser/>
   <w:allowPNG/>
 </w:webSettings>

--- a/Manual de Implementacion.docx
+++ b/Manual de Implementacion.docx
@@ -144,7 +144,7 @@
           <w:sz w:val="24"/>
           <w:szCs w:val="24"/>
         </w:rPr>
-        <w:t>miércoles, 6 de mayo de 2026</w:t>
+        <w:t>martes, 12 de mayo de 2026</w:t>
       </w:r>
       <w:r>
         <w:rPr>
@@ -1676,6 +1676,7 @@
     <w:p>
       <w:pPr>
         <w:pStyle w:val="Prrafodelista"/>
+        <w:spacing w:line="276" w:lineRule="auto"/>
         <w:rPr>
           <w:rFonts w:ascii="Arial" w:hAnsi="Arial" w:cs="Arial"/>
           <w:b/>
@@ -1838,6 +1839,89 @@
           <w:szCs w:val="24"/>
         </w:rPr>
         <w:pict w14:anchorId="57061BEA">
+          <v:rect id="_x0000_i1025" style="width:0;height:1.5pt" o:hralign="center" o:hrstd="t" o:hr="t" fillcolor="#a0a0a0" stroked="f"/>
+        </w:pict>
+      </w:r>
+    </w:p>
+    <w:p>
+      <w:pPr>
+        <w:spacing w:line="276" w:lineRule="auto"/>
+        <w:jc w:val="both"/>
+        <w:rPr>
+          <w:rFonts w:ascii="Arial" w:hAnsi="Arial" w:cs="Arial"/>
+          <w:b/>
+          <w:color w:val="000000" w:themeColor="text1"/>
+          <w:sz w:val="24"/>
+          <w:szCs w:val="24"/>
+        </w:rPr>
+      </w:pPr>
+      <w:r>
+        <w:rPr>
+          <w:rFonts w:ascii="Arial" w:hAnsi="Arial" w:cs="Arial"/>
+          <w:b/>
+          <w:color w:val="000000" w:themeColor="text1"/>
+          <w:sz w:val="24"/>
+          <w:szCs w:val="24"/>
+        </w:rPr>
+        <w:t>Función del Botón “Guardar Producto”</w:t>
+      </w:r>
+      <w:r>
+        <w:rPr>
+          <w:rFonts w:ascii="Arial" w:hAnsi="Arial" w:cs="Arial"/>
+          <w:b/>
+          <w:color w:val="000000" w:themeColor="text1"/>
+          <w:sz w:val="24"/>
+          <w:szCs w:val="24"/>
+        </w:rPr>
+        <w:t>:</w:t>
+      </w:r>
+    </w:p>
+    <w:p>
+      <w:pPr>
+        <w:pStyle w:val="NormalWeb"/>
+        <w:spacing w:line="276" w:lineRule="auto"/>
+        <w:jc w:val="both"/>
+        <w:rPr>
+          <w:rFonts w:ascii="Arial" w:hAnsi="Arial" w:cs="Arial"/>
+        </w:rPr>
+      </w:pPr>
+      <w:r>
+        <w:rPr>
+          <w:rFonts w:ascii="Arial" w:hAnsi="Arial" w:cs="Arial"/>
+        </w:rPr>
+        <w:t xml:space="preserve">En la parte inferior de la interfaz se encuentra el botón </w:t>
+      </w:r>
+      <w:r>
+        <w:rPr>
+          <w:rStyle w:val="Textoennegrita"/>
+          <w:rFonts w:ascii="Arial" w:hAnsi="Arial" w:cs="Arial"/>
+        </w:rPr>
+        <w:t>“Guardar Producto”</w:t>
+      </w:r>
+      <w:r>
+        <w:rPr>
+          <w:rFonts w:ascii="Arial" w:hAnsi="Arial" w:cs="Arial"/>
+        </w:rPr>
+        <w:t>. Su función principal es almacenar la información ingresada por el usuario, permitiendo registrar nuevos productos dentro del sistema de manera rápida y segura.</w:t>
+      </w:r>
+    </w:p>
+    <w:p>
+      <w:pPr>
+        <w:spacing w:line="276" w:lineRule="auto"/>
+        <w:jc w:val="both"/>
+        <w:rPr>
+          <w:rFonts w:ascii="Arial" w:hAnsi="Arial" w:cs="Arial"/>
+          <w:sz w:val="24"/>
+          <w:szCs w:val="24"/>
+        </w:rPr>
+      </w:pPr>
+      <w:r>
+        <w:rPr>
+          <w:rFonts w:ascii="Arial" w:hAnsi="Arial" w:cs="Arial"/>
+          <w:sz w:val="24"/>
+          <w:szCs w:val="24"/>
+        </w:rPr>
+        <w:pict w14:anchorId="2069C28A">
           <v:rect id="_x0000_i1026" style="width:0;height:1.5pt" o:hralign="center" o:hrstd="t" o:hr="t" fillcolor="#a0a0a0" stroked="f"/>
         </w:pict>
       </w:r>
@@ -1862,7 +1946,7 @@
           <w:sz w:val="24"/>
           <w:szCs w:val="24"/>
         </w:rPr>
-        <w:t>Función del Botón “Guardar Producto”</w:t>
+        <w:t>Diseño y Apariencia</w:t>
       </w:r>
       <w:r>
         <w:rPr>
@@ -1888,103 +1972,339 @@
         <w:rPr>
           <w:rFonts w:ascii="Arial" w:hAnsi="Arial" w:cs="Arial"/>
         </w:rPr>
-        <w:t xml:space="preserve">En la parte inferior de la interfaz se encuentra el botón </w:t>
-      </w:r>
-      <w:r>
-        <w:rPr>
-          <w:rStyle w:val="Textoennegrita"/>
-          <w:rFonts w:ascii="Arial" w:hAnsi="Arial" w:cs="Arial"/>
-        </w:rPr>
-        <w:t>“Guardar Producto”</w:t>
-      </w:r>
-      <w:r>
-        <w:rPr>
-          <w:rFonts w:ascii="Arial" w:hAnsi="Arial" w:cs="Arial"/>
-        </w:rPr>
-        <w:t>. Su función principal es almacenar la información ingresada por el usuario, permitiendo registrar nuevos productos dentro del sistema de manera rápida y segura.</w:t>
-      </w:r>
-    </w:p>
-    <w:p>
-      <w:pPr>
-        <w:spacing w:line="276" w:lineRule="auto"/>
-        <w:jc w:val="both"/>
-        <w:rPr>
-          <w:rFonts w:ascii="Arial" w:hAnsi="Arial" w:cs="Arial"/>
-          <w:sz w:val="24"/>
-          <w:szCs w:val="24"/>
-        </w:rPr>
-      </w:pPr>
-      <w:r>
-        <w:rPr>
-          <w:rFonts w:ascii="Arial" w:hAnsi="Arial" w:cs="Arial"/>
-          <w:sz w:val="24"/>
-          <w:szCs w:val="24"/>
-        </w:rPr>
-        <w:pict w14:anchorId="2069C28A">
-          <v:rect id="_x0000_i1027" style="width:0;height:1.5pt" o:hralign="center" o:hrstd="t" o:hr="t" fillcolor="#a0a0a0" stroked="f"/>
-        </w:pict>
-      </w:r>
-    </w:p>
-    <w:p>
-      <w:pPr>
-        <w:spacing w:line="276" w:lineRule="auto"/>
-        <w:jc w:val="both"/>
-        <w:rPr>
-          <w:rFonts w:ascii="Arial" w:hAnsi="Arial" w:cs="Arial"/>
-          <w:b/>
-          <w:color w:val="000000" w:themeColor="text1"/>
-          <w:sz w:val="24"/>
-          <w:szCs w:val="24"/>
-        </w:rPr>
-      </w:pPr>
-      <w:r>
-        <w:rPr>
-          <w:rFonts w:ascii="Arial" w:hAnsi="Arial" w:cs="Arial"/>
-          <w:b/>
-          <w:color w:val="000000" w:themeColor="text1"/>
-          <w:sz w:val="24"/>
-          <w:szCs w:val="24"/>
-        </w:rPr>
-        <w:t>Diseño y Apariencia</w:t>
-      </w:r>
-      <w:r>
-        <w:rPr>
-          <w:rFonts w:ascii="Arial" w:hAnsi="Arial" w:cs="Arial"/>
-          <w:b/>
-          <w:color w:val="000000" w:themeColor="text1"/>
+        <w:t>El sistema utiliza una combinación de colores morados y violetas que proporcionan una apariencia moderna y profesional. Además, la distribución centrada de los elementos facilita la navegación y mejora la experiencia del usuario.</w:t>
+      </w:r>
+    </w:p>
+    <w:p>
+      <w:pPr>
+        <w:spacing w:line="276" w:lineRule="auto"/>
+        <w:rPr>
+          <w:rFonts w:ascii="Arial" w:eastAsia="Times New Roman" w:hAnsi="Arial" w:cs="Arial"/>
+          <w:sz w:val="24"/>
+          <w:szCs w:val="24"/>
+          <w:lang w:eastAsia="es-MX"/>
+        </w:rPr>
+      </w:pPr>
+      <w:r>
+        <w:rPr>
+          <w:rFonts w:ascii="Arial" w:hAnsi="Arial" w:cs="Arial"/>
+        </w:rPr>
+        <w:br w:type="page"/>
+      </w:r>
+    </w:p>
+    <w:p>
+      <w:pPr>
+        <w:pStyle w:val="Ttulo2"/>
+        <w:spacing w:line="276" w:lineRule="auto"/>
+        <w:jc w:val="both"/>
+        <w:rPr>
+          <w:rFonts w:ascii="Arial" w:hAnsi="Arial" w:cs="Arial"/>
+          <w:b/>
+          <w:color w:val="00B050"/>
+          <w:sz w:val="28"/>
+          <w:szCs w:val="28"/>
+        </w:rPr>
+      </w:pPr>
+      <w:r>
+        <w:rPr>
+          <w:rFonts w:ascii="Arial" w:hAnsi="Arial" w:cs="Arial"/>
+          <w:b/>
+          <w:color w:val="00B050"/>
+          <w:sz w:val="28"/>
+          <w:szCs w:val="28"/>
+        </w:rPr>
+        <w:lastRenderedPageBreak/>
+        <w:t>Registro de Ventas</w:t>
+      </w:r>
+    </w:p>
+    <w:p>
+      <w:pPr>
+        <w:spacing w:line="276" w:lineRule="auto"/>
+        <w:jc w:val="both"/>
+        <w:rPr>
+          <w:rFonts w:ascii="Arial" w:hAnsi="Arial" w:cs="Arial"/>
+          <w:color w:val="000000" w:themeColor="text1"/>
+          <w:sz w:val="24"/>
+          <w:szCs w:val="24"/>
+        </w:rPr>
+      </w:pPr>
+      <w:r>
+        <w:rPr>
+          <w:rFonts w:ascii="Arial" w:hAnsi="Arial" w:cs="Arial"/>
+          <w:color w:val="000000" w:themeColor="text1"/>
+          <w:sz w:val="24"/>
+          <w:szCs w:val="24"/>
+        </w:rPr>
+        <w:t xml:space="preserve">Para llevar el registro de los productos que se venden, se tiene que crear otro contenedor de información (Tablas), llamado: </w:t>
+      </w:r>
+      <w:r>
+        <w:rPr>
+          <w:rFonts w:ascii="Arial" w:hAnsi="Arial" w:cs="Arial"/>
+          <w:color w:val="0070C0"/>
+          <w:sz w:val="24"/>
+          <w:szCs w:val="24"/>
+        </w:rPr>
+        <w:t>ventas.txt</w:t>
+      </w:r>
+      <w:r>
+        <w:rPr>
+          <w:rFonts w:ascii="Arial" w:hAnsi="Arial" w:cs="Arial"/>
+          <w:color w:val="000000" w:themeColor="text1"/>
+          <w:sz w:val="24"/>
+          <w:szCs w:val="24"/>
+        </w:rPr>
+        <w:t>. Con la información almacenada de los productos se va a registrar las ventas que se hagan de los mismos, y se guarda el producto, la cantidad, la fecha y el monto de venta.</w:t>
+      </w:r>
+    </w:p>
+    <w:p>
+      <w:pPr>
+        <w:spacing w:line="276" w:lineRule="auto"/>
+        <w:jc w:val="both"/>
+        <w:rPr>
+          <w:rFonts w:ascii="Arial" w:hAnsi="Arial" w:cs="Arial"/>
+          <w:color w:val="000000" w:themeColor="text1"/>
+          <w:sz w:val="24"/>
+          <w:szCs w:val="24"/>
+        </w:rPr>
+      </w:pPr>
+      <w:r>
+        <w:rPr>
+          <w:rFonts w:ascii="Arial" w:hAnsi="Arial" w:cs="Arial"/>
+          <w:color w:val="000000" w:themeColor="text1"/>
+          <w:sz w:val="24"/>
+          <w:szCs w:val="24"/>
+        </w:rPr>
+        <w:t xml:space="preserve">Cuando un sistema maneja diferentes tipos de datos, se usan tablas para almacenar cada fuente de datos. Estas tablas deben mantener una </w:t>
+      </w:r>
+      <w:r>
+        <w:rPr>
+          <w:rFonts w:ascii="Arial" w:hAnsi="Arial" w:cs="Arial"/>
+          <w:b/>
+          <w:color w:val="000000" w:themeColor="text1"/>
+          <w:sz w:val="24"/>
+          <w:szCs w:val="24"/>
+        </w:rPr>
+        <w:t>relación</w:t>
+      </w:r>
+      <w:r>
+        <w:rPr>
+          <w:rFonts w:ascii="Arial" w:hAnsi="Arial" w:cs="Arial"/>
+          <w:color w:val="000000" w:themeColor="text1"/>
+          <w:sz w:val="24"/>
+          <w:szCs w:val="24"/>
+        </w:rPr>
+        <w:t xml:space="preserve"> entre ellas para que el software funcione adecuadamente. En este tema se ven los tipos de relaciones entre tablas en una base de datos.</w:t>
+      </w:r>
+    </w:p>
+    <w:p>
+      <w:pPr>
+        <w:spacing w:line="276" w:lineRule="auto"/>
+        <w:jc w:val="both"/>
+        <w:rPr>
+          <w:rFonts w:ascii="Arial" w:hAnsi="Arial" w:cs="Arial"/>
+          <w:color w:val="000000" w:themeColor="text1"/>
+          <w:sz w:val="24"/>
+          <w:szCs w:val="24"/>
+        </w:rPr>
+      </w:pPr>
+    </w:p>
+    <w:p>
+      <w:pPr>
+        <w:pStyle w:val="Ttulo2"/>
+        <w:spacing w:line="276" w:lineRule="auto"/>
+        <w:jc w:val="both"/>
+        <w:rPr>
+          <w:rFonts w:ascii="Arial" w:hAnsi="Arial" w:cs="Arial"/>
+          <w:b/>
+          <w:color w:val="00B050"/>
+          <w:sz w:val="28"/>
+          <w:szCs w:val="28"/>
+        </w:rPr>
+      </w:pPr>
+      <w:r>
+        <w:rPr>
+          <w:rFonts w:ascii="Arial" w:hAnsi="Arial" w:cs="Arial"/>
+          <w:b/>
+          <w:color w:val="00B050"/>
+          <w:sz w:val="28"/>
+          <w:szCs w:val="28"/>
+        </w:rPr>
+        <w:t>Definiciones</w:t>
+      </w:r>
+    </w:p>
+    <w:p>
+      <w:pPr>
+        <w:spacing w:line="276" w:lineRule="auto"/>
+        <w:jc w:val="both"/>
+        <w:rPr>
+          <w:rFonts w:ascii="Arial" w:hAnsi="Arial" w:cs="Arial"/>
+          <w:color w:val="000000" w:themeColor="text1"/>
+          <w:sz w:val="24"/>
+          <w:szCs w:val="24"/>
+        </w:rPr>
+      </w:pPr>
+      <w:r>
+        <w:rPr>
+          <w:rFonts w:ascii="Arial" w:hAnsi="Arial" w:cs="Arial"/>
+          <w:b/>
+          <w:color w:val="000000" w:themeColor="text1"/>
+          <w:sz w:val="24"/>
+          <w:szCs w:val="24"/>
+        </w:rPr>
+        <w:t>Relación en Base de Datos</w:t>
+      </w:r>
+      <w:r>
+        <w:rPr>
+          <w:rFonts w:ascii="Arial" w:hAnsi="Arial" w:cs="Arial"/>
+          <w:color w:val="000000" w:themeColor="text1"/>
+          <w:sz w:val="24"/>
+          <w:szCs w:val="24"/>
+        </w:rPr>
+        <w:t>: Una relación entre tablas es la forma en como están enlazados los datos entre dos o más tablas.</w:t>
+      </w:r>
+    </w:p>
+    <w:p>
+      <w:pPr>
+        <w:pStyle w:val="Prrafodelista"/>
+        <w:numPr>
+          <w:ilvl w:val="0"/>
+          <w:numId w:val="4"/>
+        </w:numPr>
+        <w:spacing w:line="276" w:lineRule="auto"/>
+        <w:jc w:val="both"/>
+        <w:rPr>
+          <w:rFonts w:ascii="Arial" w:hAnsi="Arial" w:cs="Arial"/>
+          <w:color w:val="000000" w:themeColor="text1"/>
+          <w:sz w:val="24"/>
+          <w:szCs w:val="24"/>
+        </w:rPr>
+      </w:pPr>
+      <w:r>
+        <w:rPr>
+          <w:rFonts w:ascii="Arial" w:hAnsi="Arial" w:cs="Arial"/>
+          <w:b/>
+          <w:color w:val="000000" w:themeColor="text1"/>
+          <w:sz w:val="24"/>
+          <w:szCs w:val="24"/>
+        </w:rPr>
+        <w:t>Relación 1 a Varios</w:t>
+      </w:r>
+      <w:r>
+        <w:rPr>
+          <w:rFonts w:ascii="Arial" w:hAnsi="Arial" w:cs="Arial"/>
+          <w:color w:val="000000" w:themeColor="text1"/>
+          <w:sz w:val="24"/>
+          <w:szCs w:val="24"/>
+        </w:rPr>
+        <w:t>: Es cuando en una tabla solo puede existir un registro, y en las otras muchas instancias del mismo.</w:t>
+      </w:r>
+    </w:p>
+    <w:p>
+      <w:pPr>
+        <w:pStyle w:val="Prrafodelista"/>
+        <w:numPr>
+          <w:ilvl w:val="0"/>
+          <w:numId w:val="4"/>
+        </w:numPr>
+        <w:spacing w:line="276" w:lineRule="auto"/>
+        <w:jc w:val="both"/>
+        <w:rPr>
+          <w:rFonts w:ascii="Arial" w:hAnsi="Arial" w:cs="Arial"/>
+          <w:color w:val="000000" w:themeColor="text1"/>
+          <w:sz w:val="24"/>
+          <w:szCs w:val="24"/>
+        </w:rPr>
+      </w:pPr>
+      <w:r>
+        <w:rPr>
+          <w:rFonts w:ascii="Arial" w:hAnsi="Arial" w:cs="Arial"/>
+          <w:b/>
+          <w:color w:val="000000" w:themeColor="text1"/>
+          <w:sz w:val="24"/>
+          <w:szCs w:val="24"/>
+        </w:rPr>
+        <w:t>Relación 1 a 1</w:t>
+      </w:r>
+      <w:r>
+        <w:rPr>
+          <w:rFonts w:ascii="Arial" w:hAnsi="Arial" w:cs="Arial"/>
           <w:sz w:val="24"/>
           <w:szCs w:val="24"/>
         </w:rPr>
         <w:t>:</w:t>
       </w:r>
-    </w:p>
-    <w:p>
-      <w:pPr>
-        <w:pStyle w:val="NormalWeb"/>
-        <w:spacing w:line="276" w:lineRule="auto"/>
-        <w:jc w:val="both"/>
-        <w:rPr>
-          <w:rFonts w:ascii="Arial" w:hAnsi="Arial" w:cs="Arial"/>
-        </w:rPr>
-      </w:pPr>
-      <w:r>
-        <w:rPr>
-          <w:rFonts w:ascii="Arial" w:hAnsi="Arial" w:cs="Arial"/>
-        </w:rPr>
-        <w:t>El sistema utiliza una combinación de colores morados y violetas que proporcionan una apariencia moderna y profesional. Además, la distribución centrada de los elementos facilita la navegación y mejora la experiencia del usuario.</w:t>
-      </w:r>
-    </w:p>
-    <w:p>
-      <w:pPr>
-        <w:spacing w:line="276" w:lineRule="auto"/>
-        <w:jc w:val="both"/>
-        <w:rPr>
-          <w:rFonts w:ascii="Arial" w:hAnsi="Arial" w:cs="Arial"/>
-          <w:sz w:val="24"/>
-          <w:szCs w:val="24"/>
-          <w:lang w:val="es-ES"/>
-        </w:rPr>
-      </w:pPr>
+      <w:r>
+        <w:rPr>
+          <w:rFonts w:ascii="Arial" w:hAnsi="Arial" w:cs="Arial"/>
+          <w:sz w:val="24"/>
+          <w:szCs w:val="24"/>
+        </w:rPr>
+        <w:t xml:space="preserve"> Es cuando en ambas tablas solo hay un registro.</w:t>
+      </w:r>
+    </w:p>
+    <w:p>
+      <w:pPr>
+        <w:pStyle w:val="Prrafodelista"/>
+        <w:numPr>
+          <w:ilvl w:val="0"/>
+          <w:numId w:val="4"/>
+        </w:numPr>
+        <w:spacing w:line="276" w:lineRule="auto"/>
+        <w:jc w:val="both"/>
+        <w:rPr>
+          <w:rFonts w:ascii="Arial" w:hAnsi="Arial" w:cs="Arial"/>
+          <w:color w:val="000000" w:themeColor="text1"/>
+          <w:sz w:val="24"/>
+          <w:szCs w:val="24"/>
+        </w:rPr>
+      </w:pPr>
+      <w:r>
+        <w:rPr>
+          <w:rFonts w:ascii="Arial" w:hAnsi="Arial" w:cs="Arial"/>
+          <w:b/>
+          <w:color w:val="000000" w:themeColor="text1"/>
+          <w:sz w:val="24"/>
+          <w:szCs w:val="24"/>
+        </w:rPr>
+        <w:t>Relación Varios a Varios</w:t>
+      </w:r>
+      <w:r>
+        <w:rPr>
+          <w:rFonts w:ascii="Arial" w:hAnsi="Arial" w:cs="Arial"/>
+          <w:sz w:val="24"/>
+          <w:szCs w:val="24"/>
+        </w:rPr>
+        <w:t>:</w:t>
+      </w:r>
+      <w:r>
+        <w:rPr>
+          <w:rFonts w:ascii="Arial" w:hAnsi="Arial" w:cs="Arial"/>
+          <w:sz w:val="24"/>
+          <w:szCs w:val="24"/>
+        </w:rPr>
+        <w:t xml:space="preserve"> Es cuando en ambas tablas hay muchas instancias de registros.</w:t>
+      </w:r>
+    </w:p>
+    <w:p>
+      <w:pPr>
+        <w:spacing w:line="276" w:lineRule="auto"/>
+        <w:jc w:val="both"/>
+        <w:rPr>
+          <w:rFonts w:ascii="Arial" w:hAnsi="Arial" w:cs="Arial"/>
+          <w:color w:val="000000" w:themeColor="text1"/>
+          <w:sz w:val="24"/>
+          <w:szCs w:val="24"/>
+        </w:rPr>
+      </w:pPr>
+      <w:r>
+        <w:rPr>
+          <w:rFonts w:ascii="Arial" w:hAnsi="Arial" w:cs="Arial"/>
+          <w:color w:val="000000" w:themeColor="text1"/>
+          <w:sz w:val="24"/>
+          <w:szCs w:val="24"/>
+        </w:rPr>
+        <w:t>Este software maneja la relación 1 a varios.</w:t>
+      </w:r>
       <w:bookmarkStart w:id="0" w:name="_GoBack"/>
       <w:bookmarkEnd w:id="0"/>
     </w:p>
@@ -2150,7 +2470,7 @@
               <w:color w:val="FFFFFF" w:themeColor="background1"/>
               <w:lang w:val="es-ES"/>
             </w:rPr>
-            <w:t>6</w:t>
+            <w:t>7</w:t>
           </w:r>
           <w:r>
             <w:rPr>
@@ -2515,6 +2835,119 @@
     </w:lvl>
   </w:abstractNum>
   <w:abstractNum w:abstractNumId="1" w15:restartNumberingAfterBreak="0">
+    <w:nsid w:val="43694A9A"/>
+    <w:multiLevelType w:val="hybridMultilevel"/>
+    <w:tmpl w:val="909058C0"/>
+    <w:lvl w:ilvl="0" w:tplc="080A0001">
+      <w:start w:val="1"/>
+      <w:numFmt w:val="bullet"/>
+      <w:lvlText w:val=""/>
+      <w:lvlJc w:val="left"/>
+      <w:pPr>
+        <w:ind w:left="720" w:hanging="360"/>
+      </w:pPr>
+      <w:rPr>
+        <w:rFonts w:ascii="Symbol" w:hAnsi="Symbol" w:hint="default"/>
+      </w:rPr>
+    </w:lvl>
+    <w:lvl w:ilvl="1" w:tplc="080A0003" w:tentative="1">
+      <w:start w:val="1"/>
+      <w:numFmt w:val="bullet"/>
+      <w:lvlText w:val="o"/>
+      <w:lvlJc w:val="left"/>
+      <w:pPr>
+        <w:ind w:left="1440" w:hanging="360"/>
+      </w:pPr>
+      <w:rPr>
+        <w:rFonts w:ascii="Courier New" w:hAnsi="Courier New" w:cs="Courier New" w:hint="default"/>
+      </w:rPr>
+    </w:lvl>
+    <w:lvl w:ilvl="2" w:tplc="080A0005" w:tentative="1">
+      <w:start w:val="1"/>
+      <w:numFmt w:val="bullet"/>
+      <w:lvlText w:val=""/>
+      <w:lvlJc w:val="left"/>
+      <w:pPr>
+        <w:ind w:left="2160" w:hanging="360"/>
+      </w:pPr>
+      <w:rPr>
+        <w:rFonts w:ascii="Wingdings" w:hAnsi="Wingdings" w:hint="default"/>
+      </w:rPr>
+    </w:lvl>
+    <w:lvl w:ilvl="3" w:tplc="080A0001" w:tentative="1">
+      <w:start w:val="1"/>
+      <w:numFmt w:val="bullet"/>
+      <w:lvlText w:val=""/>
+      <w:lvlJc w:val="left"/>
+      <w:pPr>
+        <w:ind w:left="2880" w:hanging="360"/>
+      </w:pPr>
+      <w:rPr>
+        <w:rFonts w:ascii="Symbol" w:hAnsi="Symbol" w:hint="default"/>
+      </w:rPr>
+    </w:lvl>
+    <w:lvl w:ilvl="4" w:tplc="080A0003" w:tentative="1">
+      <w:start w:val="1"/>
+      <w:numFmt w:val="bullet"/>
+      <w:lvlText w:val="o"/>
+      <w:lvlJc w:val="left"/>
+      <w:pPr>
+        <w:ind w:left="3600" w:hanging="360"/>
+      </w:pPr>
+      <w:rPr>
+        <w:rFonts w:ascii="Courier New" w:hAnsi="Courier New" w:cs="Courier New" w:hint="default"/>
+      </w:rPr>
+    </w:lvl>
+    <w:lvl w:ilvl="5" w:tplc="080A0005" w:tentative="1">
+      <w:start w:val="1"/>
+      <w:numFmt w:val="bullet"/>
+      <w:lvlText w:val=""/>
+      <w:lvlJc w:val="left"/>
+      <w:pPr>
+        <w:ind w:left="4320" w:hanging="360"/>
+      </w:pPr>
+      <w:rPr>
+        <w:rFonts w:ascii="Wingdings" w:hAnsi="Wingdings" w:hint="default"/>
+      </w:rPr>
+    </w:lvl>
+    <w:lvl w:ilvl="6" w:tplc="080A0001" w:tentative="1">
+      <w:start w:val="1"/>
+      <w:numFmt w:val="bullet"/>
+      <w:lvlText w:val=""/>
+      <w:lvlJc w:val="left"/>
+      <w:pPr>
+        <w:ind w:left="5040" w:hanging="360"/>
+      </w:pPr>
+      <w:rPr>
+        <w:rFonts w:ascii="Symbol" w:hAnsi="Symbol" w:hint="default"/>
+      </w:rPr>
+    </w:lvl>
+    <w:lvl w:ilvl="7" w:tplc="080A0003" w:tentative="1">
+      <w:start w:val="1"/>
+      <w:numFmt w:val="bullet"/>
+      <w:lvlText w:val="o"/>
+      <w:lvlJc w:val="left"/>
+      <w:pPr>
+        <w:ind w:left="5760" w:hanging="360"/>
+      </w:pPr>
+      <w:rPr>
+        <w:rFonts w:ascii="Courier New" w:hAnsi="Courier New" w:cs="Courier New" w:hint="default"/>
+      </w:rPr>
+    </w:lvl>
+    <w:lvl w:ilvl="8" w:tplc="080A0005" w:tentative="1">
+      <w:start w:val="1"/>
+      <w:numFmt w:val="bullet"/>
+      <w:lvlText w:val=""/>
+      <w:lvlJc w:val="left"/>
+      <w:pPr>
+        <w:ind w:left="6480" w:hanging="360"/>
+      </w:pPr>
+      <w:rPr>
+        <w:rFonts w:ascii="Wingdings" w:hAnsi="Wingdings" w:hint="default"/>
+      </w:rPr>
+    </w:lvl>
+  </w:abstractNum>
+  <w:abstractNum w:abstractNumId="2" w15:restartNumberingAfterBreak="0">
     <w:nsid w:val="6DCD300A"/>
     <w:multiLevelType w:val="multilevel"/>
     <w:tmpl w:val="45DA2F38"/>
@@ -2663,7 +3096,7 @@
       </w:rPr>
     </w:lvl>
   </w:abstractNum>
-  <w:abstractNum w:abstractNumId="2" w15:restartNumberingAfterBreak="0">
+  <w:abstractNum w:abstractNumId="3" w15:restartNumberingAfterBreak="0">
     <w:nsid w:val="76445172"/>
     <w:multiLevelType w:val="hybridMultilevel"/>
     <w:tmpl w:val="AE4C0D72"/>
@@ -2777,13 +3210,16 @@
     </w:lvl>
   </w:abstractNum>
   <w:num w:numId="1">
-    <w:abstractNumId w:val="1"/>
+    <w:abstractNumId w:val="2"/>
   </w:num>
   <w:num w:numId="2">
-    <w:abstractNumId w:val="2"/>
+    <w:abstractNumId w:val="3"/>
   </w:num>
   <w:num w:numId="3">
     <w:abstractNumId w:val="0"/>
+  </w:num>
+  <w:num w:numId="4">
+    <w:abstractNumId w:val="1"/>
   </w:num>
 </w:numbering>
 </file>
@@ -3512,6 +3948,7 @@
     <w:rsid w:val="00312085"/>
     <w:rsid w:val="00465703"/>
     <w:rsid w:val="00563AC0"/>
+    <w:rsid w:val="005A12B2"/>
     <w:rsid w:val="008865C0"/>
     <w:rsid w:val="009E0D1A"/>
     <w:rsid w:val="00CE53C7"/>

--- a/Manual de Implementacion.docx
+++ b/Manual de Implementacion.docx
@@ -144,7 +144,7 @@
           <w:sz w:val="24"/>
           <w:szCs w:val="24"/>
         </w:rPr>
-        <w:t>martes, 12 de mayo de 2026</w:t>
+        <w:t>miércoles, 13 de mayo de 2026</w:t>
       </w:r>
       <w:r>
         <w:rPr>
@@ -2298,6 +2298,36 @@
       </w:pPr>
       <w:r>
         <w:rPr>
+          <w:noProof/>
+        </w:rPr>
+        <w:pict w14:anchorId="42467CD0">
+          <v:shapetype id="_x0000_t75" coordsize="21600,21600" o:spt="75" o:preferrelative="t" path="m@4@5l@4@11@9@11@9@5xe" filled="f" stroked="f">
+            <v:stroke joinstyle="miter"/>
+            <v:formulas>
+              <v:f eqn="if lineDrawn pixelLineWidth 0"/>
+              <v:f eqn="sum @0 1 0"/>
+              <v:f eqn="sum 0 0 @1"/>
+              <v:f eqn="prod @2 1 2"/>
+              <v:f eqn="prod @3 21600 pixelWidth"/>
+              <v:f eqn="prod @3 21600 pixelHeight"/>
+              <v:f eqn="sum @0 0 1"/>
+              <v:f eqn="prod @6 1 2"/>
+              <v:f eqn="prod @7 21600 pixelWidth"/>
+              <v:f eqn="sum @8 21600 0"/>
+              <v:f eqn="prod @7 21600 pixelHeight"/>
+              <v:f eqn="sum @10 21600 0"/>
+            </v:formulas>
+            <v:path o:extrusionok="f" gradientshapeok="t" o:connecttype="rect"/>
+            <o:lock v:ext="edit" aspectratio="t"/>
+          </v:shapetype>
+          <v:shape id="_x0000_s1028" type="#_x0000_t75" style="position:absolute;left:0;text-align:left;margin-left:-.3pt;margin-top:40pt;width:441.75pt;height:248.25pt;z-index:-251651072;mso-position-horizontal-relative:text;mso-position-vertical-relative:text;mso-width-relative:page;mso-height-relative:page" wrapcoords="-37 0 -37 21535 21600 21535 21600 0 -37 0">
+            <v:imagedata r:id="rId13" o:title="Modelado de Base de Datos"/>
+            <w10:wrap type="tight"/>
+          </v:shape>
+        </w:pict>
+      </w:r>
+      <w:r>
+        <w:rPr>
           <w:rFonts w:ascii="Arial" w:hAnsi="Arial" w:cs="Arial"/>
           <w:color w:val="000000" w:themeColor="text1"/>
           <w:sz w:val="24"/>
@@ -2309,12 +2339,12 @@
       <w:bookmarkEnd w:id="0"/>
     </w:p>
     <w:sectPr>
-      <w:headerReference w:type="even" r:id="rId13"/>
-      <w:headerReference w:type="default" r:id="rId14"/>
-      <w:footerReference w:type="even" r:id="rId15"/>
-      <w:footerReference w:type="default" r:id="rId16"/>
-      <w:headerReference w:type="first" r:id="rId17"/>
-      <w:footerReference w:type="first" r:id="rId18"/>
+      <w:headerReference w:type="even" r:id="rId14"/>
+      <w:headerReference w:type="default" r:id="rId15"/>
+      <w:footerReference w:type="even" r:id="rId16"/>
+      <w:footerReference w:type="default" r:id="rId17"/>
+      <w:headerReference w:type="first" r:id="rId18"/>
+      <w:footerReference w:type="first" r:id="rId19"/>
       <w:pgSz w:w="12240" w:h="15840"/>
       <w:pgMar w:top="1417" w:right="1701" w:bottom="1417" w:left="1701" w:header="708" w:footer="708" w:gutter="0"/>
       <w:cols w:space="708"/>
@@ -2470,7 +2500,7 @@
               <w:color w:val="FFFFFF" w:themeColor="background1"/>
               <w:lang w:val="es-ES"/>
             </w:rPr>
-            <w:t>7</w:t>
+            <w:t>6</w:t>
           </w:r>
           <w:r>
             <w:rPr>
@@ -3949,6 +3979,7 @@
     <w:rsid w:val="00465703"/>
     <w:rsid w:val="00563AC0"/>
     <w:rsid w:val="005A12B2"/>
+    <w:rsid w:val="007E5948"/>
     <w:rsid w:val="008865C0"/>
     <w:rsid w:val="009E0D1A"/>
     <w:rsid w:val="00CE53C7"/>

--- a/Manual de Implementacion.docx
+++ b/Manual de Implementacion.docx
@@ -144,7 +144,7 @@
           <w:sz w:val="24"/>
           <w:szCs w:val="24"/>
         </w:rPr>
-        <w:t>miércoles, 13 de mayo de 2026</w:t>
+        <w:t>miércoles, 20 de mayo de 2026</w:t>
       </w:r>
       <w:r>
         <w:rPr>
@@ -395,7 +395,7 @@
           <w:lang w:eastAsia="es-MX"/>
         </w:rPr>
         <w:drawing>
-          <wp:anchor distT="0" distB="0" distL="114300" distR="114300" simplePos="0" relativeHeight="251660288" behindDoc="0" locked="0" layoutInCell="1" allowOverlap="1" wp14:anchorId="7EAFD65D" wp14:editId="3ABFA718">
+          <wp:anchor distT="0" distB="0" distL="114300" distR="114300" simplePos="0" relativeHeight="251656704" behindDoc="0" locked="0" layoutInCell="1" allowOverlap="1" wp14:anchorId="7EAFD65D" wp14:editId="3ABFA718">
             <wp:simplePos x="0" y="0"/>
             <wp:positionH relativeFrom="column">
               <wp:posOffset>239162</wp:posOffset>
@@ -464,7 +464,7 @@
           <w:lang w:eastAsia="es-MX"/>
         </w:rPr>
         <w:drawing>
-          <wp:anchor distT="0" distB="0" distL="114300" distR="114300" simplePos="0" relativeHeight="251661312" behindDoc="0" locked="0" layoutInCell="1" allowOverlap="1" wp14:anchorId="12885738" wp14:editId="1386B6DE">
+          <wp:anchor distT="0" distB="0" distL="114300" distR="114300" simplePos="0" relativeHeight="251657728" behindDoc="0" locked="0" layoutInCell="1" allowOverlap="1" wp14:anchorId="12885738" wp14:editId="1386B6DE">
             <wp:simplePos x="0" y="0"/>
             <wp:positionH relativeFrom="column">
               <wp:posOffset>-499550</wp:posOffset>
@@ -532,7 +532,7 @@
           <w:lang w:eastAsia="es-MX"/>
         </w:rPr>
         <w:drawing>
-          <wp:anchor distT="0" distB="0" distL="114300" distR="114300" simplePos="0" relativeHeight="251658240" behindDoc="0" locked="0" layoutInCell="1" allowOverlap="1" wp14:anchorId="12FC04D0" wp14:editId="69516B2A">
+          <wp:anchor distT="0" distB="0" distL="114300" distR="114300" simplePos="0" relativeHeight="251654656" behindDoc="0" locked="0" layoutInCell="1" allowOverlap="1" wp14:anchorId="12FC04D0" wp14:editId="69516B2A">
             <wp:simplePos x="0" y="0"/>
             <wp:positionH relativeFrom="margin">
               <wp:align>right</wp:align>
@@ -594,7 +594,7 @@
           <w:lang w:eastAsia="es-MX"/>
         </w:rPr>
         <w:drawing>
-          <wp:anchor distT="0" distB="0" distL="114300" distR="114300" simplePos="0" relativeHeight="251659264" behindDoc="0" locked="0" layoutInCell="1" allowOverlap="1" wp14:anchorId="73890EA9" wp14:editId="6C045284">
+          <wp:anchor distT="0" distB="0" distL="114300" distR="114300" simplePos="0" relativeHeight="251655680" behindDoc="0" locked="0" layoutInCell="1" allowOverlap="1" wp14:anchorId="73890EA9" wp14:editId="6C045284">
             <wp:simplePos x="0" y="0"/>
             <wp:positionH relativeFrom="margin">
               <wp:align>left</wp:align>
@@ -737,7 +737,7 @@
           <w:szCs w:val="28"/>
         </w:rPr>
         <w:drawing>
-          <wp:anchor distT="0" distB="0" distL="114300" distR="114300" simplePos="0" relativeHeight="251662336" behindDoc="1" locked="0" layoutInCell="1" allowOverlap="1" wp14:anchorId="373F1413" wp14:editId="5E85400F">
+          <wp:anchor distT="0" distB="0" distL="114300" distR="114300" simplePos="0" relativeHeight="251658752" behindDoc="1" locked="0" layoutInCell="1" allowOverlap="1" wp14:anchorId="373F1413" wp14:editId="5E85400F">
             <wp:simplePos x="0" y="0"/>
             <wp:positionH relativeFrom="margin">
               <wp:align>left</wp:align>
@@ -1293,7 +1293,7 @@
         </w:rPr>
         <w:lastRenderedPageBreak/>
         <w:drawing>
-          <wp:anchor distT="0" distB="0" distL="114300" distR="114300" simplePos="0" relativeHeight="251663360" behindDoc="1" locked="0" layoutInCell="1" allowOverlap="1" wp14:anchorId="2124FEF4" wp14:editId="35E7638C">
+          <wp:anchor distT="0" distB="0" distL="114300" distR="114300" simplePos="0" relativeHeight="251659776" behindDoc="1" locked="0" layoutInCell="1" allowOverlap="1" wp14:anchorId="2124FEF4" wp14:editId="35E7638C">
             <wp:simplePos x="0" y="0"/>
             <wp:positionH relativeFrom="margin">
               <wp:align>center</wp:align>
@@ -2320,7 +2320,7 @@
             <v:path o:extrusionok="f" gradientshapeok="t" o:connecttype="rect"/>
             <o:lock v:ext="edit" aspectratio="t"/>
           </v:shapetype>
-          <v:shape id="_x0000_s1028" type="#_x0000_t75" style="position:absolute;left:0;text-align:left;margin-left:-.3pt;margin-top:40pt;width:441.75pt;height:248.25pt;z-index:-251651072;mso-position-horizontal-relative:text;mso-position-vertical-relative:text;mso-width-relative:page;mso-height-relative:page" wrapcoords="-37 0 -37 21535 21600 21535 21600 0 -37 0">
+          <v:shape id="_x0000_s1028" type="#_x0000_t75" style="position:absolute;left:0;text-align:left;margin-left:-.3pt;margin-top:40pt;width:441.75pt;height:248.25pt;z-index:-251655680;mso-position-horizontal-relative:text;mso-position-vertical-relative:text;mso-width-relative:page;mso-height-relative:page" wrapcoords="-37 0 -37 21535 21600 21535 21600 0 -37 0">
             <v:imagedata r:id="rId13" o:title="Modelado de Base de Datos"/>
             <w10:wrap type="tight"/>
           </v:shape>
@@ -2335,16 +2335,336 @@
         </w:rPr>
         <w:t>Este software maneja la relación 1 a varios.</w:t>
       </w:r>
+    </w:p>
+    <w:p>
+      <w:pPr>
+        <w:rPr>
+          <w:rFonts w:ascii="Arial" w:hAnsi="Arial" w:cs="Arial"/>
+          <w:color w:val="000000" w:themeColor="text1"/>
+          <w:sz w:val="24"/>
+          <w:szCs w:val="24"/>
+        </w:rPr>
+      </w:pPr>
+      <w:r>
+        <w:rPr>
+          <w:rFonts w:ascii="Arial" w:hAnsi="Arial" w:cs="Arial"/>
+          <w:color w:val="000000" w:themeColor="text1"/>
+          <w:sz w:val="24"/>
+          <w:szCs w:val="24"/>
+        </w:rPr>
+        <w:br w:type="page"/>
+      </w:r>
+    </w:p>
+    <w:p>
+      <w:pPr>
+        <w:pStyle w:val="Ttulo1"/>
+        <w:rPr>
+          <w:rFonts w:ascii="Arial" w:hAnsi="Arial" w:cs="Arial"/>
+          <w:b/>
+          <w:color w:val="0070C0"/>
+          <w:sz w:val="28"/>
+          <w:szCs w:val="28"/>
+        </w:rPr>
+      </w:pPr>
+      <w:r>
+        <w:rPr>
+          <w:rFonts w:ascii="Arial" w:hAnsi="Arial" w:cs="Arial"/>
+          <w:b/>
+          <w:color w:val="0070C0"/>
+          <w:sz w:val="28"/>
+          <w:szCs w:val="28"/>
+        </w:rPr>
+        <w:lastRenderedPageBreak/>
+        <w:t>Registro de Ventas</w:t>
+      </w:r>
+    </w:p>
+    <w:p>
+      <w:pPr>
+        <w:pStyle w:val="NormalWeb"/>
+        <w:rPr>
+          <w:rFonts w:ascii="Arial" w:hAnsi="Arial" w:cs="Arial"/>
+        </w:rPr>
+      </w:pPr>
+      <w:r>
+        <w:rPr>
+          <w:rFonts w:ascii="Arial" w:hAnsi="Arial" w:cs="Arial"/>
+        </w:rPr>
+        <w:t xml:space="preserve">El módulo </w:t>
+      </w:r>
+      <w:r>
+        <w:rPr>
+          <w:rStyle w:val="Textoennegrita"/>
+          <w:rFonts w:ascii="Arial" w:hAnsi="Arial" w:cs="Arial"/>
+        </w:rPr>
+        <w:t>Registro de Ventas</w:t>
+      </w:r>
+      <w:r>
+        <w:rPr>
+          <w:rFonts w:ascii="Arial" w:hAnsi="Arial" w:cs="Arial"/>
+        </w:rPr>
+        <w:t xml:space="preserve"> es una aplicación desarrollada en Python que tiene como objetivo facilitar el proceso de administración y control de las ventas dentro del sistema. Su interfaz gráfica fue diseñada para ser práctica, organizada y fácil de utilizar, permitiendo al usuario registrar ventas de forma rápida y eficiente. Este módulo ayuda a mantener un mejor control de los productos vendidos y reduce errores en los registros realizados manualmente.</w:t>
+      </w:r>
+    </w:p>
+    <w:p>
+      <w:pPr>
+        <w:rPr>
+          <w:rFonts w:ascii="Arial" w:hAnsi="Arial" w:cs="Arial"/>
+          <w:b/>
+          <w:sz w:val="24"/>
+          <w:szCs w:val="24"/>
+        </w:rPr>
+      </w:pPr>
+      <w:r>
+        <w:rPr>
+          <w:rFonts w:ascii="Arial" w:hAnsi="Arial" w:cs="Arial"/>
+          <w:b/>
+          <w:sz w:val="24"/>
+          <w:szCs w:val="24"/>
+        </w:rPr>
+        <w:t>Objetivo del Sistema:</w:t>
+      </w:r>
+    </w:p>
+    <w:p>
+      <w:pPr>
+        <w:pStyle w:val="NormalWeb"/>
+        <w:rPr>
+          <w:rFonts w:ascii="Arial" w:hAnsi="Arial" w:cs="Arial"/>
+        </w:rPr>
+      </w:pPr>
+      <w:r>
+        <w:rPr>
+          <w:rFonts w:ascii="Arial" w:hAnsi="Arial" w:cs="Arial"/>
+        </w:rPr>
+        <w:t>El propósito principal de este módulo es registrar y gestionar las ventas realizadas mediante un formulario que recopila la información necesaria para llevar un control adecuado de cada transacción. Esto permite mejorar la organización de los datos, agilizar el proceso de venta y mantener un historial ordenado dentro del sistema.</w:t>
+      </w:r>
+    </w:p>
+    <w:p>
+      <w:pPr>
+        <w:pStyle w:val="Ttulo1"/>
+        <w:rPr>
+          <w:rFonts w:ascii="Arial" w:hAnsi="Arial" w:cs="Arial"/>
+          <w:b/>
+          <w:sz w:val="28"/>
+          <w:szCs w:val="28"/>
+        </w:rPr>
+      </w:pPr>
+      <w:r>
+        <w:rPr>
+          <w:rFonts w:ascii="Arial" w:hAnsi="Arial" w:cs="Arial"/>
+          <w:color w:val="000000" w:themeColor="text1"/>
+          <w:sz w:val="24"/>
+          <w:szCs w:val="24"/>
+        </w:rPr>
+        <w:drawing>
+          <wp:anchor distT="0" distB="0" distL="114300" distR="114300" simplePos="0" relativeHeight="251661824" behindDoc="1" locked="0" layoutInCell="1" allowOverlap="1" wp14:anchorId="5A35206A" wp14:editId="02AD7006">
+            <wp:simplePos x="0" y="0"/>
+            <wp:positionH relativeFrom="margin">
+              <wp:align>right</wp:align>
+            </wp:positionH>
+            <wp:positionV relativeFrom="paragraph">
+              <wp:posOffset>13970</wp:posOffset>
+            </wp:positionV>
+            <wp:extent cx="3105150" cy="3609340"/>
+            <wp:effectExtent l="0" t="0" r="0" b="0"/>
+            <wp:wrapTight wrapText="bothSides">
+              <wp:wrapPolygon edited="0">
+                <wp:start x="0" y="0"/>
+                <wp:lineTo x="0" y="21433"/>
+                <wp:lineTo x="21467" y="21433"/>
+                <wp:lineTo x="21467" y="0"/>
+                <wp:lineTo x="0" y="0"/>
+              </wp:wrapPolygon>
+            </wp:wrapTight>
+            <wp:docPr id="7" name="Imagen 7"/>
+            <wp:cNvGraphicFramePr>
+              <a:graphicFrameLocks xmlns:a="http://schemas.openxmlformats.org/drawingml/2006/main" noChangeAspect="1"/>
+            </wp:cNvGraphicFramePr>
+            <a:graphic xmlns:a="http://schemas.openxmlformats.org/drawingml/2006/main">
+              <a:graphicData uri="http://schemas.openxmlformats.org/drawingml/2006/picture">
+                <pic:pic xmlns:pic="http://schemas.openxmlformats.org/drawingml/2006/picture">
+                  <pic:nvPicPr>
+                    <pic:cNvPr id="1" name=""/>
+                    <pic:cNvPicPr/>
+                  </pic:nvPicPr>
+                  <pic:blipFill>
+                    <a:blip r:embed="rId14">
+                      <a:extLst>
+                        <a:ext uri="{28A0092B-C50C-407E-A947-70E740481C1C}">
+                          <a14:useLocalDpi xmlns:a14="http://schemas.microsoft.com/office/drawing/2010/main" val="0"/>
+                        </a:ext>
+                      </a:extLst>
+                    </a:blip>
+                    <a:stretch>
+                      <a:fillRect/>
+                    </a:stretch>
+                  </pic:blipFill>
+                  <pic:spPr>
+                    <a:xfrm>
+                      <a:off x="0" y="0"/>
+                      <a:ext cx="3105150" cy="3609340"/>
+                    </a:xfrm>
+                    <a:prstGeom prst="rect">
+                      <a:avLst/>
+                    </a:prstGeom>
+                  </pic:spPr>
+                </pic:pic>
+              </a:graphicData>
+            </a:graphic>
+            <wp14:sizeRelH relativeFrom="margin">
+              <wp14:pctWidth>0</wp14:pctWidth>
+            </wp14:sizeRelH>
+            <wp14:sizeRelV relativeFrom="margin">
+              <wp14:pctHeight>0</wp14:pctHeight>
+            </wp14:sizeRelV>
+          </wp:anchor>
+        </w:drawing>
+      </w:r>
+      <w:r>
+        <w:rPr>
+          <w:rFonts w:ascii="Arial" w:hAnsi="Arial" w:cs="Arial"/>
+          <w:b/>
+          <w:color w:val="0070C0"/>
+          <w:sz w:val="28"/>
+          <w:szCs w:val="28"/>
+        </w:rPr>
+        <w:t>Campos del Formulario</w:t>
+      </w:r>
+    </w:p>
+    <w:p>
+      <w:pPr>
+        <w:pStyle w:val="NormalWeb"/>
+        <w:rPr>
+          <w:rFonts w:ascii="Arial" w:hAnsi="Arial" w:cs="Arial"/>
+        </w:rPr>
+      </w:pPr>
+      <w:r>
+        <w:rPr>
+          <w:rFonts w:ascii="Arial" w:hAnsi="Arial" w:cs="Arial"/>
+        </w:rPr>
+        <w:t xml:space="preserve">• </w:t>
+      </w:r>
+      <w:r>
+        <w:rPr>
+          <w:rStyle w:val="Textoennegrita"/>
+          <w:rFonts w:ascii="Arial" w:hAnsi="Arial" w:cs="Arial"/>
+        </w:rPr>
+        <w:t>Producto:</w:t>
+      </w:r>
+      <w:r>
+        <w:rPr>
+          <w:rFonts w:ascii="Arial" w:hAnsi="Arial" w:cs="Arial"/>
+        </w:rPr>
+        <w:t xml:space="preserve"> Este campo permite seleccionar el producto que será vendido. Su función es mostrar los productos registrados previamente dentro del sistema para facilitar el proceso de selección.</w:t>
+      </w:r>
+    </w:p>
+    <w:p>
+      <w:pPr>
+        <w:pStyle w:val="NormalWeb"/>
+        <w:rPr>
+          <w:rFonts w:ascii="Arial" w:hAnsi="Arial" w:cs="Arial"/>
+        </w:rPr>
+      </w:pPr>
+      <w:r>
+        <w:rPr>
+          <w:rFonts w:ascii="Arial" w:hAnsi="Arial" w:cs="Arial"/>
+        </w:rPr>
+        <w:t xml:space="preserve">• </w:t>
+      </w:r>
+      <w:r>
+        <w:rPr>
+          <w:rStyle w:val="Textoennegrita"/>
+          <w:rFonts w:ascii="Arial" w:hAnsi="Arial" w:cs="Arial"/>
+        </w:rPr>
+        <w:t>Precio:</w:t>
+      </w:r>
+      <w:r>
+        <w:rPr>
+          <w:rFonts w:ascii="Arial" w:hAnsi="Arial" w:cs="Arial"/>
+        </w:rPr>
+        <w:t xml:space="preserve"> Este apartado muestra el </w:t>
+      </w:r>
       <w:bookmarkStart w:id="0" w:name="_GoBack"/>
       <w:bookmarkEnd w:id="0"/>
+      <w:r>
+        <w:rPr>
+          <w:rFonts w:ascii="Arial" w:hAnsi="Arial" w:cs="Arial"/>
+        </w:rPr>
+        <w:t>valor económico correspondiente al producto seleccionado, permitiendo al usuario conocer el costo del artículo.</w:t>
+      </w:r>
+    </w:p>
+    <w:p>
+      <w:pPr>
+        <w:pStyle w:val="NormalWeb"/>
+        <w:rPr>
+          <w:rFonts w:ascii="Arial" w:hAnsi="Arial" w:cs="Arial"/>
+        </w:rPr>
+      </w:pPr>
+      <w:r>
+        <w:rPr>
+          <w:rFonts w:ascii="Arial" w:hAnsi="Arial" w:cs="Arial"/>
+        </w:rPr>
+        <w:t xml:space="preserve">• </w:t>
+      </w:r>
+      <w:r>
+        <w:rPr>
+          <w:rStyle w:val="Textoennegrita"/>
+          <w:rFonts w:ascii="Arial" w:hAnsi="Arial" w:cs="Arial"/>
+        </w:rPr>
+        <w:t>Cantidad:</w:t>
+      </w:r>
+      <w:r>
+        <w:rPr>
+          <w:rFonts w:ascii="Arial" w:hAnsi="Arial" w:cs="Arial"/>
+        </w:rPr>
+        <w:t xml:space="preserve"> En este campo se ingresa la cantidad de productos que serán vendidos, ayudando a determinar el total de la compra.</w:t>
+      </w:r>
+    </w:p>
+    <w:p>
+      <w:pPr>
+        <w:pStyle w:val="NormalWeb"/>
+        <w:rPr>
+          <w:rFonts w:ascii="Arial" w:hAnsi="Arial" w:cs="Arial"/>
+        </w:rPr>
+      </w:pPr>
+      <w:r>
+        <w:rPr>
+          <w:rFonts w:ascii="Arial" w:hAnsi="Arial" w:cs="Arial"/>
+        </w:rPr>
+        <w:t xml:space="preserve">• </w:t>
+      </w:r>
+      <w:r>
+        <w:rPr>
+          <w:rStyle w:val="Textoennegrita"/>
+          <w:rFonts w:ascii="Arial" w:hAnsi="Arial" w:cs="Arial"/>
+        </w:rPr>
+        <w:t>Total:</w:t>
+      </w:r>
+      <w:r>
+        <w:rPr>
+          <w:rFonts w:ascii="Arial" w:hAnsi="Arial" w:cs="Arial"/>
+        </w:rPr>
+        <w:t xml:space="preserve"> Este campo muestra el resultado obtenido al multiplicar el precio del producto por la cantidad seleccionada, permitiendo visualizar el monto final de la venta.</w:t>
+      </w:r>
+    </w:p>
+    <w:p>
+      <w:pPr>
+        <w:spacing w:line="276" w:lineRule="auto"/>
+        <w:jc w:val="both"/>
+        <w:rPr>
+          <w:rFonts w:ascii="Arial" w:hAnsi="Arial" w:cs="Arial"/>
+          <w:color w:val="000000" w:themeColor="text1"/>
+          <w:sz w:val="24"/>
+          <w:szCs w:val="24"/>
+        </w:rPr>
+      </w:pPr>
     </w:p>
     <w:sectPr>
-      <w:headerReference w:type="even" r:id="rId14"/>
-      <w:headerReference w:type="default" r:id="rId15"/>
-      <w:footerReference w:type="even" r:id="rId16"/>
-      <w:footerReference w:type="default" r:id="rId17"/>
-      <w:headerReference w:type="first" r:id="rId18"/>
-      <w:footerReference w:type="first" r:id="rId19"/>
+      <w:headerReference w:type="even" r:id="rId15"/>
+      <w:headerReference w:type="default" r:id="rId16"/>
+      <w:footerReference w:type="even" r:id="rId17"/>
+      <w:footerReference w:type="default" r:id="rId18"/>
+      <w:headerReference w:type="first" r:id="rId19"/>
+      <w:footerReference w:type="first" r:id="rId20"/>
       <w:pgSz w:w="12240" w:h="15840"/>
       <w:pgMar w:top="1417" w:right="1701" w:bottom="1417" w:left="1701" w:header="708" w:footer="708" w:gutter="0"/>
       <w:cols w:space="708"/>
@@ -2500,7 +2820,7 @@
               <w:color w:val="FFFFFF" w:themeColor="background1"/>
               <w:lang w:val="es-ES"/>
             </w:rPr>
-            <w:t>6</w:t>
+            <w:t>8</w:t>
           </w:r>
           <w:r>
             <w:rPr>
@@ -3982,6 +4302,7 @@
     <w:rsid w:val="007E5948"/>
     <w:rsid w:val="008865C0"/>
     <w:rsid w:val="009E0D1A"/>
+    <w:rsid w:val="00CE4F9C"/>
     <w:rsid w:val="00CE53C7"/>
     <w:rsid w:val="00D50C9B"/>
     <w:rsid w:val="00FE1C07"/>

--- a/Manual de Implementacion.docx
+++ b/Manual de Implementacion.docx
@@ -1,6 +1,6 @@
 
 <file path=word/document.xml><?xml version="1.0" encoding="utf-8"?>
-<w:document xmlns:wpc="http://schemas.microsoft.com/office/word/2010/wordprocessingCanvas" xmlns:cx="http://schemas.microsoft.com/office/drawing/2014/chartex" xmlns:mc="http://schemas.openxmlformats.org/markup-compatibility/2006" xmlns:o="urn:schemas-microsoft-com:office:office" xmlns:r="http://schemas.openxmlformats.org/officeDocument/2006/relationships" xmlns:m="http://schemas.openxmlformats.org/officeDocument/2006/math" xmlns:v="urn:schemas-microsoft-com:vml" xmlns:wp14="http://schemas.microsoft.com/office/word/2010/wordprocessingDrawing" xmlns:wp="http://schemas.openxmlformats.org/drawingml/2006/wordprocessingDrawing" xmlns:w10="urn:schemas-microsoft-com:office:word" xmlns:w="http://schemas.openxmlformats.org/wordprocessingml/2006/main" xmlns:w14="http://schemas.microsoft.com/office/word/2010/wordml" xmlns:w15="http://schemas.microsoft.com/office/word/2012/wordml" xmlns:w16se="http://schemas.microsoft.com/office/word/2015/wordml/symex" xmlns:wpg="http://schemas.microsoft.com/office/word/2010/wordprocessingGroup" xmlns:wpi="http://schemas.microsoft.com/office/word/2010/wordprocessingInk" xmlns:wne="http://schemas.microsoft.com/office/word/2006/wordml" xmlns:wps="http://schemas.microsoft.com/office/word/2010/wordprocessingShape" mc:Ignorable="w14 w15 w16se wp14">
+<w:document xmlns:wpc="http://schemas.microsoft.com/office/word/2010/wordprocessingCanvas" xmlns:cx="http://schemas.microsoft.com/office/drawing/2014/chartex" xmlns:cx1="http://schemas.microsoft.com/office/drawing/2015/9/8/chartex" xmlns:cx2="http://schemas.microsoft.com/office/drawing/2015/10/21/chartex" xmlns:cx3="http://schemas.microsoft.com/office/drawing/2016/5/9/chartex" xmlns:cx4="http://schemas.microsoft.com/office/drawing/2016/5/10/chartex" xmlns:cx5="http://schemas.microsoft.com/office/drawing/2016/5/11/chartex" xmlns:cx6="http://schemas.microsoft.com/office/drawing/2016/5/12/chartex" xmlns:cx7="http://schemas.microsoft.com/office/drawing/2016/5/13/chartex" xmlns:cx8="http://schemas.microsoft.com/office/drawing/2016/5/14/chartex" xmlns:mc="http://schemas.openxmlformats.org/markup-compatibility/2006" xmlns:aink="http://schemas.microsoft.com/office/drawing/2016/ink" xmlns:am3d="http://schemas.microsoft.com/office/drawing/2017/model3d" xmlns:o="urn:schemas-microsoft-com:office:office" xmlns:oel="http://schemas.microsoft.com/office/2019/extlst" xmlns:r="http://schemas.openxmlformats.org/officeDocument/2006/relationships" xmlns:m="http://schemas.openxmlformats.org/officeDocument/2006/math" xmlns:v="urn:schemas-microsoft-com:vml" xmlns:wp14="http://schemas.microsoft.com/office/word/2010/wordprocessingDrawing" xmlns:wp="http://schemas.openxmlformats.org/drawingml/2006/wordprocessingDrawing" xmlns:w10="urn:schemas-microsoft-com:office:word" xmlns:w="http://schemas.openxmlformats.org/wordprocessingml/2006/main" xmlns:w14="http://schemas.microsoft.com/office/word/2010/wordml" xmlns:w15="http://schemas.microsoft.com/office/word/2012/wordml" xmlns:w16cex="http://schemas.microsoft.com/office/word/2018/wordml/cex" xmlns:w16cid="http://schemas.microsoft.com/office/word/2016/wordml/cid" xmlns:w16="http://schemas.microsoft.com/office/word/2018/wordml" xmlns:w16du="http://schemas.microsoft.com/office/word/2023/wordml/word16du" xmlns:w16sdtdh="http://schemas.microsoft.com/office/word/2020/wordml/sdtdatahash" xmlns:w16sdtfl="http://schemas.microsoft.com/office/word/2024/wordml/sdtformatlock" xmlns:w16se="http://schemas.microsoft.com/office/word/2015/wordml/symex" xmlns:wpg="http://schemas.microsoft.com/office/word/2010/wordprocessingGroup" xmlns:wpi="http://schemas.microsoft.com/office/word/2010/wordprocessingInk" xmlns:wne="http://schemas.microsoft.com/office/word/2006/wordml" xmlns:wps="http://schemas.microsoft.com/office/word/2010/wordprocessingShape" mc:Ignorable="w14 w15 w16se w16cid w16 w16cex w16sdtdh w16sdtfl w16du wp14">
   <w:body>
     <w:p>
       <w:pPr>
@@ -144,7 +144,7 @@
           <w:sz w:val="24"/>
           <w:szCs w:val="24"/>
         </w:rPr>
-        <w:t>miércoles, 20 de mayo de 2026</w:t>
+        <w:t>jueves, 21 de mayo de 2026</w:t>
       </w:r>
       <w:r>
         <w:rPr>
@@ -395,7 +395,7 @@
           <w:lang w:eastAsia="es-MX"/>
         </w:rPr>
         <w:drawing>
-          <wp:anchor distT="0" distB="0" distL="114300" distR="114300" simplePos="0" relativeHeight="251656704" behindDoc="0" locked="0" layoutInCell="1" allowOverlap="1" wp14:anchorId="7EAFD65D" wp14:editId="3ABFA718">
+          <wp:anchor distT="0" distB="0" distL="114300" distR="114300" simplePos="0" relativeHeight="251656192" behindDoc="0" locked="0" layoutInCell="1" allowOverlap="1" wp14:anchorId="7EAFD65D" wp14:editId="3ABFA718">
             <wp:simplePos x="0" y="0"/>
             <wp:positionH relativeFrom="column">
               <wp:posOffset>239162</wp:posOffset>
@@ -464,7 +464,7 @@
           <w:lang w:eastAsia="es-MX"/>
         </w:rPr>
         <w:drawing>
-          <wp:anchor distT="0" distB="0" distL="114300" distR="114300" simplePos="0" relativeHeight="251657728" behindDoc="0" locked="0" layoutInCell="1" allowOverlap="1" wp14:anchorId="12885738" wp14:editId="1386B6DE">
+          <wp:anchor distT="0" distB="0" distL="114300" distR="114300" simplePos="0" relativeHeight="251657216" behindDoc="0" locked="0" layoutInCell="1" allowOverlap="1" wp14:anchorId="12885738" wp14:editId="1386B6DE">
             <wp:simplePos x="0" y="0"/>
             <wp:positionH relativeFrom="column">
               <wp:posOffset>-499550</wp:posOffset>
@@ -532,7 +532,7 @@
           <w:lang w:eastAsia="es-MX"/>
         </w:rPr>
         <w:drawing>
-          <wp:anchor distT="0" distB="0" distL="114300" distR="114300" simplePos="0" relativeHeight="251654656" behindDoc="0" locked="0" layoutInCell="1" allowOverlap="1" wp14:anchorId="12FC04D0" wp14:editId="69516B2A">
+          <wp:anchor distT="0" distB="0" distL="114300" distR="114300" simplePos="0" relativeHeight="251654144" behindDoc="0" locked="0" layoutInCell="1" allowOverlap="1" wp14:anchorId="12FC04D0" wp14:editId="69516B2A">
             <wp:simplePos x="0" y="0"/>
             <wp:positionH relativeFrom="margin">
               <wp:align>right</wp:align>
@@ -594,7 +594,7 @@
           <w:lang w:eastAsia="es-MX"/>
         </w:rPr>
         <w:drawing>
-          <wp:anchor distT="0" distB="0" distL="114300" distR="114300" simplePos="0" relativeHeight="251655680" behindDoc="0" locked="0" layoutInCell="1" allowOverlap="1" wp14:anchorId="73890EA9" wp14:editId="6C045284">
+          <wp:anchor distT="0" distB="0" distL="114300" distR="114300" simplePos="0" relativeHeight="251655168" behindDoc="0" locked="0" layoutInCell="1" allowOverlap="1" wp14:anchorId="73890EA9" wp14:editId="6C045284">
             <wp:simplePos x="0" y="0"/>
             <wp:positionH relativeFrom="margin">
               <wp:align>left</wp:align>
@@ -699,7 +699,7 @@
       <w:pPr>
         <w:pStyle w:val="Ttulo2"/>
         <w:spacing w:line="276" w:lineRule="auto"/>
-        <w:jc w:val="center"/>
+        <w:jc w:val="both"/>
         <w:rPr>
           <w:rFonts w:ascii="Arial" w:hAnsi="Arial" w:cs="Arial"/>
           <w:b/>
@@ -737,7 +737,7 @@
           <w:szCs w:val="28"/>
         </w:rPr>
         <w:drawing>
-          <wp:anchor distT="0" distB="0" distL="114300" distR="114300" simplePos="0" relativeHeight="251658752" behindDoc="1" locked="0" layoutInCell="1" allowOverlap="1" wp14:anchorId="373F1413" wp14:editId="5E85400F">
+          <wp:anchor distT="0" distB="0" distL="114300" distR="114300" simplePos="0" relativeHeight="251658240" behindDoc="1" locked="0" layoutInCell="1" allowOverlap="1" wp14:anchorId="373F1413" wp14:editId="5E85400F">
             <wp:simplePos x="0" y="0"/>
             <wp:positionH relativeFrom="margin">
               <wp:align>left</wp:align>
@@ -808,7 +808,7 @@
       </w:r>
       <w:r>
         <w:rPr>
-          <w:rStyle w:val="Textoennegrita"/>
+          <w:rStyle w:val="Fuerte"/>
           <w:rFonts w:ascii="Arial" w:hAnsi="Arial" w:cs="Arial"/>
         </w:rPr>
         <w:t>DJ Software – Punto de Venta</w:t>
@@ -852,7 +852,7 @@
       </w:pPr>
       <w:r>
         <w:rPr>
-          <w:rStyle w:val="Textoennegrita"/>
+          <w:rStyle w:val="Fuerte"/>
           <w:rFonts w:ascii="Arial" w:hAnsi="Arial" w:cs="Arial"/>
           <w:sz w:val="24"/>
           <w:szCs w:val="24"/>
@@ -884,7 +884,7 @@
       </w:pPr>
       <w:r>
         <w:rPr>
-          <w:rStyle w:val="Textoennegrita"/>
+          <w:rStyle w:val="Fuerte"/>
           <w:rFonts w:ascii="Arial" w:hAnsi="Arial" w:cs="Arial"/>
           <w:sz w:val="24"/>
           <w:szCs w:val="24"/>
@@ -916,7 +916,7 @@
       </w:pPr>
       <w:r>
         <w:rPr>
-          <w:rStyle w:val="Textoennegrita"/>
+          <w:rStyle w:val="Fuerte"/>
           <w:rFonts w:ascii="Arial" w:hAnsi="Arial" w:cs="Arial"/>
           <w:sz w:val="24"/>
           <w:szCs w:val="24"/>
@@ -948,7 +948,7 @@
       </w:pPr>
       <w:r>
         <w:rPr>
-          <w:rStyle w:val="Textoennegrita"/>
+          <w:rStyle w:val="Fuerte"/>
           <w:rFonts w:ascii="Arial" w:hAnsi="Arial" w:cs="Arial"/>
           <w:sz w:val="24"/>
           <w:szCs w:val="24"/>
@@ -1274,7 +1274,6 @@
       <w:pPr>
         <w:pStyle w:val="Ttulo2"/>
         <w:spacing w:line="276" w:lineRule="auto"/>
-        <w:jc w:val="center"/>
         <w:rPr>
           <w:rFonts w:ascii="Arial" w:hAnsi="Arial" w:cs="Arial"/>
           <w:b/>
@@ -1293,7 +1292,7 @@
         </w:rPr>
         <w:lastRenderedPageBreak/>
         <w:drawing>
-          <wp:anchor distT="0" distB="0" distL="114300" distR="114300" simplePos="0" relativeHeight="251659776" behindDoc="1" locked="0" layoutInCell="1" allowOverlap="1" wp14:anchorId="2124FEF4" wp14:editId="35E7638C">
+          <wp:anchor distT="0" distB="0" distL="114300" distR="114300" simplePos="0" relativeHeight="251659264" behindDoc="1" locked="0" layoutInCell="1" allowOverlap="1" wp14:anchorId="2124FEF4" wp14:editId="35E7638C">
             <wp:simplePos x="0" y="0"/>
             <wp:positionH relativeFrom="margin">
               <wp:align>center</wp:align>
@@ -1348,15 +1347,6 @@
           </wp:anchor>
         </w:drawing>
       </w:r>
-      <w:r>
-        <w:rPr>
-          <w:rFonts w:ascii="Arial" w:hAnsi="Arial" w:cs="Arial"/>
-          <w:b/>
-          <w:sz w:val="28"/>
-          <w:lang w:val="es-ES"/>
-        </w:rPr>
-        <w:t>Registros de Productos</w:t>
-      </w:r>
     </w:p>
     <w:p>
       <w:pPr>
@@ -1375,7 +1365,7 @@
       </w:r>
       <w:r>
         <w:rPr>
-          <w:rStyle w:val="Textoennegrita"/>
+          <w:rStyle w:val="Fuerte"/>
           <w:rFonts w:ascii="Arial" w:hAnsi="Arial" w:cs="Arial"/>
         </w:rPr>
         <w:t>Registro de Productos</w:t>
@@ -1486,7 +1476,7 @@
       </w:r>
       <w:r>
         <w:rPr>
-          <w:rStyle w:val="Textoennegrita"/>
+          <w:rStyle w:val="Fuerte"/>
           <w:rFonts w:ascii="Arial" w:hAnsi="Arial" w:cs="Arial"/>
         </w:rPr>
         <w:t>“Registro de Productos”</w:t>
@@ -1517,7 +1507,7 @@
     <w:p>
       <w:pPr>
         <w:spacing w:line="276" w:lineRule="auto"/>
-        <w:jc w:val="center"/>
+        <w:jc w:val="both"/>
         <w:rPr>
           <w:rFonts w:ascii="Arial" w:hAnsi="Arial" w:cs="Arial"/>
           <w:b/>
@@ -1893,7 +1883,7 @@
       </w:r>
       <w:r>
         <w:rPr>
-          <w:rStyle w:val="Textoennegrita"/>
+          <w:rStyle w:val="Fuerte"/>
           <w:rFonts w:ascii="Arial" w:hAnsi="Arial" w:cs="Arial"/>
         </w:rPr>
         <w:t>“Guardar Producto”</w:t>
@@ -2320,7 +2310,7 @@
             <v:path o:extrusionok="f" gradientshapeok="t" o:connecttype="rect"/>
             <o:lock v:ext="edit" aspectratio="t"/>
           </v:shapetype>
-          <v:shape id="_x0000_s1028" type="#_x0000_t75" style="position:absolute;left:0;text-align:left;margin-left:-.3pt;margin-top:40pt;width:441.75pt;height:248.25pt;z-index:-251655680;mso-position-horizontal-relative:text;mso-position-vertical-relative:text;mso-width-relative:page;mso-height-relative:page" wrapcoords="-37 0 -37 21535 21600 21535 21600 0 -37 0">
+          <v:shape id="_x0000_s2052" type="#_x0000_t75" style="position:absolute;left:0;text-align:left;margin-left:-.3pt;margin-top:40pt;width:441.75pt;height:248.25pt;z-index:-251655168;mso-position-horizontal-relative:text;mso-position-vertical-relative:text;mso-width-relative:page;mso-height-relative:page" wrapcoords="-37 0 -37 21535 21600 21535 21600 0 -37 0">
             <v:imagedata r:id="rId13" o:title="Modelado de Base de Datos"/>
             <w10:wrap type="tight"/>
           </v:shape>
@@ -2357,11 +2347,71 @@
     </w:p>
     <w:p>
       <w:pPr>
+        <w:pStyle w:val="NormalWeb"/>
+        <w:rPr>
+          <w:rFonts w:ascii="Arial" w:hAnsi="Arial" w:cs="Arial"/>
+        </w:rPr>
+      </w:pPr>
+      <w:r>
+        <w:rPr>
+          <w:rFonts w:ascii="Arial" w:hAnsi="Arial" w:cs="Arial"/>
+        </w:rPr>
+        <w:lastRenderedPageBreak/>
+        <w:t xml:space="preserve">El módulo </w:t>
+      </w:r>
+      <w:r>
+        <w:rPr>
+          <w:rStyle w:val="Fuerte"/>
+          <w:rFonts w:ascii="Arial" w:hAnsi="Arial" w:cs="Arial"/>
+        </w:rPr>
+        <w:t>Registro de Ventas</w:t>
+      </w:r>
+      <w:r>
+        <w:rPr>
+          <w:rFonts w:ascii="Arial" w:hAnsi="Arial" w:cs="Arial"/>
+        </w:rPr>
+        <w:t xml:space="preserve"> es una aplicación desarrollada en Python que tiene como objetivo facilitar el proceso de administración y control de las ventas dentro del sistema. Su interfaz gráfica fue diseñada para ser práctica, organizada y fácil de utilizar, permitiendo al usuario registrar ventas de forma rápida y eficiente. Este módulo ayuda a mantener un mejor control de los productos vendidos y reduce errores en los registros realizados manualmente.</w:t>
+      </w:r>
+    </w:p>
+    <w:p>
+      <w:pPr>
+        <w:rPr>
+          <w:rFonts w:ascii="Arial" w:hAnsi="Arial" w:cs="Arial"/>
+          <w:b/>
+          <w:sz w:val="24"/>
+          <w:szCs w:val="24"/>
+        </w:rPr>
+      </w:pPr>
+      <w:r>
+        <w:rPr>
+          <w:rFonts w:ascii="Arial" w:hAnsi="Arial" w:cs="Arial"/>
+          <w:b/>
+          <w:sz w:val="24"/>
+          <w:szCs w:val="24"/>
+        </w:rPr>
+        <w:t>Objetivo del Sistema:</w:t>
+      </w:r>
+    </w:p>
+    <w:p>
+      <w:pPr>
+        <w:pStyle w:val="NormalWeb"/>
+        <w:rPr>
+          <w:rFonts w:ascii="Arial" w:hAnsi="Arial" w:cs="Arial"/>
+        </w:rPr>
+      </w:pPr>
+      <w:r>
+        <w:rPr>
+          <w:rFonts w:ascii="Arial" w:hAnsi="Arial" w:cs="Arial"/>
+        </w:rPr>
+        <w:t>El propósito principal de este módulo es registrar y gestionar las ventas realizadas mediante un formulario que recopila la información necesaria para llevar un control adecuado de cada transacción. Esto permite mejorar la organización de los datos, agilizar el proceso de venta y mantener un historial ordenado dentro del sistema.</w:t>
+      </w:r>
+    </w:p>
+    <w:p>
+      <w:pPr>
         <w:pStyle w:val="Ttulo1"/>
         <w:rPr>
           <w:rFonts w:ascii="Arial" w:hAnsi="Arial" w:cs="Arial"/>
           <w:b/>
-          <w:color w:val="0070C0"/>
           <w:sz w:val="28"/>
           <w:szCs w:val="28"/>
         </w:rPr>
@@ -2369,94 +2419,13 @@
       <w:r>
         <w:rPr>
           <w:rFonts w:ascii="Arial" w:hAnsi="Arial" w:cs="Arial"/>
-          <w:b/>
-          <w:color w:val="0070C0"/>
-          <w:sz w:val="28"/>
-          <w:szCs w:val="28"/>
-        </w:rPr>
-        <w:lastRenderedPageBreak/>
-        <w:t>Registro de Ventas</w:t>
-      </w:r>
-    </w:p>
-    <w:p>
-      <w:pPr>
-        <w:pStyle w:val="NormalWeb"/>
-        <w:rPr>
-          <w:rFonts w:ascii="Arial" w:hAnsi="Arial" w:cs="Arial"/>
-        </w:rPr>
-      </w:pPr>
-      <w:r>
-        <w:rPr>
-          <w:rFonts w:ascii="Arial" w:hAnsi="Arial" w:cs="Arial"/>
-        </w:rPr>
-        <w:t xml:space="preserve">El módulo </w:t>
-      </w:r>
-      <w:r>
-        <w:rPr>
-          <w:rStyle w:val="Textoennegrita"/>
-          <w:rFonts w:ascii="Arial" w:hAnsi="Arial" w:cs="Arial"/>
-        </w:rPr>
-        <w:t>Registro de Ventas</w:t>
-      </w:r>
-      <w:r>
-        <w:rPr>
-          <w:rFonts w:ascii="Arial" w:hAnsi="Arial" w:cs="Arial"/>
-        </w:rPr>
-        <w:t xml:space="preserve"> es una aplicación desarrollada en Python que tiene como objetivo facilitar el proceso de administración y control de las ventas dentro del sistema. Su interfaz gráfica fue diseñada para ser práctica, organizada y fácil de utilizar, permitiendo al usuario registrar ventas de forma rápida y eficiente. Este módulo ayuda a mantener un mejor control de los productos vendidos y reduce errores en los registros realizados manualmente.</w:t>
-      </w:r>
-    </w:p>
-    <w:p>
-      <w:pPr>
-        <w:rPr>
-          <w:rFonts w:ascii="Arial" w:hAnsi="Arial" w:cs="Arial"/>
-          <w:b/>
-          <w:sz w:val="24"/>
-          <w:szCs w:val="24"/>
-        </w:rPr>
-      </w:pPr>
-      <w:r>
-        <w:rPr>
-          <w:rFonts w:ascii="Arial" w:hAnsi="Arial" w:cs="Arial"/>
-          <w:b/>
-          <w:sz w:val="24"/>
-          <w:szCs w:val="24"/>
-        </w:rPr>
-        <w:t>Objetivo del Sistema:</w:t>
-      </w:r>
-    </w:p>
-    <w:p>
-      <w:pPr>
-        <w:pStyle w:val="NormalWeb"/>
-        <w:rPr>
-          <w:rFonts w:ascii="Arial" w:hAnsi="Arial" w:cs="Arial"/>
-        </w:rPr>
-      </w:pPr>
-      <w:r>
-        <w:rPr>
-          <w:rFonts w:ascii="Arial" w:hAnsi="Arial" w:cs="Arial"/>
-        </w:rPr>
-        <w:t>El propósito principal de este módulo es registrar y gestionar las ventas realizadas mediante un formulario que recopila la información necesaria para llevar un control adecuado de cada transacción. Esto permite mejorar la organización de los datos, agilizar el proceso de venta y mantener un historial ordenado dentro del sistema.</w:t>
-      </w:r>
-    </w:p>
-    <w:p>
-      <w:pPr>
-        <w:pStyle w:val="Ttulo1"/>
-        <w:rPr>
-          <w:rFonts w:ascii="Arial" w:hAnsi="Arial" w:cs="Arial"/>
-          <w:b/>
-          <w:sz w:val="28"/>
-          <w:szCs w:val="28"/>
-        </w:rPr>
-      </w:pPr>
-      <w:r>
-        <w:rPr>
-          <w:rFonts w:ascii="Arial" w:hAnsi="Arial" w:cs="Arial"/>
+          <w:noProof/>
           <w:color w:val="000000" w:themeColor="text1"/>
           <w:sz w:val="24"/>
           <w:szCs w:val="24"/>
         </w:rPr>
         <w:drawing>
-          <wp:anchor distT="0" distB="0" distL="114300" distR="114300" simplePos="0" relativeHeight="251661824" behindDoc="1" locked="0" layoutInCell="1" allowOverlap="1" wp14:anchorId="5A35206A" wp14:editId="02AD7006">
+          <wp:anchor distT="0" distB="0" distL="114300" distR="114300" simplePos="0" relativeHeight="251660288" behindDoc="1" locked="0" layoutInCell="1" allowOverlap="1" wp14:anchorId="5A35206A" wp14:editId="02AD7006">
             <wp:simplePos x="0" y="0"/>
             <wp:positionH relativeFrom="margin">
               <wp:align>right</wp:align>
@@ -2545,7 +2514,7 @@
       </w:r>
       <w:r>
         <w:rPr>
-          <w:rStyle w:val="Textoennegrita"/>
+          <w:rStyle w:val="Fuerte"/>
           <w:rFonts w:ascii="Arial" w:hAnsi="Arial" w:cs="Arial"/>
         </w:rPr>
         <w:t>Producto:</w:t>
@@ -2572,7 +2541,7 @@
       </w:r>
       <w:r>
         <w:rPr>
-          <w:rStyle w:val="Textoennegrita"/>
+          <w:rStyle w:val="Fuerte"/>
           <w:rFonts w:ascii="Arial" w:hAnsi="Arial" w:cs="Arial"/>
         </w:rPr>
         <w:t>Precio:</w:t>
@@ -2581,15 +2550,7 @@
         <w:rPr>
           <w:rFonts w:ascii="Arial" w:hAnsi="Arial" w:cs="Arial"/>
         </w:rPr>
-        <w:t xml:space="preserve"> Este apartado muestra el </w:t>
-      </w:r>
-      <w:bookmarkStart w:id="0" w:name="_GoBack"/>
-      <w:bookmarkEnd w:id="0"/>
-      <w:r>
-        <w:rPr>
-          <w:rFonts w:ascii="Arial" w:hAnsi="Arial" w:cs="Arial"/>
-        </w:rPr>
-        <w:t>valor económico correspondiente al producto seleccionado, permitiendo al usuario conocer el costo del artículo.</w:t>
+        <w:t xml:space="preserve"> Este apartado muestra el valor económico correspondiente al producto seleccionado, permitiendo al usuario conocer el costo del artículo.</w:t>
       </w:r>
     </w:p>
     <w:p>
@@ -2607,7 +2568,7 @@
       </w:r>
       <w:r>
         <w:rPr>
-          <w:rStyle w:val="Textoennegrita"/>
+          <w:rStyle w:val="Fuerte"/>
           <w:rFonts w:ascii="Arial" w:hAnsi="Arial" w:cs="Arial"/>
         </w:rPr>
         <w:t>Cantidad:</w:t>
@@ -2634,7 +2595,7 @@
       </w:r>
       <w:r>
         <w:rPr>
-          <w:rStyle w:val="Textoennegrita"/>
+          <w:rStyle w:val="Fuerte"/>
           <w:rFonts w:ascii="Arial" w:hAnsi="Arial" w:cs="Arial"/>
         </w:rPr>
         <w:t>Total:</w:t>
@@ -2675,7 +2636,7 @@
 </file>
 
 <file path=word/endnotes.xml><?xml version="1.0" encoding="utf-8"?>
-<w:endnotes xmlns:wpc="http://schemas.microsoft.com/office/word/2010/wordprocessingCanvas" xmlns:cx="http://schemas.microsoft.com/office/drawing/2014/chartex" xmlns:mc="http://schemas.openxmlformats.org/markup-compatibility/2006" xmlns:o="urn:schemas-microsoft-com:office:office" xmlns:r="http://schemas.openxmlformats.org/officeDocument/2006/relationships" xmlns:m="http://schemas.openxmlformats.org/officeDocument/2006/math" xmlns:v="urn:schemas-microsoft-com:vml" xmlns:wp14="http://schemas.microsoft.com/office/word/2010/wordprocessingDrawing" xmlns:wp="http://schemas.openxmlformats.org/drawingml/2006/wordprocessingDrawing" xmlns:w10="urn:schemas-microsoft-com:office:word" xmlns:w="http://schemas.openxmlformats.org/wordprocessingml/2006/main" xmlns:w14="http://schemas.microsoft.com/office/word/2010/wordml" xmlns:w15="http://schemas.microsoft.com/office/word/2012/wordml" xmlns:w16se="http://schemas.microsoft.com/office/word/2015/wordml/symex" xmlns:wpg="http://schemas.microsoft.com/office/word/2010/wordprocessingGroup" xmlns:wpi="http://schemas.microsoft.com/office/word/2010/wordprocessingInk" xmlns:wne="http://schemas.microsoft.com/office/word/2006/wordml" xmlns:wps="http://schemas.microsoft.com/office/word/2010/wordprocessingShape" mc:Ignorable="w14 w15 w16se wp14">
+<w:endnotes xmlns:wpc="http://schemas.microsoft.com/office/word/2010/wordprocessingCanvas" xmlns:cx="http://schemas.microsoft.com/office/drawing/2014/chartex" xmlns:cx1="http://schemas.microsoft.com/office/drawing/2015/9/8/chartex" xmlns:cx2="http://schemas.microsoft.com/office/drawing/2015/10/21/chartex" xmlns:cx3="http://schemas.microsoft.com/office/drawing/2016/5/9/chartex" xmlns:cx4="http://schemas.microsoft.com/office/drawing/2016/5/10/chartex" xmlns:cx5="http://schemas.microsoft.com/office/drawing/2016/5/11/chartex" xmlns:cx6="http://schemas.microsoft.com/office/drawing/2016/5/12/chartex" xmlns:cx7="http://schemas.microsoft.com/office/drawing/2016/5/13/chartex" xmlns:cx8="http://schemas.microsoft.com/office/drawing/2016/5/14/chartex" xmlns:mc="http://schemas.openxmlformats.org/markup-compatibility/2006" xmlns:aink="http://schemas.microsoft.com/office/drawing/2016/ink" xmlns:am3d="http://schemas.microsoft.com/office/drawing/2017/model3d" xmlns:o="urn:schemas-microsoft-com:office:office" xmlns:oel="http://schemas.microsoft.com/office/2019/extlst" xmlns:r="http://schemas.openxmlformats.org/officeDocument/2006/relationships" xmlns:m="http://schemas.openxmlformats.org/officeDocument/2006/math" xmlns:v="urn:schemas-microsoft-com:vml" xmlns:wp14="http://schemas.microsoft.com/office/word/2010/wordprocessingDrawing" xmlns:wp="http://schemas.openxmlformats.org/drawingml/2006/wordprocessingDrawing" xmlns:w10="urn:schemas-microsoft-com:office:word" xmlns:w="http://schemas.openxmlformats.org/wordprocessingml/2006/main" xmlns:w14="http://schemas.microsoft.com/office/word/2010/wordml" xmlns:w15="http://schemas.microsoft.com/office/word/2012/wordml" xmlns:w16cex="http://schemas.microsoft.com/office/word/2018/wordml/cex" xmlns:w16cid="http://schemas.microsoft.com/office/word/2016/wordml/cid" xmlns:w16="http://schemas.microsoft.com/office/word/2018/wordml" xmlns:w16du="http://schemas.microsoft.com/office/word/2023/wordml/word16du" xmlns:w16sdtdh="http://schemas.microsoft.com/office/word/2020/wordml/sdtdatahash" xmlns:w16sdtfl="http://schemas.microsoft.com/office/word/2024/wordml/sdtformatlock" xmlns:w16se="http://schemas.microsoft.com/office/word/2015/wordml/symex" xmlns:wpg="http://schemas.microsoft.com/office/word/2010/wordprocessingGroup" xmlns:wpi="http://schemas.microsoft.com/office/word/2010/wordprocessingInk" xmlns:wne="http://schemas.microsoft.com/office/word/2006/wordml" xmlns:wps="http://schemas.microsoft.com/office/word/2010/wordprocessingShape" mc:Ignorable="w14 w15 w16se w16cid w16 w16cex w16sdtdh w16sdtfl w16du wp14">
   <w:endnote w:type="separator" w:id="-1">
     <w:p>
       <w:pPr>
@@ -2700,7 +2661,7 @@
 </file>
 
 <file path=word/footer1.xml><?xml version="1.0" encoding="utf-8"?>
-<w:ftr xmlns:wpc="http://schemas.microsoft.com/office/word/2010/wordprocessingCanvas" xmlns:cx="http://schemas.microsoft.com/office/drawing/2014/chartex" xmlns:mc="http://schemas.openxmlformats.org/markup-compatibility/2006" xmlns:o="urn:schemas-microsoft-com:office:office" xmlns:r="http://schemas.openxmlformats.org/officeDocument/2006/relationships" xmlns:m="http://schemas.openxmlformats.org/officeDocument/2006/math" xmlns:v="urn:schemas-microsoft-com:vml" xmlns:wp14="http://schemas.microsoft.com/office/word/2010/wordprocessingDrawing" xmlns:wp="http://schemas.openxmlformats.org/drawingml/2006/wordprocessingDrawing" xmlns:w10="urn:schemas-microsoft-com:office:word" xmlns:w="http://schemas.openxmlformats.org/wordprocessingml/2006/main" xmlns:w14="http://schemas.microsoft.com/office/word/2010/wordml" xmlns:w15="http://schemas.microsoft.com/office/word/2012/wordml" xmlns:w16se="http://schemas.microsoft.com/office/word/2015/wordml/symex" xmlns:wpg="http://schemas.microsoft.com/office/word/2010/wordprocessingGroup" xmlns:wpi="http://schemas.microsoft.com/office/word/2010/wordprocessingInk" xmlns:wne="http://schemas.microsoft.com/office/word/2006/wordml" xmlns:wps="http://schemas.microsoft.com/office/word/2010/wordprocessingShape" mc:Ignorable="w14 w15 w16se wp14">
+<w:ftr xmlns:wpc="http://schemas.microsoft.com/office/word/2010/wordprocessingCanvas" xmlns:cx="http://schemas.microsoft.com/office/drawing/2014/chartex" xmlns:cx1="http://schemas.microsoft.com/office/drawing/2015/9/8/chartex" xmlns:cx2="http://schemas.microsoft.com/office/drawing/2015/10/21/chartex" xmlns:cx3="http://schemas.microsoft.com/office/drawing/2016/5/9/chartex" xmlns:cx4="http://schemas.microsoft.com/office/drawing/2016/5/10/chartex" xmlns:cx5="http://schemas.microsoft.com/office/drawing/2016/5/11/chartex" xmlns:cx6="http://schemas.microsoft.com/office/drawing/2016/5/12/chartex" xmlns:cx7="http://schemas.microsoft.com/office/drawing/2016/5/13/chartex" xmlns:cx8="http://schemas.microsoft.com/office/drawing/2016/5/14/chartex" xmlns:mc="http://schemas.openxmlformats.org/markup-compatibility/2006" xmlns:aink="http://schemas.microsoft.com/office/drawing/2016/ink" xmlns:am3d="http://schemas.microsoft.com/office/drawing/2017/model3d" xmlns:o="urn:schemas-microsoft-com:office:office" xmlns:oel="http://schemas.microsoft.com/office/2019/extlst" xmlns:r="http://schemas.openxmlformats.org/officeDocument/2006/relationships" xmlns:m="http://schemas.openxmlformats.org/officeDocument/2006/math" xmlns:v="urn:schemas-microsoft-com:vml" xmlns:wp14="http://schemas.microsoft.com/office/word/2010/wordprocessingDrawing" xmlns:wp="http://schemas.openxmlformats.org/drawingml/2006/wordprocessingDrawing" xmlns:w10="urn:schemas-microsoft-com:office:word" xmlns:w="http://schemas.openxmlformats.org/wordprocessingml/2006/main" xmlns:w14="http://schemas.microsoft.com/office/word/2010/wordml" xmlns:w15="http://schemas.microsoft.com/office/word/2012/wordml" xmlns:w16cex="http://schemas.microsoft.com/office/word/2018/wordml/cex" xmlns:w16cid="http://schemas.microsoft.com/office/word/2016/wordml/cid" xmlns:w16="http://schemas.microsoft.com/office/word/2018/wordml" xmlns:w16du="http://schemas.microsoft.com/office/word/2023/wordml/word16du" xmlns:w16sdtdh="http://schemas.microsoft.com/office/word/2020/wordml/sdtdatahash" xmlns:w16sdtfl="http://schemas.microsoft.com/office/word/2024/wordml/sdtformatlock" xmlns:w16se="http://schemas.microsoft.com/office/word/2015/wordml/symex" xmlns:wpg="http://schemas.microsoft.com/office/word/2010/wordprocessingGroup" xmlns:wpi="http://schemas.microsoft.com/office/word/2010/wordprocessingInk" xmlns:wne="http://schemas.microsoft.com/office/word/2006/wordml" xmlns:wps="http://schemas.microsoft.com/office/word/2010/wordprocessingShape" mc:Ignorable="w14 w15 w16se w16cid w16 w16cex w16sdtdh w16sdtfl w16du wp14">
   <w:p>
     <w:pPr>
       <w:pStyle w:val="Piedepgina"/>
@@ -2710,7 +2671,7 @@
 </file>
 
 <file path=word/footer2.xml><?xml version="1.0" encoding="utf-8"?>
-<w:ftr xmlns:wpc="http://schemas.microsoft.com/office/word/2010/wordprocessingCanvas" xmlns:cx="http://schemas.microsoft.com/office/drawing/2014/chartex" xmlns:mc="http://schemas.openxmlformats.org/markup-compatibility/2006" xmlns:o="urn:schemas-microsoft-com:office:office" xmlns:r="http://schemas.openxmlformats.org/officeDocument/2006/relationships" xmlns:m="http://schemas.openxmlformats.org/officeDocument/2006/math" xmlns:v="urn:schemas-microsoft-com:vml" xmlns:wp14="http://schemas.microsoft.com/office/word/2010/wordprocessingDrawing" xmlns:wp="http://schemas.openxmlformats.org/drawingml/2006/wordprocessingDrawing" xmlns:w10="urn:schemas-microsoft-com:office:word" xmlns:w="http://schemas.openxmlformats.org/wordprocessingml/2006/main" xmlns:w14="http://schemas.microsoft.com/office/word/2010/wordml" xmlns:w15="http://schemas.microsoft.com/office/word/2012/wordml" xmlns:w16se="http://schemas.microsoft.com/office/word/2015/wordml/symex" xmlns:wpg="http://schemas.microsoft.com/office/word/2010/wordprocessingGroup" xmlns:wpi="http://schemas.microsoft.com/office/word/2010/wordprocessingInk" xmlns:wne="http://schemas.microsoft.com/office/word/2006/wordml" xmlns:wps="http://schemas.microsoft.com/office/word/2010/wordprocessingShape" mc:Ignorable="w14 w15 w16se wp14">
+<w:ftr xmlns:wpc="http://schemas.microsoft.com/office/word/2010/wordprocessingCanvas" xmlns:cx="http://schemas.microsoft.com/office/drawing/2014/chartex" xmlns:cx1="http://schemas.microsoft.com/office/drawing/2015/9/8/chartex" xmlns:cx2="http://schemas.microsoft.com/office/drawing/2015/10/21/chartex" xmlns:cx3="http://schemas.microsoft.com/office/drawing/2016/5/9/chartex" xmlns:cx4="http://schemas.microsoft.com/office/drawing/2016/5/10/chartex" xmlns:cx5="http://schemas.microsoft.com/office/drawing/2016/5/11/chartex" xmlns:cx6="http://schemas.microsoft.com/office/drawing/2016/5/12/chartex" xmlns:cx7="http://schemas.microsoft.com/office/drawing/2016/5/13/chartex" xmlns:cx8="http://schemas.microsoft.com/office/drawing/2016/5/14/chartex" xmlns:mc="http://schemas.openxmlformats.org/markup-compatibility/2006" xmlns:aink="http://schemas.microsoft.com/office/drawing/2016/ink" xmlns:am3d="http://schemas.microsoft.com/office/drawing/2017/model3d" xmlns:o="urn:schemas-microsoft-com:office:office" xmlns:oel="http://schemas.microsoft.com/office/2019/extlst" xmlns:r="http://schemas.openxmlformats.org/officeDocument/2006/relationships" xmlns:m="http://schemas.openxmlformats.org/officeDocument/2006/math" xmlns:v="urn:schemas-microsoft-com:vml" xmlns:wp14="http://schemas.microsoft.com/office/word/2010/wordprocessingDrawing" xmlns:wp="http://schemas.openxmlformats.org/drawingml/2006/wordprocessingDrawing" xmlns:w10="urn:schemas-microsoft-com:office:word" xmlns:w="http://schemas.openxmlformats.org/wordprocessingml/2006/main" xmlns:w14="http://schemas.microsoft.com/office/word/2010/wordml" xmlns:w15="http://schemas.microsoft.com/office/word/2012/wordml" xmlns:w16cex="http://schemas.microsoft.com/office/word/2018/wordml/cex" xmlns:w16cid="http://schemas.microsoft.com/office/word/2016/wordml/cid" xmlns:w16="http://schemas.microsoft.com/office/word/2018/wordml" xmlns:w16du="http://schemas.microsoft.com/office/word/2023/wordml/word16du" xmlns:w16sdtdh="http://schemas.microsoft.com/office/word/2020/wordml/sdtdatahash" xmlns:w16sdtfl="http://schemas.microsoft.com/office/word/2024/wordml/sdtformatlock" xmlns:w16se="http://schemas.microsoft.com/office/word/2015/wordml/symex" xmlns:wpg="http://schemas.microsoft.com/office/word/2010/wordprocessingGroup" xmlns:wpi="http://schemas.microsoft.com/office/word/2010/wordprocessingInk" xmlns:wne="http://schemas.microsoft.com/office/word/2006/wordml" xmlns:wps="http://schemas.microsoft.com/office/word/2010/wordprocessingShape" mc:Ignorable="w14 w15 w16se w16cid w16 w16cex w16sdtdh w16sdtfl w16du wp14">
   <w:tbl>
     <w:tblPr>
       <w:tblW w:w="5000" w:type="pct"/>
@@ -2757,7 +2718,6 @@
             <w:dataBinding w:prefixMappings="xmlns:ns0='http://purl.org/dc/elements/1.1/' xmlns:ns1='http://schemas.openxmlformats.org/package/2006/metadata/core-properties' " w:xpath="/ns1:coreProperties[1]/ns0:creator[1]" w:storeItemID="{6C3C8BC8-F283-45AE-878A-BAB7291924A1}"/>
             <w:text/>
           </w:sdtPr>
-          <w:sdtEndPr/>
           <w:sdtContent>
             <w:p>
               <w:pPr>
@@ -2841,7 +2801,7 @@
 </file>
 
 <file path=word/footer3.xml><?xml version="1.0" encoding="utf-8"?>
-<w:ftr xmlns:wpc="http://schemas.microsoft.com/office/word/2010/wordprocessingCanvas" xmlns:cx="http://schemas.microsoft.com/office/drawing/2014/chartex" xmlns:mc="http://schemas.openxmlformats.org/markup-compatibility/2006" xmlns:o="urn:schemas-microsoft-com:office:office" xmlns:r="http://schemas.openxmlformats.org/officeDocument/2006/relationships" xmlns:m="http://schemas.openxmlformats.org/officeDocument/2006/math" xmlns:v="urn:schemas-microsoft-com:vml" xmlns:wp14="http://schemas.microsoft.com/office/word/2010/wordprocessingDrawing" xmlns:wp="http://schemas.openxmlformats.org/drawingml/2006/wordprocessingDrawing" xmlns:w10="urn:schemas-microsoft-com:office:word" xmlns:w="http://schemas.openxmlformats.org/wordprocessingml/2006/main" xmlns:w14="http://schemas.microsoft.com/office/word/2010/wordml" xmlns:w15="http://schemas.microsoft.com/office/word/2012/wordml" xmlns:w16se="http://schemas.microsoft.com/office/word/2015/wordml/symex" xmlns:wpg="http://schemas.microsoft.com/office/word/2010/wordprocessingGroup" xmlns:wpi="http://schemas.microsoft.com/office/word/2010/wordprocessingInk" xmlns:wne="http://schemas.microsoft.com/office/word/2006/wordml" xmlns:wps="http://schemas.microsoft.com/office/word/2010/wordprocessingShape" mc:Ignorable="w14 w15 w16se wp14">
+<w:ftr xmlns:wpc="http://schemas.microsoft.com/office/word/2010/wordprocessingCanvas" xmlns:cx="http://schemas.microsoft.com/office/drawing/2014/chartex" xmlns:cx1="http://schemas.microsoft.com/office/drawing/2015/9/8/chartex" xmlns:cx2="http://schemas.microsoft.com/office/drawing/2015/10/21/chartex" xmlns:cx3="http://schemas.microsoft.com/office/drawing/2016/5/9/chartex" xmlns:cx4="http://schemas.microsoft.com/office/drawing/2016/5/10/chartex" xmlns:cx5="http://schemas.microsoft.com/office/drawing/2016/5/11/chartex" xmlns:cx6="http://schemas.microsoft.com/office/drawing/2016/5/12/chartex" xmlns:cx7="http://schemas.microsoft.com/office/drawing/2016/5/13/chartex" xmlns:cx8="http://schemas.microsoft.com/office/drawing/2016/5/14/chartex" xmlns:mc="http://schemas.openxmlformats.org/markup-compatibility/2006" xmlns:aink="http://schemas.microsoft.com/office/drawing/2016/ink" xmlns:am3d="http://schemas.microsoft.com/office/drawing/2017/model3d" xmlns:o="urn:schemas-microsoft-com:office:office" xmlns:oel="http://schemas.microsoft.com/office/2019/extlst" xmlns:r="http://schemas.openxmlformats.org/officeDocument/2006/relationships" xmlns:m="http://schemas.openxmlformats.org/officeDocument/2006/math" xmlns:v="urn:schemas-microsoft-com:vml" xmlns:wp14="http://schemas.microsoft.com/office/word/2010/wordprocessingDrawing" xmlns:wp="http://schemas.openxmlformats.org/drawingml/2006/wordprocessingDrawing" xmlns:w10="urn:schemas-microsoft-com:office:word" xmlns:w="http://schemas.openxmlformats.org/wordprocessingml/2006/main" xmlns:w14="http://schemas.microsoft.com/office/word/2010/wordml" xmlns:w15="http://schemas.microsoft.com/office/word/2012/wordml" xmlns:w16cex="http://schemas.microsoft.com/office/word/2018/wordml/cex" xmlns:w16cid="http://schemas.microsoft.com/office/word/2016/wordml/cid" xmlns:w16="http://schemas.microsoft.com/office/word/2018/wordml" xmlns:w16du="http://schemas.microsoft.com/office/word/2023/wordml/word16du" xmlns:w16sdtdh="http://schemas.microsoft.com/office/word/2020/wordml/sdtdatahash" xmlns:w16sdtfl="http://schemas.microsoft.com/office/word/2024/wordml/sdtformatlock" xmlns:w16se="http://schemas.microsoft.com/office/word/2015/wordml/symex" xmlns:wpg="http://schemas.microsoft.com/office/word/2010/wordprocessingGroup" xmlns:wpi="http://schemas.microsoft.com/office/word/2010/wordprocessingInk" xmlns:wne="http://schemas.microsoft.com/office/word/2006/wordml" xmlns:wps="http://schemas.microsoft.com/office/word/2010/wordprocessingShape" mc:Ignorable="w14 w15 w16se w16cid w16 w16cex w16sdtdh w16sdtfl w16du wp14">
   <w:p>
     <w:pPr>
       <w:pStyle w:val="Piedepgina"/>
@@ -2851,7 +2811,7 @@
 </file>
 
 <file path=word/footnotes.xml><?xml version="1.0" encoding="utf-8"?>
-<w:footnotes xmlns:wpc="http://schemas.microsoft.com/office/word/2010/wordprocessingCanvas" xmlns:cx="http://schemas.microsoft.com/office/drawing/2014/chartex" xmlns:mc="http://schemas.openxmlformats.org/markup-compatibility/2006" xmlns:o="urn:schemas-microsoft-com:office:office" xmlns:r="http://schemas.openxmlformats.org/officeDocument/2006/relationships" xmlns:m="http://schemas.openxmlformats.org/officeDocument/2006/math" xmlns:v="urn:schemas-microsoft-com:vml" xmlns:wp14="http://schemas.microsoft.com/office/word/2010/wordprocessingDrawing" xmlns:wp="http://schemas.openxmlformats.org/drawingml/2006/wordprocessingDrawing" xmlns:w10="urn:schemas-microsoft-com:office:word" xmlns:w="http://schemas.openxmlformats.org/wordprocessingml/2006/main" xmlns:w14="http://schemas.microsoft.com/office/word/2010/wordml" xmlns:w15="http://schemas.microsoft.com/office/word/2012/wordml" xmlns:w16se="http://schemas.microsoft.com/office/word/2015/wordml/symex" xmlns:wpg="http://schemas.microsoft.com/office/word/2010/wordprocessingGroup" xmlns:wpi="http://schemas.microsoft.com/office/word/2010/wordprocessingInk" xmlns:wne="http://schemas.microsoft.com/office/word/2006/wordml" xmlns:wps="http://schemas.microsoft.com/office/word/2010/wordprocessingShape" mc:Ignorable="w14 w15 w16se wp14">
+<w:footnotes xmlns:wpc="http://schemas.microsoft.com/office/word/2010/wordprocessingCanvas" xmlns:cx="http://schemas.microsoft.com/office/drawing/2014/chartex" xmlns:cx1="http://schemas.microsoft.com/office/drawing/2015/9/8/chartex" xmlns:cx2="http://schemas.microsoft.com/office/drawing/2015/10/21/chartex" xmlns:cx3="http://schemas.microsoft.com/office/drawing/2016/5/9/chartex" xmlns:cx4="http://schemas.microsoft.com/office/drawing/2016/5/10/chartex" xmlns:cx5="http://schemas.microsoft.com/office/drawing/2016/5/11/chartex" xmlns:cx6="http://schemas.microsoft.com/office/drawing/2016/5/12/chartex" xmlns:cx7="http://schemas.microsoft.com/office/drawing/2016/5/13/chartex" xmlns:cx8="http://schemas.microsoft.com/office/drawing/2016/5/14/chartex" xmlns:mc="http://schemas.openxmlformats.org/markup-compatibility/2006" xmlns:aink="http://schemas.microsoft.com/office/drawing/2016/ink" xmlns:am3d="http://schemas.microsoft.com/office/drawing/2017/model3d" xmlns:o="urn:schemas-microsoft-com:office:office" xmlns:oel="http://schemas.microsoft.com/office/2019/extlst" xmlns:r="http://schemas.openxmlformats.org/officeDocument/2006/relationships" xmlns:m="http://schemas.openxmlformats.org/officeDocument/2006/math" xmlns:v="urn:schemas-microsoft-com:vml" xmlns:wp14="http://schemas.microsoft.com/office/word/2010/wordprocessingDrawing" xmlns:wp="http://schemas.openxmlformats.org/drawingml/2006/wordprocessingDrawing" xmlns:w10="urn:schemas-microsoft-com:office:word" xmlns:w="http://schemas.openxmlformats.org/wordprocessingml/2006/main" xmlns:w14="http://schemas.microsoft.com/office/word/2010/wordml" xmlns:w15="http://schemas.microsoft.com/office/word/2012/wordml" xmlns:w16cex="http://schemas.microsoft.com/office/word/2018/wordml/cex" xmlns:w16cid="http://schemas.microsoft.com/office/word/2016/wordml/cid" xmlns:w16="http://schemas.microsoft.com/office/word/2018/wordml" xmlns:w16du="http://schemas.microsoft.com/office/word/2023/wordml/word16du" xmlns:w16sdtdh="http://schemas.microsoft.com/office/word/2020/wordml/sdtdatahash" xmlns:w16sdtfl="http://schemas.microsoft.com/office/word/2024/wordml/sdtformatlock" xmlns:w16se="http://schemas.microsoft.com/office/word/2015/wordml/symex" xmlns:wpg="http://schemas.microsoft.com/office/word/2010/wordprocessingGroup" xmlns:wpi="http://schemas.microsoft.com/office/word/2010/wordprocessingInk" xmlns:wne="http://schemas.microsoft.com/office/word/2006/wordml" xmlns:wps="http://schemas.microsoft.com/office/word/2010/wordprocessingShape" mc:Ignorable="w14 w15 w16se w16cid w16 w16cex w16sdtdh w16sdtfl w16du wp14">
   <w:footnote w:type="separator" w:id="-1">
     <w:p>
       <w:pPr>
@@ -2876,7 +2836,7 @@
 </file>
 
 <file path=word/header1.xml><?xml version="1.0" encoding="utf-8"?>
-<w:hdr xmlns:wpc="http://schemas.microsoft.com/office/word/2010/wordprocessingCanvas" xmlns:cx="http://schemas.microsoft.com/office/drawing/2014/chartex" xmlns:mc="http://schemas.openxmlformats.org/markup-compatibility/2006" xmlns:o="urn:schemas-microsoft-com:office:office" xmlns:r="http://schemas.openxmlformats.org/officeDocument/2006/relationships" xmlns:m="http://schemas.openxmlformats.org/officeDocument/2006/math" xmlns:v="urn:schemas-microsoft-com:vml" xmlns:wp14="http://schemas.microsoft.com/office/word/2010/wordprocessingDrawing" xmlns:wp="http://schemas.openxmlformats.org/drawingml/2006/wordprocessingDrawing" xmlns:w10="urn:schemas-microsoft-com:office:word" xmlns:w="http://schemas.openxmlformats.org/wordprocessingml/2006/main" xmlns:w14="http://schemas.microsoft.com/office/word/2010/wordml" xmlns:w15="http://schemas.microsoft.com/office/word/2012/wordml" xmlns:w16se="http://schemas.microsoft.com/office/word/2015/wordml/symex" xmlns:wpg="http://schemas.microsoft.com/office/word/2010/wordprocessingGroup" xmlns:wpi="http://schemas.microsoft.com/office/word/2010/wordprocessingInk" xmlns:wne="http://schemas.microsoft.com/office/word/2006/wordml" xmlns:wps="http://schemas.microsoft.com/office/word/2010/wordprocessingShape" mc:Ignorable="w14 w15 w16se wp14">
+<w:hdr xmlns:wpc="http://schemas.microsoft.com/office/word/2010/wordprocessingCanvas" xmlns:cx="http://schemas.microsoft.com/office/drawing/2014/chartex" xmlns:cx1="http://schemas.microsoft.com/office/drawing/2015/9/8/chartex" xmlns:cx2="http://schemas.microsoft.com/office/drawing/2015/10/21/chartex" xmlns:cx3="http://schemas.microsoft.com/office/drawing/2016/5/9/chartex" xmlns:cx4="http://schemas.microsoft.com/office/drawing/2016/5/10/chartex" xmlns:cx5="http://schemas.microsoft.com/office/drawing/2016/5/11/chartex" xmlns:cx6="http://schemas.microsoft.com/office/drawing/2016/5/12/chartex" xmlns:cx7="http://schemas.microsoft.com/office/drawing/2016/5/13/chartex" xmlns:cx8="http://schemas.microsoft.com/office/drawing/2016/5/14/chartex" xmlns:mc="http://schemas.openxmlformats.org/markup-compatibility/2006" xmlns:aink="http://schemas.microsoft.com/office/drawing/2016/ink" xmlns:am3d="http://schemas.microsoft.com/office/drawing/2017/model3d" xmlns:o="urn:schemas-microsoft-com:office:office" xmlns:oel="http://schemas.microsoft.com/office/2019/extlst" xmlns:r="http://schemas.openxmlformats.org/officeDocument/2006/relationships" xmlns:m="http://schemas.openxmlformats.org/officeDocument/2006/math" xmlns:v="urn:schemas-microsoft-com:vml" xmlns:wp14="http://schemas.microsoft.com/office/word/2010/wordprocessingDrawing" xmlns:wp="http://schemas.openxmlformats.org/drawingml/2006/wordprocessingDrawing" xmlns:w10="urn:schemas-microsoft-com:office:word" xmlns:w="http://schemas.openxmlformats.org/wordprocessingml/2006/main" xmlns:w14="http://schemas.microsoft.com/office/word/2010/wordml" xmlns:w15="http://schemas.microsoft.com/office/word/2012/wordml" xmlns:w16cex="http://schemas.microsoft.com/office/word/2018/wordml/cex" xmlns:w16cid="http://schemas.microsoft.com/office/word/2016/wordml/cid" xmlns:w16="http://schemas.microsoft.com/office/word/2018/wordml" xmlns:w16du="http://schemas.microsoft.com/office/word/2023/wordml/word16du" xmlns:w16sdtdh="http://schemas.microsoft.com/office/word/2020/wordml/sdtdatahash" xmlns:w16sdtfl="http://schemas.microsoft.com/office/word/2024/wordml/sdtformatlock" xmlns:w16se="http://schemas.microsoft.com/office/word/2015/wordml/symex" xmlns:wpg="http://schemas.microsoft.com/office/word/2010/wordprocessingGroup" xmlns:wpi="http://schemas.microsoft.com/office/word/2010/wordprocessingInk" xmlns:wne="http://schemas.microsoft.com/office/word/2006/wordml" xmlns:wps="http://schemas.microsoft.com/office/word/2010/wordprocessingShape" mc:Ignorable="w14 w15 w16se w16cid w16 w16cex w16sdtdh w16sdtfl w16du wp14">
   <w:p>
     <w:pPr>
       <w:pStyle w:val="Encabezado"/>
@@ -2906,7 +2866,7 @@
           <v:path o:extrusionok="f" gradientshapeok="t" o:connecttype="rect"/>
           <o:lock v:ext="edit" aspectratio="t"/>
         </v:shapetype>
-        <v:shape id="WordPictureWatermark3702829" o:spid="_x0000_s2053" type="#_x0000_t75" style="position:absolute;margin-left:0;margin-top:0;width:441.35pt;height:294.2pt;z-index:-251657216;mso-position-horizontal:center;mso-position-horizontal-relative:margin;mso-position-vertical:center;mso-position-vertical-relative:margin" o:allowincell="f">
+        <v:shape id="WordPictureWatermark3702829" o:spid="_x0000_s1029" type="#_x0000_t75" style="position:absolute;margin-left:0;margin-top:0;width:441.35pt;height:294.2pt;z-index:-251657216;mso-position-horizontal:center;mso-position-horizontal-relative:margin;mso-position-vertical:center;mso-position-vertical-relative:margin" o:allowincell="f">
           <v:imagedata r:id="rId1" o:title="Flag_of_Peru_(state)" gain="19661f" blacklevel="22938f"/>
           <w10:wrap anchorx="margin" anchory="margin"/>
         </v:shape>
@@ -2917,7 +2877,7 @@
 </file>
 
 <file path=word/header2.xml><?xml version="1.0" encoding="utf-8"?>
-<w:hdr xmlns:wpc="http://schemas.microsoft.com/office/word/2010/wordprocessingCanvas" xmlns:cx="http://schemas.microsoft.com/office/drawing/2014/chartex" xmlns:mc="http://schemas.openxmlformats.org/markup-compatibility/2006" xmlns:o="urn:schemas-microsoft-com:office:office" xmlns:r="http://schemas.openxmlformats.org/officeDocument/2006/relationships" xmlns:m="http://schemas.openxmlformats.org/officeDocument/2006/math" xmlns:v="urn:schemas-microsoft-com:vml" xmlns:wp14="http://schemas.microsoft.com/office/word/2010/wordprocessingDrawing" xmlns:wp="http://schemas.openxmlformats.org/drawingml/2006/wordprocessingDrawing" xmlns:w10="urn:schemas-microsoft-com:office:word" xmlns:w="http://schemas.openxmlformats.org/wordprocessingml/2006/main" xmlns:w14="http://schemas.microsoft.com/office/word/2010/wordml" xmlns:w15="http://schemas.microsoft.com/office/word/2012/wordml" xmlns:w16se="http://schemas.microsoft.com/office/word/2015/wordml/symex" xmlns:wpg="http://schemas.microsoft.com/office/word/2010/wordprocessingGroup" xmlns:wpi="http://schemas.microsoft.com/office/word/2010/wordprocessingInk" xmlns:wne="http://schemas.microsoft.com/office/word/2006/wordml" xmlns:wps="http://schemas.microsoft.com/office/word/2010/wordprocessingShape" mc:Ignorable="w14 w15 w16se wp14">
+<w:hdr xmlns:wpc="http://schemas.microsoft.com/office/word/2010/wordprocessingCanvas" xmlns:cx="http://schemas.microsoft.com/office/drawing/2014/chartex" xmlns:cx1="http://schemas.microsoft.com/office/drawing/2015/9/8/chartex" xmlns:cx2="http://schemas.microsoft.com/office/drawing/2015/10/21/chartex" xmlns:cx3="http://schemas.microsoft.com/office/drawing/2016/5/9/chartex" xmlns:cx4="http://schemas.microsoft.com/office/drawing/2016/5/10/chartex" xmlns:cx5="http://schemas.microsoft.com/office/drawing/2016/5/11/chartex" xmlns:cx6="http://schemas.microsoft.com/office/drawing/2016/5/12/chartex" xmlns:cx7="http://schemas.microsoft.com/office/drawing/2016/5/13/chartex" xmlns:cx8="http://schemas.microsoft.com/office/drawing/2016/5/14/chartex" xmlns:mc="http://schemas.openxmlformats.org/markup-compatibility/2006" xmlns:aink="http://schemas.microsoft.com/office/drawing/2016/ink" xmlns:am3d="http://schemas.microsoft.com/office/drawing/2017/model3d" xmlns:o="urn:schemas-microsoft-com:office:office" xmlns:oel="http://schemas.microsoft.com/office/2019/extlst" xmlns:r="http://schemas.openxmlformats.org/officeDocument/2006/relationships" xmlns:m="http://schemas.openxmlformats.org/officeDocument/2006/math" xmlns:v="urn:schemas-microsoft-com:vml" xmlns:wp14="http://schemas.microsoft.com/office/word/2010/wordprocessingDrawing" xmlns:wp="http://schemas.openxmlformats.org/drawingml/2006/wordprocessingDrawing" xmlns:w10="urn:schemas-microsoft-com:office:word" xmlns:w="http://schemas.openxmlformats.org/wordprocessingml/2006/main" xmlns:w14="http://schemas.microsoft.com/office/word/2010/wordml" xmlns:w15="http://schemas.microsoft.com/office/word/2012/wordml" xmlns:w16cex="http://schemas.microsoft.com/office/word/2018/wordml/cex" xmlns:w16cid="http://schemas.microsoft.com/office/word/2016/wordml/cid" xmlns:w16="http://schemas.microsoft.com/office/word/2018/wordml" xmlns:w16du="http://schemas.microsoft.com/office/word/2023/wordml/word16du" xmlns:w16sdtdh="http://schemas.microsoft.com/office/word/2020/wordml/sdtdatahash" xmlns:w16sdtfl="http://schemas.microsoft.com/office/word/2024/wordml/sdtformatlock" xmlns:w16se="http://schemas.microsoft.com/office/word/2015/wordml/symex" xmlns:wpg="http://schemas.microsoft.com/office/word/2010/wordprocessingGroup" xmlns:wpi="http://schemas.microsoft.com/office/word/2010/wordprocessingInk" xmlns:wne="http://schemas.microsoft.com/office/word/2006/wordml" xmlns:wps="http://schemas.microsoft.com/office/word/2010/wordprocessingShape" mc:Ignorable="w14 w15 w16se w16cid w16 w16cex w16sdtdh w16sdtfl w16du wp14">
   <w:tbl>
     <w:tblPr>
       <w:tblW w:w="5000" w:type="pct"/>
@@ -3018,7 +2978,7 @@
           <v:path o:extrusionok="f" gradientshapeok="t" o:connecttype="rect"/>
           <o:lock v:ext="edit" aspectratio="t"/>
         </v:shapetype>
-        <v:shape id="WordPictureWatermark3702830" o:spid="_x0000_s2054" type="#_x0000_t75" style="position:absolute;margin-left:0;margin-top:0;width:441.35pt;height:294.2pt;z-index:-251656192;mso-position-horizontal:center;mso-position-horizontal-relative:margin;mso-position-vertical:center;mso-position-vertical-relative:margin" o:allowincell="f">
+        <v:shape id="WordPictureWatermark3702830" o:spid="_x0000_s1030" type="#_x0000_t75" style="position:absolute;margin-left:0;margin-top:0;width:441.35pt;height:294.2pt;z-index:-251656192;mso-position-horizontal:center;mso-position-horizontal-relative:margin;mso-position-vertical:center;mso-position-vertical-relative:margin" o:allowincell="f">
           <v:imagedata r:id="rId1" o:title="Flag_of_Peru_(state)" gain="19661f" blacklevel="22938f"/>
           <w10:wrap anchorx="margin" anchory="margin"/>
         </v:shape>
@@ -3029,7 +2989,7 @@
 </file>
 
 <file path=word/header3.xml><?xml version="1.0" encoding="utf-8"?>
-<w:hdr xmlns:wpc="http://schemas.microsoft.com/office/word/2010/wordprocessingCanvas" xmlns:cx="http://schemas.microsoft.com/office/drawing/2014/chartex" xmlns:mc="http://schemas.openxmlformats.org/markup-compatibility/2006" xmlns:o="urn:schemas-microsoft-com:office:office" xmlns:r="http://schemas.openxmlformats.org/officeDocument/2006/relationships" xmlns:m="http://schemas.openxmlformats.org/officeDocument/2006/math" xmlns:v="urn:schemas-microsoft-com:vml" xmlns:wp14="http://schemas.microsoft.com/office/word/2010/wordprocessingDrawing" xmlns:wp="http://schemas.openxmlformats.org/drawingml/2006/wordprocessingDrawing" xmlns:w10="urn:schemas-microsoft-com:office:word" xmlns:w="http://schemas.openxmlformats.org/wordprocessingml/2006/main" xmlns:w14="http://schemas.microsoft.com/office/word/2010/wordml" xmlns:w15="http://schemas.microsoft.com/office/word/2012/wordml" xmlns:w16se="http://schemas.microsoft.com/office/word/2015/wordml/symex" xmlns:wpg="http://schemas.microsoft.com/office/word/2010/wordprocessingGroup" xmlns:wpi="http://schemas.microsoft.com/office/word/2010/wordprocessingInk" xmlns:wne="http://schemas.microsoft.com/office/word/2006/wordml" xmlns:wps="http://schemas.microsoft.com/office/word/2010/wordprocessingShape" mc:Ignorable="w14 w15 w16se wp14">
+<w:hdr xmlns:wpc="http://schemas.microsoft.com/office/word/2010/wordprocessingCanvas" xmlns:cx="http://schemas.microsoft.com/office/drawing/2014/chartex" xmlns:cx1="http://schemas.microsoft.com/office/drawing/2015/9/8/chartex" xmlns:cx2="http://schemas.microsoft.com/office/drawing/2015/10/21/chartex" xmlns:cx3="http://schemas.microsoft.com/office/drawing/2016/5/9/chartex" xmlns:cx4="http://schemas.microsoft.com/office/drawing/2016/5/10/chartex" xmlns:cx5="http://schemas.microsoft.com/office/drawing/2016/5/11/chartex" xmlns:cx6="http://schemas.microsoft.com/office/drawing/2016/5/12/chartex" xmlns:cx7="http://schemas.microsoft.com/office/drawing/2016/5/13/chartex" xmlns:cx8="http://schemas.microsoft.com/office/drawing/2016/5/14/chartex" xmlns:mc="http://schemas.openxmlformats.org/markup-compatibility/2006" xmlns:aink="http://schemas.microsoft.com/office/drawing/2016/ink" xmlns:am3d="http://schemas.microsoft.com/office/drawing/2017/model3d" xmlns:o="urn:schemas-microsoft-com:office:office" xmlns:oel="http://schemas.microsoft.com/office/2019/extlst" xmlns:r="http://schemas.openxmlformats.org/officeDocument/2006/relationships" xmlns:m="http://schemas.openxmlformats.org/officeDocument/2006/math" xmlns:v="urn:schemas-microsoft-com:vml" xmlns:wp14="http://schemas.microsoft.com/office/word/2010/wordprocessingDrawing" xmlns:wp="http://schemas.openxmlformats.org/drawingml/2006/wordprocessingDrawing" xmlns:w10="urn:schemas-microsoft-com:office:word" xmlns:w="http://schemas.openxmlformats.org/wordprocessingml/2006/main" xmlns:w14="http://schemas.microsoft.com/office/word/2010/wordml" xmlns:w15="http://schemas.microsoft.com/office/word/2012/wordml" xmlns:w16cex="http://schemas.microsoft.com/office/word/2018/wordml/cex" xmlns:w16cid="http://schemas.microsoft.com/office/word/2016/wordml/cid" xmlns:w16="http://schemas.microsoft.com/office/word/2018/wordml" xmlns:w16du="http://schemas.microsoft.com/office/word/2023/wordml/word16du" xmlns:w16sdtdh="http://schemas.microsoft.com/office/word/2020/wordml/sdtdatahash" xmlns:w16sdtfl="http://schemas.microsoft.com/office/word/2024/wordml/sdtformatlock" xmlns:w16se="http://schemas.microsoft.com/office/word/2015/wordml/symex" xmlns:wpg="http://schemas.microsoft.com/office/word/2010/wordprocessingGroup" xmlns:wpi="http://schemas.microsoft.com/office/word/2010/wordprocessingInk" xmlns:wne="http://schemas.microsoft.com/office/word/2006/wordml" xmlns:wps="http://schemas.microsoft.com/office/word/2010/wordprocessingShape" mc:Ignorable="w14 w15 w16se w16cid w16 w16cex w16sdtdh w16sdtfl w16du wp14">
   <w:p>
     <w:pPr>
       <w:pStyle w:val="Encabezado"/>
@@ -3059,7 +3019,7 @@
           <v:path o:extrusionok="f" gradientshapeok="t" o:connecttype="rect"/>
           <o:lock v:ext="edit" aspectratio="t"/>
         </v:shapetype>
-        <v:shape id="WordPictureWatermark3702828" o:spid="_x0000_s2052" type="#_x0000_t75" style="position:absolute;margin-left:0;margin-top:0;width:441.35pt;height:294.2pt;z-index:-251658240;mso-position-horizontal:center;mso-position-horizontal-relative:margin;mso-position-vertical:center;mso-position-vertical-relative:margin" o:allowincell="f">
+        <v:shape id="WordPictureWatermark3702828" o:spid="_x0000_s1028" type="#_x0000_t75" style="position:absolute;margin-left:0;margin-top:0;width:441.35pt;height:294.2pt;z-index:-251658240;mso-position-horizontal:center;mso-position-horizontal-relative:margin;mso-position-vertical:center;mso-position-vertical-relative:margin" o:allowincell="f">
           <v:imagedata r:id="rId1" o:title="Flag_of_Peru_(state)" gain="19661f" blacklevel="22938f"/>
           <w10:wrap anchorx="margin" anchory="margin"/>
         </v:shape>
@@ -3070,7 +3030,7 @@
 </file>
 
 <file path=word/numbering.xml><?xml version="1.0" encoding="utf-8"?>
-<w:numbering xmlns:wpc="http://schemas.microsoft.com/office/word/2010/wordprocessingCanvas" xmlns:cx="http://schemas.microsoft.com/office/drawing/2014/chartex" xmlns:mc="http://schemas.openxmlformats.org/markup-compatibility/2006" xmlns:o="urn:schemas-microsoft-com:office:office" xmlns:r="http://schemas.openxmlformats.org/officeDocument/2006/relationships" xmlns:m="http://schemas.openxmlformats.org/officeDocument/2006/math" xmlns:v="urn:schemas-microsoft-com:vml" xmlns:wp14="http://schemas.microsoft.com/office/word/2010/wordprocessingDrawing" xmlns:wp="http://schemas.openxmlformats.org/drawingml/2006/wordprocessingDrawing" xmlns:w10="urn:schemas-microsoft-com:office:word" xmlns:w="http://schemas.openxmlformats.org/wordprocessingml/2006/main" xmlns:w14="http://schemas.microsoft.com/office/word/2010/wordml" xmlns:w15="http://schemas.microsoft.com/office/word/2012/wordml" xmlns:w16se="http://schemas.microsoft.com/office/word/2015/wordml/symex" xmlns:wpg="http://schemas.microsoft.com/office/word/2010/wordprocessingGroup" xmlns:wpi="http://schemas.microsoft.com/office/word/2010/wordprocessingInk" xmlns:wne="http://schemas.microsoft.com/office/word/2006/wordml" xmlns:wps="http://schemas.microsoft.com/office/word/2010/wordprocessingShape" mc:Ignorable="w14 w15 w16se wp14">
+<w:numbering xmlns:wpc="http://schemas.microsoft.com/office/word/2010/wordprocessingCanvas" xmlns:cx="http://schemas.microsoft.com/office/drawing/2014/chartex" xmlns:cx1="http://schemas.microsoft.com/office/drawing/2015/9/8/chartex" xmlns:cx2="http://schemas.microsoft.com/office/drawing/2015/10/21/chartex" xmlns:cx3="http://schemas.microsoft.com/office/drawing/2016/5/9/chartex" xmlns:cx4="http://schemas.microsoft.com/office/drawing/2016/5/10/chartex" xmlns:cx5="http://schemas.microsoft.com/office/drawing/2016/5/11/chartex" xmlns:cx6="http://schemas.microsoft.com/office/drawing/2016/5/12/chartex" xmlns:cx7="http://schemas.microsoft.com/office/drawing/2016/5/13/chartex" xmlns:cx8="http://schemas.microsoft.com/office/drawing/2016/5/14/chartex" xmlns:mc="http://schemas.openxmlformats.org/markup-compatibility/2006" xmlns:aink="http://schemas.microsoft.com/office/drawing/2016/ink" xmlns:am3d="http://schemas.microsoft.com/office/drawing/2017/model3d" xmlns:o="urn:schemas-microsoft-com:office:office" xmlns:oel="http://schemas.microsoft.com/office/2019/extlst" xmlns:r="http://schemas.openxmlformats.org/officeDocument/2006/relationships" xmlns:m="http://schemas.openxmlformats.org/officeDocument/2006/math" xmlns:v="urn:schemas-microsoft-com:vml" xmlns:wp14="http://schemas.microsoft.com/office/word/2010/wordprocessingDrawing" xmlns:wp="http://schemas.openxmlformats.org/drawingml/2006/wordprocessingDrawing" xmlns:w10="urn:schemas-microsoft-com:office:word" xmlns:w="http://schemas.openxmlformats.org/wordprocessingml/2006/main" xmlns:w14="http://schemas.microsoft.com/office/word/2010/wordml" xmlns:w15="http://schemas.microsoft.com/office/word/2012/wordml" xmlns:w16cex="http://schemas.microsoft.com/office/word/2018/wordml/cex" xmlns:w16cid="http://schemas.microsoft.com/office/word/2016/wordml/cid" xmlns:w16="http://schemas.microsoft.com/office/word/2018/wordml" xmlns:w16du="http://schemas.microsoft.com/office/word/2023/wordml/word16du" xmlns:w16sdtdh="http://schemas.microsoft.com/office/word/2020/wordml/sdtdatahash" xmlns:w16sdtfl="http://schemas.microsoft.com/office/word/2024/wordml/sdtformatlock" xmlns:w16se="http://schemas.microsoft.com/office/word/2015/wordml/symex" xmlns:wpg="http://schemas.microsoft.com/office/word/2010/wordprocessingGroup" xmlns:wpi="http://schemas.microsoft.com/office/word/2010/wordprocessingInk" xmlns:wne="http://schemas.microsoft.com/office/word/2006/wordml" xmlns:wps="http://schemas.microsoft.com/office/word/2010/wordprocessingShape" mc:Ignorable="w14 w15 w16se w16cid w16 w16cex w16sdtdh w16sdtfl w16du wp14">
   <w:abstractNum w:abstractNumId="0" w15:restartNumberingAfterBreak="0">
     <w:nsid w:val="176B227F"/>
     <w:multiLevelType w:val="hybridMultilevel"/>
@@ -3559,23 +3519,23 @@
       </w:rPr>
     </w:lvl>
   </w:abstractNum>
-  <w:num w:numId="1">
+  <w:num w:numId="1" w16cid:durableId="1973293339">
     <w:abstractNumId w:val="2"/>
   </w:num>
-  <w:num w:numId="2">
+  <w:num w:numId="2" w16cid:durableId="1177308774">
     <w:abstractNumId w:val="3"/>
   </w:num>
-  <w:num w:numId="3">
+  <w:num w:numId="3" w16cid:durableId="1726486875">
     <w:abstractNumId w:val="0"/>
   </w:num>
-  <w:num w:numId="4">
+  <w:num w:numId="4" w16cid:durableId="1751467698">
     <w:abstractNumId w:val="1"/>
   </w:num>
 </w:numbering>
 </file>
 
 <file path=word/styles.xml><?xml version="1.0" encoding="utf-8"?>
-<w:styles xmlns:mc="http://schemas.openxmlformats.org/markup-compatibility/2006" xmlns:r="http://schemas.openxmlformats.org/officeDocument/2006/relationships" xmlns:w="http://schemas.openxmlformats.org/wordprocessingml/2006/main" xmlns:w14="http://schemas.microsoft.com/office/word/2010/wordml" xmlns:w15="http://schemas.microsoft.com/office/word/2012/wordml" xmlns:w16se="http://schemas.microsoft.com/office/word/2015/wordml/symex" mc:Ignorable="w14 w15 w16se">
+<w:styles xmlns:mc="http://schemas.openxmlformats.org/markup-compatibility/2006" xmlns:r="http://schemas.openxmlformats.org/officeDocument/2006/relationships" xmlns:w="http://schemas.openxmlformats.org/wordprocessingml/2006/main" xmlns:w14="http://schemas.microsoft.com/office/word/2010/wordml" xmlns:w15="http://schemas.microsoft.com/office/word/2012/wordml" xmlns:w16cex="http://schemas.microsoft.com/office/word/2018/wordml/cex" xmlns:w16cid="http://schemas.microsoft.com/office/word/2016/wordml/cid" xmlns:w16="http://schemas.microsoft.com/office/word/2018/wordml" xmlns:w16du="http://schemas.microsoft.com/office/word/2023/wordml/word16du" xmlns:w16sdtdh="http://schemas.microsoft.com/office/word/2020/wordml/sdtdatahash" xmlns:w16sdtfl="http://schemas.microsoft.com/office/word/2024/wordml/sdtformatlock" xmlns:w16se="http://schemas.microsoft.com/office/word/2015/wordml/symex" mc:Ignorable="w14 w15 w16se w16cid w16 w16cex w16sdtdh w16sdtfl w16du">
   <w:docDefaults>
     <w:rPrDefault>
       <w:rPr>
@@ -3591,7 +3551,7 @@
       </w:pPr>
     </w:pPrDefault>
   </w:docDefaults>
-  <w:latentStyles w:defLockedState="0" w:defUIPriority="99" w:defSemiHidden="0" w:defUnhideWhenUsed="0" w:defQFormat="0" w:count="371">
+  <w:latentStyles w:defLockedState="0" w:defUIPriority="99" w:defSemiHidden="0" w:defUnhideWhenUsed="0" w:defQFormat="0" w:count="376">
     <w:lsdException w:name="Normal" w:uiPriority="0" w:qFormat="1"/>
     <w:lsdException w:name="heading 1" w:uiPriority="9" w:qFormat="1"/>
     <w:lsdException w:name="heading 2" w:semiHidden="1" w:uiPriority="9" w:unhideWhenUsed="1" w:qFormat="1"/>
@@ -3963,6 +3923,11 @@
     <w:lsdException w:name="List Table 5 Dark Accent 6" w:uiPriority="50"/>
     <w:lsdException w:name="List Table 6 Colorful Accent 6" w:uiPriority="51"/>
     <w:lsdException w:name="List Table 7 Colorful Accent 6" w:uiPriority="52"/>
+    <w:lsdException w:name="Mention" w:semiHidden="1" w:unhideWhenUsed="1"/>
+    <w:lsdException w:name="Smart Hyperlink" w:semiHidden="1" w:unhideWhenUsed="1"/>
+    <w:lsdException w:name="Hashtag" w:semiHidden="1" w:unhideWhenUsed="1"/>
+    <w:lsdException w:name="Unresolved Mention" w:semiHidden="1" w:unhideWhenUsed="1"/>
+    <w:lsdException w:name="Smart Link" w:semiHidden="1" w:unhideWhenUsed="1"/>
   </w:latentStyles>
   <w:style w:type="paragraph" w:default="1" w:styleId="Normal">
     <w:name w:val="Normal"/>
@@ -4143,7 +4108,7 @@
       <w:szCs w:val="24"/>
     </w:rPr>
   </w:style>
-  <w:style w:type="character" w:styleId="Textoennegrita">
+  <w:style w:type="character" w:styleId="Fuerte">
     <w:name w:val="Strong"/>
     <w:basedOn w:val="Fuentedeprrafopredeter"/>
     <w:uiPriority w:val="22"/>
@@ -4185,7 +4150,7 @@
 </file>
 
 <file path=word/glossary/document.xml><?xml version="1.0" encoding="utf-8"?>
-<w:glossaryDocument xmlns:wpc="http://schemas.microsoft.com/office/word/2010/wordprocessingCanvas" xmlns:cx="http://schemas.microsoft.com/office/drawing/2014/chartex" xmlns:mc="http://schemas.openxmlformats.org/markup-compatibility/2006" xmlns:o="urn:schemas-microsoft-com:office:office" xmlns:r="http://schemas.openxmlformats.org/officeDocument/2006/relationships" xmlns:m="http://schemas.openxmlformats.org/officeDocument/2006/math" xmlns:v="urn:schemas-microsoft-com:vml" xmlns:wp14="http://schemas.microsoft.com/office/word/2010/wordprocessingDrawing" xmlns:wp="http://schemas.openxmlformats.org/drawingml/2006/wordprocessingDrawing" xmlns:w10="urn:schemas-microsoft-com:office:word" xmlns:w="http://schemas.openxmlformats.org/wordprocessingml/2006/main" xmlns:w14="http://schemas.microsoft.com/office/word/2010/wordml" xmlns:w15="http://schemas.microsoft.com/office/word/2012/wordml" xmlns:w16se="http://schemas.microsoft.com/office/word/2015/wordml/symex" xmlns:wpg="http://schemas.microsoft.com/office/word/2010/wordprocessingGroup" xmlns:wpi="http://schemas.microsoft.com/office/word/2010/wordprocessingInk" xmlns:wne="http://schemas.microsoft.com/office/word/2006/wordml" xmlns:wps="http://schemas.microsoft.com/office/word/2010/wordprocessingShape" mc:Ignorable="w14 w15 w16se wp14">
+<w:glossaryDocument xmlns:wpc="http://schemas.microsoft.com/office/word/2010/wordprocessingCanvas" xmlns:cx="http://schemas.microsoft.com/office/drawing/2014/chartex" xmlns:cx1="http://schemas.microsoft.com/office/drawing/2015/9/8/chartex" xmlns:cx2="http://schemas.microsoft.com/office/drawing/2015/10/21/chartex" xmlns:cx3="http://schemas.microsoft.com/office/drawing/2016/5/9/chartex" xmlns:cx4="http://schemas.microsoft.com/office/drawing/2016/5/10/chartex" xmlns:cx5="http://schemas.microsoft.com/office/drawing/2016/5/11/chartex" xmlns:cx6="http://schemas.microsoft.com/office/drawing/2016/5/12/chartex" xmlns:cx7="http://schemas.microsoft.com/office/drawing/2016/5/13/chartex" xmlns:cx8="http://schemas.microsoft.com/office/drawing/2016/5/14/chartex" xmlns:mc="http://schemas.openxmlformats.org/markup-compatibility/2006" xmlns:aink="http://schemas.microsoft.com/office/drawing/2016/ink" xmlns:am3d="http://schemas.microsoft.com/office/drawing/2017/model3d" xmlns:o="urn:schemas-microsoft-com:office:office" xmlns:oel="http://schemas.microsoft.com/office/2019/extlst" xmlns:r="http://schemas.openxmlformats.org/officeDocument/2006/relationships" xmlns:m="http://schemas.openxmlformats.org/officeDocument/2006/math" xmlns:v="urn:schemas-microsoft-com:vml" xmlns:wp14="http://schemas.microsoft.com/office/word/2010/wordprocessingDrawing" xmlns:wp="http://schemas.openxmlformats.org/drawingml/2006/wordprocessingDrawing" xmlns:w10="urn:schemas-microsoft-com:office:word" xmlns:w="http://schemas.openxmlformats.org/wordprocessingml/2006/main" xmlns:w14="http://schemas.microsoft.com/office/word/2010/wordml" xmlns:w15="http://schemas.microsoft.com/office/word/2012/wordml" xmlns:w16cex="http://schemas.microsoft.com/office/word/2018/wordml/cex" xmlns:w16cid="http://schemas.microsoft.com/office/word/2016/wordml/cid" xmlns:w16="http://schemas.microsoft.com/office/word/2018/wordml" xmlns:w16du="http://schemas.microsoft.com/office/word/2023/wordml/word16du" xmlns:w16sdtdh="http://schemas.microsoft.com/office/word/2020/wordml/sdtdatahash" xmlns:w16sdtfl="http://schemas.microsoft.com/office/word/2024/wordml/sdtformatlock" xmlns:w16se="http://schemas.microsoft.com/office/word/2015/wordml/symex" xmlns:wpg="http://schemas.microsoft.com/office/word/2010/wordprocessingGroup" xmlns:wpi="http://schemas.microsoft.com/office/word/2010/wordprocessingInk" xmlns:wne="http://schemas.microsoft.com/office/word/2006/wordml" xmlns:wps="http://schemas.microsoft.com/office/word/2010/wordprocessingShape" mc:Ignorable="w14 w15 w16se w16cid w16 w16cex w16sdtdh w16sdtfl w16du wp14">
   <w:docParts>
     <w:docPart>
       <w:docPartPr>
@@ -4223,7 +4188,7 @@
 </file>
 
 <file path=word/glossary/fontTable.xml><?xml version="1.0" encoding="utf-8"?>
-<w:fonts xmlns:mc="http://schemas.openxmlformats.org/markup-compatibility/2006" xmlns:r="http://schemas.openxmlformats.org/officeDocument/2006/relationships" xmlns:w="http://schemas.openxmlformats.org/wordprocessingml/2006/main" xmlns:w14="http://schemas.microsoft.com/office/word/2010/wordml" xmlns:w15="http://schemas.microsoft.com/office/word/2012/wordml" xmlns:w16se="http://schemas.microsoft.com/office/word/2015/wordml/symex" mc:Ignorable="w14 w15 w16se">
+<w:fonts xmlns:mc="http://schemas.openxmlformats.org/markup-compatibility/2006" xmlns:r="http://schemas.openxmlformats.org/officeDocument/2006/relationships" xmlns:w="http://schemas.openxmlformats.org/wordprocessingml/2006/main" xmlns:w14="http://schemas.microsoft.com/office/word/2010/wordml" xmlns:w15="http://schemas.microsoft.com/office/word/2012/wordml" xmlns:w16cex="http://schemas.microsoft.com/office/word/2018/wordml/cex" xmlns:w16cid="http://schemas.microsoft.com/office/word/2016/wordml/cid" xmlns:w16="http://schemas.microsoft.com/office/word/2018/wordml" xmlns:w16du="http://schemas.microsoft.com/office/word/2023/wordml/word16du" xmlns:w16sdtdh="http://schemas.microsoft.com/office/word/2020/wordml/sdtdatahash" xmlns:w16sdtfl="http://schemas.microsoft.com/office/word/2024/wordml/sdtformatlock" xmlns:w16se="http://schemas.microsoft.com/office/word/2015/wordml/symex" mc:Ignorable="w14 w15 w16se w16cid w16 w16cex w16sdtdh w16sdtfl w16du">
   <w:font w:name="Symbol">
     <w:panose1 w:val="05050102010706020507"/>
     <w:charset w:val="02"/>
@@ -4277,7 +4242,7 @@
 </file>
 
 <file path=word/glossary/settings.xml><?xml version="1.0" encoding="utf-8"?>
-<w:settings xmlns:mc="http://schemas.openxmlformats.org/markup-compatibility/2006" xmlns:o="urn:schemas-microsoft-com:office:office" xmlns:r="http://schemas.openxmlformats.org/officeDocument/2006/relationships" xmlns:m="http://schemas.openxmlformats.org/officeDocument/2006/math" xmlns:v="urn:schemas-microsoft-com:vml" xmlns:w10="urn:schemas-microsoft-com:office:word" xmlns:w="http://schemas.openxmlformats.org/wordprocessingml/2006/main" xmlns:w14="http://schemas.microsoft.com/office/word/2010/wordml" xmlns:w15="http://schemas.microsoft.com/office/word/2012/wordml" xmlns:w16se="http://schemas.microsoft.com/office/word/2015/wordml/symex" xmlns:sl="http://schemas.openxmlformats.org/schemaLibrary/2006/main" mc:Ignorable="w14 w15 w16se">
+<w:settings xmlns:mc="http://schemas.openxmlformats.org/markup-compatibility/2006" xmlns:o="urn:schemas-microsoft-com:office:office" xmlns:r="http://schemas.openxmlformats.org/officeDocument/2006/relationships" xmlns:m="http://schemas.openxmlformats.org/officeDocument/2006/math" xmlns:v="urn:schemas-microsoft-com:vml" xmlns:w10="urn:schemas-microsoft-com:office:word" xmlns:w="http://schemas.openxmlformats.org/wordprocessingml/2006/main" xmlns:w14="http://schemas.microsoft.com/office/word/2010/wordml" xmlns:w15="http://schemas.microsoft.com/office/word/2012/wordml" xmlns:w16cex="http://schemas.microsoft.com/office/word/2018/wordml/cex" xmlns:w16cid="http://schemas.microsoft.com/office/word/2016/wordml/cid" xmlns:w16="http://schemas.microsoft.com/office/word/2018/wordml" xmlns:w16du="http://schemas.microsoft.com/office/word/2023/wordml/word16du" xmlns:w16sdtdh="http://schemas.microsoft.com/office/word/2020/wordml/sdtdatahash" xmlns:w16sdtfl="http://schemas.microsoft.com/office/word/2024/wordml/sdtformatlock" xmlns:w16se="http://schemas.microsoft.com/office/word/2015/wordml/symex" xmlns:sl="http://schemas.openxmlformats.org/schemaLibrary/2006/main" mc:Ignorable="w14 w15 w16se w16cid w16 w16cex w16sdtdh w16sdtfl w16du">
   <w:view w:val="normal"/>
   <w:defaultTabStop w:val="708"/>
   <w:hyphenationZone w:val="425"/>
@@ -4289,6 +4254,7 @@
     <w:compatSetting w:name="enableOpenTypeFeatures" w:uri="http://schemas.microsoft.com/office/word" w:val="1"/>
     <w:compatSetting w:name="doNotFlipMirrorIndents" w:uri="http://schemas.microsoft.com/office/word" w:val="1"/>
     <w:compatSetting w:name="differentiateMultirowTableHeaders" w:uri="http://schemas.microsoft.com/office/word" w:val="1"/>
+    <w:compatSetting w:name="useWord2013TrackBottomHyphenation" w:uri="http://schemas.microsoft.com/office/word" w:val="1"/>
   </w:compat>
   <w:rsids>
     <w:rsidRoot w:val="00D50C9B"/>
@@ -4299,13 +4265,17 @@
     <w:rsid w:val="00465703"/>
     <w:rsid w:val="00563AC0"/>
     <w:rsid w:val="005A12B2"/>
+    <w:rsid w:val="005B2945"/>
+    <w:rsid w:val="00774444"/>
     <w:rsid w:val="007E5948"/>
     <w:rsid w:val="008865C0"/>
     <w:rsid w:val="009E0D1A"/>
+    <w:rsid w:val="00A3021F"/>
     <w:rsid w:val="00CE4F9C"/>
     <w:rsid w:val="00CE53C7"/>
     <w:rsid w:val="00D50C9B"/>
     <w:rsid w:val="00FE1C07"/>
+    <w:rsid w:val="00FF50F3"/>
   </w:rsids>
   <m:mathPr>
     <m:mathFont m:val="Cambria Math"/>
@@ -4322,14 +4292,14 @@
   </m:mathPr>
   <w:themeFontLang w:val="es-MX"/>
   <w:clrSchemeMapping w:bg1="light1" w:t1="dark1" w:bg2="light2" w:t2="dark2" w:accent1="accent1" w:accent2="accent2" w:accent3="accent3" w:accent4="accent4" w:accent5="accent5" w:accent6="accent6" w:hyperlink="hyperlink" w:followedHyperlink="followedHyperlink"/>
-  <w:decimalSymbol w:val="."/>
-  <w:listSeparator w:val=","/>
+  <w:decimalSymbol w:val=","/>
+  <w:listSeparator w:val=";"/>
   <w15:chartTrackingRefBased/>
 </w:settings>
 </file>
 
 <file path=word/glossary/styles.xml><?xml version="1.0" encoding="utf-8"?>
-<w:styles xmlns:mc="http://schemas.openxmlformats.org/markup-compatibility/2006" xmlns:r="http://schemas.openxmlformats.org/officeDocument/2006/relationships" xmlns:w="http://schemas.openxmlformats.org/wordprocessingml/2006/main" xmlns:w14="http://schemas.microsoft.com/office/word/2010/wordml" xmlns:w15="http://schemas.microsoft.com/office/word/2012/wordml" xmlns:w16se="http://schemas.microsoft.com/office/word/2015/wordml/symex" mc:Ignorable="w14 w15 w16se">
+<w:styles xmlns:mc="http://schemas.openxmlformats.org/markup-compatibility/2006" xmlns:r="http://schemas.openxmlformats.org/officeDocument/2006/relationships" xmlns:w="http://schemas.openxmlformats.org/wordprocessingml/2006/main" xmlns:w14="http://schemas.microsoft.com/office/word/2010/wordml" xmlns:w15="http://schemas.microsoft.com/office/word/2012/wordml" xmlns:w16cex="http://schemas.microsoft.com/office/word/2018/wordml/cex" xmlns:w16cid="http://schemas.microsoft.com/office/word/2016/wordml/cid" xmlns:w16="http://schemas.microsoft.com/office/word/2018/wordml" xmlns:w16du="http://schemas.microsoft.com/office/word/2023/wordml/word16du" xmlns:w16sdtdh="http://schemas.microsoft.com/office/word/2020/wordml/sdtdatahash" xmlns:w16sdtfl="http://schemas.microsoft.com/office/word/2024/wordml/sdtformatlock" xmlns:w16se="http://schemas.microsoft.com/office/word/2015/wordml/symex" mc:Ignorable="w14 w15 w16se w16cid w16 w16cex w16sdtdh w16sdtfl w16du">
   <w:docDefaults>
     <w:rPrDefault>
       <w:rPr>
@@ -4345,7 +4315,7 @@
       </w:pPr>
     </w:pPrDefault>
   </w:docDefaults>
-  <w:latentStyles w:defLockedState="0" w:defUIPriority="99" w:defSemiHidden="0" w:defUnhideWhenUsed="0" w:defQFormat="0" w:count="371">
+  <w:latentStyles w:defLockedState="0" w:defUIPriority="99" w:defSemiHidden="0" w:defUnhideWhenUsed="0" w:defQFormat="0" w:count="376">
     <w:lsdException w:name="Normal" w:uiPriority="0" w:qFormat="1"/>
     <w:lsdException w:name="heading 1" w:uiPriority="9" w:qFormat="1"/>
     <w:lsdException w:name="heading 2" w:semiHidden="1" w:uiPriority="9" w:unhideWhenUsed="1" w:qFormat="1"/>
@@ -4717,6 +4687,11 @@
     <w:lsdException w:name="List Table 5 Dark Accent 6" w:uiPriority="50"/>
     <w:lsdException w:name="List Table 6 Colorful Accent 6" w:uiPriority="51"/>
     <w:lsdException w:name="List Table 7 Colorful Accent 6" w:uiPriority="52"/>
+    <w:lsdException w:name="Mention" w:semiHidden="1" w:unhideWhenUsed="1"/>
+    <w:lsdException w:name="Smart Hyperlink" w:semiHidden="1" w:unhideWhenUsed="1"/>
+    <w:lsdException w:name="Hashtag" w:semiHidden="1" w:unhideWhenUsed="1"/>
+    <w:lsdException w:name="Unresolved Mention" w:semiHidden="1" w:unhideWhenUsed="1"/>
+    <w:lsdException w:name="Smart Link" w:semiHidden="1" w:unhideWhenUsed="1"/>
   </w:latentStyles>
   <w:style w:type="paragraph" w:default="1" w:styleId="Normal">
     <w:name w:val="Normal"/>
@@ -4757,7 +4732,7 @@
 </file>
 
 <file path=word/glossary/webSettings.xml><?xml version="1.0" encoding="utf-8"?>
-<w:webSettings xmlns:mc="http://schemas.openxmlformats.org/markup-compatibility/2006" xmlns:r="http://schemas.openxmlformats.org/officeDocument/2006/relationships" xmlns:w="http://schemas.openxmlformats.org/wordprocessingml/2006/main" xmlns:w14="http://schemas.microsoft.com/office/word/2010/wordml" xmlns:w15="http://schemas.microsoft.com/office/word/2012/wordml" xmlns:w16se="http://schemas.microsoft.com/office/word/2015/wordml/symex" mc:Ignorable="w14 w15 w16se">
+<w:webSettings xmlns:mc="http://schemas.openxmlformats.org/markup-compatibility/2006" xmlns:r="http://schemas.openxmlformats.org/officeDocument/2006/relationships" xmlns:w="http://schemas.openxmlformats.org/wordprocessingml/2006/main" xmlns:w14="http://schemas.microsoft.com/office/word/2010/wordml" xmlns:w15="http://schemas.microsoft.com/office/word/2012/wordml" xmlns:w16cex="http://schemas.microsoft.com/office/word/2018/wordml/cex" xmlns:w16cid="http://schemas.microsoft.com/office/word/2016/wordml/cid" xmlns:w16="http://schemas.microsoft.com/office/word/2018/wordml" xmlns:w16du="http://schemas.microsoft.com/office/word/2023/wordml/word16du" xmlns:w16sdtdh="http://schemas.microsoft.com/office/word/2020/wordml/sdtdatahash" xmlns:w16sdtfl="http://schemas.microsoft.com/office/word/2024/wordml/sdtformatlock" xmlns:w16se="http://schemas.microsoft.com/office/word/2015/wordml/symex" mc:Ignorable="w14 w15 w16se w16cid w16 w16cex w16sdtdh w16sdtfl w16du">
   <w:optimizeForBrowser/>
   <w:allowPNG/>
 </w:webSettings>

--- a/Manual de Implementacion.docx
+++ b/Manual de Implementacion.docx
@@ -1,6 +1,6 @@
 
 <file path=word/document.xml><?xml version="1.0" encoding="utf-8"?>
-<w:document xmlns:wpc="http://schemas.microsoft.com/office/word/2010/wordprocessingCanvas" xmlns:cx="http://schemas.microsoft.com/office/drawing/2014/chartex" xmlns:cx1="http://schemas.microsoft.com/office/drawing/2015/9/8/chartex" xmlns:cx2="http://schemas.microsoft.com/office/drawing/2015/10/21/chartex" xmlns:cx3="http://schemas.microsoft.com/office/drawing/2016/5/9/chartex" xmlns:cx4="http://schemas.microsoft.com/office/drawing/2016/5/10/chartex" xmlns:cx5="http://schemas.microsoft.com/office/drawing/2016/5/11/chartex" xmlns:cx6="http://schemas.microsoft.com/office/drawing/2016/5/12/chartex" xmlns:cx7="http://schemas.microsoft.com/office/drawing/2016/5/13/chartex" xmlns:cx8="http://schemas.microsoft.com/office/drawing/2016/5/14/chartex" xmlns:mc="http://schemas.openxmlformats.org/markup-compatibility/2006" xmlns:aink="http://schemas.microsoft.com/office/drawing/2016/ink" xmlns:am3d="http://schemas.microsoft.com/office/drawing/2017/model3d" xmlns:o="urn:schemas-microsoft-com:office:office" xmlns:oel="http://schemas.microsoft.com/office/2019/extlst" xmlns:r="http://schemas.openxmlformats.org/officeDocument/2006/relationships" xmlns:m="http://schemas.openxmlformats.org/officeDocument/2006/math" xmlns:v="urn:schemas-microsoft-com:vml" xmlns:wp14="http://schemas.microsoft.com/office/word/2010/wordprocessingDrawing" xmlns:wp="http://schemas.openxmlformats.org/drawingml/2006/wordprocessingDrawing" xmlns:w10="urn:schemas-microsoft-com:office:word" xmlns:w="http://schemas.openxmlformats.org/wordprocessingml/2006/main" xmlns:w14="http://schemas.microsoft.com/office/word/2010/wordml" xmlns:w15="http://schemas.microsoft.com/office/word/2012/wordml" xmlns:w16cex="http://schemas.microsoft.com/office/word/2018/wordml/cex" xmlns:w16cid="http://schemas.microsoft.com/office/word/2016/wordml/cid" xmlns:w16="http://schemas.microsoft.com/office/word/2018/wordml" xmlns:w16du="http://schemas.microsoft.com/office/word/2023/wordml/word16du" xmlns:w16sdtdh="http://schemas.microsoft.com/office/word/2020/wordml/sdtdatahash" xmlns:w16sdtfl="http://schemas.microsoft.com/office/word/2024/wordml/sdtformatlock" xmlns:w16se="http://schemas.microsoft.com/office/word/2015/wordml/symex" xmlns:wpg="http://schemas.microsoft.com/office/word/2010/wordprocessingGroup" xmlns:wpi="http://schemas.microsoft.com/office/word/2010/wordprocessingInk" xmlns:wne="http://schemas.microsoft.com/office/word/2006/wordml" xmlns:wps="http://schemas.microsoft.com/office/word/2010/wordprocessingShape" mc:Ignorable="w14 w15 w16se w16cid w16 w16cex w16sdtdh w16sdtfl w16du wp14">
+<w:document xmlns:wpc="http://schemas.microsoft.com/office/word/2010/wordprocessingCanvas" xmlns:cx="http://schemas.microsoft.com/office/drawing/2014/chartex" xmlns:mc="http://schemas.openxmlformats.org/markup-compatibility/2006" xmlns:o="urn:schemas-microsoft-com:office:office" xmlns:r="http://schemas.openxmlformats.org/officeDocument/2006/relationships" xmlns:m="http://schemas.openxmlformats.org/officeDocument/2006/math" xmlns:v="urn:schemas-microsoft-com:vml" xmlns:wp14="http://schemas.microsoft.com/office/word/2010/wordprocessingDrawing" xmlns:wp="http://schemas.openxmlformats.org/drawingml/2006/wordprocessingDrawing" xmlns:w10="urn:schemas-microsoft-com:office:word" xmlns:w="http://schemas.openxmlformats.org/wordprocessingml/2006/main" xmlns:w14="http://schemas.microsoft.com/office/word/2010/wordml" xmlns:w15="http://schemas.microsoft.com/office/word/2012/wordml" xmlns:w16se="http://schemas.microsoft.com/office/word/2015/wordml/symex" xmlns:wpg="http://schemas.microsoft.com/office/word/2010/wordprocessingGroup" xmlns:wpi="http://schemas.microsoft.com/office/word/2010/wordprocessingInk" xmlns:wne="http://schemas.microsoft.com/office/word/2006/wordml" xmlns:wps="http://schemas.microsoft.com/office/word/2010/wordprocessingShape" mc:Ignorable="w14 w15 w16se wp14">
   <w:body>
     <w:p>
       <w:pPr>
@@ -144,7 +144,7 @@
           <w:sz w:val="24"/>
           <w:szCs w:val="24"/>
         </w:rPr>
-        <w:t>jueves, 21 de mayo de 2026</w:t>
+        <w:t>miércoles, 27 de mayo de 2026</w:t>
       </w:r>
       <w:r>
         <w:rPr>
@@ -808,7 +808,7 @@
       </w:r>
       <w:r>
         <w:rPr>
-          <w:rStyle w:val="Fuerte"/>
+          <w:rStyle w:val="Textoennegrita"/>
           <w:rFonts w:ascii="Arial" w:hAnsi="Arial" w:cs="Arial"/>
         </w:rPr>
         <w:t>DJ Software – Punto de Venta</w:t>
@@ -852,7 +852,7 @@
       </w:pPr>
       <w:r>
         <w:rPr>
-          <w:rStyle w:val="Fuerte"/>
+          <w:rStyle w:val="Textoennegrita"/>
           <w:rFonts w:ascii="Arial" w:hAnsi="Arial" w:cs="Arial"/>
           <w:sz w:val="24"/>
           <w:szCs w:val="24"/>
@@ -884,7 +884,7 @@
       </w:pPr>
       <w:r>
         <w:rPr>
-          <w:rStyle w:val="Fuerte"/>
+          <w:rStyle w:val="Textoennegrita"/>
           <w:rFonts w:ascii="Arial" w:hAnsi="Arial" w:cs="Arial"/>
           <w:sz w:val="24"/>
           <w:szCs w:val="24"/>
@@ -916,7 +916,7 @@
       </w:pPr>
       <w:r>
         <w:rPr>
-          <w:rStyle w:val="Fuerte"/>
+          <w:rStyle w:val="Textoennegrita"/>
           <w:rFonts w:ascii="Arial" w:hAnsi="Arial" w:cs="Arial"/>
           <w:sz w:val="24"/>
           <w:szCs w:val="24"/>
@@ -948,7 +948,7 @@
       </w:pPr>
       <w:r>
         <w:rPr>
-          <w:rStyle w:val="Fuerte"/>
+          <w:rStyle w:val="Textoennegrita"/>
           <w:rFonts w:ascii="Arial" w:hAnsi="Arial" w:cs="Arial"/>
           <w:sz w:val="24"/>
           <w:szCs w:val="24"/>
@@ -1202,7 +1202,23 @@
           <w:rFonts w:ascii="Arial" w:hAnsi="Arial" w:cs="Arial"/>
           <w:color w:val="000000" w:themeColor="text1"/>
         </w:rPr>
-        <w:t>Es un conjunto de datos o campos correspondientes a un tipo de información, Ejemplo: en una tabla de alumnos, un registro seria: Clave del Alumno, Nombre, Carrera, Grado, Grupo y Edad.</w:t>
+        <w:t xml:space="preserve">Es un conjunto de datos o campos correspondientes a un tipo de información, Ejemplo: en una tabla de alumnos, un </w:t>
+      </w:r>
+      <w:proofErr w:type="gramStart"/>
+      <w:r>
+        <w:rPr>
+          <w:rFonts w:ascii="Arial" w:hAnsi="Arial" w:cs="Arial"/>
+          <w:color w:val="000000" w:themeColor="text1"/>
+        </w:rPr>
+        <w:t>registro seria</w:t>
+      </w:r>
+      <w:proofErr w:type="gramEnd"/>
+      <w:r>
+        <w:rPr>
+          <w:rFonts w:ascii="Arial" w:hAnsi="Arial" w:cs="Arial"/>
+          <w:color w:val="000000" w:themeColor="text1"/>
+        </w:rPr>
+        <w:t>: Clave del Alumno, Nombre, Carrera, Grado, Grupo y Edad.</w:t>
       </w:r>
     </w:p>
     <w:p>
@@ -1365,7 +1381,7 @@
       </w:r>
       <w:r>
         <w:rPr>
-          <w:rStyle w:val="Fuerte"/>
+          <w:rStyle w:val="Textoennegrita"/>
           <w:rFonts w:ascii="Arial" w:hAnsi="Arial" w:cs="Arial"/>
         </w:rPr>
         <w:t>Registro de Productos</w:t>
@@ -1476,7 +1492,7 @@
       </w:r>
       <w:r>
         <w:rPr>
-          <w:rStyle w:val="Fuerte"/>
+          <w:rStyle w:val="Textoennegrita"/>
           <w:rFonts w:ascii="Arial" w:hAnsi="Arial" w:cs="Arial"/>
         </w:rPr>
         <w:t>“Registro de Productos”</w:t>
@@ -1883,7 +1899,7 @@
       </w:r>
       <w:r>
         <w:rPr>
-          <w:rStyle w:val="Fuerte"/>
+          <w:rStyle w:val="Textoennegrita"/>
           <w:rFonts w:ascii="Arial" w:hAnsi="Arial" w:cs="Arial"/>
         </w:rPr>
         <w:t>“Guardar Producto”</w:t>
@@ -2310,7 +2326,7 @@
             <v:path o:extrusionok="f" gradientshapeok="t" o:connecttype="rect"/>
             <o:lock v:ext="edit" aspectratio="t"/>
           </v:shapetype>
-          <v:shape id="_x0000_s2052" type="#_x0000_t75" style="position:absolute;left:0;text-align:left;margin-left:-.3pt;margin-top:40pt;width:441.75pt;height:248.25pt;z-index:-251655168;mso-position-horizontal-relative:text;mso-position-vertical-relative:text;mso-width-relative:page;mso-height-relative:page" wrapcoords="-37 0 -37 21535 21600 21535 21600 0 -37 0">
+          <v:shape id="_x0000_s1028" type="#_x0000_t75" style="position:absolute;left:0;text-align:left;margin-left:-.3pt;margin-top:40pt;width:441.75pt;height:248.25pt;z-index:-251655168;mso-position-horizontal-relative:text;mso-position-vertical-relative:text;mso-width-relative:page;mso-height-relative:page" wrapcoords="-37 0 -37 21535 21600 21535 21600 0 -37 0">
             <v:imagedata r:id="rId13" o:title="Modelado de Base de Datos"/>
             <w10:wrap type="tight"/>
           </v:shape>
@@ -2361,7 +2377,7 @@
       </w:r>
       <w:r>
         <w:rPr>
-          <w:rStyle w:val="Fuerte"/>
+          <w:rStyle w:val="Textoennegrita"/>
           <w:rFonts w:ascii="Arial" w:hAnsi="Arial" w:cs="Arial"/>
         </w:rPr>
         <w:t>Registro de Ventas</w:t>
@@ -2423,6 +2439,7 @@
           <w:color w:val="000000" w:themeColor="text1"/>
           <w:sz w:val="24"/>
           <w:szCs w:val="24"/>
+          <w:lang w:eastAsia="es-MX"/>
         </w:rPr>
         <w:drawing>
           <wp:anchor distT="0" distB="0" distL="114300" distR="114300" simplePos="0" relativeHeight="251660288" behindDoc="1" locked="0" layoutInCell="1" allowOverlap="1" wp14:anchorId="5A35206A" wp14:editId="02AD7006">
@@ -2514,7 +2531,7 @@
       </w:r>
       <w:r>
         <w:rPr>
-          <w:rStyle w:val="Fuerte"/>
+          <w:rStyle w:val="Textoennegrita"/>
           <w:rFonts w:ascii="Arial" w:hAnsi="Arial" w:cs="Arial"/>
         </w:rPr>
         <w:t>Producto:</w:t>
@@ -2541,7 +2558,7 @@
       </w:r>
       <w:r>
         <w:rPr>
-          <w:rStyle w:val="Fuerte"/>
+          <w:rStyle w:val="Textoennegrita"/>
           <w:rFonts w:ascii="Arial" w:hAnsi="Arial" w:cs="Arial"/>
         </w:rPr>
         <w:t>Precio:</w:t>
@@ -2568,7 +2585,7 @@
       </w:r>
       <w:r>
         <w:rPr>
-          <w:rStyle w:val="Fuerte"/>
+          <w:rStyle w:val="Textoennegrita"/>
           <w:rFonts w:ascii="Arial" w:hAnsi="Arial" w:cs="Arial"/>
         </w:rPr>
         <w:t>Cantidad:</w:t>
@@ -2595,7 +2612,7 @@
       </w:r>
       <w:r>
         <w:rPr>
-          <w:rStyle w:val="Fuerte"/>
+          <w:rStyle w:val="Textoennegrita"/>
           <w:rFonts w:ascii="Arial" w:hAnsi="Arial" w:cs="Arial"/>
         </w:rPr>
         <w:t>Total:</w:t>
@@ -2609,23 +2626,160 @@
     </w:p>
     <w:p>
       <w:pPr>
-        <w:spacing w:line="276" w:lineRule="auto"/>
-        <w:jc w:val="both"/>
-        <w:rPr>
-          <w:rFonts w:ascii="Arial" w:hAnsi="Arial" w:cs="Arial"/>
-          <w:color w:val="000000" w:themeColor="text1"/>
-          <w:sz w:val="24"/>
-          <w:szCs w:val="24"/>
-        </w:rPr>
-      </w:pPr>
+        <w:rPr>
+          <w:rFonts w:ascii="Arial" w:eastAsia="Times New Roman" w:hAnsi="Arial" w:cs="Arial"/>
+          <w:sz w:val="24"/>
+          <w:szCs w:val="24"/>
+          <w:lang w:eastAsia="es-MX"/>
+        </w:rPr>
+      </w:pPr>
+      <w:r>
+        <w:rPr>
+          <w:rFonts w:ascii="Arial" w:hAnsi="Arial" w:cs="Arial"/>
+        </w:rPr>
+        <w:br w:type="page"/>
+      </w:r>
+    </w:p>
+    <w:p>
+      <w:pPr>
+        <w:pStyle w:val="Ttulo2"/>
+        <w:jc w:val="both"/>
+        <w:rPr>
+          <w:rFonts w:ascii="Arial" w:hAnsi="Arial" w:cs="Arial"/>
+          <w:b/>
+          <w:color w:val="00B050"/>
+          <w:sz w:val="28"/>
+          <w:szCs w:val="28"/>
+        </w:rPr>
+      </w:pPr>
+      <w:r>
+        <w:rPr>
+          <w:rFonts w:ascii="Arial" w:hAnsi="Arial" w:cs="Arial"/>
+          <w:b/>
+          <w:color w:val="00B050"/>
+          <w:sz w:val="28"/>
+          <w:szCs w:val="28"/>
+        </w:rPr>
+        <w:lastRenderedPageBreak/>
+        <w:t>Ticket de V</w:t>
+      </w:r>
+      <w:r>
+        <w:rPr>
+          <w:rFonts w:ascii="Arial" w:hAnsi="Arial" w:cs="Arial"/>
+          <w:b/>
+          <w:color w:val="00B050"/>
+          <w:sz w:val="28"/>
+          <w:szCs w:val="28"/>
+        </w:rPr>
+        <w:t>enta</w:t>
+      </w:r>
+    </w:p>
+    <w:p>
+      <w:pPr>
+        <w:jc w:val="both"/>
+        <w:rPr>
+          <w:noProof/>
+          <w:lang w:eastAsia="es-MX"/>
+        </w:rPr>
+      </w:pPr>
+      <w:r>
+        <w:rPr>
+          <w:rFonts w:ascii="Arial" w:hAnsi="Arial" w:cs="Arial"/>
+          <w:color w:val="000000" w:themeColor="text1"/>
+          <w:sz w:val="24"/>
+          <w:szCs w:val="24"/>
+        </w:rPr>
+        <w:drawing>
+          <wp:anchor distT="0" distB="0" distL="114300" distR="114300" simplePos="0" relativeHeight="251662336" behindDoc="0" locked="0" layoutInCell="1" allowOverlap="1" wp14:anchorId="64FC1870" wp14:editId="619094F1">
+            <wp:simplePos x="0" y="0"/>
+            <wp:positionH relativeFrom="margin">
+              <wp:align>center</wp:align>
+            </wp:positionH>
+            <wp:positionV relativeFrom="paragraph">
+              <wp:posOffset>742950</wp:posOffset>
+            </wp:positionV>
+            <wp:extent cx="2505075" cy="3176270"/>
+            <wp:effectExtent l="0" t="0" r="9525" b="5080"/>
+            <wp:wrapTopAndBottom/>
+            <wp:docPr id="8" name="Imagen 8"/>
+            <wp:cNvGraphicFramePr>
+              <a:graphicFrameLocks xmlns:a="http://schemas.openxmlformats.org/drawingml/2006/main" noChangeAspect="1"/>
+            </wp:cNvGraphicFramePr>
+            <a:graphic xmlns:a="http://schemas.openxmlformats.org/drawingml/2006/main">
+              <a:graphicData uri="http://schemas.openxmlformats.org/drawingml/2006/picture">
+                <pic:pic xmlns:pic="http://schemas.openxmlformats.org/drawingml/2006/picture">
+                  <pic:nvPicPr>
+                    <pic:cNvPr id="1" name=""/>
+                    <pic:cNvPicPr/>
+                  </pic:nvPicPr>
+                  <pic:blipFill>
+                    <a:blip r:embed="rId15">
+                      <a:extLst>
+                        <a:ext uri="{28A0092B-C50C-407E-A947-70E740481C1C}">
+                          <a14:useLocalDpi xmlns:a14="http://schemas.microsoft.com/office/drawing/2010/main" val="0"/>
+                        </a:ext>
+                      </a:extLst>
+                    </a:blip>
+                    <a:stretch>
+                      <a:fillRect/>
+                    </a:stretch>
+                  </pic:blipFill>
+                  <pic:spPr>
+                    <a:xfrm>
+                      <a:off x="0" y="0"/>
+                      <a:ext cx="2505075" cy="3176270"/>
+                    </a:xfrm>
+                    <a:prstGeom prst="rect">
+                      <a:avLst/>
+                    </a:prstGeom>
+                  </pic:spPr>
+                </pic:pic>
+              </a:graphicData>
+            </a:graphic>
+            <wp14:sizeRelH relativeFrom="margin">
+              <wp14:pctWidth>0</wp14:pctWidth>
+            </wp14:sizeRelH>
+            <wp14:sizeRelV relativeFrom="margin">
+              <wp14:pctHeight>0</wp14:pctHeight>
+            </wp14:sizeRelV>
+          </wp:anchor>
+        </w:drawing>
+      </w:r>
+      <w:r>
+        <w:rPr>
+          <w:rFonts w:ascii="Arial" w:hAnsi="Arial" w:cs="Arial"/>
+          <w:color w:val="000000" w:themeColor="text1"/>
+          <w:sz w:val="24"/>
+          <w:szCs w:val="24"/>
+        </w:rPr>
+        <w:t>Cada vez que se genera una venta, el sistema emite un ticket con la ventana realizada. Muestra una vista previa de cómo debería salir en una impresora térmica. Este ticket avala que se realizó la compra de los productos que describe.</w:t>
+      </w:r>
+      <w:r>
+        <w:rPr>
+          <w:noProof/>
+          <w:lang w:eastAsia="es-MX"/>
+        </w:rPr>
+        <w:t xml:space="preserve"> </w:t>
+      </w:r>
+    </w:p>
+    <w:p>
+      <w:pPr>
+        <w:jc w:val="both"/>
+        <w:rPr>
+          <w:rFonts w:ascii="Arial" w:hAnsi="Arial" w:cs="Arial"/>
+          <w:color w:val="000000" w:themeColor="text1"/>
+          <w:sz w:val="24"/>
+          <w:szCs w:val="24"/>
+        </w:rPr>
+      </w:pPr>
+      <w:bookmarkStart w:id="0" w:name="_GoBack"/>
+      <w:bookmarkEnd w:id="0"/>
     </w:p>
     <w:sectPr>
-      <w:headerReference w:type="even" r:id="rId15"/>
-      <w:headerReference w:type="default" r:id="rId16"/>
-      <w:footerReference w:type="even" r:id="rId17"/>
+      <w:headerReference w:type="even" r:id="rId16"/>
+      <w:headerReference w:type="default" r:id="rId17"/>
       <w:footerReference w:type="default" r:id="rId18"/>
       <w:headerReference w:type="first" r:id="rId19"/>
-      <w:footerReference w:type="first" r:id="rId20"/>
       <w:pgSz w:w="12240" w:h="15840"/>
       <w:pgMar w:top="1417" w:right="1701" w:bottom="1417" w:left="1701" w:header="708" w:footer="708" w:gutter="0"/>
       <w:cols w:space="708"/>
@@ -2636,7 +2790,7 @@
 </file>
 
 <file path=word/endnotes.xml><?xml version="1.0" encoding="utf-8"?>
-<w:endnotes xmlns:wpc="http://schemas.microsoft.com/office/word/2010/wordprocessingCanvas" xmlns:cx="http://schemas.microsoft.com/office/drawing/2014/chartex" xmlns:cx1="http://schemas.microsoft.com/office/drawing/2015/9/8/chartex" xmlns:cx2="http://schemas.microsoft.com/office/drawing/2015/10/21/chartex" xmlns:cx3="http://schemas.microsoft.com/office/drawing/2016/5/9/chartex" xmlns:cx4="http://schemas.microsoft.com/office/drawing/2016/5/10/chartex" xmlns:cx5="http://schemas.microsoft.com/office/drawing/2016/5/11/chartex" xmlns:cx6="http://schemas.microsoft.com/office/drawing/2016/5/12/chartex" xmlns:cx7="http://schemas.microsoft.com/office/drawing/2016/5/13/chartex" xmlns:cx8="http://schemas.microsoft.com/office/drawing/2016/5/14/chartex" xmlns:mc="http://schemas.openxmlformats.org/markup-compatibility/2006" xmlns:aink="http://schemas.microsoft.com/office/drawing/2016/ink" xmlns:am3d="http://schemas.microsoft.com/office/drawing/2017/model3d" xmlns:o="urn:schemas-microsoft-com:office:office" xmlns:oel="http://schemas.microsoft.com/office/2019/extlst" xmlns:r="http://schemas.openxmlformats.org/officeDocument/2006/relationships" xmlns:m="http://schemas.openxmlformats.org/officeDocument/2006/math" xmlns:v="urn:schemas-microsoft-com:vml" xmlns:wp14="http://schemas.microsoft.com/office/word/2010/wordprocessingDrawing" xmlns:wp="http://schemas.openxmlformats.org/drawingml/2006/wordprocessingDrawing" xmlns:w10="urn:schemas-microsoft-com:office:word" xmlns:w="http://schemas.openxmlformats.org/wordprocessingml/2006/main" xmlns:w14="http://schemas.microsoft.com/office/word/2010/wordml" xmlns:w15="http://schemas.microsoft.com/office/word/2012/wordml" xmlns:w16cex="http://schemas.microsoft.com/office/word/2018/wordml/cex" xmlns:w16cid="http://schemas.microsoft.com/office/word/2016/wordml/cid" xmlns:w16="http://schemas.microsoft.com/office/word/2018/wordml" xmlns:w16du="http://schemas.microsoft.com/office/word/2023/wordml/word16du" xmlns:w16sdtdh="http://schemas.microsoft.com/office/word/2020/wordml/sdtdatahash" xmlns:w16sdtfl="http://schemas.microsoft.com/office/word/2024/wordml/sdtformatlock" xmlns:w16se="http://schemas.microsoft.com/office/word/2015/wordml/symex" xmlns:wpg="http://schemas.microsoft.com/office/word/2010/wordprocessingGroup" xmlns:wpi="http://schemas.microsoft.com/office/word/2010/wordprocessingInk" xmlns:wne="http://schemas.microsoft.com/office/word/2006/wordml" xmlns:wps="http://schemas.microsoft.com/office/word/2010/wordprocessingShape" mc:Ignorable="w14 w15 w16se w16cid w16 w16cex w16sdtdh w16sdtfl w16du wp14">
+<w:endnotes xmlns:wpc="http://schemas.microsoft.com/office/word/2010/wordprocessingCanvas" xmlns:cx="http://schemas.microsoft.com/office/drawing/2014/chartex" xmlns:mc="http://schemas.openxmlformats.org/markup-compatibility/2006" xmlns:o="urn:schemas-microsoft-com:office:office" xmlns:r="http://schemas.openxmlformats.org/officeDocument/2006/relationships" xmlns:m="http://schemas.openxmlformats.org/officeDocument/2006/math" xmlns:v="urn:schemas-microsoft-com:vml" xmlns:wp14="http://schemas.microsoft.com/office/word/2010/wordprocessingDrawing" xmlns:wp="http://schemas.openxmlformats.org/drawingml/2006/wordprocessingDrawing" xmlns:w10="urn:schemas-microsoft-com:office:word" xmlns:w="http://schemas.openxmlformats.org/wordprocessingml/2006/main" xmlns:w14="http://schemas.microsoft.com/office/word/2010/wordml" xmlns:w15="http://schemas.microsoft.com/office/word/2012/wordml" xmlns:w16se="http://schemas.microsoft.com/office/word/2015/wordml/symex" xmlns:wpg="http://schemas.microsoft.com/office/word/2010/wordprocessingGroup" xmlns:wpi="http://schemas.microsoft.com/office/word/2010/wordprocessingInk" xmlns:wne="http://schemas.microsoft.com/office/word/2006/wordml" xmlns:wps="http://schemas.microsoft.com/office/word/2010/wordprocessingShape" mc:Ignorable="w14 w15 w16se wp14">
   <w:endnote w:type="separator" w:id="-1">
     <w:p>
       <w:pPr>
@@ -2661,17 +2815,7 @@
 </file>
 
 <file path=word/footer1.xml><?xml version="1.0" encoding="utf-8"?>
-<w:ftr xmlns:wpc="http://schemas.microsoft.com/office/word/2010/wordprocessingCanvas" xmlns:cx="http://schemas.microsoft.com/office/drawing/2014/chartex" xmlns:cx1="http://schemas.microsoft.com/office/drawing/2015/9/8/chartex" xmlns:cx2="http://schemas.microsoft.com/office/drawing/2015/10/21/chartex" xmlns:cx3="http://schemas.microsoft.com/office/drawing/2016/5/9/chartex" xmlns:cx4="http://schemas.microsoft.com/office/drawing/2016/5/10/chartex" xmlns:cx5="http://schemas.microsoft.com/office/drawing/2016/5/11/chartex" xmlns:cx6="http://schemas.microsoft.com/office/drawing/2016/5/12/chartex" xmlns:cx7="http://schemas.microsoft.com/office/drawing/2016/5/13/chartex" xmlns:cx8="http://schemas.microsoft.com/office/drawing/2016/5/14/chartex" xmlns:mc="http://schemas.openxmlformats.org/markup-compatibility/2006" xmlns:aink="http://schemas.microsoft.com/office/drawing/2016/ink" xmlns:am3d="http://schemas.microsoft.com/office/drawing/2017/model3d" xmlns:o="urn:schemas-microsoft-com:office:office" xmlns:oel="http://schemas.microsoft.com/office/2019/extlst" xmlns:r="http://schemas.openxmlformats.org/officeDocument/2006/relationships" xmlns:m="http://schemas.openxmlformats.org/officeDocument/2006/math" xmlns:v="urn:schemas-microsoft-com:vml" xmlns:wp14="http://schemas.microsoft.com/office/word/2010/wordprocessingDrawing" xmlns:wp="http://schemas.openxmlformats.org/drawingml/2006/wordprocessingDrawing" xmlns:w10="urn:schemas-microsoft-com:office:word" xmlns:w="http://schemas.openxmlformats.org/wordprocessingml/2006/main" xmlns:w14="http://schemas.microsoft.com/office/word/2010/wordml" xmlns:w15="http://schemas.microsoft.com/office/word/2012/wordml" xmlns:w16cex="http://schemas.microsoft.com/office/word/2018/wordml/cex" xmlns:w16cid="http://schemas.microsoft.com/office/word/2016/wordml/cid" xmlns:w16="http://schemas.microsoft.com/office/word/2018/wordml" xmlns:w16du="http://schemas.microsoft.com/office/word/2023/wordml/word16du" xmlns:w16sdtdh="http://schemas.microsoft.com/office/word/2020/wordml/sdtdatahash" xmlns:w16sdtfl="http://schemas.microsoft.com/office/word/2024/wordml/sdtformatlock" xmlns:w16se="http://schemas.microsoft.com/office/word/2015/wordml/symex" xmlns:wpg="http://schemas.microsoft.com/office/word/2010/wordprocessingGroup" xmlns:wpi="http://schemas.microsoft.com/office/word/2010/wordprocessingInk" xmlns:wne="http://schemas.microsoft.com/office/word/2006/wordml" xmlns:wps="http://schemas.microsoft.com/office/word/2010/wordprocessingShape" mc:Ignorable="w14 w15 w16se w16cid w16 w16cex w16sdtdh w16sdtfl w16du wp14">
-  <w:p>
-    <w:pPr>
-      <w:pStyle w:val="Piedepgina"/>
-    </w:pPr>
-  </w:p>
-</w:ftr>
-</file>
-
-<file path=word/footer2.xml><?xml version="1.0" encoding="utf-8"?>
-<w:ftr xmlns:wpc="http://schemas.microsoft.com/office/word/2010/wordprocessingCanvas" xmlns:cx="http://schemas.microsoft.com/office/drawing/2014/chartex" xmlns:cx1="http://schemas.microsoft.com/office/drawing/2015/9/8/chartex" xmlns:cx2="http://schemas.microsoft.com/office/drawing/2015/10/21/chartex" xmlns:cx3="http://schemas.microsoft.com/office/drawing/2016/5/9/chartex" xmlns:cx4="http://schemas.microsoft.com/office/drawing/2016/5/10/chartex" xmlns:cx5="http://schemas.microsoft.com/office/drawing/2016/5/11/chartex" xmlns:cx6="http://schemas.microsoft.com/office/drawing/2016/5/12/chartex" xmlns:cx7="http://schemas.microsoft.com/office/drawing/2016/5/13/chartex" xmlns:cx8="http://schemas.microsoft.com/office/drawing/2016/5/14/chartex" xmlns:mc="http://schemas.openxmlformats.org/markup-compatibility/2006" xmlns:aink="http://schemas.microsoft.com/office/drawing/2016/ink" xmlns:am3d="http://schemas.microsoft.com/office/drawing/2017/model3d" xmlns:o="urn:schemas-microsoft-com:office:office" xmlns:oel="http://schemas.microsoft.com/office/2019/extlst" xmlns:r="http://schemas.openxmlformats.org/officeDocument/2006/relationships" xmlns:m="http://schemas.openxmlformats.org/officeDocument/2006/math" xmlns:v="urn:schemas-microsoft-com:vml" xmlns:wp14="http://schemas.microsoft.com/office/word/2010/wordprocessingDrawing" xmlns:wp="http://schemas.openxmlformats.org/drawingml/2006/wordprocessingDrawing" xmlns:w10="urn:schemas-microsoft-com:office:word" xmlns:w="http://schemas.openxmlformats.org/wordprocessingml/2006/main" xmlns:w14="http://schemas.microsoft.com/office/word/2010/wordml" xmlns:w15="http://schemas.microsoft.com/office/word/2012/wordml" xmlns:w16cex="http://schemas.microsoft.com/office/word/2018/wordml/cex" xmlns:w16cid="http://schemas.microsoft.com/office/word/2016/wordml/cid" xmlns:w16="http://schemas.microsoft.com/office/word/2018/wordml" xmlns:w16du="http://schemas.microsoft.com/office/word/2023/wordml/word16du" xmlns:w16sdtdh="http://schemas.microsoft.com/office/word/2020/wordml/sdtdatahash" xmlns:w16sdtfl="http://schemas.microsoft.com/office/word/2024/wordml/sdtformatlock" xmlns:w16se="http://schemas.microsoft.com/office/word/2015/wordml/symex" xmlns:wpg="http://schemas.microsoft.com/office/word/2010/wordprocessingGroup" xmlns:wpi="http://schemas.microsoft.com/office/word/2010/wordprocessingInk" xmlns:wne="http://schemas.microsoft.com/office/word/2006/wordml" xmlns:wps="http://schemas.microsoft.com/office/word/2010/wordprocessingShape" mc:Ignorable="w14 w15 w16se w16cid w16 w16cex w16sdtdh w16sdtfl w16du wp14">
+<w:ftr xmlns:wpc="http://schemas.microsoft.com/office/word/2010/wordprocessingCanvas" xmlns:cx="http://schemas.microsoft.com/office/drawing/2014/chartex" xmlns:mc="http://schemas.openxmlformats.org/markup-compatibility/2006" xmlns:o="urn:schemas-microsoft-com:office:office" xmlns:r="http://schemas.openxmlformats.org/officeDocument/2006/relationships" xmlns:m="http://schemas.openxmlformats.org/officeDocument/2006/math" xmlns:v="urn:schemas-microsoft-com:vml" xmlns:wp14="http://schemas.microsoft.com/office/word/2010/wordprocessingDrawing" xmlns:wp="http://schemas.openxmlformats.org/drawingml/2006/wordprocessingDrawing" xmlns:w10="urn:schemas-microsoft-com:office:word" xmlns:w="http://schemas.openxmlformats.org/wordprocessingml/2006/main" xmlns:w14="http://schemas.microsoft.com/office/word/2010/wordml" xmlns:w15="http://schemas.microsoft.com/office/word/2012/wordml" xmlns:w16se="http://schemas.microsoft.com/office/word/2015/wordml/symex" xmlns:wpg="http://schemas.microsoft.com/office/word/2010/wordprocessingGroup" xmlns:wpi="http://schemas.microsoft.com/office/word/2010/wordprocessingInk" xmlns:wne="http://schemas.microsoft.com/office/word/2006/wordml" xmlns:wps="http://schemas.microsoft.com/office/word/2010/wordprocessingShape" mc:Ignorable="w14 w15 w16se wp14">
   <w:tbl>
     <w:tblPr>
       <w:tblW w:w="5000" w:type="pct"/>
@@ -2718,6 +2862,7 @@
             <w:dataBinding w:prefixMappings="xmlns:ns0='http://purl.org/dc/elements/1.1/' xmlns:ns1='http://schemas.openxmlformats.org/package/2006/metadata/core-properties' " w:xpath="/ns1:coreProperties[1]/ns0:creator[1]" w:storeItemID="{6C3C8BC8-F283-45AE-878A-BAB7291924A1}"/>
             <w:text/>
           </w:sdtPr>
+          <w:sdtEndPr/>
           <w:sdtContent>
             <w:p>
               <w:pPr>
@@ -2736,7 +2881,7 @@
                   <w:sz w:val="18"/>
                   <w:szCs w:val="18"/>
                 </w:rPr>
-                <w:t>DANTE H. SANCHEZ</w:t>
+                <w:t>DANTE Y JOSUE</w:t>
               </w:r>
             </w:p>
           </w:sdtContent>
@@ -2780,7 +2925,7 @@
               <w:color w:val="FFFFFF" w:themeColor="background1"/>
               <w:lang w:val="es-ES"/>
             </w:rPr>
-            <w:t>8</w:t>
+            <w:t>9</w:t>
           </w:r>
           <w:r>
             <w:rPr>
@@ -2800,18 +2945,8 @@
 </w:ftr>
 </file>
 
-<file path=word/footer3.xml><?xml version="1.0" encoding="utf-8"?>
-<w:ftr xmlns:wpc="http://schemas.microsoft.com/office/word/2010/wordprocessingCanvas" xmlns:cx="http://schemas.microsoft.com/office/drawing/2014/chartex" xmlns:cx1="http://schemas.microsoft.com/office/drawing/2015/9/8/chartex" xmlns:cx2="http://schemas.microsoft.com/office/drawing/2015/10/21/chartex" xmlns:cx3="http://schemas.microsoft.com/office/drawing/2016/5/9/chartex" xmlns:cx4="http://schemas.microsoft.com/office/drawing/2016/5/10/chartex" xmlns:cx5="http://schemas.microsoft.com/office/drawing/2016/5/11/chartex" xmlns:cx6="http://schemas.microsoft.com/office/drawing/2016/5/12/chartex" xmlns:cx7="http://schemas.microsoft.com/office/drawing/2016/5/13/chartex" xmlns:cx8="http://schemas.microsoft.com/office/drawing/2016/5/14/chartex" xmlns:mc="http://schemas.openxmlformats.org/markup-compatibility/2006" xmlns:aink="http://schemas.microsoft.com/office/drawing/2016/ink" xmlns:am3d="http://schemas.microsoft.com/office/drawing/2017/model3d" xmlns:o="urn:schemas-microsoft-com:office:office" xmlns:oel="http://schemas.microsoft.com/office/2019/extlst" xmlns:r="http://schemas.openxmlformats.org/officeDocument/2006/relationships" xmlns:m="http://schemas.openxmlformats.org/officeDocument/2006/math" xmlns:v="urn:schemas-microsoft-com:vml" xmlns:wp14="http://schemas.microsoft.com/office/word/2010/wordprocessingDrawing" xmlns:wp="http://schemas.openxmlformats.org/drawingml/2006/wordprocessingDrawing" xmlns:w10="urn:schemas-microsoft-com:office:word" xmlns:w="http://schemas.openxmlformats.org/wordprocessingml/2006/main" xmlns:w14="http://schemas.microsoft.com/office/word/2010/wordml" xmlns:w15="http://schemas.microsoft.com/office/word/2012/wordml" xmlns:w16cex="http://schemas.microsoft.com/office/word/2018/wordml/cex" xmlns:w16cid="http://schemas.microsoft.com/office/word/2016/wordml/cid" xmlns:w16="http://schemas.microsoft.com/office/word/2018/wordml" xmlns:w16du="http://schemas.microsoft.com/office/word/2023/wordml/word16du" xmlns:w16sdtdh="http://schemas.microsoft.com/office/word/2020/wordml/sdtdatahash" xmlns:w16sdtfl="http://schemas.microsoft.com/office/word/2024/wordml/sdtformatlock" xmlns:w16se="http://schemas.microsoft.com/office/word/2015/wordml/symex" xmlns:wpg="http://schemas.microsoft.com/office/word/2010/wordprocessingGroup" xmlns:wpi="http://schemas.microsoft.com/office/word/2010/wordprocessingInk" xmlns:wne="http://schemas.microsoft.com/office/word/2006/wordml" xmlns:wps="http://schemas.microsoft.com/office/word/2010/wordprocessingShape" mc:Ignorable="w14 w15 w16se w16cid w16 w16cex w16sdtdh w16sdtfl w16du wp14">
-  <w:p>
-    <w:pPr>
-      <w:pStyle w:val="Piedepgina"/>
-    </w:pPr>
-  </w:p>
-</w:ftr>
-</file>
-
 <file path=word/footnotes.xml><?xml version="1.0" encoding="utf-8"?>
-<w:footnotes xmlns:wpc="http://schemas.microsoft.com/office/word/2010/wordprocessingCanvas" xmlns:cx="http://schemas.microsoft.com/office/drawing/2014/chartex" xmlns:cx1="http://schemas.microsoft.com/office/drawing/2015/9/8/chartex" xmlns:cx2="http://schemas.microsoft.com/office/drawing/2015/10/21/chartex" xmlns:cx3="http://schemas.microsoft.com/office/drawing/2016/5/9/chartex" xmlns:cx4="http://schemas.microsoft.com/office/drawing/2016/5/10/chartex" xmlns:cx5="http://schemas.microsoft.com/office/drawing/2016/5/11/chartex" xmlns:cx6="http://schemas.microsoft.com/office/drawing/2016/5/12/chartex" xmlns:cx7="http://schemas.microsoft.com/office/drawing/2016/5/13/chartex" xmlns:cx8="http://schemas.microsoft.com/office/drawing/2016/5/14/chartex" xmlns:mc="http://schemas.openxmlformats.org/markup-compatibility/2006" xmlns:aink="http://schemas.microsoft.com/office/drawing/2016/ink" xmlns:am3d="http://schemas.microsoft.com/office/drawing/2017/model3d" xmlns:o="urn:schemas-microsoft-com:office:office" xmlns:oel="http://schemas.microsoft.com/office/2019/extlst" xmlns:r="http://schemas.openxmlformats.org/officeDocument/2006/relationships" xmlns:m="http://schemas.openxmlformats.org/officeDocument/2006/math" xmlns:v="urn:schemas-microsoft-com:vml" xmlns:wp14="http://schemas.microsoft.com/office/word/2010/wordprocessingDrawing" xmlns:wp="http://schemas.openxmlformats.org/drawingml/2006/wordprocessingDrawing" xmlns:w10="urn:schemas-microsoft-com:office:word" xmlns:w="http://schemas.openxmlformats.org/wordprocessingml/2006/main" xmlns:w14="http://schemas.microsoft.com/office/word/2010/wordml" xmlns:w15="http://schemas.microsoft.com/office/word/2012/wordml" xmlns:w16cex="http://schemas.microsoft.com/office/word/2018/wordml/cex" xmlns:w16cid="http://schemas.microsoft.com/office/word/2016/wordml/cid" xmlns:w16="http://schemas.microsoft.com/office/word/2018/wordml" xmlns:w16du="http://schemas.microsoft.com/office/word/2023/wordml/word16du" xmlns:w16sdtdh="http://schemas.microsoft.com/office/word/2020/wordml/sdtdatahash" xmlns:w16sdtfl="http://schemas.microsoft.com/office/word/2024/wordml/sdtformatlock" xmlns:w16se="http://schemas.microsoft.com/office/word/2015/wordml/symex" xmlns:wpg="http://schemas.microsoft.com/office/word/2010/wordprocessingGroup" xmlns:wpi="http://schemas.microsoft.com/office/word/2010/wordprocessingInk" xmlns:wne="http://schemas.microsoft.com/office/word/2006/wordml" xmlns:wps="http://schemas.microsoft.com/office/word/2010/wordprocessingShape" mc:Ignorable="w14 w15 w16se w16cid w16 w16cex w16sdtdh w16sdtfl w16du wp14">
+<w:footnotes xmlns:wpc="http://schemas.microsoft.com/office/word/2010/wordprocessingCanvas" xmlns:cx="http://schemas.microsoft.com/office/drawing/2014/chartex" xmlns:mc="http://schemas.openxmlformats.org/markup-compatibility/2006" xmlns:o="urn:schemas-microsoft-com:office:office" xmlns:r="http://schemas.openxmlformats.org/officeDocument/2006/relationships" xmlns:m="http://schemas.openxmlformats.org/officeDocument/2006/math" xmlns:v="urn:schemas-microsoft-com:vml" xmlns:wp14="http://schemas.microsoft.com/office/word/2010/wordprocessingDrawing" xmlns:wp="http://schemas.openxmlformats.org/drawingml/2006/wordprocessingDrawing" xmlns:w10="urn:schemas-microsoft-com:office:word" xmlns:w="http://schemas.openxmlformats.org/wordprocessingml/2006/main" xmlns:w14="http://schemas.microsoft.com/office/word/2010/wordml" xmlns:w15="http://schemas.microsoft.com/office/word/2012/wordml" xmlns:w16se="http://schemas.microsoft.com/office/word/2015/wordml/symex" xmlns:wpg="http://schemas.microsoft.com/office/word/2010/wordprocessingGroup" xmlns:wpi="http://schemas.microsoft.com/office/word/2010/wordprocessingInk" xmlns:wne="http://schemas.microsoft.com/office/word/2006/wordml" xmlns:wps="http://schemas.microsoft.com/office/word/2010/wordprocessingShape" mc:Ignorable="w14 w15 w16se wp14">
   <w:footnote w:type="separator" w:id="-1">
     <w:p>
       <w:pPr>
@@ -2836,7 +2971,7 @@
 </file>
 
 <file path=word/header1.xml><?xml version="1.0" encoding="utf-8"?>
-<w:hdr xmlns:wpc="http://schemas.microsoft.com/office/word/2010/wordprocessingCanvas" xmlns:cx="http://schemas.microsoft.com/office/drawing/2014/chartex" xmlns:cx1="http://schemas.microsoft.com/office/drawing/2015/9/8/chartex" xmlns:cx2="http://schemas.microsoft.com/office/drawing/2015/10/21/chartex" xmlns:cx3="http://schemas.microsoft.com/office/drawing/2016/5/9/chartex" xmlns:cx4="http://schemas.microsoft.com/office/drawing/2016/5/10/chartex" xmlns:cx5="http://schemas.microsoft.com/office/drawing/2016/5/11/chartex" xmlns:cx6="http://schemas.microsoft.com/office/drawing/2016/5/12/chartex" xmlns:cx7="http://schemas.microsoft.com/office/drawing/2016/5/13/chartex" xmlns:cx8="http://schemas.microsoft.com/office/drawing/2016/5/14/chartex" xmlns:mc="http://schemas.openxmlformats.org/markup-compatibility/2006" xmlns:aink="http://schemas.microsoft.com/office/drawing/2016/ink" xmlns:am3d="http://schemas.microsoft.com/office/drawing/2017/model3d" xmlns:o="urn:schemas-microsoft-com:office:office" xmlns:oel="http://schemas.microsoft.com/office/2019/extlst" xmlns:r="http://schemas.openxmlformats.org/officeDocument/2006/relationships" xmlns:m="http://schemas.openxmlformats.org/officeDocument/2006/math" xmlns:v="urn:schemas-microsoft-com:vml" xmlns:wp14="http://schemas.microsoft.com/office/word/2010/wordprocessingDrawing" xmlns:wp="http://schemas.openxmlformats.org/drawingml/2006/wordprocessingDrawing" xmlns:w10="urn:schemas-microsoft-com:office:word" xmlns:w="http://schemas.openxmlformats.org/wordprocessingml/2006/main" xmlns:w14="http://schemas.microsoft.com/office/word/2010/wordml" xmlns:w15="http://schemas.microsoft.com/office/word/2012/wordml" xmlns:w16cex="http://schemas.microsoft.com/office/word/2018/wordml/cex" xmlns:w16cid="http://schemas.microsoft.com/office/word/2016/wordml/cid" xmlns:w16="http://schemas.microsoft.com/office/word/2018/wordml" xmlns:w16du="http://schemas.microsoft.com/office/word/2023/wordml/word16du" xmlns:w16sdtdh="http://schemas.microsoft.com/office/word/2020/wordml/sdtdatahash" xmlns:w16sdtfl="http://schemas.microsoft.com/office/word/2024/wordml/sdtformatlock" xmlns:w16se="http://schemas.microsoft.com/office/word/2015/wordml/symex" xmlns:wpg="http://schemas.microsoft.com/office/word/2010/wordprocessingGroup" xmlns:wpi="http://schemas.microsoft.com/office/word/2010/wordprocessingInk" xmlns:wne="http://schemas.microsoft.com/office/word/2006/wordml" xmlns:wps="http://schemas.microsoft.com/office/word/2010/wordprocessingShape" mc:Ignorable="w14 w15 w16se w16cid w16 w16cex w16sdtdh w16sdtfl w16du wp14">
+<w:hdr xmlns:wpc="http://schemas.microsoft.com/office/word/2010/wordprocessingCanvas" xmlns:cx="http://schemas.microsoft.com/office/drawing/2014/chartex" xmlns:mc="http://schemas.openxmlformats.org/markup-compatibility/2006" xmlns:o="urn:schemas-microsoft-com:office:office" xmlns:r="http://schemas.openxmlformats.org/officeDocument/2006/relationships" xmlns:m="http://schemas.openxmlformats.org/officeDocument/2006/math" xmlns:v="urn:schemas-microsoft-com:vml" xmlns:wp14="http://schemas.microsoft.com/office/word/2010/wordprocessingDrawing" xmlns:wp="http://schemas.openxmlformats.org/drawingml/2006/wordprocessingDrawing" xmlns:w10="urn:schemas-microsoft-com:office:word" xmlns:w="http://schemas.openxmlformats.org/wordprocessingml/2006/main" xmlns:w14="http://schemas.microsoft.com/office/word/2010/wordml" xmlns:w15="http://schemas.microsoft.com/office/word/2012/wordml" xmlns:w16se="http://schemas.microsoft.com/office/word/2015/wordml/symex" xmlns:wpg="http://schemas.microsoft.com/office/word/2010/wordprocessingGroup" xmlns:wpi="http://schemas.microsoft.com/office/word/2010/wordprocessingInk" xmlns:wne="http://schemas.microsoft.com/office/word/2006/wordml" xmlns:wps="http://schemas.microsoft.com/office/word/2010/wordprocessingShape" mc:Ignorable="w14 w15 w16se wp14">
   <w:p>
     <w:pPr>
       <w:pStyle w:val="Encabezado"/>
@@ -2866,7 +3001,7 @@
           <v:path o:extrusionok="f" gradientshapeok="t" o:connecttype="rect"/>
           <o:lock v:ext="edit" aspectratio="t"/>
         </v:shapetype>
-        <v:shape id="WordPictureWatermark3702829" o:spid="_x0000_s1029" type="#_x0000_t75" style="position:absolute;margin-left:0;margin-top:0;width:441.35pt;height:294.2pt;z-index:-251657216;mso-position-horizontal:center;mso-position-horizontal-relative:margin;mso-position-vertical:center;mso-position-vertical-relative:margin" o:allowincell="f">
+        <v:shape id="WordPictureWatermark3702829" o:spid="_x0000_s2053" type="#_x0000_t75" style="position:absolute;margin-left:0;margin-top:0;width:441.35pt;height:294.2pt;z-index:-251657216;mso-position-horizontal:center;mso-position-horizontal-relative:margin;mso-position-vertical:center;mso-position-vertical-relative:margin" o:allowincell="f">
           <v:imagedata r:id="rId1" o:title="Flag_of_Peru_(state)" gain="19661f" blacklevel="22938f"/>
           <w10:wrap anchorx="margin" anchory="margin"/>
         </v:shape>
@@ -2877,7 +3012,7 @@
 </file>
 
 <file path=word/header2.xml><?xml version="1.0" encoding="utf-8"?>
-<w:hdr xmlns:wpc="http://schemas.microsoft.com/office/word/2010/wordprocessingCanvas" xmlns:cx="http://schemas.microsoft.com/office/drawing/2014/chartex" xmlns:cx1="http://schemas.microsoft.com/office/drawing/2015/9/8/chartex" xmlns:cx2="http://schemas.microsoft.com/office/drawing/2015/10/21/chartex" xmlns:cx3="http://schemas.microsoft.com/office/drawing/2016/5/9/chartex" xmlns:cx4="http://schemas.microsoft.com/office/drawing/2016/5/10/chartex" xmlns:cx5="http://schemas.microsoft.com/office/drawing/2016/5/11/chartex" xmlns:cx6="http://schemas.microsoft.com/office/drawing/2016/5/12/chartex" xmlns:cx7="http://schemas.microsoft.com/office/drawing/2016/5/13/chartex" xmlns:cx8="http://schemas.microsoft.com/office/drawing/2016/5/14/chartex" xmlns:mc="http://schemas.openxmlformats.org/markup-compatibility/2006" xmlns:aink="http://schemas.microsoft.com/office/drawing/2016/ink" xmlns:am3d="http://schemas.microsoft.com/office/drawing/2017/model3d" xmlns:o="urn:schemas-microsoft-com:office:office" xmlns:oel="http://schemas.microsoft.com/office/2019/extlst" xmlns:r="http://schemas.openxmlformats.org/officeDocument/2006/relationships" xmlns:m="http://schemas.openxmlformats.org/officeDocument/2006/math" xmlns:v="urn:schemas-microsoft-com:vml" xmlns:wp14="http://schemas.microsoft.com/office/word/2010/wordprocessingDrawing" xmlns:wp="http://schemas.openxmlformats.org/drawingml/2006/wordprocessingDrawing" xmlns:w10="urn:schemas-microsoft-com:office:word" xmlns:w="http://schemas.openxmlformats.org/wordprocessingml/2006/main" xmlns:w14="http://schemas.microsoft.com/office/word/2010/wordml" xmlns:w15="http://schemas.microsoft.com/office/word/2012/wordml" xmlns:w16cex="http://schemas.microsoft.com/office/word/2018/wordml/cex" xmlns:w16cid="http://schemas.microsoft.com/office/word/2016/wordml/cid" xmlns:w16="http://schemas.microsoft.com/office/word/2018/wordml" xmlns:w16du="http://schemas.microsoft.com/office/word/2023/wordml/word16du" xmlns:w16sdtdh="http://schemas.microsoft.com/office/word/2020/wordml/sdtdatahash" xmlns:w16sdtfl="http://schemas.microsoft.com/office/word/2024/wordml/sdtformatlock" xmlns:w16se="http://schemas.microsoft.com/office/word/2015/wordml/symex" xmlns:wpg="http://schemas.microsoft.com/office/word/2010/wordprocessingGroup" xmlns:wpi="http://schemas.microsoft.com/office/word/2010/wordprocessingInk" xmlns:wne="http://schemas.microsoft.com/office/word/2006/wordml" xmlns:wps="http://schemas.microsoft.com/office/word/2010/wordprocessingShape" mc:Ignorable="w14 w15 w16se w16cid w16 w16cex w16sdtdh w16sdtfl w16du wp14">
+<w:hdr xmlns:wpc="http://schemas.microsoft.com/office/word/2010/wordprocessingCanvas" xmlns:cx="http://schemas.microsoft.com/office/drawing/2014/chartex" xmlns:mc="http://schemas.openxmlformats.org/markup-compatibility/2006" xmlns:o="urn:schemas-microsoft-com:office:office" xmlns:r="http://schemas.openxmlformats.org/officeDocument/2006/relationships" xmlns:m="http://schemas.openxmlformats.org/officeDocument/2006/math" xmlns:v="urn:schemas-microsoft-com:vml" xmlns:wp14="http://schemas.microsoft.com/office/word/2010/wordprocessingDrawing" xmlns:wp="http://schemas.openxmlformats.org/drawingml/2006/wordprocessingDrawing" xmlns:w10="urn:schemas-microsoft-com:office:word" xmlns:w="http://schemas.openxmlformats.org/wordprocessingml/2006/main" xmlns:w14="http://schemas.microsoft.com/office/word/2010/wordml" xmlns:w15="http://schemas.microsoft.com/office/word/2012/wordml" xmlns:w16se="http://schemas.microsoft.com/office/word/2015/wordml/symex" xmlns:wpg="http://schemas.microsoft.com/office/word/2010/wordprocessingGroup" xmlns:wpi="http://schemas.microsoft.com/office/word/2010/wordprocessingInk" xmlns:wne="http://schemas.microsoft.com/office/word/2006/wordml" xmlns:wps="http://schemas.microsoft.com/office/word/2010/wordprocessingShape" mc:Ignorable="w14 w15 w16se wp14">
   <w:tbl>
     <w:tblPr>
       <w:tblW w:w="5000" w:type="pct"/>
@@ -2978,7 +3113,7 @@
           <v:path o:extrusionok="f" gradientshapeok="t" o:connecttype="rect"/>
           <o:lock v:ext="edit" aspectratio="t"/>
         </v:shapetype>
-        <v:shape id="WordPictureWatermark3702830" o:spid="_x0000_s1030" type="#_x0000_t75" style="position:absolute;margin-left:0;margin-top:0;width:441.35pt;height:294.2pt;z-index:-251656192;mso-position-horizontal:center;mso-position-horizontal-relative:margin;mso-position-vertical:center;mso-position-vertical-relative:margin" o:allowincell="f">
+        <v:shape id="WordPictureWatermark3702830" o:spid="_x0000_s2054" type="#_x0000_t75" style="position:absolute;margin-left:0;margin-top:0;width:441.35pt;height:294.2pt;z-index:-251656192;mso-position-horizontal:center;mso-position-horizontal-relative:margin;mso-position-vertical:center;mso-position-vertical-relative:margin" o:allowincell="f">
           <v:imagedata r:id="rId1" o:title="Flag_of_Peru_(state)" gain="19661f" blacklevel="22938f"/>
           <w10:wrap anchorx="margin" anchory="margin"/>
         </v:shape>
@@ -2989,7 +3124,7 @@
 </file>
 
 <file path=word/header3.xml><?xml version="1.0" encoding="utf-8"?>
-<w:hdr xmlns:wpc="http://schemas.microsoft.com/office/word/2010/wordprocessingCanvas" xmlns:cx="http://schemas.microsoft.com/office/drawing/2014/chartex" xmlns:cx1="http://schemas.microsoft.com/office/drawing/2015/9/8/chartex" xmlns:cx2="http://schemas.microsoft.com/office/drawing/2015/10/21/chartex" xmlns:cx3="http://schemas.microsoft.com/office/drawing/2016/5/9/chartex" xmlns:cx4="http://schemas.microsoft.com/office/drawing/2016/5/10/chartex" xmlns:cx5="http://schemas.microsoft.com/office/drawing/2016/5/11/chartex" xmlns:cx6="http://schemas.microsoft.com/office/drawing/2016/5/12/chartex" xmlns:cx7="http://schemas.microsoft.com/office/drawing/2016/5/13/chartex" xmlns:cx8="http://schemas.microsoft.com/office/drawing/2016/5/14/chartex" xmlns:mc="http://schemas.openxmlformats.org/markup-compatibility/2006" xmlns:aink="http://schemas.microsoft.com/office/drawing/2016/ink" xmlns:am3d="http://schemas.microsoft.com/office/drawing/2017/model3d" xmlns:o="urn:schemas-microsoft-com:office:office" xmlns:oel="http://schemas.microsoft.com/office/2019/extlst" xmlns:r="http://schemas.openxmlformats.org/officeDocument/2006/relationships" xmlns:m="http://schemas.openxmlformats.org/officeDocument/2006/math" xmlns:v="urn:schemas-microsoft-com:vml" xmlns:wp14="http://schemas.microsoft.com/office/word/2010/wordprocessingDrawing" xmlns:wp="http://schemas.openxmlformats.org/drawingml/2006/wordprocessingDrawing" xmlns:w10="urn:schemas-microsoft-com:office:word" xmlns:w="http://schemas.openxmlformats.org/wordprocessingml/2006/main" xmlns:w14="http://schemas.microsoft.com/office/word/2010/wordml" xmlns:w15="http://schemas.microsoft.com/office/word/2012/wordml" xmlns:w16cex="http://schemas.microsoft.com/office/word/2018/wordml/cex" xmlns:w16cid="http://schemas.microsoft.com/office/word/2016/wordml/cid" xmlns:w16="http://schemas.microsoft.com/office/word/2018/wordml" xmlns:w16du="http://schemas.microsoft.com/office/word/2023/wordml/word16du" xmlns:w16sdtdh="http://schemas.microsoft.com/office/word/2020/wordml/sdtdatahash" xmlns:w16sdtfl="http://schemas.microsoft.com/office/word/2024/wordml/sdtformatlock" xmlns:w16se="http://schemas.microsoft.com/office/word/2015/wordml/symex" xmlns:wpg="http://schemas.microsoft.com/office/word/2010/wordprocessingGroup" xmlns:wpi="http://schemas.microsoft.com/office/word/2010/wordprocessingInk" xmlns:wne="http://schemas.microsoft.com/office/word/2006/wordml" xmlns:wps="http://schemas.microsoft.com/office/word/2010/wordprocessingShape" mc:Ignorable="w14 w15 w16se w16cid w16 w16cex w16sdtdh w16sdtfl w16du wp14">
+<w:hdr xmlns:wpc="http://schemas.microsoft.com/office/word/2010/wordprocessingCanvas" xmlns:cx="http://schemas.microsoft.com/office/drawing/2014/chartex" xmlns:mc="http://schemas.openxmlformats.org/markup-compatibility/2006" xmlns:o="urn:schemas-microsoft-com:office:office" xmlns:r="http://schemas.openxmlformats.org/officeDocument/2006/relationships" xmlns:m="http://schemas.openxmlformats.org/officeDocument/2006/math" xmlns:v="urn:schemas-microsoft-com:vml" xmlns:wp14="http://schemas.microsoft.com/office/word/2010/wordprocessingDrawing" xmlns:wp="http://schemas.openxmlformats.org/drawingml/2006/wordprocessingDrawing" xmlns:w10="urn:schemas-microsoft-com:office:word" xmlns:w="http://schemas.openxmlformats.org/wordprocessingml/2006/main" xmlns:w14="http://schemas.microsoft.com/office/word/2010/wordml" xmlns:w15="http://schemas.microsoft.com/office/word/2012/wordml" xmlns:w16se="http://schemas.microsoft.com/office/word/2015/wordml/symex" xmlns:wpg="http://schemas.microsoft.com/office/word/2010/wordprocessingGroup" xmlns:wpi="http://schemas.microsoft.com/office/word/2010/wordprocessingInk" xmlns:wne="http://schemas.microsoft.com/office/word/2006/wordml" xmlns:wps="http://schemas.microsoft.com/office/word/2010/wordprocessingShape" mc:Ignorable="w14 w15 w16se wp14">
   <w:p>
     <w:pPr>
       <w:pStyle w:val="Encabezado"/>
@@ -3019,7 +3154,7 @@
           <v:path o:extrusionok="f" gradientshapeok="t" o:connecttype="rect"/>
           <o:lock v:ext="edit" aspectratio="t"/>
         </v:shapetype>
-        <v:shape id="WordPictureWatermark3702828" o:spid="_x0000_s1028" type="#_x0000_t75" style="position:absolute;margin-left:0;margin-top:0;width:441.35pt;height:294.2pt;z-index:-251658240;mso-position-horizontal:center;mso-position-horizontal-relative:margin;mso-position-vertical:center;mso-position-vertical-relative:margin" o:allowincell="f">
+        <v:shape id="WordPictureWatermark3702828" o:spid="_x0000_s2052" type="#_x0000_t75" style="position:absolute;margin-left:0;margin-top:0;width:441.35pt;height:294.2pt;z-index:-251658240;mso-position-horizontal:center;mso-position-horizontal-relative:margin;mso-position-vertical:center;mso-position-vertical-relative:margin" o:allowincell="f">
           <v:imagedata r:id="rId1" o:title="Flag_of_Peru_(state)" gain="19661f" blacklevel="22938f"/>
           <w10:wrap anchorx="margin" anchory="margin"/>
         </v:shape>
@@ -3030,7 +3165,7 @@
 </file>
 
 <file path=word/numbering.xml><?xml version="1.0" encoding="utf-8"?>
-<w:numbering xmlns:wpc="http://schemas.microsoft.com/office/word/2010/wordprocessingCanvas" xmlns:cx="http://schemas.microsoft.com/office/drawing/2014/chartex" xmlns:cx1="http://schemas.microsoft.com/office/drawing/2015/9/8/chartex" xmlns:cx2="http://schemas.microsoft.com/office/drawing/2015/10/21/chartex" xmlns:cx3="http://schemas.microsoft.com/office/drawing/2016/5/9/chartex" xmlns:cx4="http://schemas.microsoft.com/office/drawing/2016/5/10/chartex" xmlns:cx5="http://schemas.microsoft.com/office/drawing/2016/5/11/chartex" xmlns:cx6="http://schemas.microsoft.com/office/drawing/2016/5/12/chartex" xmlns:cx7="http://schemas.microsoft.com/office/drawing/2016/5/13/chartex" xmlns:cx8="http://schemas.microsoft.com/office/drawing/2016/5/14/chartex" xmlns:mc="http://schemas.openxmlformats.org/markup-compatibility/2006" xmlns:aink="http://schemas.microsoft.com/office/drawing/2016/ink" xmlns:am3d="http://schemas.microsoft.com/office/drawing/2017/model3d" xmlns:o="urn:schemas-microsoft-com:office:office" xmlns:oel="http://schemas.microsoft.com/office/2019/extlst" xmlns:r="http://schemas.openxmlformats.org/officeDocument/2006/relationships" xmlns:m="http://schemas.openxmlformats.org/officeDocument/2006/math" xmlns:v="urn:schemas-microsoft-com:vml" xmlns:wp14="http://schemas.microsoft.com/office/word/2010/wordprocessingDrawing" xmlns:wp="http://schemas.openxmlformats.org/drawingml/2006/wordprocessingDrawing" xmlns:w10="urn:schemas-microsoft-com:office:word" xmlns:w="http://schemas.openxmlformats.org/wordprocessingml/2006/main" xmlns:w14="http://schemas.microsoft.com/office/word/2010/wordml" xmlns:w15="http://schemas.microsoft.com/office/word/2012/wordml" xmlns:w16cex="http://schemas.microsoft.com/office/word/2018/wordml/cex" xmlns:w16cid="http://schemas.microsoft.com/office/word/2016/wordml/cid" xmlns:w16="http://schemas.microsoft.com/office/word/2018/wordml" xmlns:w16du="http://schemas.microsoft.com/office/word/2023/wordml/word16du" xmlns:w16sdtdh="http://schemas.microsoft.com/office/word/2020/wordml/sdtdatahash" xmlns:w16sdtfl="http://schemas.microsoft.com/office/word/2024/wordml/sdtformatlock" xmlns:w16se="http://schemas.microsoft.com/office/word/2015/wordml/symex" xmlns:wpg="http://schemas.microsoft.com/office/word/2010/wordprocessingGroup" xmlns:wpi="http://schemas.microsoft.com/office/word/2010/wordprocessingInk" xmlns:wne="http://schemas.microsoft.com/office/word/2006/wordml" xmlns:wps="http://schemas.microsoft.com/office/word/2010/wordprocessingShape" mc:Ignorable="w14 w15 w16se w16cid w16 w16cex w16sdtdh w16sdtfl w16du wp14">
+<w:numbering xmlns:wpc="http://schemas.microsoft.com/office/word/2010/wordprocessingCanvas" xmlns:cx="http://schemas.microsoft.com/office/drawing/2014/chartex" xmlns:mc="http://schemas.openxmlformats.org/markup-compatibility/2006" xmlns:o="urn:schemas-microsoft-com:office:office" xmlns:r="http://schemas.openxmlformats.org/officeDocument/2006/relationships" xmlns:m="http://schemas.openxmlformats.org/officeDocument/2006/math" xmlns:v="urn:schemas-microsoft-com:vml" xmlns:wp14="http://schemas.microsoft.com/office/word/2010/wordprocessingDrawing" xmlns:wp="http://schemas.openxmlformats.org/drawingml/2006/wordprocessingDrawing" xmlns:w10="urn:schemas-microsoft-com:office:word" xmlns:w="http://schemas.openxmlformats.org/wordprocessingml/2006/main" xmlns:w14="http://schemas.microsoft.com/office/word/2010/wordml" xmlns:w15="http://schemas.microsoft.com/office/word/2012/wordml" xmlns:w16se="http://schemas.microsoft.com/office/word/2015/wordml/symex" xmlns:wpg="http://schemas.microsoft.com/office/word/2010/wordprocessingGroup" xmlns:wpi="http://schemas.microsoft.com/office/word/2010/wordprocessingInk" xmlns:wne="http://schemas.microsoft.com/office/word/2006/wordml" xmlns:wps="http://schemas.microsoft.com/office/word/2010/wordprocessingShape" mc:Ignorable="w14 w15 w16se wp14">
   <w:abstractNum w:abstractNumId="0" w15:restartNumberingAfterBreak="0">
     <w:nsid w:val="176B227F"/>
     <w:multiLevelType w:val="hybridMultilevel"/>
@@ -3519,23 +3654,23 @@
       </w:rPr>
     </w:lvl>
   </w:abstractNum>
-  <w:num w:numId="1" w16cid:durableId="1973293339">
+  <w:num w:numId="1">
     <w:abstractNumId w:val="2"/>
   </w:num>
-  <w:num w:numId="2" w16cid:durableId="1177308774">
+  <w:num w:numId="2">
     <w:abstractNumId w:val="3"/>
   </w:num>
-  <w:num w:numId="3" w16cid:durableId="1726486875">
+  <w:num w:numId="3">
     <w:abstractNumId w:val="0"/>
   </w:num>
-  <w:num w:numId="4" w16cid:durableId="1751467698">
+  <w:num w:numId="4">
     <w:abstractNumId w:val="1"/>
   </w:num>
 </w:numbering>
 </file>
 
 <file path=word/styles.xml><?xml version="1.0" encoding="utf-8"?>
-<w:styles xmlns:mc="http://schemas.openxmlformats.org/markup-compatibility/2006" xmlns:r="http://schemas.openxmlformats.org/officeDocument/2006/relationships" xmlns:w="http://schemas.openxmlformats.org/wordprocessingml/2006/main" xmlns:w14="http://schemas.microsoft.com/office/word/2010/wordml" xmlns:w15="http://schemas.microsoft.com/office/word/2012/wordml" xmlns:w16cex="http://schemas.microsoft.com/office/word/2018/wordml/cex" xmlns:w16cid="http://schemas.microsoft.com/office/word/2016/wordml/cid" xmlns:w16="http://schemas.microsoft.com/office/word/2018/wordml" xmlns:w16du="http://schemas.microsoft.com/office/word/2023/wordml/word16du" xmlns:w16sdtdh="http://schemas.microsoft.com/office/word/2020/wordml/sdtdatahash" xmlns:w16sdtfl="http://schemas.microsoft.com/office/word/2024/wordml/sdtformatlock" xmlns:w16se="http://schemas.microsoft.com/office/word/2015/wordml/symex" mc:Ignorable="w14 w15 w16se w16cid w16 w16cex w16sdtdh w16sdtfl w16du">
+<w:styles xmlns:mc="http://schemas.openxmlformats.org/markup-compatibility/2006" xmlns:r="http://schemas.openxmlformats.org/officeDocument/2006/relationships" xmlns:w="http://schemas.openxmlformats.org/wordprocessingml/2006/main" xmlns:w14="http://schemas.microsoft.com/office/word/2010/wordml" xmlns:w15="http://schemas.microsoft.com/office/word/2012/wordml" xmlns:w16se="http://schemas.microsoft.com/office/word/2015/wordml/symex" mc:Ignorable="w14 w15 w16se">
   <w:docDefaults>
     <w:rPrDefault>
       <w:rPr>
@@ -3551,7 +3686,7 @@
       </w:pPr>
     </w:pPrDefault>
   </w:docDefaults>
-  <w:latentStyles w:defLockedState="0" w:defUIPriority="99" w:defSemiHidden="0" w:defUnhideWhenUsed="0" w:defQFormat="0" w:count="376">
+  <w:latentStyles w:defLockedState="0" w:defUIPriority="99" w:defSemiHidden="0" w:defUnhideWhenUsed="0" w:defQFormat="0" w:count="371">
     <w:lsdException w:name="Normal" w:uiPriority="0" w:qFormat="1"/>
     <w:lsdException w:name="heading 1" w:uiPriority="9" w:qFormat="1"/>
     <w:lsdException w:name="heading 2" w:semiHidden="1" w:uiPriority="9" w:unhideWhenUsed="1" w:qFormat="1"/>
@@ -3923,11 +4058,6 @@
     <w:lsdException w:name="List Table 5 Dark Accent 6" w:uiPriority="50"/>
     <w:lsdException w:name="List Table 6 Colorful Accent 6" w:uiPriority="51"/>
     <w:lsdException w:name="List Table 7 Colorful Accent 6" w:uiPriority="52"/>
-    <w:lsdException w:name="Mention" w:semiHidden="1" w:unhideWhenUsed="1"/>
-    <w:lsdException w:name="Smart Hyperlink" w:semiHidden="1" w:unhideWhenUsed="1"/>
-    <w:lsdException w:name="Hashtag" w:semiHidden="1" w:unhideWhenUsed="1"/>
-    <w:lsdException w:name="Unresolved Mention" w:semiHidden="1" w:unhideWhenUsed="1"/>
-    <w:lsdException w:name="Smart Link" w:semiHidden="1" w:unhideWhenUsed="1"/>
   </w:latentStyles>
   <w:style w:type="paragraph" w:default="1" w:styleId="Normal">
     <w:name w:val="Normal"/>
@@ -4108,7 +4238,7 @@
       <w:szCs w:val="24"/>
     </w:rPr>
   </w:style>
-  <w:style w:type="character" w:styleId="Fuerte">
+  <w:style w:type="character" w:styleId="Textoennegrita">
     <w:name w:val="Strong"/>
     <w:basedOn w:val="Fuentedeprrafopredeter"/>
     <w:uiPriority w:val="22"/>
@@ -4150,7 +4280,7 @@
 </file>
 
 <file path=word/glossary/document.xml><?xml version="1.0" encoding="utf-8"?>
-<w:glossaryDocument xmlns:wpc="http://schemas.microsoft.com/office/word/2010/wordprocessingCanvas" xmlns:cx="http://schemas.microsoft.com/office/drawing/2014/chartex" xmlns:cx1="http://schemas.microsoft.com/office/drawing/2015/9/8/chartex" xmlns:cx2="http://schemas.microsoft.com/office/drawing/2015/10/21/chartex" xmlns:cx3="http://schemas.microsoft.com/office/drawing/2016/5/9/chartex" xmlns:cx4="http://schemas.microsoft.com/office/drawing/2016/5/10/chartex" xmlns:cx5="http://schemas.microsoft.com/office/drawing/2016/5/11/chartex" xmlns:cx6="http://schemas.microsoft.com/office/drawing/2016/5/12/chartex" xmlns:cx7="http://schemas.microsoft.com/office/drawing/2016/5/13/chartex" xmlns:cx8="http://schemas.microsoft.com/office/drawing/2016/5/14/chartex" xmlns:mc="http://schemas.openxmlformats.org/markup-compatibility/2006" xmlns:aink="http://schemas.microsoft.com/office/drawing/2016/ink" xmlns:am3d="http://schemas.microsoft.com/office/drawing/2017/model3d" xmlns:o="urn:schemas-microsoft-com:office:office" xmlns:oel="http://schemas.microsoft.com/office/2019/extlst" xmlns:r="http://schemas.openxmlformats.org/officeDocument/2006/relationships" xmlns:m="http://schemas.openxmlformats.org/officeDocument/2006/math" xmlns:v="urn:schemas-microsoft-com:vml" xmlns:wp14="http://schemas.microsoft.com/office/word/2010/wordprocessingDrawing" xmlns:wp="http://schemas.openxmlformats.org/drawingml/2006/wordprocessingDrawing" xmlns:w10="urn:schemas-microsoft-com:office:word" xmlns:w="http://schemas.openxmlformats.org/wordprocessingml/2006/main" xmlns:w14="http://schemas.microsoft.com/office/word/2010/wordml" xmlns:w15="http://schemas.microsoft.com/office/word/2012/wordml" xmlns:w16cex="http://schemas.microsoft.com/office/word/2018/wordml/cex" xmlns:w16cid="http://schemas.microsoft.com/office/word/2016/wordml/cid" xmlns:w16="http://schemas.microsoft.com/office/word/2018/wordml" xmlns:w16du="http://schemas.microsoft.com/office/word/2023/wordml/word16du" xmlns:w16sdtdh="http://schemas.microsoft.com/office/word/2020/wordml/sdtdatahash" xmlns:w16sdtfl="http://schemas.microsoft.com/office/word/2024/wordml/sdtformatlock" xmlns:w16se="http://schemas.microsoft.com/office/word/2015/wordml/symex" xmlns:wpg="http://schemas.microsoft.com/office/word/2010/wordprocessingGroup" xmlns:wpi="http://schemas.microsoft.com/office/word/2010/wordprocessingInk" xmlns:wne="http://schemas.microsoft.com/office/word/2006/wordml" xmlns:wps="http://schemas.microsoft.com/office/word/2010/wordprocessingShape" mc:Ignorable="w14 w15 w16se w16cid w16 w16cex w16sdtdh w16sdtfl w16du wp14">
+<w:glossaryDocument xmlns:wpc="http://schemas.microsoft.com/office/word/2010/wordprocessingCanvas" xmlns:cx="http://schemas.microsoft.com/office/drawing/2014/chartex" xmlns:mc="http://schemas.openxmlformats.org/markup-compatibility/2006" xmlns:o="urn:schemas-microsoft-com:office:office" xmlns:r="http://schemas.openxmlformats.org/officeDocument/2006/relationships" xmlns:m="http://schemas.openxmlformats.org/officeDocument/2006/math" xmlns:v="urn:schemas-microsoft-com:vml" xmlns:wp14="http://schemas.microsoft.com/office/word/2010/wordprocessingDrawing" xmlns:wp="http://schemas.openxmlformats.org/drawingml/2006/wordprocessingDrawing" xmlns:w10="urn:schemas-microsoft-com:office:word" xmlns:w="http://schemas.openxmlformats.org/wordprocessingml/2006/main" xmlns:w14="http://schemas.microsoft.com/office/word/2010/wordml" xmlns:w15="http://schemas.microsoft.com/office/word/2012/wordml" xmlns:w16se="http://schemas.microsoft.com/office/word/2015/wordml/symex" xmlns:wpg="http://schemas.microsoft.com/office/word/2010/wordprocessingGroup" xmlns:wpi="http://schemas.microsoft.com/office/word/2010/wordprocessingInk" xmlns:wne="http://schemas.microsoft.com/office/word/2006/wordml" xmlns:wps="http://schemas.microsoft.com/office/word/2010/wordprocessingShape" mc:Ignorable="w14 w15 w16se wp14">
   <w:docParts>
     <w:docPart>
       <w:docPartPr>
@@ -4188,7 +4318,7 @@
 </file>
 
 <file path=word/glossary/fontTable.xml><?xml version="1.0" encoding="utf-8"?>
-<w:fonts xmlns:mc="http://schemas.openxmlformats.org/markup-compatibility/2006" xmlns:r="http://schemas.openxmlformats.org/officeDocument/2006/relationships" xmlns:w="http://schemas.openxmlformats.org/wordprocessingml/2006/main" xmlns:w14="http://schemas.microsoft.com/office/word/2010/wordml" xmlns:w15="http://schemas.microsoft.com/office/word/2012/wordml" xmlns:w16cex="http://schemas.microsoft.com/office/word/2018/wordml/cex" xmlns:w16cid="http://schemas.microsoft.com/office/word/2016/wordml/cid" xmlns:w16="http://schemas.microsoft.com/office/word/2018/wordml" xmlns:w16du="http://schemas.microsoft.com/office/word/2023/wordml/word16du" xmlns:w16sdtdh="http://schemas.microsoft.com/office/word/2020/wordml/sdtdatahash" xmlns:w16sdtfl="http://schemas.microsoft.com/office/word/2024/wordml/sdtformatlock" xmlns:w16se="http://schemas.microsoft.com/office/word/2015/wordml/symex" mc:Ignorable="w14 w15 w16se w16cid w16 w16cex w16sdtdh w16sdtfl w16du">
+<w:fonts xmlns:mc="http://schemas.openxmlformats.org/markup-compatibility/2006" xmlns:r="http://schemas.openxmlformats.org/officeDocument/2006/relationships" xmlns:w="http://schemas.openxmlformats.org/wordprocessingml/2006/main" xmlns:w14="http://schemas.microsoft.com/office/word/2010/wordml" xmlns:w15="http://schemas.microsoft.com/office/word/2012/wordml" xmlns:w16se="http://schemas.microsoft.com/office/word/2015/wordml/symex" mc:Ignorable="w14 w15 w16se">
   <w:font w:name="Symbol">
     <w:panose1 w:val="05050102010706020507"/>
     <w:charset w:val="02"/>
@@ -4242,7 +4372,7 @@
 </file>
 
 <file path=word/glossary/settings.xml><?xml version="1.0" encoding="utf-8"?>
-<w:settings xmlns:mc="http://schemas.openxmlformats.org/markup-compatibility/2006" xmlns:o="urn:schemas-microsoft-com:office:office" xmlns:r="http://schemas.openxmlformats.org/officeDocument/2006/relationships" xmlns:m="http://schemas.openxmlformats.org/officeDocument/2006/math" xmlns:v="urn:schemas-microsoft-com:vml" xmlns:w10="urn:schemas-microsoft-com:office:word" xmlns:w="http://schemas.openxmlformats.org/wordprocessingml/2006/main" xmlns:w14="http://schemas.microsoft.com/office/word/2010/wordml" xmlns:w15="http://schemas.microsoft.com/office/word/2012/wordml" xmlns:w16cex="http://schemas.microsoft.com/office/word/2018/wordml/cex" xmlns:w16cid="http://schemas.microsoft.com/office/word/2016/wordml/cid" xmlns:w16="http://schemas.microsoft.com/office/word/2018/wordml" xmlns:w16du="http://schemas.microsoft.com/office/word/2023/wordml/word16du" xmlns:w16sdtdh="http://schemas.microsoft.com/office/word/2020/wordml/sdtdatahash" xmlns:w16sdtfl="http://schemas.microsoft.com/office/word/2024/wordml/sdtformatlock" xmlns:w16se="http://schemas.microsoft.com/office/word/2015/wordml/symex" xmlns:sl="http://schemas.openxmlformats.org/schemaLibrary/2006/main" mc:Ignorable="w14 w15 w16se w16cid w16 w16cex w16sdtdh w16sdtfl w16du">
+<w:settings xmlns:mc="http://schemas.openxmlformats.org/markup-compatibility/2006" xmlns:o="urn:schemas-microsoft-com:office:office" xmlns:r="http://schemas.openxmlformats.org/officeDocument/2006/relationships" xmlns:m="http://schemas.openxmlformats.org/officeDocument/2006/math" xmlns:v="urn:schemas-microsoft-com:vml" xmlns:w10="urn:schemas-microsoft-com:office:word" xmlns:w="http://schemas.openxmlformats.org/wordprocessingml/2006/main" xmlns:w14="http://schemas.microsoft.com/office/word/2010/wordml" xmlns:w15="http://schemas.microsoft.com/office/word/2012/wordml" xmlns:w16se="http://schemas.microsoft.com/office/word/2015/wordml/symex" xmlns:sl="http://schemas.openxmlformats.org/schemaLibrary/2006/main" mc:Ignorable="w14 w15 w16se">
   <w:view w:val="normal"/>
   <w:defaultTabStop w:val="708"/>
   <w:hyphenationZone w:val="425"/>
@@ -4254,7 +4384,6 @@
     <w:compatSetting w:name="enableOpenTypeFeatures" w:uri="http://schemas.microsoft.com/office/word" w:val="1"/>
     <w:compatSetting w:name="doNotFlipMirrorIndents" w:uri="http://schemas.microsoft.com/office/word" w:val="1"/>
     <w:compatSetting w:name="differentiateMultirowTableHeaders" w:uri="http://schemas.microsoft.com/office/word" w:val="1"/>
-    <w:compatSetting w:name="useWord2013TrackBottomHyphenation" w:uri="http://schemas.microsoft.com/office/word" w:val="1"/>
   </w:compat>
   <w:rsids>
     <w:rsidRoot w:val="00D50C9B"/>
@@ -4269,6 +4398,7 @@
     <w:rsid w:val="00774444"/>
     <w:rsid w:val="007E5948"/>
     <w:rsid w:val="008865C0"/>
+    <w:rsid w:val="008A2C21"/>
     <w:rsid w:val="009E0D1A"/>
     <w:rsid w:val="00A3021F"/>
     <w:rsid w:val="00CE4F9C"/>
@@ -4292,14 +4422,14 @@
   </m:mathPr>
   <w:themeFontLang w:val="es-MX"/>
   <w:clrSchemeMapping w:bg1="light1" w:t1="dark1" w:bg2="light2" w:t2="dark2" w:accent1="accent1" w:accent2="accent2" w:accent3="accent3" w:accent4="accent4" w:accent5="accent5" w:accent6="accent6" w:hyperlink="hyperlink" w:followedHyperlink="followedHyperlink"/>
-  <w:decimalSymbol w:val=","/>
-  <w:listSeparator w:val=";"/>
+  <w:decimalSymbol w:val="."/>
+  <w:listSeparator w:val=","/>
   <w15:chartTrackingRefBased/>
 </w:settings>
 </file>
 
 <file path=word/glossary/styles.xml><?xml version="1.0" encoding="utf-8"?>
-<w:styles xmlns:mc="http://schemas.openxmlformats.org/markup-compatibility/2006" xmlns:r="http://schemas.openxmlformats.org/officeDocument/2006/relationships" xmlns:w="http://schemas.openxmlformats.org/wordprocessingml/2006/main" xmlns:w14="http://schemas.microsoft.com/office/word/2010/wordml" xmlns:w15="http://schemas.microsoft.com/office/word/2012/wordml" xmlns:w16cex="http://schemas.microsoft.com/office/word/2018/wordml/cex" xmlns:w16cid="http://schemas.microsoft.com/office/word/2016/wordml/cid" xmlns:w16="http://schemas.microsoft.com/office/word/2018/wordml" xmlns:w16du="http://schemas.microsoft.com/office/word/2023/wordml/word16du" xmlns:w16sdtdh="http://schemas.microsoft.com/office/word/2020/wordml/sdtdatahash" xmlns:w16sdtfl="http://schemas.microsoft.com/office/word/2024/wordml/sdtformatlock" xmlns:w16se="http://schemas.microsoft.com/office/word/2015/wordml/symex" mc:Ignorable="w14 w15 w16se w16cid w16 w16cex w16sdtdh w16sdtfl w16du">
+<w:styles xmlns:mc="http://schemas.openxmlformats.org/markup-compatibility/2006" xmlns:r="http://schemas.openxmlformats.org/officeDocument/2006/relationships" xmlns:w="http://schemas.openxmlformats.org/wordprocessingml/2006/main" xmlns:w14="http://schemas.microsoft.com/office/word/2010/wordml" xmlns:w15="http://schemas.microsoft.com/office/word/2012/wordml" xmlns:w16se="http://schemas.microsoft.com/office/word/2015/wordml/symex" mc:Ignorable="w14 w15 w16se">
   <w:docDefaults>
     <w:rPrDefault>
       <w:rPr>
@@ -4315,7 +4445,7 @@
       </w:pPr>
     </w:pPrDefault>
   </w:docDefaults>
-  <w:latentStyles w:defLockedState="0" w:defUIPriority="99" w:defSemiHidden="0" w:defUnhideWhenUsed="0" w:defQFormat="0" w:count="376">
+  <w:latentStyles w:defLockedState="0" w:defUIPriority="99" w:defSemiHidden="0" w:defUnhideWhenUsed="0" w:defQFormat="0" w:count="371">
     <w:lsdException w:name="Normal" w:uiPriority="0" w:qFormat="1"/>
     <w:lsdException w:name="heading 1" w:uiPriority="9" w:qFormat="1"/>
     <w:lsdException w:name="heading 2" w:semiHidden="1" w:uiPriority="9" w:unhideWhenUsed="1" w:qFormat="1"/>
@@ -4687,11 +4817,6 @@
     <w:lsdException w:name="List Table 5 Dark Accent 6" w:uiPriority="50"/>
     <w:lsdException w:name="List Table 6 Colorful Accent 6" w:uiPriority="51"/>
     <w:lsdException w:name="List Table 7 Colorful Accent 6" w:uiPriority="52"/>
-    <w:lsdException w:name="Mention" w:semiHidden="1" w:unhideWhenUsed="1"/>
-    <w:lsdException w:name="Smart Hyperlink" w:semiHidden="1" w:unhideWhenUsed="1"/>
-    <w:lsdException w:name="Hashtag" w:semiHidden="1" w:unhideWhenUsed="1"/>
-    <w:lsdException w:name="Unresolved Mention" w:semiHidden="1" w:unhideWhenUsed="1"/>
-    <w:lsdException w:name="Smart Link" w:semiHidden="1" w:unhideWhenUsed="1"/>
   </w:latentStyles>
   <w:style w:type="paragraph" w:default="1" w:styleId="Normal">
     <w:name w:val="Normal"/>
@@ -4732,7 +4857,7 @@
 </file>
 
 <file path=word/glossary/webSettings.xml><?xml version="1.0" encoding="utf-8"?>
-<w:webSettings xmlns:mc="http://schemas.openxmlformats.org/markup-compatibility/2006" xmlns:r="http://schemas.openxmlformats.org/officeDocument/2006/relationships" xmlns:w="http://schemas.openxmlformats.org/wordprocessingml/2006/main" xmlns:w14="http://schemas.microsoft.com/office/word/2010/wordml" xmlns:w15="http://schemas.microsoft.com/office/word/2012/wordml" xmlns:w16cex="http://schemas.microsoft.com/office/word/2018/wordml/cex" xmlns:w16cid="http://schemas.microsoft.com/office/word/2016/wordml/cid" xmlns:w16="http://schemas.microsoft.com/office/word/2018/wordml" xmlns:w16du="http://schemas.microsoft.com/office/word/2023/wordml/word16du" xmlns:w16sdtdh="http://schemas.microsoft.com/office/word/2020/wordml/sdtdatahash" xmlns:w16sdtfl="http://schemas.microsoft.com/office/word/2024/wordml/sdtformatlock" xmlns:w16se="http://schemas.microsoft.com/office/word/2015/wordml/symex" mc:Ignorable="w14 w15 w16se w16cid w16 w16cex w16sdtdh w16sdtfl w16du">
+<w:webSettings xmlns:mc="http://schemas.openxmlformats.org/markup-compatibility/2006" xmlns:r="http://schemas.openxmlformats.org/officeDocument/2006/relationships" xmlns:w="http://schemas.openxmlformats.org/wordprocessingml/2006/main" xmlns:w14="http://schemas.microsoft.com/office/word/2010/wordml" xmlns:w15="http://schemas.microsoft.com/office/word/2012/wordml" xmlns:w16se="http://schemas.microsoft.com/office/word/2015/wordml/symex" mc:Ignorable="w14 w15 w16se">
   <w:optimizeForBrowser/>
   <w:allowPNG/>
 </w:webSettings>

--- a/Manual de Implementacion.docx
+++ b/Manual de Implementacion.docx
@@ -15,6 +15,7 @@
           <w:lang w:val="es-ES"/>
         </w:rPr>
       </w:pPr>
+      <w:bookmarkStart w:id="0" w:name="_Toc230802221"/>
       <w:r>
         <w:rPr>
           <w:rFonts w:ascii="Arial" w:hAnsi="Arial" w:cs="Arial"/>
@@ -25,6 +26,7 @@
         </w:rPr>
         <w:t>Manual de Implementación</w:t>
       </w:r>
+      <w:bookmarkEnd w:id="0"/>
     </w:p>
     <w:p>
       <w:pPr>
@@ -39,6 +41,7 @@
           <w:lang w:val="es-ES"/>
         </w:rPr>
       </w:pPr>
+      <w:bookmarkStart w:id="1" w:name="_Toc230802222"/>
       <w:r>
         <w:rPr>
           <w:rFonts w:ascii="Arial" w:hAnsi="Arial" w:cs="Arial"/>
@@ -49,6 +52,7 @@
         </w:rPr>
         <w:t>Software punto de venta</w:t>
       </w:r>
+      <w:bookmarkEnd w:id="1"/>
     </w:p>
     <w:p>
       <w:pPr>
@@ -166,76 +170,878 @@
         </w:rPr>
       </w:pPr>
     </w:p>
-    <w:p>
-      <w:pPr>
-        <w:pStyle w:val="Ttulo3"/>
-        <w:spacing w:line="276" w:lineRule="auto"/>
-        <w:jc w:val="both"/>
-        <w:rPr>
-          <w:rFonts w:ascii="Arial" w:hAnsi="Arial" w:cs="Arial"/>
-          <w:b/>
-          <w:sz w:val="28"/>
-          <w:szCs w:val="28"/>
-        </w:rPr>
-      </w:pPr>
-      <w:r>
-        <w:rPr>
-          <w:rFonts w:ascii="Arial" w:hAnsi="Arial" w:cs="Arial"/>
-          <w:b/>
-          <w:sz w:val="28"/>
-          <w:szCs w:val="28"/>
-        </w:rPr>
-        <w:t>Tabla de Contenido</w:t>
-      </w:r>
-    </w:p>
-    <w:p>
-      <w:pPr>
-        <w:spacing w:line="276" w:lineRule="auto"/>
-        <w:jc w:val="both"/>
-        <w:rPr>
-          <w:rFonts w:ascii="Arial" w:hAnsi="Arial" w:cs="Arial"/>
-          <w:sz w:val="24"/>
-          <w:szCs w:val="24"/>
-        </w:rPr>
-      </w:pPr>
-      <w:r>
-        <w:rPr>
-          <w:rFonts w:ascii="Arial" w:hAnsi="Arial" w:cs="Arial"/>
-          <w:sz w:val="24"/>
-          <w:szCs w:val="24"/>
-        </w:rPr>
-        <w:t>Contenido 1</w:t>
-      </w:r>
-    </w:p>
-    <w:p>
-      <w:pPr>
-        <w:spacing w:line="276" w:lineRule="auto"/>
-        <w:rPr>
-          <w:rFonts w:ascii="Arial" w:hAnsi="Arial" w:cs="Arial"/>
-          <w:sz w:val="24"/>
-          <w:szCs w:val="24"/>
-        </w:rPr>
-      </w:pPr>
-    </w:p>
-    <w:p>
-      <w:pPr>
-        <w:spacing w:line="276" w:lineRule="auto"/>
-        <w:jc w:val="both"/>
-        <w:rPr>
-          <w:rFonts w:ascii="Arial" w:hAnsi="Arial" w:cs="Arial"/>
-          <w:sz w:val="24"/>
-          <w:szCs w:val="24"/>
-        </w:rPr>
-      </w:pPr>
-      <w:r>
-        <w:rPr>
-          <w:rFonts w:ascii="Arial" w:hAnsi="Arial" w:cs="Arial"/>
-          <w:sz w:val="24"/>
-          <w:szCs w:val="24"/>
-        </w:rPr>
-        <w:t>Contenido 2</w:t>
-      </w:r>
-    </w:p>
+    <w:sdt>
+      <w:sdtPr>
+        <w:rPr>
+          <w:lang w:val="es-ES"/>
+        </w:rPr>
+        <w:id w:val="919144632"/>
+        <w:docPartObj>
+          <w:docPartGallery w:val="Table of Contents"/>
+          <w:docPartUnique/>
+        </w:docPartObj>
+      </w:sdtPr>
+      <w:sdtEndPr>
+        <w:rPr>
+          <w:rFonts w:ascii="Arial" w:eastAsiaTheme="minorHAnsi" w:hAnsi="Arial" w:cs="Arial"/>
+          <w:b/>
+          <w:bCs/>
+          <w:color w:val="auto"/>
+          <w:sz w:val="24"/>
+          <w:szCs w:val="24"/>
+          <w:lang w:eastAsia="en-US"/>
+        </w:rPr>
+      </w:sdtEndPr>
+      <w:sdtContent>
+        <w:p>
+          <w:pPr>
+            <w:pStyle w:val="TtuloTDC"/>
+            <w:rPr>
+              <w:rFonts w:ascii="Arial" w:hAnsi="Arial" w:cs="Arial"/>
+              <w:b/>
+              <w:sz w:val="36"/>
+              <w:szCs w:val="36"/>
+            </w:rPr>
+          </w:pPr>
+          <w:r>
+            <w:rPr>
+              <w:rFonts w:ascii="Arial" w:hAnsi="Arial" w:cs="Arial"/>
+              <w:b/>
+              <w:sz w:val="36"/>
+              <w:szCs w:val="36"/>
+              <w:lang w:val="es-ES"/>
+            </w:rPr>
+            <w:t>Tabla de contenido</w:t>
+          </w:r>
+        </w:p>
+        <w:p>
+          <w:pPr>
+            <w:pStyle w:val="TDC1"/>
+            <w:tabs>
+              <w:tab w:val="right" w:leader="dot" w:pos="8828"/>
+            </w:tabs>
+            <w:jc w:val="both"/>
+            <w:rPr>
+              <w:rFonts w:ascii="Arial" w:hAnsi="Arial" w:cs="Arial"/>
+              <w:noProof/>
+              <w:sz w:val="24"/>
+              <w:szCs w:val="24"/>
+            </w:rPr>
+          </w:pPr>
+          <w:r>
+            <w:rPr>
+              <w:rFonts w:ascii="Arial" w:hAnsi="Arial" w:cs="Arial"/>
+              <w:sz w:val="24"/>
+              <w:szCs w:val="24"/>
+            </w:rPr>
+            <w:fldChar w:fldCharType="begin"/>
+          </w:r>
+          <w:r>
+            <w:rPr>
+              <w:rFonts w:ascii="Arial" w:hAnsi="Arial" w:cs="Arial"/>
+              <w:sz w:val="24"/>
+              <w:szCs w:val="24"/>
+            </w:rPr>
+            <w:instrText xml:space="preserve"> TOC \o "1-3" \h \z \u </w:instrText>
+          </w:r>
+          <w:r>
+            <w:rPr>
+              <w:rFonts w:ascii="Arial" w:hAnsi="Arial" w:cs="Arial"/>
+              <w:sz w:val="24"/>
+              <w:szCs w:val="24"/>
+            </w:rPr>
+            <w:fldChar w:fldCharType="separate"/>
+          </w:r>
+          <w:hyperlink w:anchor="_Toc230802221" w:history="1">
+            <w:r>
+              <w:rPr>
+                <w:rStyle w:val="Hipervnculo"/>
+                <w:rFonts w:ascii="Arial" w:hAnsi="Arial" w:cs="Arial"/>
+                <w:b/>
+                <w:noProof/>
+                <w:sz w:val="24"/>
+                <w:szCs w:val="24"/>
+                <w:lang w:val="es-ES"/>
+              </w:rPr>
+              <w:t>Manual de Implementación</w:t>
+            </w:r>
+            <w:r>
+              <w:rPr>
+                <w:rFonts w:ascii="Arial" w:hAnsi="Arial" w:cs="Arial"/>
+                <w:noProof/>
+                <w:webHidden/>
+                <w:sz w:val="24"/>
+                <w:szCs w:val="24"/>
+              </w:rPr>
+              <w:tab/>
+            </w:r>
+            <w:r>
+              <w:rPr>
+                <w:rFonts w:ascii="Arial" w:hAnsi="Arial" w:cs="Arial"/>
+                <w:noProof/>
+                <w:webHidden/>
+                <w:sz w:val="24"/>
+                <w:szCs w:val="24"/>
+              </w:rPr>
+              <w:fldChar w:fldCharType="begin"/>
+            </w:r>
+            <w:r>
+              <w:rPr>
+                <w:rFonts w:ascii="Arial" w:hAnsi="Arial" w:cs="Arial"/>
+                <w:noProof/>
+                <w:webHidden/>
+                <w:sz w:val="24"/>
+                <w:szCs w:val="24"/>
+              </w:rPr>
+              <w:instrText xml:space="preserve"> PAGEREF _Toc230802221 \h </w:instrText>
+            </w:r>
+            <w:r>
+              <w:rPr>
+                <w:rFonts w:ascii="Arial" w:hAnsi="Arial" w:cs="Arial"/>
+                <w:noProof/>
+                <w:webHidden/>
+                <w:sz w:val="24"/>
+                <w:szCs w:val="24"/>
+              </w:rPr>
+            </w:r>
+            <w:r>
+              <w:rPr>
+                <w:rFonts w:ascii="Arial" w:hAnsi="Arial" w:cs="Arial"/>
+                <w:noProof/>
+                <w:webHidden/>
+                <w:sz w:val="24"/>
+                <w:szCs w:val="24"/>
+              </w:rPr>
+              <w:fldChar w:fldCharType="separate"/>
+            </w:r>
+            <w:r>
+              <w:rPr>
+                <w:rFonts w:ascii="Arial" w:hAnsi="Arial" w:cs="Arial"/>
+                <w:noProof/>
+                <w:webHidden/>
+                <w:sz w:val="24"/>
+                <w:szCs w:val="24"/>
+              </w:rPr>
+              <w:t>1</w:t>
+            </w:r>
+            <w:r>
+              <w:rPr>
+                <w:rFonts w:ascii="Arial" w:hAnsi="Arial" w:cs="Arial"/>
+                <w:noProof/>
+                <w:webHidden/>
+                <w:sz w:val="24"/>
+                <w:szCs w:val="24"/>
+              </w:rPr>
+              <w:fldChar w:fldCharType="end"/>
+            </w:r>
+          </w:hyperlink>
+        </w:p>
+        <w:p>
+          <w:pPr>
+            <w:pStyle w:val="TDC2"/>
+            <w:tabs>
+              <w:tab w:val="right" w:leader="dot" w:pos="8828"/>
+            </w:tabs>
+            <w:jc w:val="both"/>
+            <w:rPr>
+              <w:rFonts w:ascii="Arial" w:hAnsi="Arial" w:cs="Arial"/>
+              <w:noProof/>
+              <w:sz w:val="24"/>
+              <w:szCs w:val="24"/>
+            </w:rPr>
+          </w:pPr>
+          <w:hyperlink w:anchor="_Toc230802223" w:history="1">
+            <w:r>
+              <w:rPr>
+                <w:rStyle w:val="Hipervnculo"/>
+                <w:rFonts w:ascii="Arial" w:hAnsi="Arial" w:cs="Arial"/>
+                <w:b/>
+                <w:noProof/>
+                <w:sz w:val="24"/>
+                <w:szCs w:val="24"/>
+                <w:lang w:val="es-ES"/>
+              </w:rPr>
+              <w:t>Bienvenida</w:t>
+            </w:r>
+            <w:r>
+              <w:rPr>
+                <w:rFonts w:ascii="Arial" w:hAnsi="Arial" w:cs="Arial"/>
+                <w:noProof/>
+                <w:webHidden/>
+                <w:sz w:val="24"/>
+                <w:szCs w:val="24"/>
+              </w:rPr>
+              <w:tab/>
+            </w:r>
+            <w:r>
+              <w:rPr>
+                <w:rFonts w:ascii="Arial" w:hAnsi="Arial" w:cs="Arial"/>
+                <w:noProof/>
+                <w:webHidden/>
+                <w:sz w:val="24"/>
+                <w:szCs w:val="24"/>
+              </w:rPr>
+              <w:fldChar w:fldCharType="begin"/>
+            </w:r>
+            <w:r>
+              <w:rPr>
+                <w:rFonts w:ascii="Arial" w:hAnsi="Arial" w:cs="Arial"/>
+                <w:noProof/>
+                <w:webHidden/>
+                <w:sz w:val="24"/>
+                <w:szCs w:val="24"/>
+              </w:rPr>
+              <w:instrText xml:space="preserve"> PAGEREF _Toc230802223 \h </w:instrText>
+            </w:r>
+            <w:r>
+              <w:rPr>
+                <w:rFonts w:ascii="Arial" w:hAnsi="Arial" w:cs="Arial"/>
+                <w:noProof/>
+                <w:webHidden/>
+                <w:sz w:val="24"/>
+                <w:szCs w:val="24"/>
+              </w:rPr>
+            </w:r>
+            <w:r>
+              <w:rPr>
+                <w:rFonts w:ascii="Arial" w:hAnsi="Arial" w:cs="Arial"/>
+                <w:noProof/>
+                <w:webHidden/>
+                <w:sz w:val="24"/>
+                <w:szCs w:val="24"/>
+              </w:rPr>
+              <w:fldChar w:fldCharType="separate"/>
+            </w:r>
+            <w:r>
+              <w:rPr>
+                <w:rFonts w:ascii="Arial" w:hAnsi="Arial" w:cs="Arial"/>
+                <w:noProof/>
+                <w:webHidden/>
+                <w:sz w:val="24"/>
+                <w:szCs w:val="24"/>
+              </w:rPr>
+              <w:t>2</w:t>
+            </w:r>
+            <w:r>
+              <w:rPr>
+                <w:rFonts w:ascii="Arial" w:hAnsi="Arial" w:cs="Arial"/>
+                <w:noProof/>
+                <w:webHidden/>
+                <w:sz w:val="24"/>
+                <w:szCs w:val="24"/>
+              </w:rPr>
+              <w:fldChar w:fldCharType="end"/>
+            </w:r>
+          </w:hyperlink>
+        </w:p>
+        <w:p>
+          <w:pPr>
+            <w:pStyle w:val="TDC3"/>
+            <w:tabs>
+              <w:tab w:val="right" w:leader="dot" w:pos="8828"/>
+            </w:tabs>
+            <w:jc w:val="both"/>
+            <w:rPr>
+              <w:rFonts w:ascii="Arial" w:hAnsi="Arial" w:cs="Arial"/>
+              <w:noProof/>
+              <w:sz w:val="24"/>
+              <w:szCs w:val="24"/>
+            </w:rPr>
+          </w:pPr>
+          <w:hyperlink w:anchor="_Toc230802224" w:history="1">
+            <w:r>
+              <w:rPr>
+                <w:rStyle w:val="Hipervnculo"/>
+                <w:rFonts w:ascii="Arial" w:hAnsi="Arial" w:cs="Arial"/>
+                <w:b/>
+                <w:noProof/>
+                <w:sz w:val="24"/>
+                <w:szCs w:val="24"/>
+                <w:lang w:val="es-ES"/>
+              </w:rPr>
+              <w:t>Sobre este software</w:t>
+            </w:r>
+            <w:r>
+              <w:rPr>
+                <w:rFonts w:ascii="Arial" w:hAnsi="Arial" w:cs="Arial"/>
+                <w:noProof/>
+                <w:webHidden/>
+                <w:sz w:val="24"/>
+                <w:szCs w:val="24"/>
+              </w:rPr>
+              <w:tab/>
+            </w:r>
+            <w:r>
+              <w:rPr>
+                <w:rFonts w:ascii="Arial" w:hAnsi="Arial" w:cs="Arial"/>
+                <w:noProof/>
+                <w:webHidden/>
+                <w:sz w:val="24"/>
+                <w:szCs w:val="24"/>
+              </w:rPr>
+              <w:fldChar w:fldCharType="begin"/>
+            </w:r>
+            <w:r>
+              <w:rPr>
+                <w:rFonts w:ascii="Arial" w:hAnsi="Arial" w:cs="Arial"/>
+                <w:noProof/>
+                <w:webHidden/>
+                <w:sz w:val="24"/>
+                <w:szCs w:val="24"/>
+              </w:rPr>
+              <w:instrText xml:space="preserve"> PAGEREF _Toc230802224 \h </w:instrText>
+            </w:r>
+            <w:r>
+              <w:rPr>
+                <w:rFonts w:ascii="Arial" w:hAnsi="Arial" w:cs="Arial"/>
+                <w:noProof/>
+                <w:webHidden/>
+                <w:sz w:val="24"/>
+                <w:szCs w:val="24"/>
+              </w:rPr>
+            </w:r>
+            <w:r>
+              <w:rPr>
+                <w:rFonts w:ascii="Arial" w:hAnsi="Arial" w:cs="Arial"/>
+                <w:noProof/>
+                <w:webHidden/>
+                <w:sz w:val="24"/>
+                <w:szCs w:val="24"/>
+              </w:rPr>
+              <w:fldChar w:fldCharType="separate"/>
+            </w:r>
+            <w:r>
+              <w:rPr>
+                <w:rFonts w:ascii="Arial" w:hAnsi="Arial" w:cs="Arial"/>
+                <w:noProof/>
+                <w:webHidden/>
+                <w:sz w:val="24"/>
+                <w:szCs w:val="24"/>
+              </w:rPr>
+              <w:t>2</w:t>
+            </w:r>
+            <w:r>
+              <w:rPr>
+                <w:rFonts w:ascii="Arial" w:hAnsi="Arial" w:cs="Arial"/>
+                <w:noProof/>
+                <w:webHidden/>
+                <w:sz w:val="24"/>
+                <w:szCs w:val="24"/>
+              </w:rPr>
+              <w:fldChar w:fldCharType="end"/>
+            </w:r>
+          </w:hyperlink>
+        </w:p>
+        <w:p>
+          <w:pPr>
+            <w:pStyle w:val="TDC2"/>
+            <w:tabs>
+              <w:tab w:val="right" w:leader="dot" w:pos="8828"/>
+            </w:tabs>
+            <w:jc w:val="both"/>
+            <w:rPr>
+              <w:rFonts w:ascii="Arial" w:hAnsi="Arial" w:cs="Arial"/>
+              <w:noProof/>
+              <w:sz w:val="24"/>
+              <w:szCs w:val="24"/>
+            </w:rPr>
+          </w:pPr>
+          <w:hyperlink w:anchor="_Toc230802225" w:history="1">
+            <w:r>
+              <w:rPr>
+                <w:rStyle w:val="Hipervnculo"/>
+                <w:rFonts w:ascii="Arial" w:hAnsi="Arial" w:cs="Arial"/>
+                <w:b/>
+                <w:noProof/>
+                <w:sz w:val="24"/>
+                <w:szCs w:val="24"/>
+                <w:lang w:val="es-ES"/>
+              </w:rPr>
+              <w:t>Menú Principal</w:t>
+            </w:r>
+            <w:r>
+              <w:rPr>
+                <w:rFonts w:ascii="Arial" w:hAnsi="Arial" w:cs="Arial"/>
+                <w:noProof/>
+                <w:webHidden/>
+                <w:sz w:val="24"/>
+                <w:szCs w:val="24"/>
+              </w:rPr>
+              <w:tab/>
+            </w:r>
+            <w:r>
+              <w:rPr>
+                <w:rFonts w:ascii="Arial" w:hAnsi="Arial" w:cs="Arial"/>
+                <w:noProof/>
+                <w:webHidden/>
+                <w:sz w:val="24"/>
+                <w:szCs w:val="24"/>
+              </w:rPr>
+              <w:fldChar w:fldCharType="begin"/>
+            </w:r>
+            <w:r>
+              <w:rPr>
+                <w:rFonts w:ascii="Arial" w:hAnsi="Arial" w:cs="Arial"/>
+                <w:noProof/>
+                <w:webHidden/>
+                <w:sz w:val="24"/>
+                <w:szCs w:val="24"/>
+              </w:rPr>
+              <w:instrText xml:space="preserve"> PAGEREF _Toc230802225 \h </w:instrText>
+            </w:r>
+            <w:r>
+              <w:rPr>
+                <w:rFonts w:ascii="Arial" w:hAnsi="Arial" w:cs="Arial"/>
+                <w:noProof/>
+                <w:webHidden/>
+                <w:sz w:val="24"/>
+                <w:szCs w:val="24"/>
+              </w:rPr>
+            </w:r>
+            <w:r>
+              <w:rPr>
+                <w:rFonts w:ascii="Arial" w:hAnsi="Arial" w:cs="Arial"/>
+                <w:noProof/>
+                <w:webHidden/>
+                <w:sz w:val="24"/>
+                <w:szCs w:val="24"/>
+              </w:rPr>
+              <w:fldChar w:fldCharType="separate"/>
+            </w:r>
+            <w:r>
+              <w:rPr>
+                <w:rFonts w:ascii="Arial" w:hAnsi="Arial" w:cs="Arial"/>
+                <w:noProof/>
+                <w:webHidden/>
+                <w:sz w:val="24"/>
+                <w:szCs w:val="24"/>
+              </w:rPr>
+              <w:t>3</w:t>
+            </w:r>
+            <w:r>
+              <w:rPr>
+                <w:rFonts w:ascii="Arial" w:hAnsi="Arial" w:cs="Arial"/>
+                <w:noProof/>
+                <w:webHidden/>
+                <w:sz w:val="24"/>
+                <w:szCs w:val="24"/>
+              </w:rPr>
+              <w:fldChar w:fldCharType="end"/>
+            </w:r>
+          </w:hyperlink>
+        </w:p>
+        <w:p>
+          <w:pPr>
+            <w:pStyle w:val="TDC2"/>
+            <w:tabs>
+              <w:tab w:val="right" w:leader="dot" w:pos="8828"/>
+            </w:tabs>
+            <w:jc w:val="both"/>
+            <w:rPr>
+              <w:rFonts w:ascii="Arial" w:hAnsi="Arial" w:cs="Arial"/>
+              <w:noProof/>
+              <w:sz w:val="24"/>
+              <w:szCs w:val="24"/>
+            </w:rPr>
+          </w:pPr>
+          <w:hyperlink w:anchor="_Toc230802226" w:history="1">
+            <w:r>
+              <w:rPr>
+                <w:rStyle w:val="Hipervnculo"/>
+                <w:rFonts w:ascii="Arial" w:hAnsi="Arial" w:cs="Arial"/>
+                <w:b/>
+                <w:bCs/>
+                <w:noProof/>
+                <w:sz w:val="24"/>
+                <w:szCs w:val="24"/>
+              </w:rPr>
+              <w:t>Registro de Productos</w:t>
+            </w:r>
+            <w:r>
+              <w:rPr>
+                <w:rFonts w:ascii="Arial" w:hAnsi="Arial" w:cs="Arial"/>
+                <w:noProof/>
+                <w:webHidden/>
+                <w:sz w:val="24"/>
+                <w:szCs w:val="24"/>
+              </w:rPr>
+              <w:tab/>
+            </w:r>
+            <w:r>
+              <w:rPr>
+                <w:rFonts w:ascii="Arial" w:hAnsi="Arial" w:cs="Arial"/>
+                <w:noProof/>
+                <w:webHidden/>
+                <w:sz w:val="24"/>
+                <w:szCs w:val="24"/>
+              </w:rPr>
+              <w:fldChar w:fldCharType="begin"/>
+            </w:r>
+            <w:r>
+              <w:rPr>
+                <w:rFonts w:ascii="Arial" w:hAnsi="Arial" w:cs="Arial"/>
+                <w:noProof/>
+                <w:webHidden/>
+                <w:sz w:val="24"/>
+                <w:szCs w:val="24"/>
+              </w:rPr>
+              <w:instrText xml:space="preserve"> PAGEREF _Toc230802226 \h </w:instrText>
+            </w:r>
+            <w:r>
+              <w:rPr>
+                <w:rFonts w:ascii="Arial" w:hAnsi="Arial" w:cs="Arial"/>
+                <w:noProof/>
+                <w:webHidden/>
+                <w:sz w:val="24"/>
+                <w:szCs w:val="24"/>
+              </w:rPr>
+            </w:r>
+            <w:r>
+              <w:rPr>
+                <w:rFonts w:ascii="Arial" w:hAnsi="Arial" w:cs="Arial"/>
+                <w:noProof/>
+                <w:webHidden/>
+                <w:sz w:val="24"/>
+                <w:szCs w:val="24"/>
+              </w:rPr>
+              <w:fldChar w:fldCharType="separate"/>
+            </w:r>
+            <w:r>
+              <w:rPr>
+                <w:rFonts w:ascii="Arial" w:hAnsi="Arial" w:cs="Arial"/>
+                <w:noProof/>
+                <w:webHidden/>
+                <w:sz w:val="24"/>
+                <w:szCs w:val="24"/>
+              </w:rPr>
+              <w:t>4</w:t>
+            </w:r>
+            <w:r>
+              <w:rPr>
+                <w:rFonts w:ascii="Arial" w:hAnsi="Arial" w:cs="Arial"/>
+                <w:noProof/>
+                <w:webHidden/>
+                <w:sz w:val="24"/>
+                <w:szCs w:val="24"/>
+              </w:rPr>
+              <w:fldChar w:fldCharType="end"/>
+            </w:r>
+          </w:hyperlink>
+        </w:p>
+        <w:p>
+          <w:pPr>
+            <w:pStyle w:val="TDC2"/>
+            <w:tabs>
+              <w:tab w:val="right" w:leader="dot" w:pos="8828"/>
+            </w:tabs>
+            <w:jc w:val="both"/>
+            <w:rPr>
+              <w:rFonts w:ascii="Arial" w:hAnsi="Arial" w:cs="Arial"/>
+              <w:noProof/>
+              <w:sz w:val="24"/>
+              <w:szCs w:val="24"/>
+            </w:rPr>
+          </w:pPr>
+          <w:hyperlink w:anchor="_Toc230802228" w:history="1">
+            <w:r>
+              <w:rPr>
+                <w:rStyle w:val="Hipervnculo"/>
+                <w:rFonts w:ascii="Arial" w:hAnsi="Arial" w:cs="Arial"/>
+                <w:b/>
+                <w:noProof/>
+                <w:sz w:val="24"/>
+                <w:szCs w:val="24"/>
+              </w:rPr>
+              <w:t>Registro de Ventas</w:t>
+            </w:r>
+            <w:r>
+              <w:rPr>
+                <w:rFonts w:ascii="Arial" w:hAnsi="Arial" w:cs="Arial"/>
+                <w:noProof/>
+                <w:webHidden/>
+                <w:sz w:val="24"/>
+                <w:szCs w:val="24"/>
+              </w:rPr>
+              <w:tab/>
+            </w:r>
+            <w:r>
+              <w:rPr>
+                <w:rFonts w:ascii="Arial" w:hAnsi="Arial" w:cs="Arial"/>
+                <w:noProof/>
+                <w:webHidden/>
+                <w:sz w:val="24"/>
+                <w:szCs w:val="24"/>
+              </w:rPr>
+              <w:fldChar w:fldCharType="begin"/>
+            </w:r>
+            <w:r>
+              <w:rPr>
+                <w:rFonts w:ascii="Arial" w:hAnsi="Arial" w:cs="Arial"/>
+                <w:noProof/>
+                <w:webHidden/>
+                <w:sz w:val="24"/>
+                <w:szCs w:val="24"/>
+              </w:rPr>
+              <w:instrText xml:space="preserve"> PAGEREF _Toc230802228 \h </w:instrText>
+            </w:r>
+            <w:r>
+              <w:rPr>
+                <w:rFonts w:ascii="Arial" w:hAnsi="Arial" w:cs="Arial"/>
+                <w:noProof/>
+                <w:webHidden/>
+                <w:sz w:val="24"/>
+                <w:szCs w:val="24"/>
+              </w:rPr>
+            </w:r>
+            <w:r>
+              <w:rPr>
+                <w:rFonts w:ascii="Arial" w:hAnsi="Arial" w:cs="Arial"/>
+                <w:noProof/>
+                <w:webHidden/>
+                <w:sz w:val="24"/>
+                <w:szCs w:val="24"/>
+              </w:rPr>
+              <w:fldChar w:fldCharType="separate"/>
+            </w:r>
+            <w:r>
+              <w:rPr>
+                <w:rFonts w:ascii="Arial" w:hAnsi="Arial" w:cs="Arial"/>
+                <w:noProof/>
+                <w:webHidden/>
+                <w:sz w:val="24"/>
+                <w:szCs w:val="24"/>
+              </w:rPr>
+              <w:t>7</w:t>
+            </w:r>
+            <w:r>
+              <w:rPr>
+                <w:rFonts w:ascii="Arial" w:hAnsi="Arial" w:cs="Arial"/>
+                <w:noProof/>
+                <w:webHidden/>
+                <w:sz w:val="24"/>
+                <w:szCs w:val="24"/>
+              </w:rPr>
+              <w:fldChar w:fldCharType="end"/>
+            </w:r>
+          </w:hyperlink>
+        </w:p>
+        <w:p>
+          <w:pPr>
+            <w:pStyle w:val="TDC2"/>
+            <w:tabs>
+              <w:tab w:val="right" w:leader="dot" w:pos="8828"/>
+            </w:tabs>
+            <w:jc w:val="both"/>
+            <w:rPr>
+              <w:rFonts w:ascii="Arial" w:hAnsi="Arial" w:cs="Arial"/>
+              <w:noProof/>
+              <w:sz w:val="24"/>
+              <w:szCs w:val="24"/>
+            </w:rPr>
+          </w:pPr>
+          <w:hyperlink w:anchor="_Toc230802231" w:history="1">
+            <w:r>
+              <w:rPr>
+                <w:rStyle w:val="Hipervnculo"/>
+                <w:rFonts w:ascii="Arial" w:hAnsi="Arial" w:cs="Arial"/>
+                <w:b/>
+                <w:noProof/>
+                <w:sz w:val="24"/>
+                <w:szCs w:val="24"/>
+              </w:rPr>
+              <w:t>Ticket de Venta</w:t>
+            </w:r>
+            <w:r>
+              <w:rPr>
+                <w:rFonts w:ascii="Arial" w:hAnsi="Arial" w:cs="Arial"/>
+                <w:noProof/>
+                <w:webHidden/>
+                <w:sz w:val="24"/>
+                <w:szCs w:val="24"/>
+              </w:rPr>
+              <w:tab/>
+            </w:r>
+            <w:r>
+              <w:rPr>
+                <w:rFonts w:ascii="Arial" w:hAnsi="Arial" w:cs="Arial"/>
+                <w:noProof/>
+                <w:webHidden/>
+                <w:sz w:val="24"/>
+                <w:szCs w:val="24"/>
+              </w:rPr>
+              <w:fldChar w:fldCharType="begin"/>
+            </w:r>
+            <w:r>
+              <w:rPr>
+                <w:rFonts w:ascii="Arial" w:hAnsi="Arial" w:cs="Arial"/>
+                <w:noProof/>
+                <w:webHidden/>
+                <w:sz w:val="24"/>
+                <w:szCs w:val="24"/>
+              </w:rPr>
+              <w:instrText xml:space="preserve"> PAGEREF _Toc230802231 \h </w:instrText>
+            </w:r>
+            <w:r>
+              <w:rPr>
+                <w:rFonts w:ascii="Arial" w:hAnsi="Arial" w:cs="Arial"/>
+                <w:noProof/>
+                <w:webHidden/>
+                <w:sz w:val="24"/>
+                <w:szCs w:val="24"/>
+              </w:rPr>
+            </w:r>
+            <w:r>
+              <w:rPr>
+                <w:rFonts w:ascii="Arial" w:hAnsi="Arial" w:cs="Arial"/>
+                <w:noProof/>
+                <w:webHidden/>
+                <w:sz w:val="24"/>
+                <w:szCs w:val="24"/>
+              </w:rPr>
+              <w:fldChar w:fldCharType="separate"/>
+            </w:r>
+            <w:r>
+              <w:rPr>
+                <w:rFonts w:ascii="Arial" w:hAnsi="Arial" w:cs="Arial"/>
+                <w:noProof/>
+                <w:webHidden/>
+                <w:sz w:val="24"/>
+                <w:szCs w:val="24"/>
+              </w:rPr>
+              <w:t>9</w:t>
+            </w:r>
+            <w:r>
+              <w:rPr>
+                <w:rFonts w:ascii="Arial" w:hAnsi="Arial" w:cs="Arial"/>
+                <w:noProof/>
+                <w:webHidden/>
+                <w:sz w:val="24"/>
+                <w:szCs w:val="24"/>
+              </w:rPr>
+              <w:fldChar w:fldCharType="end"/>
+            </w:r>
+          </w:hyperlink>
+        </w:p>
+        <w:p>
+          <w:pPr>
+            <w:pStyle w:val="TDC2"/>
+            <w:tabs>
+              <w:tab w:val="right" w:leader="dot" w:pos="8828"/>
+            </w:tabs>
+            <w:jc w:val="both"/>
+            <w:rPr>
+              <w:rFonts w:ascii="Arial" w:hAnsi="Arial" w:cs="Arial"/>
+              <w:noProof/>
+              <w:sz w:val="24"/>
+              <w:szCs w:val="24"/>
+            </w:rPr>
+          </w:pPr>
+          <w:hyperlink w:anchor="_Toc230802232" w:history="1">
+            <w:r>
+              <w:rPr>
+                <w:rStyle w:val="Hipervnculo"/>
+                <w:rFonts w:ascii="Arial" w:hAnsi="Arial" w:cs="Arial"/>
+                <w:b/>
+                <w:noProof/>
+                <w:sz w:val="24"/>
+                <w:szCs w:val="24"/>
+              </w:rPr>
+              <w:t>Reporte de Ventas</w:t>
+            </w:r>
+            <w:r>
+              <w:rPr>
+                <w:rFonts w:ascii="Arial" w:hAnsi="Arial" w:cs="Arial"/>
+                <w:noProof/>
+                <w:webHidden/>
+                <w:sz w:val="24"/>
+                <w:szCs w:val="24"/>
+              </w:rPr>
+              <w:tab/>
+            </w:r>
+            <w:r>
+              <w:rPr>
+                <w:rFonts w:ascii="Arial" w:hAnsi="Arial" w:cs="Arial"/>
+                <w:noProof/>
+                <w:webHidden/>
+                <w:sz w:val="24"/>
+                <w:szCs w:val="24"/>
+              </w:rPr>
+              <w:fldChar w:fldCharType="begin"/>
+            </w:r>
+            <w:r>
+              <w:rPr>
+                <w:rFonts w:ascii="Arial" w:hAnsi="Arial" w:cs="Arial"/>
+                <w:noProof/>
+                <w:webHidden/>
+                <w:sz w:val="24"/>
+                <w:szCs w:val="24"/>
+              </w:rPr>
+              <w:instrText xml:space="preserve"> PAGEREF _Toc230802232 \h </w:instrText>
+            </w:r>
+            <w:r>
+              <w:rPr>
+                <w:rFonts w:ascii="Arial" w:hAnsi="Arial" w:cs="Arial"/>
+                <w:noProof/>
+                <w:webHidden/>
+                <w:sz w:val="24"/>
+                <w:szCs w:val="24"/>
+              </w:rPr>
+            </w:r>
+            <w:r>
+              <w:rPr>
+                <w:rFonts w:ascii="Arial" w:hAnsi="Arial" w:cs="Arial"/>
+                <w:noProof/>
+                <w:webHidden/>
+                <w:sz w:val="24"/>
+                <w:szCs w:val="24"/>
+              </w:rPr>
+              <w:fldChar w:fldCharType="separate"/>
+            </w:r>
+            <w:r>
+              <w:rPr>
+                <w:rFonts w:ascii="Arial" w:hAnsi="Arial" w:cs="Arial"/>
+                <w:noProof/>
+                <w:webHidden/>
+                <w:sz w:val="24"/>
+                <w:szCs w:val="24"/>
+              </w:rPr>
+              <w:t>9</w:t>
+            </w:r>
+            <w:r>
+              <w:rPr>
+                <w:rFonts w:ascii="Arial" w:hAnsi="Arial" w:cs="Arial"/>
+                <w:noProof/>
+                <w:webHidden/>
+                <w:sz w:val="24"/>
+                <w:szCs w:val="24"/>
+              </w:rPr>
+              <w:fldChar w:fldCharType="end"/>
+            </w:r>
+          </w:hyperlink>
+        </w:p>
+        <w:p>
+          <w:pPr>
+            <w:jc w:val="both"/>
+            <w:rPr>
+              <w:rFonts w:ascii="Arial" w:hAnsi="Arial" w:cs="Arial"/>
+              <w:sz w:val="24"/>
+              <w:szCs w:val="24"/>
+            </w:rPr>
+          </w:pPr>
+          <w:r>
+            <w:rPr>
+              <w:rFonts w:ascii="Arial" w:hAnsi="Arial" w:cs="Arial"/>
+              <w:b/>
+              <w:bCs/>
+              <w:sz w:val="24"/>
+              <w:szCs w:val="24"/>
+              <w:lang w:val="es-ES"/>
+            </w:rPr>
+            <w:fldChar w:fldCharType="end"/>
+          </w:r>
+        </w:p>
+      </w:sdtContent>
+    </w:sdt>
     <w:p>
       <w:pPr>
         <w:spacing w:line="276" w:lineRule="auto"/>
@@ -266,6 +1072,7 @@
           <w:lang w:val="es-ES"/>
         </w:rPr>
       </w:pPr>
+      <w:bookmarkStart w:id="2" w:name="_Toc230802223"/>
       <w:r>
         <w:rPr>
           <w:rFonts w:ascii="Arial" w:hAnsi="Arial" w:cs="Arial"/>
@@ -277,6 +1084,7 @@
         <w:lastRenderedPageBreak/>
         <w:t>Bienvenida</w:t>
       </w:r>
+      <w:bookmarkEnd w:id="2"/>
     </w:p>
     <w:p>
       <w:pPr>
@@ -363,6 +1171,7 @@
           <w:lang w:val="es-ES"/>
         </w:rPr>
       </w:pPr>
+      <w:bookmarkStart w:id="3" w:name="_Toc230802224"/>
       <w:r>
         <w:rPr>
           <w:rFonts w:ascii="Arial" w:hAnsi="Arial" w:cs="Arial"/>
@@ -373,6 +1182,7 @@
         </w:rPr>
         <w:t>Sobre este software</w:t>
       </w:r>
+      <w:bookmarkEnd w:id="3"/>
     </w:p>
     <w:p>
       <w:pPr>
@@ -395,7 +1205,7 @@
           <w:lang w:eastAsia="es-MX"/>
         </w:rPr>
         <w:drawing>
-          <wp:anchor distT="0" distB="0" distL="114300" distR="114300" simplePos="0" relativeHeight="251656192" behindDoc="0" locked="0" layoutInCell="1" allowOverlap="1" wp14:anchorId="7EAFD65D" wp14:editId="3ABFA718">
+          <wp:anchor distT="0" distB="0" distL="114300" distR="114300" simplePos="0" relativeHeight="251655680" behindDoc="0" locked="0" layoutInCell="1" allowOverlap="1" wp14:anchorId="7EAFD65D" wp14:editId="3ABFA718">
             <wp:simplePos x="0" y="0"/>
             <wp:positionH relativeFrom="column">
               <wp:posOffset>239162</wp:posOffset>
@@ -420,7 +1230,7 @@
                     </pic:cNvPicPr>
                   </pic:nvPicPr>
                   <pic:blipFill>
-                    <a:blip r:embed="rId7" cstate="print">
+                    <a:blip r:embed="rId8" cstate="print">
                       <a:extLst>
                         <a:ext uri="{28A0092B-C50C-407E-A947-70E740481C1C}">
                           <a14:useLocalDpi xmlns:a14="http://schemas.microsoft.com/office/drawing/2010/main" val="0"/>
@@ -464,7 +1274,7 @@
           <w:lang w:eastAsia="es-MX"/>
         </w:rPr>
         <w:drawing>
-          <wp:anchor distT="0" distB="0" distL="114300" distR="114300" simplePos="0" relativeHeight="251657216" behindDoc="0" locked="0" layoutInCell="1" allowOverlap="1" wp14:anchorId="12885738" wp14:editId="1386B6DE">
+          <wp:anchor distT="0" distB="0" distL="114300" distR="114300" simplePos="0" relativeHeight="251656704" behindDoc="0" locked="0" layoutInCell="1" allowOverlap="1" wp14:anchorId="12885738" wp14:editId="1386B6DE">
             <wp:simplePos x="0" y="0"/>
             <wp:positionH relativeFrom="column">
               <wp:posOffset>-499550</wp:posOffset>
@@ -489,7 +1299,7 @@
                     </pic:cNvPicPr>
                   </pic:nvPicPr>
                   <pic:blipFill>
-                    <a:blip r:embed="rId8" cstate="print">
+                    <a:blip r:embed="rId9" cstate="print">
                       <a:extLst>
                         <a:ext uri="{28A0092B-C50C-407E-A947-70E740481C1C}">
                           <a14:useLocalDpi xmlns:a14="http://schemas.microsoft.com/office/drawing/2010/main" val="0"/>
@@ -532,7 +1342,7 @@
           <w:lang w:eastAsia="es-MX"/>
         </w:rPr>
         <w:drawing>
-          <wp:anchor distT="0" distB="0" distL="114300" distR="114300" simplePos="0" relativeHeight="251654144" behindDoc="0" locked="0" layoutInCell="1" allowOverlap="1" wp14:anchorId="12FC04D0" wp14:editId="69516B2A">
+          <wp:anchor distT="0" distB="0" distL="114300" distR="114300" simplePos="0" relativeHeight="251653632" behindDoc="0" locked="0" layoutInCell="1" allowOverlap="1" wp14:anchorId="12FC04D0" wp14:editId="69516B2A">
             <wp:simplePos x="0" y="0"/>
             <wp:positionH relativeFrom="margin">
               <wp:align>right</wp:align>
@@ -557,7 +1367,7 @@
                     </pic:cNvPicPr>
                   </pic:nvPicPr>
                   <pic:blipFill>
-                    <a:blip r:embed="rId9">
+                    <a:blip r:embed="rId10">
                       <a:extLst>
                         <a:ext uri="{28A0092B-C50C-407E-A947-70E740481C1C}">
                           <a14:useLocalDpi xmlns:a14="http://schemas.microsoft.com/office/drawing/2010/main" val="0"/>
@@ -594,7 +1404,7 @@
           <w:lang w:eastAsia="es-MX"/>
         </w:rPr>
         <w:drawing>
-          <wp:anchor distT="0" distB="0" distL="114300" distR="114300" simplePos="0" relativeHeight="251655168" behindDoc="0" locked="0" layoutInCell="1" allowOverlap="1" wp14:anchorId="73890EA9" wp14:editId="6C045284">
+          <wp:anchor distT="0" distB="0" distL="114300" distR="114300" simplePos="0" relativeHeight="251654656" behindDoc="0" locked="0" layoutInCell="1" allowOverlap="1" wp14:anchorId="73890EA9" wp14:editId="6C045284">
             <wp:simplePos x="0" y="0"/>
             <wp:positionH relativeFrom="margin">
               <wp:align>left</wp:align>
@@ -619,7 +1429,7 @@
                     </pic:cNvPicPr>
                   </pic:nvPicPr>
                   <pic:blipFill>
-                    <a:blip r:embed="rId10">
+                    <a:blip r:embed="rId11">
                       <a:extLst>
                         <a:ext uri="{28A0092B-C50C-407E-A947-70E740481C1C}">
                           <a14:useLocalDpi xmlns:a14="http://schemas.microsoft.com/office/drawing/2010/main" val="0"/>
@@ -708,6 +1518,7 @@
           <w:lang w:val="es-ES"/>
         </w:rPr>
       </w:pPr>
+      <w:bookmarkStart w:id="4" w:name="_Toc230802225"/>
       <w:r>
         <w:rPr>
           <w:rFonts w:ascii="Arial" w:hAnsi="Arial" w:cs="Arial"/>
@@ -719,6 +1530,7 @@
         <w:lastRenderedPageBreak/>
         <w:t>Menú Principal</w:t>
       </w:r>
+      <w:bookmarkEnd w:id="4"/>
     </w:p>
     <w:p>
       <w:pPr>
@@ -737,7 +1549,7 @@
           <w:szCs w:val="28"/>
         </w:rPr>
         <w:drawing>
-          <wp:anchor distT="0" distB="0" distL="114300" distR="114300" simplePos="0" relativeHeight="251658240" behindDoc="1" locked="0" layoutInCell="1" allowOverlap="1" wp14:anchorId="373F1413" wp14:editId="5E85400F">
+          <wp:anchor distT="0" distB="0" distL="114300" distR="114300" simplePos="0" relativeHeight="251657728" behindDoc="1" locked="0" layoutInCell="1" allowOverlap="1" wp14:anchorId="373F1413" wp14:editId="5E85400F">
             <wp:simplePos x="0" y="0"/>
             <wp:positionH relativeFrom="margin">
               <wp:align>left</wp:align>
@@ -768,7 +1580,7 @@
                     <pic:cNvPicPr/>
                   </pic:nvPicPr>
                   <pic:blipFill>
-                    <a:blip r:embed="rId11">
+                    <a:blip r:embed="rId12">
                       <a:extLst>
                         <a:ext uri="{28A0092B-C50C-407E-A947-70E740481C1C}">
                           <a14:useLocalDpi xmlns:a14="http://schemas.microsoft.com/office/drawing/2010/main" val="0"/>
@@ -1010,6 +1822,7 @@
           <w:szCs w:val="28"/>
         </w:rPr>
       </w:pPr>
+      <w:bookmarkStart w:id="5" w:name="_Toc230802226"/>
       <w:r>
         <w:rPr>
           <w:rFonts w:ascii="Arial" w:hAnsi="Arial" w:cs="Arial"/>
@@ -1022,6 +1835,7 @@
         <w:lastRenderedPageBreak/>
         <w:t>Registro de Productos</w:t>
       </w:r>
+      <w:bookmarkEnd w:id="5"/>
     </w:p>
     <w:p>
       <w:pPr>
@@ -1297,6 +2111,7 @@
           <w:lang w:val="es-ES"/>
         </w:rPr>
       </w:pPr>
+      <w:bookmarkStart w:id="6" w:name="_Toc230802227"/>
       <w:r>
         <w:rPr>
           <w:rFonts w:ascii="Arial" w:hAnsi="Arial" w:cs="Arial"/>
@@ -1308,7 +2123,7 @@
         </w:rPr>
         <w:lastRenderedPageBreak/>
         <w:drawing>
-          <wp:anchor distT="0" distB="0" distL="114300" distR="114300" simplePos="0" relativeHeight="251659264" behindDoc="1" locked="0" layoutInCell="1" allowOverlap="1" wp14:anchorId="2124FEF4" wp14:editId="35E7638C">
+          <wp:anchor distT="0" distB="0" distL="114300" distR="114300" simplePos="0" relativeHeight="251658752" behindDoc="1" locked="0" layoutInCell="1" allowOverlap="1" wp14:anchorId="2124FEF4" wp14:editId="35E7638C">
             <wp:simplePos x="0" y="0"/>
             <wp:positionH relativeFrom="margin">
               <wp:align>center</wp:align>
@@ -1331,7 +2146,7 @@
                     <pic:cNvPicPr/>
                   </pic:nvPicPr>
                   <pic:blipFill>
-                    <a:blip r:embed="rId12">
+                    <a:blip r:embed="rId13">
                       <a:extLst>
                         <a:ext uri="{28A0092B-C50C-407E-A947-70E740481C1C}">
                           <a14:useLocalDpi xmlns:a14="http://schemas.microsoft.com/office/drawing/2010/main" val="0"/>
@@ -1363,6 +2178,7 @@
           </wp:anchor>
         </w:drawing>
       </w:r>
+      <w:bookmarkEnd w:id="6"/>
     </w:p>
     <w:p>
       <w:pPr>
@@ -2011,6 +2827,7 @@
           <w:szCs w:val="28"/>
         </w:rPr>
       </w:pPr>
+      <w:bookmarkStart w:id="7" w:name="_Toc230802228"/>
       <w:r>
         <w:rPr>
           <w:rFonts w:ascii="Arial" w:hAnsi="Arial" w:cs="Arial"/>
@@ -2022,6 +2839,7 @@
         <w:lastRenderedPageBreak/>
         <w:t>Registro de Ventas</w:t>
       </w:r>
+      <w:bookmarkEnd w:id="7"/>
     </w:p>
     <w:p>
       <w:pPr>
@@ -2127,6 +2945,7 @@
           <w:szCs w:val="28"/>
         </w:rPr>
       </w:pPr>
+      <w:bookmarkStart w:id="8" w:name="_Toc230802229"/>
       <w:r>
         <w:rPr>
           <w:rFonts w:ascii="Arial" w:hAnsi="Arial" w:cs="Arial"/>
@@ -2137,6 +2956,7 @@
         </w:rPr>
         <w:t>Definiciones</w:t>
       </w:r>
+      <w:bookmarkEnd w:id="8"/>
     </w:p>
     <w:p>
       <w:pPr>
@@ -2326,8 +3146,8 @@
             <v:path o:extrusionok="f" gradientshapeok="t" o:connecttype="rect"/>
             <o:lock v:ext="edit" aspectratio="t"/>
           </v:shapetype>
-          <v:shape id="_x0000_s1028" type="#_x0000_t75" style="position:absolute;left:0;text-align:left;margin-left:-.3pt;margin-top:40pt;width:441.75pt;height:248.25pt;z-index:-251655168;mso-position-horizontal-relative:text;mso-position-vertical-relative:text;mso-width-relative:page;mso-height-relative:page" wrapcoords="-37 0 -37 21535 21600 21535 21600 0 -37 0">
-            <v:imagedata r:id="rId13" o:title="Modelado de Base de Datos"/>
+          <v:shape id="_x0000_s1028" type="#_x0000_t75" style="position:absolute;left:0;text-align:left;margin-left:-.3pt;margin-top:40pt;width:441.75pt;height:248.25pt;z-index:-251654656;mso-position-horizontal-relative:text;mso-position-vertical-relative:text;mso-width-relative:page;mso-height-relative:page" wrapcoords="-37 0 -37 21535 21600 21535 21600 0 -37 0">
+            <v:imagedata r:id="rId14" o:title="Modelado de Base de Datos"/>
             <w10:wrap type="tight"/>
           </v:shape>
         </w:pict>
@@ -2432,6 +3252,7 @@
           <w:szCs w:val="28"/>
         </w:rPr>
       </w:pPr>
+      <w:bookmarkStart w:id="9" w:name="_Toc230802230"/>
       <w:r>
         <w:rPr>
           <w:rFonts w:ascii="Arial" w:hAnsi="Arial" w:cs="Arial"/>
@@ -2442,7 +3263,7 @@
           <w:lang w:eastAsia="es-MX"/>
         </w:rPr>
         <w:drawing>
-          <wp:anchor distT="0" distB="0" distL="114300" distR="114300" simplePos="0" relativeHeight="251660288" behindDoc="1" locked="0" layoutInCell="1" allowOverlap="1" wp14:anchorId="5A35206A" wp14:editId="02AD7006">
+          <wp:anchor distT="0" distB="0" distL="114300" distR="114300" simplePos="0" relativeHeight="251659776" behindDoc="1" locked="0" layoutInCell="1" allowOverlap="1" wp14:anchorId="5A35206A" wp14:editId="02AD7006">
             <wp:simplePos x="0" y="0"/>
             <wp:positionH relativeFrom="margin">
               <wp:align>right</wp:align>
@@ -2473,7 +3294,7 @@
                     <pic:cNvPicPr/>
                   </pic:nvPicPr>
                   <pic:blipFill>
-                    <a:blip r:embed="rId14">
+                    <a:blip r:embed="rId15">
                       <a:extLst>
                         <a:ext uri="{28A0092B-C50C-407E-A947-70E740481C1C}">
                           <a14:useLocalDpi xmlns:a14="http://schemas.microsoft.com/office/drawing/2010/main" val="0"/>
@@ -2515,6 +3336,7 @@
         </w:rPr>
         <w:t>Campos del Formulario</w:t>
       </w:r>
+      <w:bookmarkEnd w:id="9"/>
     </w:p>
     <w:p>
       <w:pPr>
@@ -2652,6 +3474,7 @@
           <w:szCs w:val="28"/>
         </w:rPr>
       </w:pPr>
+      <w:bookmarkStart w:id="10" w:name="_Toc230802231"/>
       <w:r>
         <w:rPr>
           <w:rFonts w:ascii="Arial" w:hAnsi="Arial" w:cs="Arial"/>
@@ -2673,6 +3496,7 @@
         </w:rPr>
         <w:t>enta</w:t>
       </w:r>
+      <w:bookmarkEnd w:id="10"/>
     </w:p>
     <w:p>
       <w:pPr>
@@ -2685,21 +3509,23 @@
       <w:r>
         <w:rPr>
           <w:rFonts w:ascii="Arial" w:hAnsi="Arial" w:cs="Arial"/>
-          <w:color w:val="000000" w:themeColor="text1"/>
-          <w:sz w:val="24"/>
-          <w:szCs w:val="24"/>
+          <w:noProof/>
+          <w:color w:val="000000" w:themeColor="text1"/>
+          <w:sz w:val="24"/>
+          <w:szCs w:val="24"/>
+          <w:lang w:eastAsia="es-MX"/>
         </w:rPr>
         <w:drawing>
-          <wp:anchor distT="0" distB="0" distL="114300" distR="114300" simplePos="0" relativeHeight="251662336" behindDoc="0" locked="0" layoutInCell="1" allowOverlap="1" wp14:anchorId="64FC1870" wp14:editId="619094F1">
+          <wp:anchor distT="0" distB="0" distL="114300" distR="114300" simplePos="0" relativeHeight="251660800" behindDoc="0" locked="0" layoutInCell="1" allowOverlap="1" wp14:anchorId="64FC1870" wp14:editId="0F5A0E6D">
             <wp:simplePos x="0" y="0"/>
             <wp:positionH relativeFrom="margin">
               <wp:align>center</wp:align>
             </wp:positionH>
             <wp:positionV relativeFrom="paragraph">
-              <wp:posOffset>742950</wp:posOffset>
+              <wp:posOffset>704850</wp:posOffset>
             </wp:positionV>
-            <wp:extent cx="2505075" cy="3176270"/>
-            <wp:effectExtent l="0" t="0" r="9525" b="5080"/>
+            <wp:extent cx="2276475" cy="2886075"/>
+            <wp:effectExtent l="0" t="0" r="9525" b="9525"/>
             <wp:wrapTopAndBottom/>
             <wp:docPr id="8" name="Imagen 8"/>
             <wp:cNvGraphicFramePr>
@@ -2713,7 +3539,7 @@
                     <pic:cNvPicPr/>
                   </pic:nvPicPr>
                   <pic:blipFill>
-                    <a:blip r:embed="rId15">
+                    <a:blip r:embed="rId16">
                       <a:extLst>
                         <a:ext uri="{28A0092B-C50C-407E-A947-70E740481C1C}">
                           <a14:useLocalDpi xmlns:a14="http://schemas.microsoft.com/office/drawing/2010/main" val="0"/>
@@ -2727,7 +3553,7 @@
                   <pic:spPr>
                     <a:xfrm>
                       <a:off x="0" y="0"/>
-                      <a:ext cx="2505075" cy="3176270"/>
+                      <a:ext cx="2276475" cy="2886075"/>
                     </a:xfrm>
                     <a:prstGeom prst="rect">
                       <a:avLst/>
@@ -2761,25 +3587,124 @@
         </w:rPr>
         <w:t xml:space="preserve"> </w:t>
       </w:r>
-    </w:p>
-    <w:p>
-      <w:pPr>
-        <w:jc w:val="both"/>
-        <w:rPr>
-          <w:rFonts w:ascii="Arial" w:hAnsi="Arial" w:cs="Arial"/>
-          <w:color w:val="000000" w:themeColor="text1"/>
-          <w:sz w:val="24"/>
-          <w:szCs w:val="24"/>
-        </w:rPr>
-      </w:pPr>
-      <w:bookmarkStart w:id="0" w:name="_GoBack"/>
-      <w:bookmarkEnd w:id="0"/>
+      <w:bookmarkStart w:id="11" w:name="_GoBack"/>
+      <w:bookmarkEnd w:id="11"/>
+    </w:p>
+    <w:p>
+      <w:pPr>
+        <w:pStyle w:val="Ttulo2"/>
+        <w:rPr>
+          <w:rFonts w:ascii="Arial" w:hAnsi="Arial" w:cs="Arial"/>
+          <w:b/>
+          <w:color w:val="00B050"/>
+          <w:sz w:val="28"/>
+          <w:szCs w:val="28"/>
+        </w:rPr>
+      </w:pPr>
+      <w:bookmarkStart w:id="12" w:name="_Toc230802232"/>
+      <w:r>
+        <w:rPr>
+          <w:rFonts w:ascii="Arial" w:hAnsi="Arial" w:cs="Arial"/>
+          <w:b/>
+          <w:color w:val="00B050"/>
+          <w:sz w:val="28"/>
+          <w:szCs w:val="28"/>
+        </w:rPr>
+        <w:t>Reporte de Ventas</w:t>
+      </w:r>
+      <w:bookmarkEnd w:id="12"/>
+    </w:p>
+    <w:p>
+      <w:pPr>
+        <w:rPr>
+          <w:rFonts w:ascii="Arial" w:hAnsi="Arial" w:cs="Arial"/>
+          <w:sz w:val="24"/>
+          <w:szCs w:val="24"/>
+        </w:rPr>
+      </w:pPr>
+      <w:r>
+        <w:rPr>
+          <w:rFonts w:ascii="Arial" w:hAnsi="Arial" w:cs="Arial"/>
+          <w:sz w:val="24"/>
+          <w:szCs w:val="24"/>
+        </w:rPr>
+        <w:drawing>
+          <wp:anchor distT="0" distB="0" distL="114300" distR="114300" simplePos="0" relativeHeight="251662848" behindDoc="0" locked="0" layoutInCell="1" allowOverlap="1" wp14:anchorId="7AD4B8E3" wp14:editId="7F15BABE">
+            <wp:simplePos x="0" y="0"/>
+            <wp:positionH relativeFrom="margin">
+              <wp:align>center</wp:align>
+            </wp:positionH>
+            <wp:positionV relativeFrom="paragraph">
+              <wp:posOffset>865505</wp:posOffset>
+            </wp:positionV>
+            <wp:extent cx="3571875" cy="2750820"/>
+            <wp:effectExtent l="0" t="0" r="9525" b="0"/>
+            <wp:wrapTopAndBottom/>
+            <wp:docPr id="9" name="Imagen 9"/>
+            <wp:cNvGraphicFramePr>
+              <a:graphicFrameLocks xmlns:a="http://schemas.openxmlformats.org/drawingml/2006/main" noChangeAspect="1"/>
+            </wp:cNvGraphicFramePr>
+            <a:graphic xmlns:a="http://schemas.openxmlformats.org/drawingml/2006/main">
+              <a:graphicData uri="http://schemas.openxmlformats.org/drawingml/2006/picture">
+                <pic:pic xmlns:pic="http://schemas.openxmlformats.org/drawingml/2006/picture">
+                  <pic:nvPicPr>
+                    <pic:cNvPr id="1" name=""/>
+                    <pic:cNvPicPr/>
+                  </pic:nvPicPr>
+                  <pic:blipFill>
+                    <a:blip r:embed="rId17" cstate="print">
+                      <a:extLst>
+                        <a:ext uri="{28A0092B-C50C-407E-A947-70E740481C1C}">
+                          <a14:useLocalDpi xmlns:a14="http://schemas.microsoft.com/office/drawing/2010/main" val="0"/>
+                        </a:ext>
+                      </a:extLst>
+                    </a:blip>
+                    <a:stretch>
+                      <a:fillRect/>
+                    </a:stretch>
+                  </pic:blipFill>
+                  <pic:spPr>
+                    <a:xfrm>
+                      <a:off x="0" y="0"/>
+                      <a:ext cx="3571875" cy="2750820"/>
+                    </a:xfrm>
+                    <a:prstGeom prst="rect">
+                      <a:avLst/>
+                    </a:prstGeom>
+                  </pic:spPr>
+                </pic:pic>
+              </a:graphicData>
+            </a:graphic>
+            <wp14:sizeRelH relativeFrom="margin">
+              <wp14:pctWidth>0</wp14:pctWidth>
+            </wp14:sizeRelH>
+            <wp14:sizeRelV relativeFrom="margin">
+              <wp14:pctHeight>0</wp14:pctHeight>
+            </wp14:sizeRelV>
+          </wp:anchor>
+        </w:drawing>
+      </w:r>
+      <w:r>
+        <w:rPr>
+          <w:rFonts w:ascii="Arial" w:hAnsi="Arial" w:cs="Arial"/>
+          <w:sz w:val="24"/>
+          <w:szCs w:val="24"/>
+        </w:rPr>
+        <w:t>Esta es la última pantalla de este software. Al utilizarla, se muestran las ventas que se han registrado. Muestra la información en lo que se conoce como GRID (Cuadricula). Las ventas aparecen conforme se realizan. De esta forma se sabe lo que se ha ido vendiendo.</w:t>
+      </w:r>
+      <w:r>
+        <w:rPr>
+          <w:noProof/>
+          <w:lang w:eastAsia="es-MX"/>
+        </w:rPr>
+        <w:t xml:space="preserve"> </w:t>
+      </w:r>
     </w:p>
     <w:sectPr>
-      <w:headerReference w:type="even" r:id="rId16"/>
-      <w:headerReference w:type="default" r:id="rId17"/>
-      <w:footerReference w:type="default" r:id="rId18"/>
-      <w:headerReference w:type="first" r:id="rId19"/>
+      <w:headerReference w:type="even" r:id="rId18"/>
+      <w:headerReference w:type="default" r:id="rId19"/>
+      <w:footerReference w:type="default" r:id="rId20"/>
+      <w:headerReference w:type="first" r:id="rId21"/>
       <w:pgSz w:w="12240" w:h="15840"/>
       <w:pgMar w:top="1417" w:right="1701" w:bottom="1417" w:left="1701" w:header="708" w:footer="708" w:gutter="0"/>
       <w:cols w:space="708"/>
@@ -4276,6 +5201,70 @@
       <w:contextualSpacing/>
     </w:pPr>
   </w:style>
+  <w:style w:type="paragraph" w:styleId="TtuloTDC">
+    <w:name w:val="TOC Heading"/>
+    <w:basedOn w:val="Ttulo1"/>
+    <w:next w:val="Normal"/>
+    <w:uiPriority w:val="39"/>
+    <w:unhideWhenUsed/>
+    <w:qFormat/>
+    <w:rsid w:val="00BD4560"/>
+    <w:pPr>
+      <w:outlineLvl w:val="9"/>
+    </w:pPr>
+    <w:rPr>
+      <w:lang w:eastAsia="es-MX"/>
+    </w:rPr>
+  </w:style>
+  <w:style w:type="paragraph" w:styleId="TDC1">
+    <w:name w:val="toc 1"/>
+    <w:basedOn w:val="Normal"/>
+    <w:next w:val="Normal"/>
+    <w:autoRedefine/>
+    <w:uiPriority w:val="39"/>
+    <w:unhideWhenUsed/>
+    <w:rsid w:val="00BD4560"/>
+    <w:pPr>
+      <w:spacing w:after="100"/>
+    </w:pPr>
+  </w:style>
+  <w:style w:type="paragraph" w:styleId="TDC2">
+    <w:name w:val="toc 2"/>
+    <w:basedOn w:val="Normal"/>
+    <w:next w:val="Normal"/>
+    <w:autoRedefine/>
+    <w:uiPriority w:val="39"/>
+    <w:unhideWhenUsed/>
+    <w:rsid w:val="00BD4560"/>
+    <w:pPr>
+      <w:spacing w:after="100"/>
+      <w:ind w:left="220"/>
+    </w:pPr>
+  </w:style>
+  <w:style w:type="paragraph" w:styleId="TDC3">
+    <w:name w:val="toc 3"/>
+    <w:basedOn w:val="Normal"/>
+    <w:next w:val="Normal"/>
+    <w:autoRedefine/>
+    <w:uiPriority w:val="39"/>
+    <w:unhideWhenUsed/>
+    <w:rsid w:val="00BD4560"/>
+    <w:pPr>
+      <w:spacing w:after="100"/>
+      <w:ind w:left="440"/>
+    </w:pPr>
+  </w:style>
+  <w:style w:type="character" w:styleId="Hipervnculo">
+    <w:name w:val="Hyperlink"/>
+    <w:basedOn w:val="Fuentedeprrafopredeter"/>
+    <w:uiPriority w:val="99"/>
+    <w:unhideWhenUsed/>
+    <w:rsid w:val="00BD4560"/>
+    <w:rPr>
+      <w:color w:val="0563C1" w:themeColor="hyperlink"/>
+      <w:u w:val="single"/>
+    </w:rPr>
+  </w:style>
 </w:styles>
 </file>
 
@@ -4399,6 +5388,7 @@
     <w:rsid w:val="007E5948"/>
     <w:rsid w:val="008865C0"/>
     <w:rsid w:val="008A2C21"/>
+    <w:rsid w:val="008B00AC"/>
     <w:rsid w:val="009E0D1A"/>
     <w:rsid w:val="00A3021F"/>
     <w:rsid w:val="00CE4F9C"/>
@@ -5122,4 +6112,16 @@
     </a:ext>
   </a:extLst>
 </a:theme>
+</file>
+
+<file path=customXml/item1.xml><?xml version="1.0" encoding="utf-8"?>
+<b:Sources xmlns:b="http://schemas.openxmlformats.org/officeDocument/2006/bibliography" xmlns="http://schemas.openxmlformats.org/officeDocument/2006/bibliography" SelectedStyle="\APASixthEditionOfficeOnline.xsl" StyleName="APA" Version="6"/>
+</file>
+
+<file path=customXml/itemProps1.xml><?xml version="1.0" encoding="utf-8"?>
+<ds:datastoreItem xmlns:ds="http://schemas.openxmlformats.org/officeDocument/2006/customXml" ds:itemID="{8B4E0470-B23C-47A9-AEBA-219F7887934C}">
+  <ds:schemaRefs>
+    <ds:schemaRef ds:uri="http://schemas.openxmlformats.org/officeDocument/2006/bibliography"/>
+  </ds:schemaRefs>
+</ds:datastoreItem>
 </file>